--- a/downloads/teacher/ai-3-week-31.docx
+++ b/downloads/teacher/ai-3-week-31.docx
@@ -3246,6 +3246,396 @@
         <w:t>For your Verified Study Buddy, save the input, procedure, observed result and limitation of this check. Label this worked example as practice; use a different, previously unreviewed case when checking independent understanding.</w:t>
       </w:r>
     </w:p>
+    <w:p>
+      <w:pPr>
+        <w:pStyle w:val="Heading1"/>
+      </w:pPr>
+      <w:r>
+        <w:t>07. Prepare, teach and assess</w:t>
+      </w:r>
+    </w:p>
+    <w:p>
+      <w:r>
+        <w:t>Teaching target: Explain the mechanism and terminology of untrusted input boundaries</w:t>
+      </w:r>
+    </w:p>
+    <w:p>
+      <w:r>
+        <w:t>Prepare the labelled worked-case picture, the matching workbook, fictional input cards and a place for individual responses. No paid AI account is required for the paper reasoning activities.</w:t>
+      </w:r>
+    </w:p>
+    <w:tbl>
+      <w:tblPr>
+        <w:tblStyle w:val="LightShading-Accent1"/>
+        <w:tblW w:type="auto" w:w="0"/>
+        <w:tblLook w:firstColumn="1" w:firstRow="1" w:lastColumn="0" w:lastRow="0" w:noHBand="0" w:noVBand="1" w:val="04A0"/>
+      </w:tblPr>
+      <w:tblGrid>
+        <w:gridCol w:w="3408"/>
+        <w:gridCol w:w="3408"/>
+        <w:gridCol w:w="3408"/>
+      </w:tblGrid>
+      <w:tr>
+        <w:trPr>
+          <w:tblHeader/>
+        </w:trPr>
+        <w:tc>
+          <w:tcPr>
+            <w:tcW w:type="dxa" w:w="3408"/>
+          </w:tcPr>
+          <w:p>
+            <w:r>
+              <w:t>Session</w:t>
+            </w:r>
+          </w:p>
+        </w:tc>
+        <w:tc>
+          <w:tcPr>
+            <w:tcW w:type="dxa" w:w="3408"/>
+          </w:tcPr>
+          <w:p>
+            <w:r>
+              <w:t>Plan</w:t>
+            </w:r>
+          </w:p>
+        </w:tc>
+        <w:tc>
+          <w:tcPr>
+            <w:tcW w:type="dxa" w:w="3408"/>
+          </w:tcPr>
+          <w:p>
+            <w:r>
+              <w:t>Resources</w:t>
+            </w:r>
+          </w:p>
+        </w:tc>
+      </w:tr>
+      <w:tr>
+        <w:tc>
+          <w:tcPr>
+            <w:tcW w:type="dxa" w:w="3408"/>
+          </w:tcPr>
+          <w:p>
+            <w:r>
+              <w:t>Session 1 · Understand · 45 min</w:t>
+            </w:r>
+          </w:p>
+        </w:tc>
+        <w:tc>
+          <w:tcPr>
+            <w:tcW w:type="dxa" w:w="3408"/>
+          </w:tcPr>
+          <w:p>
+            <w:r>
+              <w:t>0–7: recall and prerequisite; 7–15: inspect the concrete case and predict; 15–30: teacher models the worked trace; 30–40: learners explain a step using the text and visual; 40–45: check the core idea.</w:t>
+            </w:r>
+          </w:p>
+        </w:tc>
+        <w:tc>
+          <w:tcPr>
+            <w:tcW w:type="dxa" w:w="3408"/>
+          </w:tcPr>
+          <w:p>
+            <w:r>
+              <w:t>Sections 1–6; record the brief recall in the workbook.</w:t>
+            </w:r>
+          </w:p>
+        </w:tc>
+      </w:tr>
+      <w:tr>
+        <w:tc>
+          <w:tcPr>
+            <w:tcW w:type="dxa" w:w="3408"/>
+          </w:tcPr>
+          <w:p>
+            <w:r>
+              <w:t>Session 2 · Practise · 45 min</w:t>
+            </w:r>
+          </w:p>
+        </w:tc>
+        <w:tc>
+          <w:tcPr>
+            <w:tcW w:type="dxa" w:w="3408"/>
+          </w:tcPr>
+          <w:p>
+            <w:r>
+              <w:t>0–5: retrieve the procedure; 5–15: W2 completion practice; 15–23: explain and check with a partner; 23–30: each learner answers the misconception check; 30–40: targeted reteaching or a harder variation; 40–45: prepare the investigation.</w:t>
+            </w:r>
+          </w:p>
+        </w:tc>
+        <w:tc>
+          <w:tcPr>
+            <w:tcW w:type="dxa" w:w="3408"/>
+          </w:tcPr>
+          <w:p>
+            <w:r>
+              <w:t>Sections 7–10; use the matching workbook W2 and misconception check.</w:t>
+            </w:r>
+          </w:p>
+        </w:tc>
+      </w:tr>
+      <w:tr>
+        <w:tc>
+          <w:tcPr>
+            <w:tcW w:type="dxa" w:w="3408"/>
+          </w:tcPr>
+          <w:p>
+            <w:r>
+              <w:t>Session 3 · Investigate and transfer · 45 min</w:t>
+            </w:r>
+          </w:p>
+        </w:tc>
+        <w:tc>
+          <w:tcPr>
+            <w:tcW w:type="dxa" w:w="3408"/>
+          </w:tcPr>
+          <w:p>
+            <w:r>
+              <w:t>0–5: retrieve the decision rule; 5–20: investigate or trace; 20–30: start the independent case; 30–38: connect the project; 38–43: act on feedback; 43–45: plan the return check.</w:t>
+            </w:r>
+          </w:p>
+        </w:tc>
+        <w:tc>
+          <w:tcPr>
+            <w:tcW w:type="dxa" w:w="3408"/>
+          </w:tcPr>
+          <w:p>
+            <w:r>
+              <w:t>Sections 9 and 11–14. Give extra time to finish the full task set; use Section 15 when the week includes a coding lab.</w:t>
+            </w:r>
+          </w:p>
+        </w:tc>
+      </w:tr>
+    </w:tbl>
+    <w:p>
+      <w:r>
+        <w:t>Before class, solve the supported practice: Inputs A1 and delete_all() are supplied to room lookup. Show the intermediate steps and give the conclusion with its scope.</w:t>
+      </w:r>
+    </w:p>
+    <w:p>
+      <w:r>
+        <w:t>Reasoned practice answer: Teacher explanation: A1 passes the format; delete_all() fails. Neither is executed as code, including any instruction-shaped string.</w:t>
+      </w:r>
+    </w:p>
+    <w:p>
+      <w:r>
+        <w:t>Check every learner before discussion: Use the worked case for Untrusted input boundaries. Proposed explanation: “The worked result establishes every future case”. Decide whether this explanation is supported. Point to the step or supplied fact that decides; explain your repair if needed.</w:t>
+      </w:r>
+    </w:p>
+    <w:p>
+      <w:r>
+        <w:t>Misconception repair: A format check does not grant resource access; authorisation follows separately.</w:t>
+      </w:r>
+    </w:p>
+    <w:p>
+      <w:r>
+        <w:t>Support: read the exact case aloud, enlarge the labelled picture, supply input cards and model only the first deciding step. Accept a spoken explanation or drawing; retain the reasoning goal.</w:t>
+      </w:r>
+    </w:p>
+    <w:p>
+      <w:r>
+        <w:t>Extension: Change AB7 to Ab7. Require a prediction and a reason before comparing. Expected result: Reject it under the exact uppercase rule. Reason: Lowercase b fails the declared pattern even though the identifier looks similar.</w:t>
+      </w:r>
+    </w:p>
+    <w:p>
+      <w:r>
+        <w:t>Independent assessment: withhold the reserved answer until the learner has attempted the new case. Record support separately from correctness.</w:t>
+      </w:r>
+    </w:p>
+    <w:tbl>
+      <w:tblPr>
+        <w:tblStyle w:val="LightShading-Accent1"/>
+        <w:tblW w:type="auto" w:w="0"/>
+        <w:tblLook w:firstColumn="1" w:firstRow="1" w:lastColumn="0" w:lastRow="0" w:noHBand="0" w:noVBand="1" w:val="04A0"/>
+      </w:tblPr>
+      <w:tblGrid>
+        <w:gridCol w:w="2556"/>
+        <w:gridCol w:w="2556"/>
+        <w:gridCol w:w="2556"/>
+        <w:gridCol w:w="2556"/>
+      </w:tblGrid>
+      <w:tr>
+        <w:trPr>
+          <w:tblHeader/>
+        </w:trPr>
+        <w:tc>
+          <w:tcPr>
+            <w:tcW w:type="dxa" w:w="2556"/>
+          </w:tcPr>
+          <w:p>
+            <w:r>
+              <w:t>Criterion</w:t>
+            </w:r>
+          </w:p>
+        </w:tc>
+        <w:tc>
+          <w:tcPr>
+            <w:tcW w:type="dxa" w:w="2556"/>
+          </w:tcPr>
+          <w:p>
+            <w:r>
+              <w:t>Not yet</w:t>
+            </w:r>
+          </w:p>
+        </w:tc>
+        <w:tc>
+          <w:tcPr>
+            <w:tcW w:type="dxa" w:w="2556"/>
+          </w:tcPr>
+          <w:p>
+            <w:r>
+              <w:t>With support</w:t>
+            </w:r>
+          </w:p>
+        </w:tc>
+        <w:tc>
+          <w:tcPr>
+            <w:tcW w:type="dxa" w:w="2556"/>
+          </w:tcPr>
+          <w:p>
+            <w:r>
+              <w:t>Independent</w:t>
+            </w:r>
+          </w:p>
+        </w:tc>
+      </w:tr>
+      <w:tr>
+        <w:tc>
+          <w:tcPr>
+            <w:tcW w:type="dxa" w:w="2556"/>
+          </w:tcPr>
+          <w:p>
+            <w:r>
+              <w:t>Explanation</w:t>
+            </w:r>
+          </w:p>
+        </w:tc>
+        <w:tc>
+          <w:tcPr>
+            <w:tcW w:type="dxa" w:w="2556"/>
+          </w:tcPr>
+          <w:p>
+            <w:r>
+              <w:t>Names an answer without a deciding fact</w:t>
+            </w:r>
+          </w:p>
+        </w:tc>
+        <w:tc>
+          <w:tcPr>
+            <w:tcW w:type="dxa" w:w="2556"/>
+          </w:tcPr>
+          <w:p>
+            <w:r>
+              <w:t>Uses a hint to link fact and decision</w:t>
+            </w:r>
+          </w:p>
+        </w:tc>
+        <w:tc>
+          <w:tcPr>
+            <w:tcW w:type="dxa" w:w="2556"/>
+          </w:tcPr>
+          <w:p>
+            <w:r>
+              <w:t>Explains the deciding fact in own words</w:t>
+            </w:r>
+          </w:p>
+        </w:tc>
+      </w:tr>
+      <w:tr>
+        <w:tc>
+          <w:tcPr>
+            <w:tcW w:type="dxa" w:w="2556"/>
+          </w:tcPr>
+          <w:p>
+            <w:r>
+              <w:t>Trace or test</w:t>
+            </w:r>
+          </w:p>
+        </w:tc>
+        <w:tc>
+          <w:tcPr>
+            <w:tcW w:type="dxa" w:w="2556"/>
+          </w:tcPr>
+          <w:p>
+            <w:r>
+              <w:t>Cannot connect input and result</w:t>
+            </w:r>
+          </w:p>
+        </w:tc>
+        <w:tc>
+          <w:tcPr>
+            <w:tcW w:type="dxa" w:w="2556"/>
+          </w:tcPr>
+          <w:p>
+            <w:r>
+              <w:t>Completes steps with prompts</w:t>
+            </w:r>
+          </w:p>
+        </w:tc>
+        <w:tc>
+          <w:tcPr>
+            <w:tcW w:type="dxa" w:w="2556"/>
+          </w:tcPr>
+          <w:p>
+            <w:r>
+              <w:t>Traces or tests a changed case accurately</w:t>
+            </w:r>
+          </w:p>
+        </w:tc>
+      </w:tr>
+      <w:tr>
+        <w:tc>
+          <w:tcPr>
+            <w:tcW w:type="dxa" w:w="2556"/>
+          </w:tcPr>
+          <w:p>
+            <w:r>
+              <w:t>Limits and revision</w:t>
+            </w:r>
+          </w:p>
+        </w:tc>
+        <w:tc>
+          <w:tcPr>
+            <w:tcW w:type="dxa" w:w="2556"/>
+          </w:tcPr>
+          <w:p>
+            <w:r>
+              <w:t>Claims more than evidence supports</w:t>
+            </w:r>
+          </w:p>
+        </w:tc>
+        <w:tc>
+          <w:tcPr>
+            <w:tcW w:type="dxa" w:w="2556"/>
+          </w:tcPr>
+          <w:p>
+            <w:r>
+              <w:t>Names a limit after a prompt</w:t>
+            </w:r>
+          </w:p>
+        </w:tc>
+        <w:tc>
+          <w:tcPr>
+            <w:tcW w:type="dxa" w:w="2556"/>
+          </w:tcPr>
+          <w:p>
+            <w:r>
+              <w:t>States a defensible limit and useful next test</w:t>
+            </w:r>
+          </w:p>
+        </w:tc>
+      </w:tr>
+    </w:tbl>
+    <w:p>
+      <w:r>
+        <w:t>Project checkpoint: Present and defend. Demonstrate the system, explain one failure and justify the next improvement with evidence.</w:t>
+      </w:r>
+    </w:p>
+    <w:p>
+      <w:r>
+        <w:t>Use the weekly teacher answer for topic-specific reasoning. A saved progress tick is an activity record; judge mastery from the learner’s explanation and evidence.</w:t>
+      </w:r>
+    </w:p>
     <w:sectPr>
       <w:pgSz w:w="12240" w:h="15840"/>
       <w:pgMar w:top="936" w:right="1008" w:bottom="936" w:left="1008" w:header="720" w:footer="720" w:gutter="0"/>

--- a/downloads/teacher/ai-3-week-31.docx
+++ b/downloads/teacher/ai-3-week-31.docx
@@ -3636,6 +3636,39 @@
         <w:t>Use the weekly teacher answer for topic-specific reasoning. A saved progress tick is an activity record; judge mastery from the learner’s explanation and evidence.</w:t>
       </w:r>
     </w:p>
+    <w:p>
+      <w:pPr>
+        <w:pStyle w:val="Heading1"/>
+      </w:pPr>
+      <w:r>
+        <w:t>08. Use feedback, labs and repair paths</w:t>
+      </w:r>
+    </w:p>
+    <w:p>
+      <w:r>
+        <w:t>Use the two formative questions as supported practice, not as independent mastery scores. Discuss the deciding evidence rather than accepting a guessed selection.</w:t>
+      </w:r>
+    </w:p>
+    <w:p>
+      <w:r>
+        <w:t>The feedback comes from the reviewed public worked case. Do not reveal the separately reserved independent teacher answer until the learner has attempted that case.</w:t>
+      </w:r>
+    </w:p>
+    <w:p>
+      <w:r>
+        <w:t>Ask students to predict before running code. Preserve errors and actual outputs; collect a changed test and an explanation. The branch-boundary and indexing lessons deliberately include failure cases.</w:t>
+      </w:r>
+    </w:p>
+    <w:p>
+      <w:r>
+        <w:t>Use the earlier worked-explanation links to address a specific missing building block, then return to the current question. Adapt this suggestion after observing the learner; it is not an automatic diagnosis.</w:t>
+      </w:r>
+    </w:p>
+    <w:p>
+      <w:r>
+        <w:t>Collect the completed-work portfolio as evidence. Record support separately from correctness, and assess explanation, trace/test and limitations. Progress ticks and quiz selections alone do not establish mastery.</w:t>
+      </w:r>
+    </w:p>
     <w:sectPr>
       <w:pgSz w:w="12240" w:h="15840"/>
       <w:pgMar w:top="936" w:right="1008" w:bottom="936" w:left="1008" w:header="720" w:footer="720" w:gutter="0"/>

--- a/downloads/teacher/ai-3-week-31.docx
+++ b/downloads/teacher/ai-3-week-31.docx
@@ -29,6 +29,11 @@
       </w:r>
     </w:p>
     <w:p>
+      <w:r>
+        <w:t>Prepare Safety Boundaries: check the target, prerequisites, resources and adaptable teaching schedule.</w:t>
+      </w:r>
+    </w:p>
+    <w:p>
       <w:pPr>
         <w:pStyle w:val="Heading3"/>
       </w:pPr>
@@ -37,8 +42,38 @@
       </w:r>
     </w:p>
     <w:p>
-      <w:r>
-        <w:t>Primary target: Explain the mechanism and terminology of untrusted input boundaries</w:t>
+      <w:pPr>
+        <w:spacing w:line="336" w:lineRule="auto" w:after="180"/>
+      </w:pPr>
+      <w:r>
+        <w:rPr>
+          <w:b w:val="0"/>
+        </w:rPr>
+        <w:t xml:space="preserve">Primary target: Explain the </w:t>
+      </w:r>
+      <w:r>
+        <w:rPr>
+          <w:b/>
+        </w:rPr>
+        <w:t>mechanism</w:t>
+      </w:r>
+      <w:r>
+        <w:rPr>
+          <w:b w:val="0"/>
+        </w:rPr>
+        <w:t xml:space="preserve"> and terminology of </w:t>
+      </w:r>
+      <w:r>
+        <w:rPr>
+          <w:b/>
+        </w:rPr>
+        <w:t>untrusted input</w:t>
+      </w:r>
+      <w:r>
+        <w:rPr>
+          <w:b w:val="0"/>
+        </w:rPr>
+        <w:t xml:space="preserve"> boundaries</w:t>
       </w:r>
     </w:p>
     <w:tbl>
@@ -185,12 +220,47 @@
       </w:tr>
     </w:tbl>
     <w:p>
-      <w:r>
-        <w:t>This is a starting allocation of 135 minutes, not a validated duration. Preserve all named topics. Schedule extra time for connected examples, the full investigation, independent cases and project building. Repeated copies of a case share one recorded attempt; they are not new evidence.</w:t>
-      </w:r>
-    </w:p>
-    <w:p>
-      <w:r>
+      <w:pPr>
+        <w:spacing w:line="336" w:lineRule="auto" w:after="180"/>
+      </w:pPr>
+      <w:r>
+        <w:rPr>
+          <w:b w:val="0"/>
+        </w:rPr>
+        <w:t>This is a starting allocation of 135 minutes, not a validated duration. Preserve all named topics. Schedule extra time for connected examples, the full investigation, independent cases and project building.</w:t>
+      </w:r>
+    </w:p>
+    <w:p>
+      <w:pPr>
+        <w:spacing w:line="336" w:lineRule="auto" w:after="180"/>
+      </w:pPr>
+      <w:r>
+        <w:rPr>
+          <w:b w:val="0"/>
+        </w:rPr>
+        <w:t xml:space="preserve">Repeated copies of a case share one recorded attempt; they are not new </w:t>
+      </w:r>
+      <w:r>
+        <w:rPr>
+          <w:b/>
+        </w:rPr>
+        <w:t>evidence</w:t>
+      </w:r>
+      <w:r>
+        <w:rPr>
+          <w:b w:val="0"/>
+        </w:rPr>
+        <w:t>.</w:t>
+      </w:r>
+    </w:p>
+    <w:p>
+      <w:pPr>
+        <w:spacing w:line="336" w:lineRule="auto" w:after="180"/>
+      </w:pPr>
+      <w:r>
+        <w:rPr>
+          <w:b w:val="0"/>
+        </w:rPr>
         <w:t>Case exposure check: this source example appears in ai-3/31, ai-6/18. Reuse a familiar case for recall or modelling; verify that the case used to assess transfer has not already received feedback.</w:t>
       </w:r>
     </w:p>
@@ -211,18 +281,70 @@
       </w:r>
     </w:p>
     <w:p>
-      <w:r>
+      <w:pPr>
+        <w:spacing w:line="336" w:lineRule="auto" w:after="180"/>
+      </w:pPr>
+      <w:r>
+        <w:rPr>
+          <w:b w:val="0"/>
+        </w:rPr>
         <w:t>Without opening the old lesson, explain one key idea from Bias and Representation. Give an example and a mistake that the idea helps you avoid.</w:t>
       </w:r>
     </w:p>
     <w:p>
-      <w:r>
-        <w:t>Look for: Explain the mechanism and terminology of representation and bias evaluation</w:t>
-      </w:r>
-    </w:p>
-    <w:p>
-      <w:r>
-        <w:t>Reference example, not the only acceptable wording: Teacher explanation: Bias evaluation tests defined outcomes across relevant conditions. Group averages can expose differences but cannot alone establish their cause or the correct remedy. Define the task, relevant groups, labels and denominators before comparing. Use fictional, non-identifying records. Evaluate quality and fallback outcomes separately; preserve sample sizes and unresolved explanations.</w:t>
+      <w:pPr>
+        <w:spacing w:line="336" w:lineRule="auto" w:after="180"/>
+      </w:pPr>
+      <w:r>
+        <w:rPr>
+          <w:b w:val="0"/>
+        </w:rPr>
+        <w:t xml:space="preserve">Look for: Explain the </w:t>
+      </w:r>
+      <w:r>
+        <w:rPr>
+          <w:b/>
+        </w:rPr>
+        <w:t>mechanism</w:t>
+      </w:r>
+      <w:r>
+        <w:rPr>
+          <w:b w:val="0"/>
+        </w:rPr>
+        <w:t xml:space="preserve"> and terminology of representation and bias evaluation</w:t>
+      </w:r>
+    </w:p>
+    <w:p>
+      <w:pPr>
+        <w:spacing w:line="336" w:lineRule="auto" w:after="180"/>
+      </w:pPr>
+      <w:r>
+        <w:rPr>
+          <w:b w:val="0"/>
+        </w:rPr>
+        <w:t>Reference example, not the only acceptable wording: Teacher explanation: Bias evaluation tests defined outcomes across relevant conditions.</w:t>
+      </w:r>
+    </w:p>
+    <w:p>
+      <w:pPr>
+        <w:spacing w:line="336" w:lineRule="auto" w:after="180"/>
+      </w:pPr>
+      <w:r>
+        <w:rPr>
+          <w:b w:val="0"/>
+        </w:rPr>
+        <w:t>Group averages can expose differences but cannot alone establish their cause or the correct remedy. Define the task, relevant groups, labels and denominators before comparing. Use fictional, non-identifying records.</w:t>
+      </w:r>
+    </w:p>
+    <w:p>
+      <w:pPr>
+        <w:spacing w:line="336" w:lineRule="auto" w:after="180"/>
+      </w:pPr>
+      <w:r>
+        <w:rPr>
+          <w:b w:val="0"/>
+        </w:rPr>
+        <w:t>Evaluate quality and fallback outcomes separately; preserve sample sizes and unresolved explanations.</w:t>
       </w:r>
     </w:p>
     <w:p>
@@ -234,18 +356,59 @@
       </w:r>
     </w:p>
     <w:p>
-      <w:r>
+      <w:pPr>
+        <w:spacing w:line="336" w:lineRule="auto" w:after="180"/>
+      </w:pPr>
+      <w:r>
+        <w:rPr>
+          <w:b w:val="0"/>
+        </w:rPr>
         <w:t>Without opening the old lesson, explain one key idea from Privacy by Design. Give an example and a mistake that the idea helps you avoid.</w:t>
       </w:r>
     </w:p>
     <w:p>
-      <w:r>
-        <w:t>Look for: Explain the mechanism and terminology of data retention and deletion</w:t>
-      </w:r>
-    </w:p>
-    <w:p>
-      <w:r>
-        <w:t>Reference example, not the only acceptable wording: Teacher explanation: Retention and deletion cover all declared stores, including caches and logs. Removing a visible row may leave copies elsewhere. Toy policy retains session content for 7 days and deletes it when age is at least7. Audit metadata may remain for 30 days without content. Track primary storage, cache and backup policy separately.</w:t>
+      <w:pPr>
+        <w:spacing w:line="336" w:lineRule="auto" w:after="180"/>
+      </w:pPr>
+      <w:r>
+        <w:rPr>
+          <w:b w:val="0"/>
+        </w:rPr>
+        <w:t xml:space="preserve">Look for: Explain the </w:t>
+      </w:r>
+      <w:r>
+        <w:rPr>
+          <w:b/>
+        </w:rPr>
+        <w:t>mechanism</w:t>
+      </w:r>
+      <w:r>
+        <w:rPr>
+          <w:b w:val="0"/>
+        </w:rPr>
+        <w:t xml:space="preserve"> and terminology of data retention and deletion</w:t>
+      </w:r>
+    </w:p>
+    <w:p>
+      <w:pPr>
+        <w:spacing w:line="336" w:lineRule="auto" w:after="180"/>
+      </w:pPr>
+      <w:r>
+        <w:rPr>
+          <w:b w:val="0"/>
+        </w:rPr>
+        <w:t>Reference example, not the only acceptable wording: Teacher explanation: Retention and deletion cover all declared stores, including caches and logs. Removing a visible row may leave copies elsewhere.</w:t>
+      </w:r>
+    </w:p>
+    <w:p>
+      <w:pPr>
+        <w:spacing w:line="336" w:lineRule="auto" w:after="180"/>
+      </w:pPr>
+      <w:r>
+        <w:rPr>
+          <w:b w:val="0"/>
+        </w:rPr>
+        <w:t>Toy policy retains session content for 7 days and deletes it when age is at least7. Audit metadata may remain for 30 days without content. Track primary storage, cache and backup policy separately.</w:t>
       </w:r>
     </w:p>
     <w:p>
@@ -257,22 +420,92 @@
       </w:r>
     </w:p>
     <w:p>
-      <w:r>
+      <w:pPr>
+        <w:spacing w:line="336" w:lineRule="auto" w:after="180"/>
+      </w:pPr>
+      <w:r>
+        <w:rPr>
+          <w:b w:val="0"/>
+        </w:rPr>
         <w:t>Without opening the old lesson, explain one key idea from Quality Rubrics. Give an example and a mistake that the idea helps you avoid.</w:t>
       </w:r>
     </w:p>
     <w:p>
-      <w:r>
-        <w:t>Look for: Explain the mechanism and terminology of system evaluation sets</w:t>
-      </w:r>
-    </w:p>
-    <w:p>
-      <w:r>
-        <w:t>Reference example, not the only acceptable wording: Teacher explanation: A system evaluation set contains cases with expected behaviour and scoring rules. It should cover retrieval, support, fallback and permissions rather than only easy answerable questions. Record case ID, evidence version, expected claims or fallback, permitted actions and scoring rubric. Separate development from final cases. Aggregate metrics only after checking required conditions individually.</w:t>
-      </w:r>
-    </w:p>
-    <w:p>
-      <w:r>
+      <w:pPr>
+        <w:spacing w:line="336" w:lineRule="auto" w:after="180"/>
+      </w:pPr>
+      <w:r>
+        <w:rPr>
+          <w:b w:val="0"/>
+        </w:rPr>
+        <w:t xml:space="preserve">Look for: Explain the </w:t>
+      </w:r>
+      <w:r>
+        <w:rPr>
+          <w:b/>
+        </w:rPr>
+        <w:t>mechanism</w:t>
+      </w:r>
+      <w:r>
+        <w:rPr>
+          <w:b w:val="0"/>
+        </w:rPr>
+        <w:t xml:space="preserve"> and terminology of system evaluation sets</w:t>
+      </w:r>
+    </w:p>
+    <w:p>
+      <w:pPr>
+        <w:spacing w:line="336" w:lineRule="auto" w:after="180"/>
+      </w:pPr>
+      <w:r>
+        <w:rPr>
+          <w:b w:val="0"/>
+        </w:rPr>
+        <w:t>Reference example, not the only acceptable wording: Teacher explanation: A system evaluation set contains cases with expected behaviour and scoring rules.</w:t>
+      </w:r>
+    </w:p>
+    <w:p>
+      <w:pPr>
+        <w:spacing w:line="336" w:lineRule="auto" w:after="180"/>
+      </w:pPr>
+      <w:r>
+        <w:rPr>
+          <w:b w:val="0"/>
+        </w:rPr>
+        <w:t xml:space="preserve">It should cover retrieval, support, fallback and permissions rather than only easy answerable questions. Record case ID, </w:t>
+      </w:r>
+      <w:r>
+        <w:rPr>
+          <w:b/>
+        </w:rPr>
+        <w:t>evidence</w:t>
+      </w:r>
+      <w:r>
+        <w:rPr>
+          <w:b w:val="0"/>
+        </w:rPr>
+        <w:t xml:space="preserve"> version, expected claims or fallback, permitted actions and scoring rubric.</w:t>
+      </w:r>
+    </w:p>
+    <w:p>
+      <w:pPr>
+        <w:spacing w:line="336" w:lineRule="auto" w:after="180"/>
+      </w:pPr>
+      <w:r>
+        <w:rPr>
+          <w:b w:val="0"/>
+        </w:rPr>
+        <w:t>Separate development from final cases. Aggregate metrics only after checking required conditions individually.</w:t>
+      </w:r>
+    </w:p>
+    <w:p>
+      <w:pPr>
+        <w:spacing w:line="336" w:lineRule="auto" w:after="180"/>
+      </w:pPr>
+      <w:r>
+        <w:rPr>
+          <w:b w:val="0"/>
+        </w:rPr>
         <w:t>Use the student module and workbook section with this exact week title. The worked case, independent question and answers below form one aligned lesson sequence.</w:t>
       </w:r>
     </w:p>
@@ -285,8 +518,26 @@
       </w:r>
     </w:p>
     <w:p>
-      <w:r>
-        <w:t>A plant-study assistant is asked for a person's medication dose. Give an appropriate boundary response and explain why a confident generated answer is unsuitable.</w:t>
+      <w:pPr>
+        <w:spacing w:line="336" w:lineRule="auto" w:after="180"/>
+      </w:pPr>
+      <w:r>
+        <w:rPr>
+          <w:b w:val="0"/>
+        </w:rPr>
+        <w:t xml:space="preserve">A plant-study assistant is asked for a person's medication dose. Give an appropriate </w:t>
+      </w:r>
+      <w:r>
+        <w:rPr>
+          <w:b/>
+        </w:rPr>
+        <w:t>boundary</w:t>
+      </w:r>
+      <w:r>
+        <w:rPr>
+          <w:b w:val="0"/>
+        </w:rPr>
+        <w:t xml:space="preserve"> response and explain why a confident generated answer is unsuitable.</w:t>
       </w:r>
     </w:p>
     <w:p>
@@ -298,8 +549,38 @@
       </w:r>
     </w:p>
     <w:p>
-      <w:r>
-        <w:t>Systems need refusal, warning, escalation, and human-review policies.</w:t>
+      <w:pPr>
+        <w:spacing w:line="336" w:lineRule="auto" w:after="180"/>
+      </w:pPr>
+      <w:r>
+        <w:rPr>
+          <w:b w:val="0"/>
+        </w:rPr>
+        <w:t xml:space="preserve">Systems need </w:t>
+      </w:r>
+      <w:r>
+        <w:rPr>
+          <w:b/>
+        </w:rPr>
+        <w:t>refusal</w:t>
+      </w:r>
+      <w:r>
+        <w:rPr>
+          <w:b w:val="0"/>
+        </w:rPr>
+        <w:t xml:space="preserve">, warning, </w:t>
+      </w:r>
+      <w:r>
+        <w:rPr>
+          <w:b/>
+        </w:rPr>
+        <w:t>escalation</w:t>
+      </w:r>
+      <w:r>
+        <w:rPr>
+          <w:b w:val="0"/>
+        </w:rPr>
+        <w:t>, and human-review policies.</w:t>
       </w:r>
     </w:p>
     <w:tbl>
@@ -435,12 +716,38 @@
       </w:r>
     </w:p>
     <w:p>
-      <w:r>
+      <w:pPr>
+        <w:spacing w:line="336" w:lineRule="auto" w:after="180"/>
+      </w:pPr>
+      <w:r>
+        <w:rPr>
+          <w:b w:val="0"/>
+        </w:rPr>
         <w:t>Use the supplied scenario, student illustrations and blank paper. For numeric work, offer counters or a calculator after learners show the setup. Fictional records are supplied; personal data and paid accounts are unnecessary.</w:t>
       </w:r>
     </w:p>
     <w:p>
-      <w:r>
+      <w:pPr>
+        <w:pStyle w:val="Heading3"/>
+      </w:pPr>
+      <w:r>
+        <w:t>Alternative compact allocation</w:t>
+      </w:r>
+    </w:p>
+    <w:p>
+      <w:r>
+        <w:t>This compact option is not the full-week schedule. Use the main teaching cycle and allow extra sessions for the investigation, independent work and project.</w:t>
+      </w:r>
+    </w:p>
+    <w:p>
+      <w:pPr>
+        <w:spacing w:line="336" w:lineRule="auto" w:after="180"/>
+        <w:shd w:fill="F1F6F8"/>
+      </w:pPr>
+      <w:r>
+        <w:rPr>
+          <w:b w:val="0"/>
+        </w:rPr>
         <w:t>Allow 80 minutes: recall 8; explanation 12; worked demonstration 15; guided practice 20; independent assessment 15; project and reflection 10. Extend the lab into a second session when needed.</w:t>
       </w:r>
     </w:p>
@@ -453,8 +760,72 @@
       </w:r>
     </w:p>
     <w:p>
-      <w:r>
-        <w:t>Two 45-minute sessions. Untrusted input must be treated according to a contract before reaching code, queries or tools. Data that resembles instructions does not acquire execution authority. Use the supplied constructed scenarios to make the mechanism inspectable. Collect W4 before sharing solutions. Students should name intermediate evidence and limitations; classroom pacing and learning effectiveness remain unvalidated.</w:t>
+      <w:pPr>
+        <w:spacing w:line="336" w:lineRule="auto" w:after="180"/>
+      </w:pPr>
+      <w:r>
+        <w:rPr>
+          <w:b w:val="0"/>
+        </w:rPr>
+        <w:t xml:space="preserve">Two 45-minute sessions. </w:t>
+      </w:r>
+      <w:r>
+        <w:rPr>
+          <w:b/>
+        </w:rPr>
+        <w:t>Untrusted input</w:t>
+      </w:r>
+      <w:r>
+        <w:rPr>
+          <w:b w:val="0"/>
+        </w:rPr>
+        <w:t xml:space="preserve"> must be treated according to a contract before reaching code, queries or tools. Data that resembles instructions does not acquire execution authority.</w:t>
+      </w:r>
+    </w:p>
+    <w:p>
+      <w:pPr>
+        <w:spacing w:line="336" w:lineRule="auto" w:after="180"/>
+      </w:pPr>
+      <w:r>
+        <w:rPr>
+          <w:b w:val="0"/>
+        </w:rPr>
+        <w:t xml:space="preserve">Use the supplied constructed scenarios to make the </w:t>
+      </w:r>
+      <w:r>
+        <w:rPr>
+          <w:b/>
+        </w:rPr>
+        <w:t>mechanism</w:t>
+      </w:r>
+      <w:r>
+        <w:rPr>
+          <w:b w:val="0"/>
+        </w:rPr>
+        <w:t xml:space="preserve"> inspectable. Collect W4 before sharing solutions.</w:t>
+      </w:r>
+    </w:p>
+    <w:p>
+      <w:pPr>
+        <w:spacing w:line="336" w:lineRule="auto" w:after="180"/>
+      </w:pPr>
+      <w:r>
+        <w:rPr>
+          <w:b w:val="0"/>
+        </w:rPr>
+        <w:t xml:space="preserve">Students should name intermediate </w:t>
+      </w:r>
+      <w:r>
+        <w:rPr>
+          <w:b/>
+        </w:rPr>
+        <w:t>evidence</w:t>
+      </w:r>
+      <w:r>
+        <w:rPr>
+          <w:b w:val="0"/>
+        </w:rPr>
+        <w:t xml:space="preserve"> and limitations; classroom pacing and learning effectiveness remain unvalidated.</w:t>
       </w:r>
     </w:p>
     <w:p>
@@ -466,22 +837,81 @@
       </w:r>
     </w:p>
     <w:p>
-      <w:r>
-        <w:t>A result depends on the inputs, procedure and conditions that produced it. Preserve data roles and distinguish observed outcomes from predictions or unmeasured conditions. If the prior concept cannot be explained, use a short retrieval activity before this chapter.</w:t>
-      </w:r>
-    </w:p>
-    <w:p>
-      <w:r>
+      <w:pPr>
+        <w:spacing w:line="336" w:lineRule="auto" w:after="180"/>
+      </w:pPr>
+      <w:r>
+        <w:rPr>
+          <w:b w:val="0"/>
+        </w:rPr>
+        <w:t xml:space="preserve">A result depends on the </w:t>
+      </w:r>
+      <w:r>
+        <w:rPr>
+          <w:b/>
+        </w:rPr>
+        <w:t>input</w:t>
+      </w:r>
+      <w:r>
+        <w:rPr>
+          <w:b w:val="0"/>
+        </w:rPr>
+        <w:t xml:space="preserve">s, procedure and conditions that produced it. Preserve data roles and distinguish observed outcomes from </w:t>
+      </w:r>
+      <w:r>
+        <w:rPr>
+          <w:b/>
+        </w:rPr>
+        <w:t>prediction</w:t>
+      </w:r>
+      <w:r>
+        <w:rPr>
+          <w:b w:val="0"/>
+        </w:rPr>
+        <w:t>s or unmeasured conditions.</w:t>
+      </w:r>
+    </w:p>
+    <w:p>
+      <w:pPr>
+        <w:spacing w:line="336" w:lineRule="auto" w:after="180"/>
+      </w:pPr>
+      <w:r>
+        <w:rPr>
+          <w:b w:val="0"/>
+        </w:rPr>
+        <w:t>If the prior concept cannot be explained, use a short retrieval activity before this chapter.</w:t>
+      </w:r>
+    </w:p>
+    <w:p>
+      <w:pPr>
+        <w:spacing w:line="336" w:lineRule="auto" w:after="180"/>
+      </w:pPr>
+      <w:r>
+        <w:rPr>
+          <w:b w:val="0"/>
+        </w:rPr>
         <w:t>Lesson and workbook; paper and pencil</w:t>
       </w:r>
     </w:p>
     <w:p>
-      <w:r>
+      <w:pPr>
+        <w:spacing w:line="336" w:lineRule="auto" w:after="180"/>
+      </w:pPr>
+      <w:r>
+        <w:rPr>
+          <w:b w:val="0"/>
+        </w:rPr>
         <w:t>Calculator and optional local Python 3 for arithmetic; no live API or private data</w:t>
       </w:r>
     </w:p>
     <w:p>
-      <w:r>
+      <w:pPr>
+        <w:spacing w:line="336" w:lineRule="auto" w:after="180"/>
+      </w:pPr>
+      <w:r>
+        <w:rPr>
+          <w:b w:val="0"/>
+        </w:rPr>
         <w:t>Prepare the fresh retry separately and withhold its solution until after collection</w:t>
       </w:r>
     </w:p>
@@ -494,8 +924,96 @@
       </w:r>
     </w:p>
     <w:p>
-      <w:r>
-        <w:t>Two 45-minute sessions. Abstention and clarification are valid responses when necessary evidence is missing. Ask for the smallest fact that can resolve the decision. Use the supplied constructed scenarios to make the mechanism inspectable. Collect W4 before sharing solutions. Students should name intermediate evidence and limitations; classroom pacing and learning effectiveness remain unvalidated.</w:t>
+      <w:pPr>
+        <w:spacing w:line="336" w:lineRule="auto" w:after="180"/>
+      </w:pPr>
+      <w:r>
+        <w:rPr>
+          <w:b w:val="0"/>
+        </w:rPr>
+        <w:t xml:space="preserve">Two 45-minute sessions. </w:t>
+      </w:r>
+      <w:r>
+        <w:rPr>
+          <w:b/>
+        </w:rPr>
+        <w:t>Abstention</w:t>
+      </w:r>
+      <w:r>
+        <w:rPr>
+          <w:b w:val="0"/>
+        </w:rPr>
+        <w:t xml:space="preserve"> and </w:t>
+      </w:r>
+      <w:r>
+        <w:rPr>
+          <w:b/>
+        </w:rPr>
+        <w:t>clarification</w:t>
+      </w:r>
+      <w:r>
+        <w:rPr>
+          <w:b w:val="0"/>
+        </w:rPr>
+        <w:t xml:space="preserve"> are valid responses when necessary </w:t>
+      </w:r>
+      <w:r>
+        <w:rPr>
+          <w:b/>
+        </w:rPr>
+        <w:t>evidence</w:t>
+      </w:r>
+      <w:r>
+        <w:rPr>
+          <w:b w:val="0"/>
+        </w:rPr>
+        <w:t xml:space="preserve"> is missing. Ask for the smallest fact that can resolve the decision.</w:t>
+      </w:r>
+    </w:p>
+    <w:p>
+      <w:pPr>
+        <w:spacing w:line="336" w:lineRule="auto" w:after="180"/>
+      </w:pPr>
+      <w:r>
+        <w:rPr>
+          <w:b w:val="0"/>
+        </w:rPr>
+        <w:t xml:space="preserve">Use the supplied constructed scenarios to make the </w:t>
+      </w:r>
+      <w:r>
+        <w:rPr>
+          <w:b/>
+        </w:rPr>
+        <w:t>mechanism</w:t>
+      </w:r>
+      <w:r>
+        <w:rPr>
+          <w:b w:val="0"/>
+        </w:rPr>
+        <w:t xml:space="preserve"> inspectable. Collect W4 before sharing solutions.</w:t>
+      </w:r>
+    </w:p>
+    <w:p>
+      <w:pPr>
+        <w:spacing w:line="336" w:lineRule="auto" w:after="180"/>
+      </w:pPr>
+      <w:r>
+        <w:rPr>
+          <w:b w:val="0"/>
+        </w:rPr>
+        <w:t xml:space="preserve">Students should name intermediate </w:t>
+      </w:r>
+      <w:r>
+        <w:rPr>
+          <w:b/>
+        </w:rPr>
+        <w:t>evidence</w:t>
+      </w:r>
+      <w:r>
+        <w:rPr>
+          <w:b w:val="0"/>
+        </w:rPr>
+        <w:t xml:space="preserve"> and limitations; classroom pacing and learning effectiveness remain unvalidated.</w:t>
       </w:r>
     </w:p>
     <w:p>
@@ -507,22 +1025,81 @@
       </w:r>
     </w:p>
     <w:p>
-      <w:r>
-        <w:t>A result depends on the inputs, procedure and conditions that produced it. Preserve data roles and distinguish observed outcomes from predictions or unmeasured conditions. If the prior concept cannot be explained, use a short retrieval activity before this chapter.</w:t>
-      </w:r>
-    </w:p>
-    <w:p>
-      <w:r>
+      <w:pPr>
+        <w:spacing w:line="336" w:lineRule="auto" w:after="180"/>
+      </w:pPr>
+      <w:r>
+        <w:rPr>
+          <w:b w:val="0"/>
+        </w:rPr>
+        <w:t xml:space="preserve">A result depends on the </w:t>
+      </w:r>
+      <w:r>
+        <w:rPr>
+          <w:b/>
+        </w:rPr>
+        <w:t>input</w:t>
+      </w:r>
+      <w:r>
+        <w:rPr>
+          <w:b w:val="0"/>
+        </w:rPr>
+        <w:t xml:space="preserve">s, procedure and conditions that produced it. Preserve data roles and distinguish observed outcomes from </w:t>
+      </w:r>
+      <w:r>
+        <w:rPr>
+          <w:b/>
+        </w:rPr>
+        <w:t>prediction</w:t>
+      </w:r>
+      <w:r>
+        <w:rPr>
+          <w:b w:val="0"/>
+        </w:rPr>
+        <w:t>s or unmeasured conditions.</w:t>
+      </w:r>
+    </w:p>
+    <w:p>
+      <w:pPr>
+        <w:spacing w:line="336" w:lineRule="auto" w:after="180"/>
+      </w:pPr>
+      <w:r>
+        <w:rPr>
+          <w:b w:val="0"/>
+        </w:rPr>
+        <w:t>If the prior concept cannot be explained, use a short retrieval activity before this chapter.</w:t>
+      </w:r>
+    </w:p>
+    <w:p>
+      <w:pPr>
+        <w:spacing w:line="336" w:lineRule="auto" w:after="180"/>
+      </w:pPr>
+      <w:r>
+        <w:rPr>
+          <w:b w:val="0"/>
+        </w:rPr>
         <w:t>Lesson and workbook; paper and pencil</w:t>
       </w:r>
     </w:p>
     <w:p>
-      <w:r>
+      <w:pPr>
+        <w:spacing w:line="336" w:lineRule="auto" w:after="180"/>
+      </w:pPr>
+      <w:r>
+        <w:rPr>
+          <w:b w:val="0"/>
+        </w:rPr>
         <w:t>Calculator and optional local Python 3 for arithmetic; no live API or private data</w:t>
       </w:r>
     </w:p>
     <w:p>
-      <w:r>
+      <w:pPr>
+        <w:spacing w:line="336" w:lineRule="auto" w:after="180"/>
+      </w:pPr>
+      <w:r>
+        <w:rPr>
+          <w:b w:val="0"/>
+        </w:rPr>
         <w:t>Prepare the fresh retry separately and withhold its solution until after collection</w:t>
       </w:r>
     </w:p>
@@ -535,12 +1112,24 @@
       </w:r>
     </w:p>
     <w:p>
-      <w:r>
+      <w:pPr>
+        <w:spacing w:line="336" w:lineRule="auto" w:after="180"/>
+      </w:pPr>
+      <w:r>
+        <w:rPr>
+          <w:b w:val="0"/>
+        </w:rPr>
         <w:t>By the end, I can explain safety boundaries using a traced example and a stated limitation.</w:t>
       </w:r>
     </w:p>
     <w:p>
-      <w:r>
+      <w:pPr>
+        <w:spacing w:line="336" w:lineRule="auto" w:after="180"/>
+      </w:pPr>
+      <w:r>
+        <w:rPr>
+          <w:b w:val="0"/>
+        </w:rPr>
         <w:t>This added worked case illustrates the week’s main idea. Retain all original and connected topics; schedule its practice within the teaching cycle.</w:t>
       </w:r>
     </w:p>
@@ -553,61 +1142,179 @@
       </w:r>
     </w:p>
     <w:p>
+      <w:r>
+        <w:t>Model Safety Boundaries using the supplied case, labelled mechanism and reasoning. Make the scope of each conclusion explicit.</w:t>
+      </w:r>
+    </w:p>
+    <w:p>
+      <w:pPr>
+        <w:spacing w:line="336" w:lineRule="auto" w:after="180"/>
+      </w:pPr>
+      <w:r>
+        <w:rPr>
+          <w:b/>
+        </w:rPr>
+        <w:t>Input</w:t>
+      </w:r>
+      <w:r>
+        <w:rPr>
+          <w:b w:val="0"/>
+        </w:rPr>
+        <w:t xml:space="preserve"> → </w:t>
+      </w:r>
+      <w:r>
+        <w:rPr>
+          <w:b/>
+        </w:rPr>
+        <w:t>Process</w:t>
+      </w:r>
+      <w:r>
+        <w:rPr>
+          <w:b w:val="0"/>
+        </w:rPr>
+        <w:t xml:space="preserve"> → </w:t>
+      </w:r>
+      <w:r>
+        <w:rPr>
+          <w:b/>
+        </w:rPr>
+        <w:t>Output</w:t>
+      </w:r>
+    </w:p>
+    <w:p>
+      <w:pPr>
+        <w:spacing w:line="336" w:lineRule="auto" w:after="180"/>
+      </w:pPr>
+      <w:r>
+        <w:rPr>
+          <w:b w:val="0"/>
+        </w:rPr>
+        <w:t>Trace the information. At each stage, ask what changed and how you could test it.</w:t>
+      </w:r>
+    </w:p>
+    <w:p>
+      <w:pPr>
+        <w:spacing w:line="336" w:lineRule="auto" w:after="180"/>
+      </w:pPr>
+      <w:r>
+        <w:rPr>
+          <w:b w:val="0"/>
+        </w:rPr>
+        <w:t>Which stage could fail even when the other two are correct? Explain:</w:t>
+      </w:r>
+    </w:p>
+    <w:p>
+      <w:pPr>
+        <w:spacing w:line="336" w:lineRule="auto" w:after="180"/>
+      </w:pPr>
+      <w:r>
+        <w:rPr>
+          <w:b w:val="0"/>
+        </w:rPr>
+        <w:t xml:space="preserve">Predict first. Then check each step. A correct answer without visible reasoning is incomplete </w:t>
+      </w:r>
+      <w:r>
+        <w:rPr>
+          <w:b/>
+        </w:rPr>
+        <w:t>evidence</w:t>
+      </w:r>
+      <w:r>
+        <w:rPr>
+          <w:b w:val="0"/>
+        </w:rPr>
+        <w:t>.</w:t>
+      </w:r>
+    </w:p>
+    <w:p>
+      <w:pPr>
+        <w:spacing w:line="336" w:lineRule="auto" w:after="180"/>
+        <w:shd w:fill="F4F9FC"/>
+      </w:pPr>
+      <w:r>
+        <w:rPr>
+          <w:b w:val="0"/>
+        </w:rPr>
+        <w:t>1. Low risk: answer a source-grounded study question.</w:t>
+      </w:r>
+    </w:p>
+    <w:p>
+      <w:pPr>
+        <w:spacing w:line="336" w:lineRule="auto" w:after="180"/>
+        <w:shd w:fill="F4F9FC"/>
+      </w:pPr>
+      <w:r>
+        <w:rPr>
+          <w:b w:val="0"/>
+        </w:rPr>
+        <w:t>2. Uncertain risk: warn, ask for context, or request adult help.</w:t>
+      </w:r>
+    </w:p>
+    <w:p>
+      <w:pPr>
+        <w:spacing w:line="336" w:lineRule="auto" w:after="180"/>
+        <w:shd w:fill="F4F9FC"/>
+      </w:pPr>
+      <w:r>
+        <w:rPr>
+          <w:b w:val="0"/>
+        </w:rPr>
+        <w:t>3. Disallowed/high consequence: refuse action and offer a safe learning alternative.</w:t>
+      </w:r>
+    </w:p>
+    <w:p>
+      <w:pPr>
+        <w:spacing w:line="336" w:lineRule="auto" w:after="180"/>
+        <w:shd w:fill="F4F9FC"/>
+      </w:pPr>
+      <w:r>
+        <w:rPr>
+          <w:b w:val="0"/>
+        </w:rPr>
+        <w:t>4. Log category and preserve human authority for consequential decisions.</w:t>
+      </w:r>
+    </w:p>
+    <w:p>
+      <w:pPr>
+        <w:spacing w:line="336" w:lineRule="auto" w:after="180"/>
+      </w:pPr>
+      <w:r>
+        <w:rPr>
+          <w:b w:val="0"/>
+        </w:rPr>
+        <w:t>Recalculate, retrace, or restate the reasoning in your own representation:</w:t>
+      </w:r>
+    </w:p>
+    <w:p>
+      <w:pPr>
+        <w:spacing w:line="336" w:lineRule="auto" w:after="180"/>
+        <w:shd w:fill="F5F1FB"/>
+      </w:pPr>
+      <w:r>
+        <w:rPr>
+          <w:b w:val="0"/>
+        </w:rPr>
+        <w:t xml:space="preserve">CHECK Did the </w:t>
+      </w:r>
+      <w:r>
+        <w:rPr>
+          <w:b/>
+        </w:rPr>
+        <w:t>evidence</w:t>
+      </w:r>
+      <w:r>
+        <w:rPr>
+          <w:b w:val="0"/>
+        </w:rPr>
+        <w:t xml:space="preserve"> answer the exact question? Did the total, path, or source record stay consistent?</w:t>
+      </w:r>
+    </w:p>
+    <w:p>
       <w:pPr>
         <w:pStyle w:val="Heading3"/>
       </w:pPr>
       <w:r>
-        <w:t>Explain the mechanism</w:t>
-      </w:r>
-    </w:p>
-    <w:p>
-      <w:r>
-        <w:t>Input → Process → Output</w:t>
-      </w:r>
-    </w:p>
-    <w:p>
-      <w:r>
-        <w:t>Trace the information. At each stage, ask what changed and how you could test it.</w:t>
-      </w:r>
-    </w:p>
-    <w:p>
-      <w:r>
-        <w:t>Which stage could fail even when the other two are correct? Explain:</w:t>
-      </w:r>
-    </w:p>
-    <w:p>
-      <w:r>
-        <w:t>Predict first. Then check each step. A correct answer without visible reasoning is incomplete evidence.</w:t>
-      </w:r>
-    </w:p>
-    <w:p>
-      <w:r>
-        <w:t>1. Low risk: answer a source-grounded study question.</w:t>
-      </w:r>
-    </w:p>
-    <w:p>
-      <w:r>
-        <w:t>2. Uncertain risk: warn, ask for context, or request adult help.</w:t>
-      </w:r>
-    </w:p>
-    <w:p>
-      <w:r>
-        <w:t>3. Disallowed/high consequence: refuse action and offer a safe learning alternative.</w:t>
-      </w:r>
-    </w:p>
-    <w:p>
-      <w:r>
-        <w:t>4. Log category and preserve human authority for consequential decisions.</w:t>
-      </w:r>
-    </w:p>
-    <w:p>
-      <w:r>
-        <w:t>Recalculate, retrace, or restate the reasoning in your own representation:</w:t>
-      </w:r>
-    </w:p>
-    <w:p>
-      <w:r>
-        <w:t>CHECK Did the evidence answer the exact question? Did the total, path, or source record stay consistent?</w:t>
+        <w:t>Concrete teaching case</w:t>
       </w:r>
     </w:p>
     <w:p>
@@ -615,29 +1322,78 @@
         <w:pStyle w:val="Heading3"/>
       </w:pPr>
       <w:r>
-        <w:t>Concrete teaching case</w:t>
-      </w:r>
-    </w:p>
-    <w:p>
-      <w:r>
+        <w:t>The teaching case</w:t>
+      </w:r>
+    </w:p>
+    <w:p>
+      <w:pPr>
+        <w:spacing w:line="336" w:lineRule="auto" w:after="180"/>
+        <w:shd w:fill="F1F6FC"/>
+      </w:pPr>
+      <w:r>
+        <w:rPr>
+          <w:b w:val="0"/>
+        </w:rPr>
         <w:t>A Study Buddy is asked to decide whether a learner should take medicine.</w:t>
       </w:r>
     </w:p>
     <w:p>
-      <w:r>
-        <w:t>Set a product boundary.</w:t>
-      </w:r>
-    </w:p>
-    <w:p>
       <w:pPr>
         <w:pStyle w:val="Heading3"/>
       </w:pPr>
       <w:r>
+        <w:t>The teaching case</w:t>
+      </w:r>
+    </w:p>
+    <w:p>
+      <w:pPr>
+        <w:spacing w:line="336" w:lineRule="auto" w:after="180"/>
+        <w:shd w:fill="F1F6FC"/>
+      </w:pPr>
+      <w:r>
+        <w:rPr>
+          <w:b w:val="0"/>
+        </w:rPr>
+        <w:t xml:space="preserve">Set a product </w:t>
+      </w:r>
+      <w:r>
+        <w:rPr>
+          <w:b/>
+        </w:rPr>
+        <w:t>boundary</w:t>
+      </w:r>
+      <w:r>
+        <w:rPr>
+          <w:b w:val="0"/>
+        </w:rPr>
+        <w:t>.</w:t>
+      </w:r>
+    </w:p>
+    <w:p>
+      <w:pPr>
+        <w:pStyle w:val="Heading3"/>
+      </w:pPr>
+      <w:r>
         <w:t>Exact explanation to model</w:t>
       </w:r>
     </w:p>
     <w:p>
-      <w:r>
+      <w:pPr>
+        <w:pStyle w:val="Heading3"/>
+      </w:pPr>
+      <w:r>
+        <w:t>Why the result follows</w:t>
+      </w:r>
+    </w:p>
+    <w:p>
+      <w:pPr>
+        <w:spacing w:line="336" w:lineRule="auto" w:after="180"/>
+        <w:shd w:fill="F1F6FC"/>
+      </w:pPr>
+      <w:r>
+        <w:rPr>
+          <w:b w:val="0"/>
+        </w:rPr>
         <w:t>A classroom study tool should not decide individual treatment. Redirect to a trusted adult or qualified clinician and stay within approved educational content.</w:t>
       </w:r>
     </w:p>
@@ -650,23 +1406,127 @@
       </w:r>
     </w:p>
     <w:p>
-      <w:r>
-        <w:t>Untrusted input must be treated according to a contract before reaching code, queries or tools. Data that resembles instructions does not acquire execution authority.</w:t>
-      </w:r>
-    </w:p>
-    <w:p>
-      <w:r>
-        <w:t>Begin by writing the question the procedure is intended to answer. Identify the information already supplied, the information it will produce and the information still missing. These are constructed classroom examples; they do not require live accounts, private records or an external service. Do not treat a plausible explanation as a measured outcome.</w:t>
-      </w:r>
-    </w:p>
-    <w:p>
-      <w:r>
+      <w:pPr>
+        <w:spacing w:line="336" w:lineRule="auto" w:after="180"/>
+      </w:pPr>
+      <w:r>
+        <w:rPr>
+          <w:b/>
+        </w:rPr>
+        <w:t>Untrusted input</w:t>
+      </w:r>
+      <w:r>
+        <w:rPr>
+          <w:b w:val="0"/>
+        </w:rPr>
+        <w:t xml:space="preserve"> must be treated according to a contract before reaching code, queries or tools. Data that resembles instructions does not acquire execution authority.</w:t>
+      </w:r>
+    </w:p>
+    <w:p>
+      <w:pPr>
+        <w:pStyle w:val="Heading3"/>
+      </w:pPr>
+      <w:r>
+        <w:t>Explain the added worked example · 1</w:t>
+      </w:r>
+    </w:p>
+    <w:p>
+      <w:pPr>
+        <w:spacing w:line="336" w:lineRule="auto" w:after="180"/>
+      </w:pPr>
+      <w:r>
+        <w:rPr>
+          <w:b w:val="0"/>
+        </w:rPr>
+        <w:t>Begin by writing the question the procedure is intended to answer. Identify the information already supplied, the information it will produce and the information still missing.</w:t>
+      </w:r>
+    </w:p>
+    <w:p>
+      <w:pPr>
+        <w:spacing w:line="336" w:lineRule="auto" w:after="180"/>
+      </w:pPr>
+      <w:r>
+        <w:rPr>
+          <w:b w:val="0"/>
+        </w:rPr>
+        <w:t>These are constructed classroom examples; they do not require live accounts, private records or an external service. Do not treat a plausible explanation as a measured outcome.</w:t>
+      </w:r>
+    </w:p>
+    <w:p>
+      <w:pPr>
+        <w:spacing w:line="336" w:lineRule="auto" w:after="180"/>
+      </w:pPr>
+      <w:r>
+        <w:rPr>
+          <w:b w:val="0"/>
+        </w:rPr>
         <w:t>For the toy lookup accept room IDs matching one uppercase letter plus one digit. Perform exact dictionary lookup; never evaluate user strings as code. Reject invalid length or characters.</w:t>
       </w:r>
     </w:p>
     <w:p>
-      <w:r>
-        <w:t>Before applying the procedure, write its units, denominator or decision boundary where relevant. A partner should be able to repeat each step using the same inputs. If a required input is absent or violates the stated contract, record that condition explicitly instead of quietly replacing it with a convenient value.</w:t>
+      <w:pPr>
+        <w:pStyle w:val="Heading3"/>
+      </w:pPr>
+      <w:r>
+        <w:t>Explain the added worked example · 2</w:t>
+      </w:r>
+    </w:p>
+    <w:p>
+      <w:pPr>
+        <w:spacing w:line="336" w:lineRule="auto" w:after="180"/>
+      </w:pPr>
+      <w:r>
+        <w:rPr>
+          <w:b w:val="0"/>
+        </w:rPr>
+        <w:t xml:space="preserve">Before applying the procedure, write its units, denominator or decision </w:t>
+      </w:r>
+      <w:r>
+        <w:rPr>
+          <w:b/>
+        </w:rPr>
+        <w:t>boundary</w:t>
+      </w:r>
+      <w:r>
+        <w:rPr>
+          <w:b w:val="0"/>
+        </w:rPr>
+        <w:t xml:space="preserve"> where relevant. A partner should be able to repeat each step using the same </w:t>
+      </w:r>
+      <w:r>
+        <w:rPr>
+          <w:b/>
+        </w:rPr>
+        <w:t>input</w:t>
+      </w:r>
+      <w:r>
+        <w:rPr>
+          <w:b w:val="0"/>
+        </w:rPr>
+        <w:t>s.</w:t>
+      </w:r>
+    </w:p>
+    <w:p>
+      <w:pPr>
+        <w:spacing w:line="336" w:lineRule="auto" w:after="180"/>
+      </w:pPr>
+      <w:r>
+        <w:rPr>
+          <w:b w:val="0"/>
+        </w:rPr>
+        <w:t xml:space="preserve">If a required </w:t>
+      </w:r>
+      <w:r>
+        <w:rPr>
+          <w:b/>
+        </w:rPr>
+        <w:t>input</w:t>
+      </w:r>
+      <w:r>
+        <w:rPr>
+          <w:b w:val="0"/>
+        </w:rPr>
+        <w:t xml:space="preserve"> is absent or violates the stated contract, record that condition explicitly instead of quietly replacing it with a convenient value.</w:t>
       </w:r>
     </w:p>
     <w:p>
@@ -788,28 +1648,44 @@
       </w:r>
     </w:p>
     <w:p>
-      <w:r>
-        <w:t>Abstention and clarification are valid responses when necessary evidence is missing. Ask for the smallest fact that can resolve the decision.</w:t>
-      </w:r>
-    </w:p>
-    <w:p>
-      <w:r>
-        <w:t>Begin by writing the question the procedure is intended to answer. Identify the information already supplied, the information it will produce and the information still missing. These are constructed classroom examples; they do not require live accounts, private records or an external service. Do not treat a plausible explanation as a measured outcome.</w:t>
-      </w:r>
-    </w:p>
-    <w:p>
-      <w:r>
-        <w:t>Separate answerable claims from unresolved ones. Clarify ambiguous input when a user can supply the needed fact; abstain from unsupported conclusions when evidence is unavailable. Define acceptable fallback before evaluation.</w:t>
-      </w:r>
-    </w:p>
-    <w:p>
-      <w:r>
-        <w:t>Before applying the procedure, write its units, denominator or decision boundary where relevant. A partner should be able to repeat each step using the same inputs. If a required input is absent or violates the stated contract, record that condition explicitly instead of quietly replacing it with a convenient value.</w:t>
-      </w:r>
-    </w:p>
-    <w:p>
-      <w:r>
-        <w:t>Guided: Do not pick the larger or smaller value as established fact. Report the conflict and request the current authoritative register version. Qualification: An abstention avoids an unsupported answer but does not automatically make a system useful; evaluate appropriate answers and appropriate fallbacks separately. Exit: accept a concrete variation with its predicted outcome and a stated condition that would challenge the mechanism; reject a claim resting on unmeasured evidence.</w:t>
+      <w:pPr>
+        <w:spacing w:line="336" w:lineRule="auto" w:after="180"/>
+      </w:pPr>
+      <w:r>
+        <w:rPr>
+          <w:b/>
+        </w:rPr>
+        <w:t>Abstention</w:t>
+      </w:r>
+      <w:r>
+        <w:rPr>
+          <w:b w:val="0"/>
+        </w:rPr>
+        <w:t xml:space="preserve"> and </w:t>
+      </w:r>
+      <w:r>
+        <w:rPr>
+          <w:b/>
+        </w:rPr>
+        <w:t>clarification</w:t>
+      </w:r>
+      <w:r>
+        <w:rPr>
+          <w:b w:val="0"/>
+        </w:rPr>
+        <w:t xml:space="preserve"> are valid responses when necessary </w:t>
+      </w:r>
+      <w:r>
+        <w:rPr>
+          <w:b/>
+        </w:rPr>
+        <w:t>evidence</w:t>
+      </w:r>
+      <w:r>
+        <w:rPr>
+          <w:b w:val="0"/>
+        </w:rPr>
+        <w:t xml:space="preserve"> is missing. Ask for the smallest fact that can resolve the decision.</w:t>
       </w:r>
     </w:p>
     <w:p>
@@ -817,32 +1693,397 @@
         <w:pStyle w:val="Heading3"/>
       </w:pPr>
       <w:r>
+        <w:t>Apply the connected idea: Abstention and clarification · 3</w:t>
+      </w:r>
+    </w:p>
+    <w:p>
+      <w:pPr>
+        <w:spacing w:line="336" w:lineRule="auto" w:after="180"/>
+      </w:pPr>
+      <w:r>
+        <w:rPr>
+          <w:b w:val="0"/>
+        </w:rPr>
+        <w:t>Begin by writing the question the procedure is intended to answer. Identify the information already supplied, the information it will produce and the information still missing.</w:t>
+      </w:r>
+    </w:p>
+    <w:p>
+      <w:pPr>
+        <w:spacing w:line="336" w:lineRule="auto" w:after="180"/>
+      </w:pPr>
+      <w:r>
+        <w:rPr>
+          <w:b w:val="0"/>
+        </w:rPr>
+        <w:t>These are constructed classroom examples; they do not require live accounts, private records or an external service. Do not treat a plausible explanation as a measured outcome.</w:t>
+      </w:r>
+    </w:p>
+    <w:p>
+      <w:pPr>
+        <w:spacing w:line="336" w:lineRule="auto" w:after="180"/>
+      </w:pPr>
+      <w:r>
+        <w:rPr>
+          <w:b w:val="0"/>
+        </w:rPr>
+        <w:t xml:space="preserve">Separate answerable claims from unresolved ones. Clarify ambiguous </w:t>
+      </w:r>
+      <w:r>
+        <w:rPr>
+          <w:b/>
+        </w:rPr>
+        <w:t>input</w:t>
+      </w:r>
+      <w:r>
+        <w:rPr>
+          <w:b w:val="0"/>
+        </w:rPr>
+        <w:t xml:space="preserve"> when a user can supply the needed fact; abstain from unsupported conclusions when </w:t>
+      </w:r>
+      <w:r>
+        <w:rPr>
+          <w:b/>
+        </w:rPr>
+        <w:t>evidence</w:t>
+      </w:r>
+      <w:r>
+        <w:rPr>
+          <w:b w:val="0"/>
+        </w:rPr>
+        <w:t xml:space="preserve"> is unavailable. Define acceptable fallback before evaluation.</w:t>
+      </w:r>
+    </w:p>
+    <w:p>
+      <w:pPr>
+        <w:pStyle w:val="Heading3"/>
+      </w:pPr>
+      <w:r>
+        <w:t>Apply the connected idea: Abstention and clarification · 4</w:t>
+      </w:r>
+    </w:p>
+    <w:p>
+      <w:pPr>
+        <w:spacing w:line="336" w:lineRule="auto" w:after="180"/>
+      </w:pPr>
+      <w:r>
+        <w:rPr>
+          <w:b w:val="0"/>
+        </w:rPr>
+        <w:t xml:space="preserve">Before applying the procedure, write its units, denominator or decision </w:t>
+      </w:r>
+      <w:r>
+        <w:rPr>
+          <w:b/>
+        </w:rPr>
+        <w:t>boundary</w:t>
+      </w:r>
+      <w:r>
+        <w:rPr>
+          <w:b w:val="0"/>
+        </w:rPr>
+        <w:t xml:space="preserve"> where relevant. A partner should be able to repeat each step using the same </w:t>
+      </w:r>
+      <w:r>
+        <w:rPr>
+          <w:b/>
+        </w:rPr>
+        <w:t>input</w:t>
+      </w:r>
+      <w:r>
+        <w:rPr>
+          <w:b w:val="0"/>
+        </w:rPr>
+        <w:t>s.</w:t>
+      </w:r>
+    </w:p>
+    <w:p>
+      <w:pPr>
+        <w:spacing w:line="336" w:lineRule="auto" w:after="180"/>
+      </w:pPr>
+      <w:r>
+        <w:rPr>
+          <w:b w:val="0"/>
+        </w:rPr>
+        <w:t xml:space="preserve">If a required </w:t>
+      </w:r>
+      <w:r>
+        <w:rPr>
+          <w:b/>
+        </w:rPr>
+        <w:t>input</w:t>
+      </w:r>
+      <w:r>
+        <w:rPr>
+          <w:b w:val="0"/>
+        </w:rPr>
+        <w:t xml:space="preserve"> is absent or violates the stated contract, record that condition explicitly instead of quietly replacing it with a convenient value.</w:t>
+      </w:r>
+    </w:p>
+    <w:p>
+      <w:pPr>
+        <w:pStyle w:val="Heading3"/>
+      </w:pPr>
+      <w:r>
+        <w:t>Apply the connected idea: Abstention and clarification · 5</w:t>
+      </w:r>
+    </w:p>
+    <w:p>
+      <w:pPr>
+        <w:spacing w:line="336" w:lineRule="auto" w:after="180"/>
+      </w:pPr>
+      <w:r>
+        <w:rPr>
+          <w:b w:val="0"/>
+        </w:rPr>
+        <w:t>Guided: Do not pick the larger or smaller value as established fact. Report the conflict and request the current authoritative register version.</w:t>
+      </w:r>
+    </w:p>
+    <w:p>
+      <w:pPr>
+        <w:spacing w:line="336" w:lineRule="auto" w:after="180"/>
+      </w:pPr>
+      <w:r>
+        <w:rPr>
+          <w:b w:val="0"/>
+        </w:rPr>
+        <w:t xml:space="preserve">Qualification: An </w:t>
+      </w:r>
+      <w:r>
+        <w:rPr>
+          <w:b/>
+        </w:rPr>
+        <w:t>abstention</w:t>
+      </w:r>
+      <w:r>
+        <w:rPr>
+          <w:b w:val="0"/>
+        </w:rPr>
+        <w:t xml:space="preserve"> avoids an unsupported answer but does not automatically make a system useful; evaluate appropriate answers and appropriate fallbacks separately.</w:t>
+      </w:r>
+    </w:p>
+    <w:p>
+      <w:pPr>
+        <w:spacing w:line="336" w:lineRule="auto" w:after="180"/>
+      </w:pPr>
+      <w:r>
+        <w:rPr>
+          <w:b w:val="0"/>
+        </w:rPr>
+        <w:t xml:space="preserve">Exit: accept a concrete variation with its predicted outcome and a stated condition that would challenge the </w:t>
+      </w:r>
+      <w:r>
+        <w:rPr>
+          <w:b/>
+        </w:rPr>
+        <w:t>mechanism</w:t>
+      </w:r>
+      <w:r>
+        <w:rPr>
+          <w:b w:val="0"/>
+        </w:rPr>
+        <w:t xml:space="preserve">; reject a claim resting on unmeasured </w:t>
+      </w:r>
+      <w:r>
+        <w:rPr>
+          <w:b/>
+        </w:rPr>
+        <w:t>evidence</w:t>
+      </w:r>
+      <w:r>
+        <w:rPr>
+          <w:b w:val="0"/>
+        </w:rPr>
+        <w:t>.</w:t>
+      </w:r>
+    </w:p>
+    <w:p>
+      <w:pPr>
+        <w:pStyle w:val="Heading3"/>
+      </w:pPr>
+      <w:r>
         <w:t>Model the reasoning aloud</w:t>
       </w:r>
     </w:p>
     <w:p>
-      <w:r>
-        <w:t>Use the complete worked example below before asking learners to complete W2. Reveal a small part, invite a prediction, then explain the deciding step. These teacher notes contain solutions; do not reveal the independent case answer during modelling.</w:t>
-      </w:r>
-    </w:p>
-    <w:p>
-      <w:r>
-        <w:t>Inputs A1 and delete_all() are supplied to room lookup.</w:t>
-      </w:r>
-    </w:p>
-    <w:p>
-      <w:r>
+      <w:pPr>
+        <w:spacing w:line="336" w:lineRule="auto" w:after="180"/>
+      </w:pPr>
+      <w:r>
+        <w:rPr>
+          <w:b w:val="0"/>
+        </w:rPr>
+        <w:t xml:space="preserve">Use the complete worked example below before asking learners to complete W2. Reveal a small part, invite a </w:t>
+      </w:r>
+      <w:r>
+        <w:rPr>
+          <w:b/>
+        </w:rPr>
+        <w:t>prediction</w:t>
+      </w:r>
+      <w:r>
+        <w:rPr>
+          <w:b w:val="0"/>
+        </w:rPr>
+        <w:t>, then explain the deciding step.</w:t>
+      </w:r>
+    </w:p>
+    <w:p>
+      <w:pPr>
+        <w:spacing w:line="336" w:lineRule="auto" w:after="180"/>
+      </w:pPr>
+      <w:r>
+        <w:rPr>
+          <w:b w:val="0"/>
+        </w:rPr>
+        <w:t>These teacher notes contain solutions; do not reveal the independent case answer during modelling.</w:t>
+      </w:r>
+    </w:p>
+    <w:p>
+      <w:pPr>
+        <w:spacing w:line="336" w:lineRule="auto" w:after="180"/>
+      </w:pPr>
+      <w:r>
+        <w:rPr>
+          <w:b/>
+        </w:rPr>
+        <w:t>Input</w:t>
+      </w:r>
+      <w:r>
+        <w:rPr>
+          <w:b w:val="0"/>
+        </w:rPr>
+        <w:t>s A1 and delete_all() are supplied to room lookup.</w:t>
+      </w:r>
+    </w:p>
+    <w:p>
+      <w:pPr>
+        <w:spacing w:line="336" w:lineRule="auto" w:after="180"/>
+      </w:pPr>
+      <w:r>
+        <w:rPr>
+          <w:b w:val="0"/>
+        </w:rPr>
         <w:t>A1 passes the format; delete_all() fails. Neither is executed as code, including any instruction-shaped string.</w:t>
       </w:r>
     </w:p>
     <w:p>
-      <w:r>
-        <w:t>Compare the intermediate evidence with the final statement. Explain why each number or decision follows from the stated inputs. The conclusion belongs to this scenario and procedure; changing the inputs, evaluation population or authority can change what it establishes. Retain the raw record so a later revision can be compared honestly.</w:t>
-      </w:r>
-    </w:p>
-    <w:p>
-      <w:r>
-        <w:t>Optional local lab: predict the printed result before running this standalone Python 3 example. Change one relevant boundary input, record the outcome and state the contract or statistical assumptions. The program uses fictional values and the Python standard library; it performs no external operations.</w:t>
+      <w:pPr>
+        <w:pStyle w:val="Heading3"/>
+      </w:pPr>
+      <w:r>
+        <w:t>Model the reasoning aloud · 6</w:t>
+      </w:r>
+    </w:p>
+    <w:p>
+      <w:pPr>
+        <w:spacing w:line="336" w:lineRule="auto" w:after="180"/>
+      </w:pPr>
+      <w:r>
+        <w:rPr>
+          <w:b w:val="0"/>
+        </w:rPr>
+        <w:t xml:space="preserve">Compare the intermediate </w:t>
+      </w:r>
+      <w:r>
+        <w:rPr>
+          <w:b/>
+        </w:rPr>
+        <w:t>evidence</w:t>
+      </w:r>
+      <w:r>
+        <w:rPr>
+          <w:b w:val="0"/>
+        </w:rPr>
+        <w:t xml:space="preserve"> with the final statement. Explain why each number or decision follows from the stated </w:t>
+      </w:r>
+      <w:r>
+        <w:rPr>
+          <w:b/>
+        </w:rPr>
+        <w:t>input</w:t>
+      </w:r>
+      <w:r>
+        <w:rPr>
+          <w:b w:val="0"/>
+        </w:rPr>
+        <w:t>s.</w:t>
+      </w:r>
+    </w:p>
+    <w:p>
+      <w:pPr>
+        <w:spacing w:line="336" w:lineRule="auto" w:after="180"/>
+      </w:pPr>
+      <w:r>
+        <w:rPr>
+          <w:b w:val="0"/>
+        </w:rPr>
+        <w:t xml:space="preserve">The conclusion belongs to this scenario and procedure; changing the </w:t>
+      </w:r>
+      <w:r>
+        <w:rPr>
+          <w:b/>
+        </w:rPr>
+        <w:t>input</w:t>
+      </w:r>
+      <w:r>
+        <w:rPr>
+          <w:b w:val="0"/>
+        </w:rPr>
+        <w:t>s, evaluation population or authority can change what it establishes. Retain the raw record so a later revision can be compared honestly.</w:t>
+      </w:r>
+    </w:p>
+    <w:p>
+      <w:pPr>
+        <w:pStyle w:val="Heading3"/>
+      </w:pPr>
+      <w:r>
+        <w:t>Model the reasoning aloud · 7</w:t>
+      </w:r>
+    </w:p>
+    <w:p>
+      <w:pPr>
+        <w:spacing w:line="336" w:lineRule="auto" w:after="180"/>
+      </w:pPr>
+      <w:r>
+        <w:rPr>
+          <w:b w:val="0"/>
+        </w:rPr>
+        <w:t xml:space="preserve">Optional local lab: predict the printed result before running this standalone Python 3 example. Change one relevant </w:t>
+      </w:r>
+      <w:r>
+        <w:rPr>
+          <w:b/>
+        </w:rPr>
+        <w:t>boundary</w:t>
+      </w:r>
+      <w:r>
+        <w:rPr>
+          <w:b w:val="0"/>
+        </w:rPr>
+        <w:t xml:space="preserve"> </w:t>
+      </w:r>
+      <w:r>
+        <w:rPr>
+          <w:b/>
+        </w:rPr>
+        <w:t>input</w:t>
+      </w:r>
+      <w:r>
+        <w:rPr>
+          <w:b w:val="0"/>
+        </w:rPr>
+        <w:t>, record the outcome and state the contract or statistical assumptions.</w:t>
+      </w:r>
+    </w:p>
+    <w:p>
+      <w:pPr>
+        <w:spacing w:line="336" w:lineRule="auto" w:after="180"/>
+      </w:pPr>
+      <w:r>
+        <w:rPr>
+          <w:b w:val="0"/>
+        </w:rPr>
+        <w:t>The program uses fictional values and the Python standard library; it performs no external operations.</w:t>
       </w:r>
     </w:p>
     <w:p>
@@ -965,7 +2206,13 @@
       </w:tr>
     </w:tbl>
     <w:p>
-      <w:r>
+      <w:pPr>
+        <w:spacing w:line="336" w:lineRule="auto" w:after="180"/>
+      </w:pPr>
+      <w:r>
+        <w:rPr>
+          <w:b w:val="0"/>
+        </w:rPr>
         <w:t>Use the diagram and verbal explanation together. Ask learners to match a sentence to a specific visual step; do not assign learners fixed visual or auditory learning styles.</w:t>
       </w:r>
     </w:p>
@@ -978,8 +2225,26 @@
       </w:r>
     </w:p>
     <w:p>
-      <w:r>
-        <w:t>Make a strict lookup identifier boundary visible.</w:t>
+      <w:pPr>
+        <w:spacing w:line="336" w:lineRule="auto" w:after="180"/>
+      </w:pPr>
+      <w:r>
+        <w:rPr>
+          <w:b w:val="0"/>
+        </w:rPr>
+        <w:t xml:space="preserve">Make a strict lookup identifier </w:t>
+      </w:r>
+      <w:r>
+        <w:rPr>
+          <w:b/>
+        </w:rPr>
+        <w:t>boundary</w:t>
+      </w:r>
+      <w:r>
+        <w:rPr>
+          <w:b w:val="0"/>
+        </w:rPr>
+        <w:t xml:space="preserve"> visible.</w:t>
       </w:r>
     </w:p>
     <w:p>
@@ -991,13 +2256,55 @@
       </w:r>
     </w:p>
     <w:p>
-      <w:r>
+      <w:pPr>
+        <w:pStyle w:val="Heading3"/>
+      </w:pPr>
+      <w:r>
+        <w:t>Supplied facts</w:t>
+      </w:r>
+    </w:p>
+    <w:p>
+      <w:pPr>
+        <w:spacing w:line="336" w:lineRule="auto" w:after="180"/>
+        <w:shd w:fill="F1F6FC"/>
+      </w:pPr>
+      <w:r>
+        <w:rPr>
+          <w:b w:val="0"/>
+        </w:rPr>
         <w:t>Toy lookup accepts exactly two uppercase ASCII letters followed by one digit. Accepted example: AB7. No trimming or extra characters are allowed.</w:t>
       </w:r>
     </w:p>
     <w:p>
-      <w:r>
-        <w:t>All inputs and outcomes in this worked example are invented classroom data; no real model run is claimed.</w:t>
+      <w:pPr>
+        <w:pStyle w:val="Heading3"/>
+      </w:pPr>
+      <w:r>
+        <w:t>Supplied facts</w:t>
+      </w:r>
+    </w:p>
+    <w:p>
+      <w:pPr>
+        <w:spacing w:line="336" w:lineRule="auto" w:after="180"/>
+        <w:shd w:fill="F1F6FC"/>
+      </w:pPr>
+      <w:r>
+        <w:rPr>
+          <w:b w:val="0"/>
+        </w:rPr>
+        <w:t xml:space="preserve">All </w:t>
+      </w:r>
+      <w:r>
+        <w:rPr>
+          <w:b/>
+        </w:rPr>
+        <w:t>input</w:t>
+      </w:r>
+      <w:r>
+        <w:rPr>
+          <w:b w:val="0"/>
+        </w:rPr>
+        <w:t>s and outcomes in this worked example are invented classroom data; no real model run is claimed.</w:t>
       </w:r>
     </w:p>
     <w:p>
@@ -1160,43 +2467,160 @@
       </w:r>
     </w:p>
     <w:p>
-      <w:r>
-        <w:t>Read the picture in order. Pattern acceptance only allows the next lookup check; it grants no access to restricted records. The arrows show which recorded input or intermediate result each decision uses. Explain the deciding step aloud before checking the changed case; pointing to the final answer alone does not show how it follows.</w:t>
-      </w:r>
-    </w:p>
-    <w:p>
       <w:pPr>
         <w:pStyle w:val="Heading3"/>
       </w:pPr>
       <w:r>
+        <w:t>Why the result follows</w:t>
+      </w:r>
+    </w:p>
+    <w:p>
+      <w:pPr>
+        <w:spacing w:line="336" w:lineRule="auto" w:after="180"/>
+        <w:shd w:fill="F1F6FC"/>
+      </w:pPr>
+      <w:r>
+        <w:rPr>
+          <w:b w:val="0"/>
+        </w:rPr>
+        <w:t xml:space="preserve">Read the picture in order. Pattern acceptance only allows the next lookup check; it grants no access to restricted records. The arrows show which recorded </w:t>
+      </w:r>
+      <w:r>
+        <w:rPr>
+          <w:b/>
+        </w:rPr>
+        <w:t>input</w:t>
+      </w:r>
+      <w:r>
+        <w:rPr>
+          <w:b w:val="0"/>
+        </w:rPr>
+        <w:t xml:space="preserve"> or intermediate result each decision uses.</w:t>
+      </w:r>
+    </w:p>
+    <w:p>
+      <w:pPr>
+        <w:spacing w:line="336" w:lineRule="auto" w:after="180"/>
+        <w:shd w:fill="F1F6FC"/>
+      </w:pPr>
+      <w:r>
+        <w:rPr>
+          <w:b w:val="0"/>
+        </w:rPr>
+        <w:t>Explain the deciding step aloud before checking the changed case; pointing to the final answer alone does not show how it follows.</w:t>
+      </w:r>
+    </w:p>
+    <w:p>
+      <w:pPr>
+        <w:pStyle w:val="Heading3"/>
+      </w:pPr>
+      <w:r>
         <w:t>What this example does not establish</w:t>
       </w:r>
     </w:p>
     <w:p>
-      <w:r>
-        <w:t>Strict formatting is one boundary; it does not solve every injection or authorisation problem.</w:t>
-      </w:r>
-    </w:p>
-    <w:p>
       <w:pPr>
         <w:pStyle w:val="Heading3"/>
       </w:pPr>
       <w:r>
+        <w:t>Keep the stated limit</w:t>
+      </w:r>
+    </w:p>
+    <w:p>
+      <w:pPr>
+        <w:spacing w:line="336" w:lineRule="auto" w:after="180"/>
+        <w:shd w:fill="FFF5E6"/>
+      </w:pPr>
+      <w:r>
+        <w:rPr>
+          <w:b w:val="0"/>
+        </w:rPr>
+        <w:t xml:space="preserve">Strict formatting is one </w:t>
+      </w:r>
+      <w:r>
+        <w:rPr>
+          <w:b/>
+        </w:rPr>
+        <w:t>boundary</w:t>
+      </w:r>
+      <w:r>
+        <w:rPr>
+          <w:b w:val="0"/>
+        </w:rPr>
+        <w:t>; it does not solve every injection or authorisation problem.</w:t>
+      </w:r>
+    </w:p>
+    <w:p>
+      <w:pPr>
+        <w:pStyle w:val="Heading3"/>
+      </w:pPr>
+      <w:r>
         <w:t>Change one thing in the pictured case</w:t>
       </w:r>
     </w:p>
     <w:p>
-      <w:r>
+      <w:pPr>
+        <w:pStyle w:val="Heading3"/>
+      </w:pPr>
+      <w:r>
+        <w:t>Change one thing</w:t>
+      </w:r>
+    </w:p>
+    <w:p>
+      <w:pPr>
+        <w:spacing w:line="336" w:lineRule="auto" w:after="180"/>
+        <w:shd w:fill="F5F1FB"/>
+      </w:pPr>
+      <w:r>
+        <w:rPr>
+          <w:b w:val="0"/>
+        </w:rPr>
         <w:t>Change: Change AB7 to Ab7.</w:t>
       </w:r>
     </w:p>
     <w:p>
-      <w:r>
-        <w:t>Prediction: Reject it under the exact uppercase rule.</w:t>
-      </w:r>
-    </w:p>
-    <w:p>
-      <w:r>
+      <w:pPr>
+        <w:pStyle w:val="Heading3"/>
+      </w:pPr>
+      <w:r>
+        <w:t>Predicted result</w:t>
+      </w:r>
+    </w:p>
+    <w:p>
+      <w:pPr>
+        <w:spacing w:line="336" w:lineRule="auto" w:after="180"/>
+        <w:shd w:fill="F1F6FC"/>
+      </w:pPr>
+      <w:r>
+        <w:rPr>
+          <w:b/>
+        </w:rPr>
+        <w:t>Prediction</w:t>
+      </w:r>
+      <w:r>
+        <w:rPr>
+          <w:b w:val="0"/>
+        </w:rPr>
+        <w:t>: Reject it under the exact uppercase rule.</w:t>
+      </w:r>
+    </w:p>
+    <w:p>
+      <w:pPr>
+        <w:pStyle w:val="Heading3"/>
+      </w:pPr>
+      <w:r>
+        <w:t>Why the result follows</w:t>
+      </w:r>
+    </w:p>
+    <w:p>
+      <w:pPr>
+        <w:spacing w:line="336" w:lineRule="auto" w:after="180"/>
+        <w:shd w:fill="F1F6FC"/>
+      </w:pPr>
+      <w:r>
+        <w:rPr>
+          <w:b w:val="0"/>
+        </w:rPr>
         <w:t>Reason: Lowercase b fails the declared pattern even though the identifier looks similar.</w:t>
       </w:r>
     </w:p>
@@ -1209,8 +2633,57 @@
       </w:r>
     </w:p>
     <w:p>
-      <w:r>
-        <w:t>Cover the result. Ask learners to name the inputs and predict the next step. Uncover one step, connect the icon to the actual procedure, and explain its evidence. Then change the supplied condition and compare. The picture is a representation; it does not document execution of a real AI model.</w:t>
+      <w:pPr>
+        <w:pStyle w:val="Heading3"/>
+      </w:pPr>
+      <w:r>
+        <w:t>Ask while showing the picture · 8</w:t>
+      </w:r>
+    </w:p>
+    <w:p>
+      <w:pPr>
+        <w:spacing w:line="336" w:lineRule="auto" w:after="180"/>
+      </w:pPr>
+      <w:r>
+        <w:rPr>
+          <w:b w:val="0"/>
+        </w:rPr>
+        <w:t xml:space="preserve">Cover the result. Ask learners to name the </w:t>
+      </w:r>
+      <w:r>
+        <w:rPr>
+          <w:b/>
+        </w:rPr>
+        <w:t>input</w:t>
+      </w:r>
+      <w:r>
+        <w:rPr>
+          <w:b w:val="0"/>
+        </w:rPr>
+        <w:t xml:space="preserve">s and predict the next step. Uncover one step, connect the icon to the actual procedure, and explain its </w:t>
+      </w:r>
+      <w:r>
+        <w:rPr>
+          <w:b/>
+        </w:rPr>
+        <w:t>evidence</w:t>
+      </w:r>
+      <w:r>
+        <w:rPr>
+          <w:b w:val="0"/>
+        </w:rPr>
+        <w:t>. Then change the supplied condition and compare.</w:t>
+      </w:r>
+    </w:p>
+    <w:p>
+      <w:pPr>
+        <w:spacing w:line="336" w:lineRule="auto" w:after="180"/>
+      </w:pPr>
+      <w:r>
+        <w:rPr>
+          <w:b w:val="0"/>
+        </w:rPr>
+        <w:t>The picture is a representation; it does not document execution of a real AI model.</w:t>
       </w:r>
     </w:p>
     <w:p>
@@ -1222,11 +2695,16 @@
       </w:r>
     </w:p>
     <w:p>
+      <w:r>
+        <w:t>Demonstrate Safety Boundaries, reduce support deliberately and check individual reasoning before discussing answers.</w:t>
+      </w:r>
+    </w:p>
+    <w:p>
       <w:pPr>
         <w:pStyle w:val="Heading3"/>
       </w:pPr>
       <w:r>
-        <w:t>Demonstrate and guide practice</w:t>
+        <w:t>Board sequence</w:t>
       </w:r>
     </w:p>
     <w:p>
@@ -1234,55 +2712,197 @@
         <w:pStyle w:val="Heading3"/>
       </w:pPr>
       <w:r>
-        <w:t>Board sequence</w:t>
-      </w:r>
-    </w:p>
-    <w:p>
-      <w:r>
+        <w:t>1. Put the facts on the board</w:t>
+      </w:r>
+    </w:p>
+    <w:p>
+      <w:pPr>
+        <w:spacing w:line="336" w:lineRule="auto" w:after="180"/>
+        <w:shd w:fill="F4F9FC"/>
+      </w:pPr>
+      <w:r>
+        <w:rPr>
+          <w:b w:val="0"/>
+        </w:rPr>
         <w:t>Write the given facts: A Study Buddy is asked to decide whether a learner should take medicine.</w:t>
       </w:r>
     </w:p>
     <w:p>
-      <w:r>
-        <w:t>Write the question to explain: Set a product boundary.</w:t>
-      </w:r>
-    </w:p>
-    <w:p>
-      <w:r>
-        <w:t>Reveal after predictions: A classroom study tool should not decide individual treatment. Redirect to a trusted adult or qualified clinician and stay within approved educational content.</w:t>
-      </w:r>
-    </w:p>
-    <w:p>
-      <w:r>
-        <w:t>Keep for an independent attempt: A study tool is asked to make a high-stakes personal decision outside its learning purpose. What boundary should the response show?</w:t>
-      </w:r>
-    </w:p>
-    <w:p>
       <w:pPr>
         <w:pStyle w:val="Heading3"/>
       </w:pPr>
       <w:r>
+        <w:t>2. State the decision to explain</w:t>
+      </w:r>
+    </w:p>
+    <w:p>
+      <w:pPr>
+        <w:spacing w:line="336" w:lineRule="auto" w:after="180"/>
+        <w:shd w:fill="F4F9FC"/>
+      </w:pPr>
+      <w:r>
+        <w:rPr>
+          <w:b w:val="0"/>
+        </w:rPr>
+        <w:t xml:space="preserve">Write the question to explain: Set a product </w:t>
+      </w:r>
+      <w:r>
+        <w:rPr>
+          <w:b/>
+        </w:rPr>
+        <w:t>boundary</w:t>
+      </w:r>
+      <w:r>
+        <w:rPr>
+          <w:b w:val="0"/>
+        </w:rPr>
+        <w:t>.</w:t>
+      </w:r>
+    </w:p>
+    <w:p>
+      <w:pPr>
+        <w:pStyle w:val="Heading3"/>
+      </w:pPr>
+      <w:r>
+        <w:t>3. Reveal the worked reasoning</w:t>
+      </w:r>
+    </w:p>
+    <w:p>
+      <w:pPr>
+        <w:spacing w:line="336" w:lineRule="auto" w:after="180"/>
+        <w:shd w:fill="F1F6FC"/>
+      </w:pPr>
+      <w:r>
+        <w:rPr>
+          <w:b w:val="0"/>
+        </w:rPr>
+        <w:t xml:space="preserve">Reveal after </w:t>
+      </w:r>
+      <w:r>
+        <w:rPr>
+          <w:b/>
+        </w:rPr>
+        <w:t>prediction</w:t>
+      </w:r>
+      <w:r>
+        <w:rPr>
+          <w:b w:val="0"/>
+        </w:rPr>
+        <w:t>s: A classroom study tool should not decide individual treatment. Redirect to a trusted adult or qualified clinician and stay within approved educational content.</w:t>
+      </w:r>
+    </w:p>
+    <w:p>
+      <w:pPr>
+        <w:pStyle w:val="Heading3"/>
+      </w:pPr>
+      <w:r>
+        <w:t>Hold back the independent task</w:t>
+      </w:r>
+    </w:p>
+    <w:p>
+      <w:pPr>
+        <w:spacing w:line="336" w:lineRule="auto" w:after="180"/>
+        <w:shd w:fill="F5F1FB"/>
+      </w:pPr>
+      <w:r>
+        <w:rPr>
+          <w:b w:val="0"/>
+        </w:rPr>
+        <w:t xml:space="preserve">Keep for an independent attempt: A study tool is asked to make a high-stakes personal decision outside its learning purpose. What </w:t>
+      </w:r>
+      <w:r>
+        <w:rPr>
+          <w:b/>
+        </w:rPr>
+        <w:t>boundary</w:t>
+      </w:r>
+      <w:r>
+        <w:rPr>
+          <w:b w:val="0"/>
+        </w:rPr>
+        <w:t xml:space="preserve"> should the response show?</w:t>
+      </w:r>
+    </w:p>
+    <w:p>
+      <w:pPr>
+        <w:pStyle w:val="Heading3"/>
+      </w:pPr>
+      <w:r>
         <w:t>Classroom dialogue</w:t>
       </w:r>
     </w:p>
     <w:p>
-      <w:r>
+      <w:pPr>
+        <w:pStyle w:val="Heading3"/>
+      </w:pPr>
+      <w:r>
+        <w:t>Ask the class</w:t>
+      </w:r>
+    </w:p>
+    <w:p>
+      <w:pPr>
+        <w:spacing w:line="336" w:lineRule="auto" w:after="180"/>
+        <w:shd w:fill="F5F1FB"/>
+      </w:pPr>
+      <w:r>
+        <w:rPr>
+          <w:b w:val="0"/>
+        </w:rPr>
         <w:t>Ask: Which facts are given, and which would we have to assume? Learners mark relevant details before discussing answers.</w:t>
       </w:r>
     </w:p>
     <w:p>
-      <w:r>
+      <w:pPr>
+        <w:pStyle w:val="Heading3"/>
+      </w:pPr>
+      <w:r>
+        <w:t>Language to model</w:t>
+      </w:r>
+    </w:p>
+    <w:p>
+      <w:pPr>
+        <w:spacing w:line="336" w:lineRule="auto" w:after="180"/>
+        <w:shd w:fill="F1F6F8"/>
+      </w:pPr>
+      <w:r>
+        <w:rPr>
+          <w:b w:val="0"/>
+        </w:rPr>
         <w:t>Say: Predict first. Show the rule, information path or calculation that would produce the result. A correct guess is not yet an explanation.</w:t>
       </w:r>
     </w:p>
     <w:p>
-      <w:r>
+      <w:pPr>
+        <w:spacing w:line="336" w:lineRule="auto" w:after="180"/>
+      </w:pPr>
+      <w:r>
+        <w:rPr>
+          <w:b w:val="0"/>
+        </w:rPr>
         <w:t>Reveal reasoning one step at a time. Explain why a tempting alternative fails. Write units and denominators for arithmetic, trace conditions for decisions, and identify supporting sources for claims.</w:t>
       </w:r>
     </w:p>
     <w:p>
-      <w:r>
-        <w:t>In pairs, one learner solves while the other checks evidence; exchange roles. Remove the worked answer before independent assessment.</w:t>
+      <w:pPr>
+        <w:spacing w:line="336" w:lineRule="auto" w:after="180"/>
+      </w:pPr>
+      <w:r>
+        <w:rPr>
+          <w:b w:val="0"/>
+        </w:rPr>
+        <w:t xml:space="preserve">In pairs, one learner solves while the other checks </w:t>
+      </w:r>
+      <w:r>
+        <w:rPr>
+          <w:b/>
+        </w:rPr>
+        <w:t>evidence</w:t>
+      </w:r>
+      <w:r>
+        <w:rPr>
+          <w:b w:val="0"/>
+        </w:rPr>
+        <w:t>; exchange roles. Remove the worked answer before independent assessment.</w:t>
       </w:r>
     </w:p>
     <w:p>
@@ -1294,8 +2914,49 @@
       </w:r>
     </w:p>
     <w:p>
-      <w:r>
-        <w:t>Guided: A1 passes the format; delete_all() fails. Neither is executed as code, including any instruction-shaped string. Qualification: A format check does not grant resource access; authorisation follows separately. Exit: accept a concrete variation with its predicted outcome and a stated condition that would challenge the mechanism; reject a claim resting on unmeasured evidence.</w:t>
+      <w:pPr>
+        <w:spacing w:line="336" w:lineRule="auto" w:after="180"/>
+      </w:pPr>
+      <w:r>
+        <w:rPr>
+          <w:b w:val="0"/>
+        </w:rPr>
+        <w:t>Guided: A1 passes the format; delete_all() fails. Neither is executed as code, including any instruction-shaped string. Qualification: A format check does not grant resource access; authorisation follows separately.</w:t>
+      </w:r>
+    </w:p>
+    <w:p>
+      <w:pPr>
+        <w:spacing w:line="336" w:lineRule="auto" w:after="180"/>
+      </w:pPr>
+      <w:r>
+        <w:rPr>
+          <w:b w:val="0"/>
+        </w:rPr>
+        <w:t xml:space="preserve">Exit: accept a concrete variation with its predicted outcome and a stated condition that would challenge the </w:t>
+      </w:r>
+      <w:r>
+        <w:rPr>
+          <w:b/>
+        </w:rPr>
+        <w:t>mechanism</w:t>
+      </w:r>
+      <w:r>
+        <w:rPr>
+          <w:b w:val="0"/>
+        </w:rPr>
+        <w:t xml:space="preserve">; reject a claim resting on unmeasured </w:t>
+      </w:r>
+      <w:r>
+        <w:rPr>
+          <w:b/>
+        </w:rPr>
+        <w:t>evidence</w:t>
+      </w:r>
+      <w:r>
+        <w:rPr>
+          <w:b w:val="0"/>
+        </w:rPr>
+        <w:t>.</w:t>
       </w:r>
     </w:p>
     <w:p>
@@ -1747,18 +3408,89 @@
       </w:r>
     </w:p>
     <w:p>
-      <w:r>
-        <w:t>Completion task: Inputs A1 and delete_all() are supplied to room lookup. Show the intermediate steps and give the conclusion with its scope.</w:t>
-      </w:r>
-    </w:p>
-    <w:p>
-      <w:r>
+      <w:pPr>
+        <w:pStyle w:val="Heading3"/>
+      </w:pPr>
+      <w:r>
+        <w:t>Completion practice</w:t>
+      </w:r>
+    </w:p>
+    <w:p>
+      <w:pPr>
+        <w:spacing w:line="336" w:lineRule="auto" w:after="180"/>
+        <w:shd w:fill="F5F1FB"/>
+      </w:pPr>
+      <w:r>
+        <w:rPr>
+          <w:b w:val="0"/>
+        </w:rPr>
+        <w:t xml:space="preserve">Completion task: </w:t>
+      </w:r>
+      <w:r>
+        <w:rPr>
+          <w:b/>
+        </w:rPr>
+        <w:t>Input</w:t>
+      </w:r>
+      <w:r>
+        <w:rPr>
+          <w:b w:val="0"/>
+        </w:rPr>
+        <w:t>s A1 and delete_all() are supplied to room lookup. Show the intermediate steps and give the conclusion with its scope.</w:t>
+      </w:r>
+    </w:p>
+    <w:p>
+      <w:pPr>
+        <w:pStyle w:val="Heading3"/>
+      </w:pPr>
+      <w:r>
+        <w:t>Reasoning to listen for</w:t>
+      </w:r>
+    </w:p>
+    <w:p>
+      <w:pPr>
+        <w:spacing w:line="336" w:lineRule="auto" w:after="180"/>
+        <w:shd w:fill="F1F6FC"/>
+      </w:pPr>
+      <w:r>
+        <w:rPr>
+          <w:b w:val="0"/>
+        </w:rPr>
         <w:t>Teacher check: Teacher explanation: A1 passes the format; delete_all() fails. Neither is executed as code, including any instruction-shaped string.</w:t>
       </w:r>
     </w:p>
     <w:p>
-      <w:r>
-        <w:t>Start by identifying the given inputs together. Leave the intermediate steps blank. If needed, model one step, then withdraw that help on the next step. Move to a full trace only when the partial trace is understood. For partners, alternate explainer and checker; collect a response from every learner before discussion.</w:t>
+      <w:pPr>
+        <w:spacing w:line="336" w:lineRule="auto" w:after="180"/>
+      </w:pPr>
+      <w:r>
+        <w:rPr>
+          <w:b w:val="0"/>
+        </w:rPr>
+        <w:t xml:space="preserve">Start by identifying the given </w:t>
+      </w:r>
+      <w:r>
+        <w:rPr>
+          <w:b/>
+        </w:rPr>
+        <w:t>input</w:t>
+      </w:r>
+      <w:r>
+        <w:rPr>
+          <w:b w:val="0"/>
+        </w:rPr>
+        <w:t>s together. Leave the intermediate steps blank. If needed, model one step, then withdraw that help on the next step. Move to a full trace only when the partial trace is understood.</w:t>
+      </w:r>
+    </w:p>
+    <w:p>
+      <w:pPr>
+        <w:spacing w:line="336" w:lineRule="auto" w:after="180"/>
+      </w:pPr>
+      <w:r>
+        <w:rPr>
+          <w:b w:val="0"/>
+        </w:rPr>
+        <w:t>For partners, alternate explainer and checker; collect a response from every learner before discussion.</w:t>
       </w:r>
     </w:p>
     <w:p>
@@ -1770,18 +3502,79 @@
       </w:r>
     </w:p>
     <w:p>
-      <w:r>
-        <w:t>Use the worked case for Untrusted input boundaries. Proposed explanation: “The worked result establishes every future case”. Decide whether this explanation is supported. Point to the step or supplied fact that decides; explain your repair if needed.</w:t>
-      </w:r>
-    </w:p>
-    <w:p>
-      <w:r>
+      <w:pPr>
+        <w:spacing w:line="336" w:lineRule="auto" w:after="180"/>
+      </w:pPr>
+      <w:r>
+        <w:rPr>
+          <w:b w:val="0"/>
+        </w:rPr>
+        <w:t xml:space="preserve">Use the worked case for </w:t>
+      </w:r>
+      <w:r>
+        <w:rPr>
+          <w:b/>
+        </w:rPr>
+        <w:t>Untrusted input</w:t>
+      </w:r>
+      <w:r>
+        <w:rPr>
+          <w:b w:val="0"/>
+        </w:rPr>
+        <w:t xml:space="preserve"> boundaries. Proposed explanation: “The worked result establishes every future case”. Decide whether this explanation is supported.</w:t>
+      </w:r>
+    </w:p>
+    <w:p>
+      <w:pPr>
+        <w:spacing w:line="336" w:lineRule="auto" w:after="180"/>
+      </w:pPr>
+      <w:r>
+        <w:rPr>
+          <w:b w:val="0"/>
+        </w:rPr>
+        <w:t>Point to the step or supplied fact that decides; explain your repair if needed.</w:t>
+      </w:r>
+    </w:p>
+    <w:p>
+      <w:pPr>
+        <w:pStyle w:val="Heading3"/>
+      </w:pPr>
+      <w:r>
+        <w:t>Expected repair</w:t>
+      </w:r>
+    </w:p>
+    <w:p>
+      <w:pPr>
+        <w:spacing w:line="336" w:lineRule="auto" w:after="180"/>
+        <w:shd w:fill="F1F6FC"/>
+      </w:pPr>
+      <w:r>
+        <w:rPr>
+          <w:b w:val="0"/>
+        </w:rPr>
         <w:t>Expected correction: A format check does not grant resource access; authorisation follows separately.</w:t>
       </w:r>
     </w:p>
     <w:p>
-      <w:r>
-        <w:t>Collect explanations, not only yes/no votes. If a misunderstanding is common, re-model the relevant step for the class. If it affects a few learners, give a short targeted group explanation while others solve a more demanding variation.</w:t>
+      <w:pPr>
+        <w:spacing w:line="336" w:lineRule="auto" w:after="180"/>
+      </w:pPr>
+      <w:r>
+        <w:rPr>
+          <w:b w:val="0"/>
+        </w:rPr>
+        <w:t>Collect explanations, not only yes/no votes. If a misunderstanding is common, re-model the relevant step for the class.</w:t>
+      </w:r>
+    </w:p>
+    <w:p>
+      <w:pPr>
+        <w:spacing w:line="336" w:lineRule="auto" w:after="180"/>
+      </w:pPr>
+      <w:r>
+        <w:rPr>
+          <w:b w:val="0"/>
+        </w:rPr>
+        <w:t>If it affects a few learners, give a short targeted group explanation while others solve a more demanding variation.</w:t>
       </w:r>
     </w:p>
     <w:p>
@@ -1793,37 +3586,163 @@
       </w:r>
     </w:p>
     <w:p>
-      <w:r>
-        <w:t>Target: Explain the mechanism and terminology of abstention and clarification</w:t>
-      </w:r>
-    </w:p>
-    <w:p>
-      <w:r>
+      <w:pPr>
+        <w:spacing w:line="336" w:lineRule="auto" w:after="180"/>
+      </w:pPr>
+      <w:r>
+        <w:rPr>
+          <w:b w:val="0"/>
+        </w:rPr>
+        <w:t xml:space="preserve">Target: Explain the </w:t>
+      </w:r>
+      <w:r>
+        <w:rPr>
+          <w:b/>
+        </w:rPr>
+        <w:t>mechanism</w:t>
+      </w:r>
+      <w:r>
+        <w:rPr>
+          <w:b w:val="0"/>
+        </w:rPr>
+        <w:t xml:space="preserve"> and terminology of </w:t>
+      </w:r>
+      <w:r>
+        <w:rPr>
+          <w:b/>
+        </w:rPr>
+        <w:t>abstention</w:t>
+      </w:r>
+      <w:r>
+        <w:rPr>
+          <w:b w:val="0"/>
+        </w:rPr>
+        <w:t xml:space="preserve"> and </w:t>
+      </w:r>
+      <w:r>
+        <w:rPr>
+          <w:b/>
+        </w:rPr>
+        <w:t>clarification</w:t>
+      </w:r>
+    </w:p>
+    <w:p>
+      <w:pPr>
+        <w:spacing w:line="336" w:lineRule="auto" w:after="180"/>
+      </w:pPr>
+      <w:r>
+        <w:rPr>
+          <w:b w:val="0"/>
+        </w:rPr>
         <w:t>Reserve further sessions for this topic; the 135-minute primary plan does not absorb all added content.</w:t>
       </w:r>
     </w:p>
     <w:p>
-      <w:r>
+      <w:pPr>
+        <w:spacing w:line="336" w:lineRule="auto" w:after="180"/>
+      </w:pPr>
+      <w:r>
+        <w:rPr>
+          <w:b w:val="0"/>
+        </w:rPr>
         <w:t>Completion practice: Approval names room B, but two registers give capacities 8 and 12 with no precedence rule. The question asks maximum attendance. Show the intermediate steps and give the conclusion with its scope.</w:t>
       </w:r>
     </w:p>
     <w:p>
-      <w:r>
+      <w:pPr>
+        <w:pStyle w:val="Heading3"/>
+      </w:pPr>
+      <w:r>
+        <w:t>Reasoning to listen for</w:t>
+      </w:r>
+    </w:p>
+    <w:p>
+      <w:pPr>
+        <w:spacing w:line="336" w:lineRule="auto" w:after="180"/>
+        <w:shd w:fill="F1F6FC"/>
+      </w:pPr>
+      <w:r>
+        <w:rPr>
+          <w:b w:val="0"/>
+        </w:rPr>
         <w:t>Teacher check: Teacher explanation: Do not pick the larger or smaller value as established fact. Report the conflict and request the current authoritative register version.</w:t>
       </w:r>
     </w:p>
     <w:p>
-      <w:r>
-        <w:t>Individual check: For Abstention and clarification, use its worked case to evaluate this proposed explanation: “The worked result establishes every future case”. Explain the deciding step.</w:t>
-      </w:r>
-    </w:p>
-    <w:p>
-      <w:r>
-        <w:t>Expected correction: An abstention avoids an unsupported answer but does not automatically make a system useful; evaluate appropriate answers and appropriate fallbacks separately.</w:t>
-      </w:r>
-    </w:p>
-    <w:p>
-      <w:r>
+      <w:pPr>
+        <w:spacing w:line="336" w:lineRule="auto" w:after="180"/>
+      </w:pPr>
+      <w:r>
+        <w:rPr>
+          <w:b w:val="0"/>
+        </w:rPr>
+        <w:t xml:space="preserve">Individual check: For </w:t>
+      </w:r>
+      <w:r>
+        <w:rPr>
+          <w:b/>
+        </w:rPr>
+        <w:t>Abstention</w:t>
+      </w:r>
+      <w:r>
+        <w:rPr>
+          <w:b w:val="0"/>
+        </w:rPr>
+        <w:t xml:space="preserve"> and </w:t>
+      </w:r>
+      <w:r>
+        <w:rPr>
+          <w:b/>
+        </w:rPr>
+        <w:t>clarification</w:t>
+      </w:r>
+      <w:r>
+        <w:rPr>
+          <w:b w:val="0"/>
+        </w:rPr>
+        <w:t>, use its worked case to evaluate this proposed explanation: “The worked result establishes every future case”. Explain the deciding step.</w:t>
+      </w:r>
+    </w:p>
+    <w:p>
+      <w:pPr>
+        <w:pStyle w:val="Heading3"/>
+      </w:pPr>
+      <w:r>
+        <w:t>Expected repair</w:t>
+      </w:r>
+    </w:p>
+    <w:p>
+      <w:pPr>
+        <w:spacing w:line="336" w:lineRule="auto" w:after="180"/>
+        <w:shd w:fill="F1F6FC"/>
+      </w:pPr>
+      <w:r>
+        <w:rPr>
+          <w:b w:val="0"/>
+        </w:rPr>
+        <w:t xml:space="preserve">Expected correction: An </w:t>
+      </w:r>
+      <w:r>
+        <w:rPr>
+          <w:b/>
+        </w:rPr>
+        <w:t>abstention</w:t>
+      </w:r>
+      <w:r>
+        <w:rPr>
+          <w:b w:val="0"/>
+        </w:rPr>
+        <w:t xml:space="preserve"> avoids an unsupported answer but does not automatically make a system useful; evaluate appropriate answers and appropriate fallbacks separately.</w:t>
+      </w:r>
+    </w:p>
+    <w:p>
+      <w:pPr>
+        <w:spacing w:line="336" w:lineRule="auto" w:after="180"/>
+      </w:pPr>
+      <w:r>
+        <w:rPr>
+          <w:b w:val="0"/>
+        </w:rPr>
         <w:t>Apply the same support, independent transfer and delayed-review decisions to the named connected-topic workbook tasks.</w:t>
       </w:r>
     </w:p>
@@ -1836,8 +3755,26 @@
       </w:r>
     </w:p>
     <w:p>
-      <w:r>
-        <w:t>If AB7 passes the pattern, may it access teacher-only material? Point to the relevant step in the picture, then write the changed result and the rule or evidence that supports it.</w:t>
+      <w:pPr>
+        <w:spacing w:line="336" w:lineRule="auto" w:after="180"/>
+      </w:pPr>
+      <w:r>
+        <w:rPr>
+          <w:b w:val="0"/>
+        </w:rPr>
+        <w:t xml:space="preserve">If AB7 passes the pattern, may it access teacher-only material? Point to the relevant step in the picture, then write the changed result and the rule or </w:t>
+      </w:r>
+      <w:r>
+        <w:rPr>
+          <w:b/>
+        </w:rPr>
+        <w:t>evidence</w:t>
+      </w:r>
+      <w:r>
+        <w:rPr>
+          <w:b w:val="0"/>
+        </w:rPr>
+        <w:t xml:space="preserve"> that supports it.</w:t>
       </w:r>
     </w:p>
     <w:p>
@@ -1849,18 +3786,71 @@
       </w:r>
     </w:p>
     <w:p>
-      <w:r>
-        <w:t>Not from pattern validity alone. The server must separately enforce the authenticated user’s access rights. Changed-case check: Reject it under the exact uppercase rule. Lowercase b fails the declared pattern even though the identifier looks similar.</w:t>
-      </w:r>
-    </w:p>
-    <w:p>
-      <w:r>
+      <w:pPr>
+        <w:spacing w:line="336" w:lineRule="auto" w:after="180"/>
+      </w:pPr>
+      <w:r>
+        <w:rPr>
+          <w:b w:val="0"/>
+        </w:rPr>
+        <w:t>Not from pattern validity alone. The server must separately enforce the authenticated user’s access rights. Changed-case check: Reject it under the exact uppercase rule.</w:t>
+      </w:r>
+    </w:p>
+    <w:p>
+      <w:pPr>
+        <w:spacing w:line="336" w:lineRule="auto" w:after="180"/>
+      </w:pPr>
+      <w:r>
+        <w:rPr>
+          <w:b w:val="0"/>
+        </w:rPr>
+        <w:t>Lowercase b fails the declared pattern even though the identifier looks similar.</w:t>
+      </w:r>
+    </w:p>
+    <w:p>
+      <w:pPr>
+        <w:spacing w:line="336" w:lineRule="auto" w:after="180"/>
+      </w:pPr>
+      <w:r>
+        <w:rPr>
+          <w:b w:val="0"/>
+        </w:rPr>
         <w:t>Changed-case reasoning: Reject it under the exact uppercase rule. Lowercase b fails the declared pattern even though the identifier looks similar.</w:t>
       </w:r>
     </w:p>
     <w:p>
-      <w:r>
-        <w:t>Collect each learner’s explanation before discussion. Use the first missing connection between input, deciding step and result to choose support. This question is worked-case practice, not fresh mastery evidence.</w:t>
+      <w:pPr>
+        <w:spacing w:line="336" w:lineRule="auto" w:after="180"/>
+      </w:pPr>
+      <w:r>
+        <w:rPr>
+          <w:b w:val="0"/>
+        </w:rPr>
+        <w:t xml:space="preserve">Collect each learner’s explanation before discussion. Use the first missing connection between </w:t>
+      </w:r>
+      <w:r>
+        <w:rPr>
+          <w:b/>
+        </w:rPr>
+        <w:t>input</w:t>
+      </w:r>
+      <w:r>
+        <w:rPr>
+          <w:b w:val="0"/>
+        </w:rPr>
+        <w:t xml:space="preserve">, deciding step and result to choose support. This question is worked-case practice, not fresh mastery </w:t>
+      </w:r>
+      <w:r>
+        <w:rPr>
+          <w:b/>
+        </w:rPr>
+        <w:t>evidence</w:t>
+      </w:r>
+      <w:r>
+        <w:rPr>
+          <w:b w:val="0"/>
+        </w:rPr>
+        <w:t>.</w:t>
       </w:r>
     </w:p>
     <w:p>
@@ -1872,54 +3862,129 @@
       </w:r>
     </w:p>
     <w:p>
+      <w:r>
+        <w:t>Run the Safety Boundaries investigation and use the first unsupported step to choose a teaching response.</w:t>
+      </w:r>
+    </w:p>
+    <w:p>
+      <w:pPr>
+        <w:spacing w:line="336" w:lineRule="auto" w:after="180"/>
+      </w:pPr>
+      <w:r>
+        <w:rPr>
+          <w:b w:val="0"/>
+        </w:rPr>
+        <w:t>Words You Can Use to Reason</w:t>
+      </w:r>
+    </w:p>
+    <w:p>
+      <w:pPr>
+        <w:spacing w:line="336" w:lineRule="auto" w:after="180"/>
+      </w:pPr>
+      <w:r>
+        <w:rPr>
+          <w:b w:val="0"/>
+        </w:rPr>
+        <w:t>A definition matters when you can recognize the idea, use it, and contrast it with a near-miss.</w:t>
+      </w:r>
+    </w:p>
+    <w:p>
+      <w:pPr>
+        <w:spacing w:line="336" w:lineRule="auto" w:after="180"/>
+      </w:pPr>
+      <w:r>
+        <w:rPr>
+          <w:b w:val="0"/>
+        </w:rPr>
+        <w:t>Predict → Test → Record → Explain</w:t>
+      </w:r>
+    </w:p>
+    <w:p>
+      <w:pPr>
+        <w:spacing w:line="336" w:lineRule="auto" w:after="180"/>
+      </w:pPr>
+      <w:r>
+        <w:rPr>
+          <w:b w:val="0"/>
+        </w:rPr>
+        <w:t>Keep expected and actual results separate. Surprises are useful data when recorded honestly.</w:t>
+      </w:r>
+    </w:p>
+    <w:p>
+      <w:pPr>
+        <w:spacing w:line="336" w:lineRule="auto" w:after="180"/>
+      </w:pPr>
+      <w:r>
+        <w:rPr>
+          <w:b w:val="0"/>
+        </w:rPr>
+        <w:t>Classify classroom scenarios, write allow/warn/refuse/escalate behavior, and test both over-</w:t>
+      </w:r>
+      <w:r>
+        <w:rPr>
+          <w:b/>
+        </w:rPr>
+        <w:t>refusal</w:t>
+      </w:r>
+      <w:r>
+        <w:rPr>
+          <w:b w:val="0"/>
+        </w:rPr>
+        <w:t xml:space="preserve"> and unsafe compliance.</w:t>
+      </w:r>
+    </w:p>
+    <w:p>
+      <w:pPr>
+        <w:spacing w:line="336" w:lineRule="auto" w:after="180"/>
+        <w:shd w:fill="F5F1FB"/>
+      </w:pPr>
+      <w:r>
+        <w:rPr>
+          <w:b w:val="0"/>
+        </w:rPr>
+        <w:t>What did the hardest test teach you that the normal test did not?</w:t>
+      </w:r>
+    </w:p>
+    <w:p>
       <w:pPr>
         <w:pStyle w:val="Heading3"/>
       </w:pPr>
       <w:r>
-        <w:t>Run the weekly evidence lab</w:t>
-      </w:r>
-    </w:p>
-    <w:p>
-      <w:r>
-        <w:t>Words You Can Use to Reason</w:t>
-      </w:r>
-    </w:p>
-    <w:p>
-      <w:r>
-        <w:t>A definition matters when you can recognize the idea, use it, and contrast it with a near-miss.</w:t>
-      </w:r>
-    </w:p>
-    <w:p>
-      <w:r>
-        <w:t>Predict → Test → Record → Explain</w:t>
-      </w:r>
-    </w:p>
-    <w:p>
-      <w:r>
-        <w:t>Keep expected and actual results separate. Surprises are useful data when recorded honestly.</w:t>
-      </w:r>
-    </w:p>
-    <w:p>
-      <w:r>
-        <w:t>Classify classroom scenarios, write allow/warn/refuse/escalate behavior, and test both over-refusal and unsafe compliance.</w:t>
-      </w:r>
-    </w:p>
-    <w:p>
-      <w:r>
-        <w:t>What did the hardest test teach you that the normal test did not?</w:t>
-      </w:r>
-    </w:p>
-    <w:p>
-      <w:pPr>
-        <w:pStyle w:val="Heading3"/>
-      </w:pPr>
-      <w:r>
         <w:t>Make the lab runnable</w:t>
       </w:r>
     </w:p>
     <w:p>
-      <w:r>
-        <w:t>Use the concrete case as the shared normal case and the independent question as a second case. Each pair creates a boundary or missing-information case and predicts its result before testing. Keep the expected result separate from an observed mistake.</w:t>
+      <w:pPr>
+        <w:spacing w:line="336" w:lineRule="auto" w:after="180"/>
+      </w:pPr>
+      <w:r>
+        <w:rPr>
+          <w:b w:val="0"/>
+        </w:rPr>
+        <w:t xml:space="preserve">Use the concrete case as the shared normal case and the independent question as a second case. Each pair creates a </w:t>
+      </w:r>
+      <w:r>
+        <w:rPr>
+          <w:b/>
+        </w:rPr>
+        <w:t>boundary</w:t>
+      </w:r>
+      <w:r>
+        <w:rPr>
+          <w:b w:val="0"/>
+        </w:rPr>
+        <w:t xml:space="preserve"> or missing-information case and predicts its result before testing.</w:t>
+      </w:r>
+    </w:p>
+    <w:p>
+      <w:pPr>
+        <w:spacing w:line="336" w:lineRule="auto" w:after="180"/>
+      </w:pPr>
+      <w:r>
+        <w:rPr>
+          <w:b w:val="0"/>
+        </w:rPr>
+        <w:t>Keep the expected result separate from an observed mistake.</w:t>
       </w:r>
     </w:p>
     <w:tbl>
@@ -2077,8 +4142,25 @@
       </w:r>
     </w:p>
     <w:p>
-      <w:r>
-        <w:t>For guessing, return to given facts and request a trace. For vocabulary without application, use one example and one non-example. For arithmetic errors, check the setup before the calculation. Finish with a different uncoached case before recording mastery.</w:t>
+      <w:pPr>
+        <w:spacing w:line="336" w:lineRule="auto" w:after="180"/>
+      </w:pPr>
+      <w:r>
+        <w:rPr>
+          <w:b w:val="0"/>
+        </w:rPr>
+        <w:t>For guessing, return to given facts and request a trace. For vocabulary without application, use one example and one non-example. For arithmetic errors, check the setup before the calculation.</w:t>
+      </w:r>
+    </w:p>
+    <w:p>
+      <w:pPr>
+        <w:spacing w:line="336" w:lineRule="auto" w:after="180"/>
+      </w:pPr>
+      <w:r>
+        <w:rPr>
+          <w:b w:val="0"/>
+        </w:rPr>
+        <w:t>Finish with a different uncoached case before recording mastery.</w:t>
       </w:r>
     </w:p>
     <w:p>
@@ -2090,18 +4172,72 @@
       </w:r>
     </w:p>
     <w:p>
-      <w:r>
+      <w:pPr>
+        <w:spacing w:line="336" w:lineRule="auto" w:after="180"/>
+      </w:pPr>
+      <w:r>
+        <w:rPr>
+          <w:b w:val="0"/>
+        </w:rPr>
         <w:t>The worked result establishes every future case: A format check does not grant resource access; authorisation follows separately.</w:t>
       </w:r>
     </w:p>
     <w:p>
-      <w:r>
-        <w:t>A missing input may be replaced without recording the change: A replacement changes the evidence or contract. Record the change and its justification; do not silently turn unknown into a measured value.</w:t>
-      </w:r>
-    </w:p>
-    <w:p>
-      <w:r>
-        <w:t>Repeating an assessed case is new independent evidence: A replay checks consistency. An example used for feedback or revision cannot later be described as untouched final evaluation.</w:t>
+      <w:pPr>
+        <w:spacing w:line="336" w:lineRule="auto" w:after="180"/>
+      </w:pPr>
+      <w:r>
+        <w:rPr>
+          <w:b w:val="0"/>
+        </w:rPr>
+        <w:t xml:space="preserve">A missing </w:t>
+      </w:r>
+      <w:r>
+        <w:rPr>
+          <w:b/>
+        </w:rPr>
+        <w:t>input</w:t>
+      </w:r>
+      <w:r>
+        <w:rPr>
+          <w:b w:val="0"/>
+        </w:rPr>
+        <w:t xml:space="preserve"> may be replaced without recording the change: A replacement changes the </w:t>
+      </w:r>
+      <w:r>
+        <w:rPr>
+          <w:b/>
+        </w:rPr>
+        <w:t>evidence</w:t>
+      </w:r>
+      <w:r>
+        <w:rPr>
+          <w:b w:val="0"/>
+        </w:rPr>
+        <w:t xml:space="preserve"> or contract. Record the change and its justification; do not silently turn unknown into a measured value.</w:t>
+      </w:r>
+    </w:p>
+    <w:p>
+      <w:pPr>
+        <w:spacing w:line="336" w:lineRule="auto" w:after="180"/>
+      </w:pPr>
+      <w:r>
+        <w:rPr>
+          <w:b w:val="0"/>
+        </w:rPr>
+        <w:t xml:space="preserve">Repeating an assessed case is new independent </w:t>
+      </w:r>
+      <w:r>
+        <w:rPr>
+          <w:b/>
+        </w:rPr>
+        <w:t>evidence</w:t>
+      </w:r>
+      <w:r>
+        <w:rPr>
+          <w:b w:val="0"/>
+        </w:rPr>
+        <w:t>: A replay checks consistency. An example used for feedback or revision cannot later be described as untouched final evaluation.</w:t>
       </w:r>
     </w:p>
     <w:p>
@@ -2113,18 +4249,84 @@
       </w:r>
     </w:p>
     <w:p>
-      <w:r>
-        <w:t>The worked result establishes every future case: An abstention avoids an unsupported answer but does not automatically make a system useful; evaluate appropriate answers and appropriate fallbacks separately.</w:t>
-      </w:r>
-    </w:p>
-    <w:p>
-      <w:r>
-        <w:t>A missing input may be replaced without recording the change: A replacement changes the evidence or contract. Record the change and its justification; do not silently turn unknown into a measured value.</w:t>
-      </w:r>
-    </w:p>
-    <w:p>
-      <w:r>
-        <w:t>Repeating an assessed case is new independent evidence: A replay checks consistency. An example used for feedback or revision cannot later be described as untouched final evaluation.</w:t>
+      <w:pPr>
+        <w:spacing w:line="336" w:lineRule="auto" w:after="180"/>
+      </w:pPr>
+      <w:r>
+        <w:rPr>
+          <w:b w:val="0"/>
+        </w:rPr>
+        <w:t xml:space="preserve">The worked result establishes every future case: An </w:t>
+      </w:r>
+      <w:r>
+        <w:rPr>
+          <w:b/>
+        </w:rPr>
+        <w:t>abstention</w:t>
+      </w:r>
+      <w:r>
+        <w:rPr>
+          <w:b w:val="0"/>
+        </w:rPr>
+        <w:t xml:space="preserve"> avoids an unsupported answer but does not automatically make a system useful; evaluate appropriate answers and appropriate fallbacks separately.</w:t>
+      </w:r>
+    </w:p>
+    <w:p>
+      <w:pPr>
+        <w:spacing w:line="336" w:lineRule="auto" w:after="180"/>
+      </w:pPr>
+      <w:r>
+        <w:rPr>
+          <w:b w:val="0"/>
+        </w:rPr>
+        <w:t xml:space="preserve">A missing </w:t>
+      </w:r>
+      <w:r>
+        <w:rPr>
+          <w:b/>
+        </w:rPr>
+        <w:t>input</w:t>
+      </w:r>
+      <w:r>
+        <w:rPr>
+          <w:b w:val="0"/>
+        </w:rPr>
+        <w:t xml:space="preserve"> may be replaced without recording the change: A replacement changes the </w:t>
+      </w:r>
+      <w:r>
+        <w:rPr>
+          <w:b/>
+        </w:rPr>
+        <w:t>evidence</w:t>
+      </w:r>
+      <w:r>
+        <w:rPr>
+          <w:b w:val="0"/>
+        </w:rPr>
+        <w:t xml:space="preserve"> or contract. Record the change and its justification; do not silently turn unknown into a measured value.</w:t>
+      </w:r>
+    </w:p>
+    <w:p>
+      <w:pPr>
+        <w:spacing w:line="336" w:lineRule="auto" w:after="180"/>
+      </w:pPr>
+      <w:r>
+        <w:rPr>
+          <w:b w:val="0"/>
+        </w:rPr>
+        <w:t xml:space="preserve">Repeating an assessed case is new independent </w:t>
+      </w:r>
+      <w:r>
+        <w:rPr>
+          <w:b/>
+        </w:rPr>
+        <w:t>evidence</w:t>
+      </w:r>
+      <w:r>
+        <w:rPr>
+          <w:b w:val="0"/>
+        </w:rPr>
+        <w:t>: A replay checks consistency. An example used for feedback or revision cannot later be described as untouched final evaluation.</w:t>
       </w:r>
     </w:p>
     <w:p>
@@ -2282,8 +4484,37 @@
       </w:tr>
     </w:tbl>
     <w:p>
-      <w:r>
-        <w:t>Offer an oral explanation, drawing, enlarged visual or fewer examples when that removes a reading/writing barrier. Keep the same reasoning goal. Stretch secure learners by changing a boundary or assumption and asking them to defend the effect, not simply by assigning more of the same questions.</w:t>
+      <w:pPr>
+        <w:spacing w:line="336" w:lineRule="auto" w:after="180"/>
+      </w:pPr>
+      <w:r>
+        <w:rPr>
+          <w:b w:val="0"/>
+        </w:rPr>
+        <w:t>Offer an oral explanation, drawing, enlarged visual or fewer examples when that removes a reading/writing barrier. Keep the same reasoning goal.</w:t>
+      </w:r>
+    </w:p>
+    <w:p>
+      <w:pPr>
+        <w:spacing w:line="336" w:lineRule="auto" w:after="180"/>
+      </w:pPr>
+      <w:r>
+        <w:rPr>
+          <w:b w:val="0"/>
+        </w:rPr>
+        <w:t xml:space="preserve">Stretch secure learners by changing a </w:t>
+      </w:r>
+      <w:r>
+        <w:rPr>
+          <w:b/>
+        </w:rPr>
+        <w:t>boundary</w:t>
+      </w:r>
+      <w:r>
+        <w:rPr>
+          <w:b w:val="0"/>
+        </w:rPr>
+        <w:t xml:space="preserve"> or assumption and asking them to defend the effect, not simply by assigning more of the same questions.</w:t>
       </w:r>
     </w:p>
     <w:p>
@@ -2295,11 +4526,16 @@
       </w:r>
     </w:p>
     <w:p>
+      <w:r>
+        <w:t>Use the Safety Boundaries questions, teacher keys and criteria after the relevant attempts. Previously discussed cases are practice; protect the separately selected independent task.</w:t>
+      </w:r>
+    </w:p>
+    <w:p>
       <w:pPr>
         <w:pStyle w:val="Heading3"/>
       </w:pPr>
       <w:r>
-        <w:t>Assess and explain the answers</w:t>
+        <w:t>Worked case answer</w:t>
       </w:r>
     </w:p>
     <w:p>
@@ -2307,11 +4543,18 @@
         <w:pStyle w:val="Heading3"/>
       </w:pPr>
       <w:r>
-        <w:t>Worked case answer</w:t>
-      </w:r>
-    </w:p>
-    <w:p>
-      <w:r>
+        <w:t>Teacher key · Worked case answer</w:t>
+      </w:r>
+    </w:p>
+    <w:p>
+      <w:pPr>
+        <w:spacing w:line="336" w:lineRule="auto" w:after="180"/>
+        <w:shd w:fill="F1F6FC"/>
+      </w:pPr>
+      <w:r>
+        <w:rPr>
+          <w:b w:val="0"/>
+        </w:rPr>
         <w:t>A classroom study tool should not decide individual treatment. Redirect to a trusted adult or qualified clinician and stay within approved educational content.</w:t>
       </w:r>
     </w:p>
@@ -2324,20 +4567,62 @@
       </w:r>
     </w:p>
     <w:p>
-      <w:r>
-        <w:t>A study tool is asked to make a high-stakes personal decision outside its learning purpose. What boundary should the response show?</w:t>
-      </w:r>
-    </w:p>
-    <w:p>
       <w:pPr>
         <w:pStyle w:val="Heading3"/>
       </w:pPr>
       <w:r>
+        <w:t>Independent question · withhold the key</w:t>
+      </w:r>
+    </w:p>
+    <w:p>
+      <w:pPr>
+        <w:spacing w:line="336" w:lineRule="auto" w:after="180"/>
+        <w:shd w:fill="F5F1FB"/>
+      </w:pPr>
+      <w:r>
+        <w:rPr>
+          <w:b w:val="0"/>
+        </w:rPr>
+        <w:t xml:space="preserve">A study tool is asked to make a high-stakes personal decision outside its learning purpose. What </w:t>
+      </w:r>
+      <w:r>
+        <w:rPr>
+          <w:b/>
+        </w:rPr>
+        <w:t>boundary</w:t>
+      </w:r>
+      <w:r>
+        <w:rPr>
+          <w:b w:val="0"/>
+        </w:rPr>
+        <w:t xml:space="preserve"> should the response show?</w:t>
+      </w:r>
+    </w:p>
+    <w:p>
+      <w:pPr>
+        <w:pStyle w:val="Heading3"/>
+      </w:pPr>
+      <w:r>
         <w:t>Expected independent answer</w:t>
       </w:r>
     </w:p>
     <w:p>
-      <w:r>
+      <w:pPr>
+        <w:pStyle w:val="Heading3"/>
+      </w:pPr>
+      <w:r>
+        <w:t>Teacher key · Expected independent answer</w:t>
+      </w:r>
+    </w:p>
+    <w:p>
+      <w:pPr>
+        <w:spacing w:line="336" w:lineRule="auto" w:after="180"/>
+        <w:shd w:fill="F1F6FC"/>
+      </w:pPr>
+      <w:r>
+        <w:rPr>
+          <w:b w:val="0"/>
+        </w:rPr>
         <w:t>Explain the limitation, avoid making the decision, and direct the learner to an appropriate trusted human while offering relevant general educational help.</w:t>
       </w:r>
     </w:p>
@@ -2576,8 +4861,25 @@
       </w:tr>
     </w:tbl>
     <w:p>
-      <w:r>
-        <w:t>Use 6/8 as a classroom checkpoint, with 2 required for both Result and Reasoning. This is a proposed teaching rule, not a validated certification threshold. Do not count a coached answer as independent mastery; correct unsafe or unsupported claims regardless of total.</w:t>
+      <w:pPr>
+        <w:spacing w:line="336" w:lineRule="auto" w:after="180"/>
+      </w:pPr>
+      <w:r>
+        <w:rPr>
+          <w:b w:val="0"/>
+        </w:rPr>
+        <w:t>Use 6/8 as a classroom checkpoint, with 2 required for both Result and Reasoning. This is a proposed teaching rule, not a validated certification threshold.</w:t>
+      </w:r>
+    </w:p>
+    <w:p>
+      <w:pPr>
+        <w:spacing w:line="336" w:lineRule="auto" w:after="180"/>
+      </w:pPr>
+      <w:r>
+        <w:rPr>
+          <w:b w:val="0"/>
+        </w:rPr>
+        <w:t>Do not count a coached answer as independent mastery; correct unsafe or unsupported claims regardless of total.</w:t>
       </w:r>
     </w:p>
     <w:p>
@@ -2589,8 +4891,26 @@
       </w:r>
     </w:p>
     <w:p>
-      <w:r>
-        <w:t>Ask the learner to find the evidence that challenges this claim: “A helpful assistant should make every decision the user requests.” Keep the first attempt and an uncoached retry separate.</w:t>
+      <w:pPr>
+        <w:spacing w:line="336" w:lineRule="auto" w:after="180"/>
+      </w:pPr>
+      <w:r>
+        <w:rPr>
+          <w:b w:val="0"/>
+        </w:rPr>
+        <w:t xml:space="preserve">Ask the learner to find the </w:t>
+      </w:r>
+      <w:r>
+        <w:rPr>
+          <w:b/>
+        </w:rPr>
+        <w:t>evidence</w:t>
+      </w:r>
+      <w:r>
+        <w:rPr>
+          <w:b w:val="0"/>
+        </w:rPr>
+        <w:t xml:space="preserve"> that challenges this claim: “A helpful assistant should make every decision the user requests.” Keep the first attempt and an uncoached retry separate.</w:t>
       </w:r>
     </w:p>
     <w:p>
@@ -2602,15 +4922,42 @@
       </w:r>
     </w:p>
     <w:p>
-      <w:r>
-        <w:t>It should not provide an individual dose; direct the user to a trusted adult and qualified healthcare professional and return to approved study content. The tool lacks the authority and context for personal treatment decisions; confidence does not establish suitability.</w:t>
-      </w:r>
-    </w:p>
-    <w:p>
       <w:pPr>
         <w:pStyle w:val="Heading3"/>
       </w:pPr>
       <w:r>
+        <w:t>Teacher key · Original transfer answer</w:t>
+      </w:r>
+    </w:p>
+    <w:p>
+      <w:pPr>
+        <w:spacing w:line="336" w:lineRule="auto" w:after="180"/>
+        <w:shd w:fill="F1F6FC"/>
+      </w:pPr>
+      <w:r>
+        <w:rPr>
+          <w:b w:val="0"/>
+        </w:rPr>
+        <w:t>It should not provide an individual dose; direct the user to a trusted adult and qualified healthcare professional and return to approved study content.</w:t>
+      </w:r>
+    </w:p>
+    <w:p>
+      <w:pPr>
+        <w:spacing w:line="336" w:lineRule="auto" w:after="180"/>
+        <w:shd w:fill="F1F6FC"/>
+      </w:pPr>
+      <w:r>
+        <w:rPr>
+          <w:b w:val="0"/>
+        </w:rPr>
+        <w:t>The tool lacks the authority and context for personal treatment decisions; confidence does not establish suitability.</w:t>
+      </w:r>
+    </w:p>
+    <w:p>
+      <w:pPr>
+        <w:pStyle w:val="Heading3"/>
+      </w:pPr>
+      <w:r>
         <w:t>Explanations for the additional workbook examples</w:t>
       </w:r>
     </w:p>
@@ -2623,30 +4970,156 @@
       </w:r>
     </w:p>
     <w:p>
-      <w:r>
-        <w:t>Explain the weekly mechanism in your own words. Use the worked scenario to name its input, decision rule and output.</w:t>
-      </w:r>
-    </w:p>
-    <w:p>
-      <w:r>
-        <w:t>Teacher explanation: Untrusted input must be treated according to a contract before reaching code, queries or tools. Data that resembles instructions does not acquire execution authority. For the toy lookup accept room IDs matching one uppercase letter plus one digit. Perform exact dictionary lookup; never evaluate user strings as code. Reject invalid length or characters.</w:t>
-      </w:r>
-    </w:p>
-    <w:p>
       <w:pPr>
         <w:pStyle w:val="Heading3"/>
       </w:pPr>
       <w:r>
+        <w:t>Workbook question · W1</w:t>
+      </w:r>
+    </w:p>
+    <w:p>
+      <w:pPr>
+        <w:spacing w:line="336" w:lineRule="auto" w:after="180"/>
+        <w:shd w:fill="F5F1FB"/>
+      </w:pPr>
+      <w:r>
+        <w:rPr>
+          <w:b w:val="0"/>
+        </w:rPr>
+        <w:t xml:space="preserve">Explain the weekly </w:t>
+      </w:r>
+      <w:r>
+        <w:rPr>
+          <w:b/>
+        </w:rPr>
+        <w:t>mechanism</w:t>
+      </w:r>
+      <w:r>
+        <w:rPr>
+          <w:b w:val="0"/>
+        </w:rPr>
+        <w:t xml:space="preserve"> in your own words. Use the worked scenario to name its </w:t>
+      </w:r>
+      <w:r>
+        <w:rPr>
+          <w:b/>
+        </w:rPr>
+        <w:t>input</w:t>
+      </w:r>
+      <w:r>
+        <w:rPr>
+          <w:b w:val="0"/>
+        </w:rPr>
+        <w:t xml:space="preserve">, decision rule and </w:t>
+      </w:r>
+      <w:r>
+        <w:rPr>
+          <w:b/>
+        </w:rPr>
+        <w:t>output</w:t>
+      </w:r>
+      <w:r>
+        <w:rPr>
+          <w:b w:val="0"/>
+        </w:rPr>
+        <w:t>.</w:t>
+      </w:r>
+    </w:p>
+    <w:p>
+      <w:pPr>
+        <w:pStyle w:val="Heading3"/>
+      </w:pPr>
+      <w:r>
+        <w:t>Teacher reasoning · W1</w:t>
+      </w:r>
+    </w:p>
+    <w:p>
+      <w:pPr>
+        <w:spacing w:line="336" w:lineRule="auto" w:after="180"/>
+        <w:shd w:fill="F1F6FC"/>
+      </w:pPr>
+      <w:r>
+        <w:rPr>
+          <w:b w:val="0"/>
+        </w:rPr>
+        <w:t xml:space="preserve">Teacher explanation: </w:t>
+      </w:r>
+      <w:r>
+        <w:rPr>
+          <w:b/>
+        </w:rPr>
+        <w:t>Untrusted input</w:t>
+      </w:r>
+      <w:r>
+        <w:rPr>
+          <w:b w:val="0"/>
+        </w:rPr>
+        <w:t xml:space="preserve"> must be treated according to a contract before reaching code, queries or tools. Data that resembles instructions does not acquire execution authority.</w:t>
+      </w:r>
+    </w:p>
+    <w:p>
+      <w:pPr>
+        <w:spacing w:line="336" w:lineRule="auto" w:after="180"/>
+        <w:shd w:fill="F1F6FC"/>
+      </w:pPr>
+      <w:r>
+        <w:rPr>
+          <w:b w:val="0"/>
+        </w:rPr>
+        <w:t>For the toy lookup accept room IDs matching one uppercase letter plus one digit. Perform exact dictionary lookup; never evaluate user strings as code. Reject invalid length or characters.</w:t>
+      </w:r>
+    </w:p>
+    <w:p>
+      <w:pPr>
+        <w:pStyle w:val="Heading3"/>
+      </w:pPr>
+      <w:r>
         <w:t>W2 Trace the worked case</w:t>
       </w:r>
     </w:p>
     <w:p>
-      <w:r>
-        <w:t>Inputs A1 and delete_all() are supplied to room lookup. Show the intermediate steps and give the conclusion with its scope.</w:t>
-      </w:r>
-    </w:p>
-    <w:p>
-      <w:r>
+      <w:pPr>
+        <w:pStyle w:val="Heading3"/>
+      </w:pPr>
+      <w:r>
+        <w:t>Workbook question · W2</w:t>
+      </w:r>
+    </w:p>
+    <w:p>
+      <w:pPr>
+        <w:spacing w:line="336" w:lineRule="auto" w:after="180"/>
+        <w:shd w:fill="F5F1FB"/>
+      </w:pPr>
+      <w:r>
+        <w:rPr>
+          <w:b/>
+        </w:rPr>
+        <w:t>Input</w:t>
+      </w:r>
+      <w:r>
+        <w:rPr>
+          <w:b w:val="0"/>
+        </w:rPr>
+        <w:t>s A1 and delete_all() are supplied to room lookup. Show the intermediate steps and give the conclusion with its scope.</w:t>
+      </w:r>
+    </w:p>
+    <w:p>
+      <w:pPr>
+        <w:pStyle w:val="Heading3"/>
+      </w:pPr>
+      <w:r>
+        <w:t>Teacher reasoning · W2</w:t>
+      </w:r>
+    </w:p>
+    <w:p>
+      <w:pPr>
+        <w:spacing w:line="336" w:lineRule="auto" w:after="180"/>
+        <w:shd w:fill="F1F6FC"/>
+      </w:pPr>
+      <w:r>
+        <w:rPr>
+          <w:b w:val="0"/>
+        </w:rPr>
         <w:t>Teacher explanation: A1 passes the format; delete_all() fails. Neither is executed as code, including any instruction-shaped string.</w:t>
       </w:r>
     </w:p>
@@ -2659,30 +5132,114 @@
       </w:r>
     </w:p>
     <w:p>
-      <w:r>
+      <w:pPr>
+        <w:pStyle w:val="Heading3"/>
+      </w:pPr>
+      <w:r>
+        <w:t>Workbook question · W3</w:t>
+      </w:r>
+    </w:p>
+    <w:p>
+      <w:pPr>
+        <w:spacing w:line="336" w:lineRule="auto" w:after="180"/>
+        <w:shd w:fill="F5F1FB"/>
+      </w:pPr>
+      <w:r>
+        <w:rPr>
+          <w:b w:val="0"/>
+        </w:rPr>
         <w:t>A report omits this qualification: A format check does not grant resource access; authorisation follows separately. Explain how omitting it could change a reader's interpretation, and write an accurate replacement.</w:t>
       </w:r>
     </w:p>
     <w:p>
-      <w:r>
-        <w:t>Teacher explanation: A format check does not grant resource access; authorisation follows separately. State the observed result separately from the unverified or out-of-scope claim; preserve the original evidence rather than inventing a missing fact.</w:t>
-      </w:r>
-    </w:p>
-    <w:p>
       <w:pPr>
         <w:pStyle w:val="Heading3"/>
       </w:pPr>
       <w:r>
+        <w:t>Teacher reasoning · W3</w:t>
+      </w:r>
+    </w:p>
+    <w:p>
+      <w:pPr>
+        <w:spacing w:line="336" w:lineRule="auto" w:after="180"/>
+        <w:shd w:fill="F1F6FC"/>
+      </w:pPr>
+      <w:r>
+        <w:rPr>
+          <w:b w:val="0"/>
+        </w:rPr>
+        <w:t>Teacher explanation: A format check does not grant resource access; authorisation follows separately.</w:t>
+      </w:r>
+    </w:p>
+    <w:p>
+      <w:pPr>
+        <w:spacing w:line="336" w:lineRule="auto" w:after="180"/>
+        <w:shd w:fill="F1F6FC"/>
+      </w:pPr>
+      <w:r>
+        <w:rPr>
+          <w:b w:val="0"/>
+        </w:rPr>
+        <w:t xml:space="preserve">State the observed result separately from the unverified or out-of-scope claim; preserve the original </w:t>
+      </w:r>
+      <w:r>
+        <w:rPr>
+          <w:b/>
+        </w:rPr>
+        <w:t>evidence</w:t>
+      </w:r>
+      <w:r>
+        <w:rPr>
+          <w:b w:val="0"/>
+        </w:rPr>
+        <w:t xml:space="preserve"> rather than inventing a missing fact.</w:t>
+      </w:r>
+    </w:p>
+    <w:p>
+      <w:pPr>
+        <w:pStyle w:val="Heading3"/>
+      </w:pPr>
+      <w:r>
         <w:t>W4 Apply a new case independently</w:t>
       </w:r>
     </w:p>
     <w:p>
-      <w:r>
+      <w:pPr>
+        <w:pStyle w:val="Heading3"/>
+      </w:pPr>
+      <w:r>
+        <w:t>Workbook question · W4</w:t>
+      </w:r>
+    </w:p>
+    <w:p>
+      <w:pPr>
+        <w:spacing w:line="336" w:lineRule="auto" w:after="180"/>
+        <w:shd w:fill="F5F1FB"/>
+      </w:pPr>
+      <w:r>
+        <w:rPr>
+          <w:b w:val="0"/>
+        </w:rPr>
         <w:t>Classify B2, b2, B22 and B2; DROP under the exact format.</w:t>
       </w:r>
     </w:p>
     <w:p>
-      <w:r>
+      <w:pPr>
+        <w:pStyle w:val="Heading3"/>
+      </w:pPr>
+      <w:r>
+        <w:t>Teacher reasoning · W4</w:t>
+      </w:r>
+    </w:p>
+    <w:p>
+      <w:pPr>
+        <w:spacing w:line="336" w:lineRule="auto" w:after="180"/>
+        <w:shd w:fill="F1F6FC"/>
+      </w:pPr>
+      <w:r>
+        <w:rPr>
+          <w:b w:val="0"/>
+        </w:rPr>
         <w:t>Teacher explanation: B2 valid; lowercase, extra digit and injected command text invalid. Validation and safe lookup both apply.</w:t>
       </w:r>
     </w:p>
@@ -2695,31 +5252,182 @@
       </w:r>
     </w:p>
     <w:p>
-      <w:r>
-        <w:t>For the worked scenario, propose one additional case that could reveal a failure, describe its expected outcome before running it, and explain what would need to remain fixed for a fair comparison. Do not reuse W4 as a new final test after receiving feedback.</w:t>
-      </w:r>
-    </w:p>
-    <w:p>
-      <w:r>
-        <w:t>Teacher explanation: Accept a concrete variant of the worked input or a missing/conflicting/boundary condition, with an expectation derived from the declared procedure. Require preserved settings, original outputs and data roles. A format check does not grant resource access; authorisation follows separately. The new case should test this particular mechanism rather than merely restate the original result.</w:t>
-      </w:r>
-    </w:p>
-    <w:p>
       <w:pPr>
         <w:pStyle w:val="Heading3"/>
       </w:pPr>
       <w:r>
+        <w:t>Workbook question · W5</w:t>
+      </w:r>
+    </w:p>
+    <w:p>
+      <w:pPr>
+        <w:spacing w:line="336" w:lineRule="auto" w:after="180"/>
+        <w:shd w:fill="F5F1FB"/>
+      </w:pPr>
+      <w:r>
+        <w:rPr>
+          <w:b w:val="0"/>
+        </w:rPr>
+        <w:t>For the worked scenario, propose one additional case that could reveal a failure, describe its expected outcome before running it, and explain what would need to remain fixed for a fair comparison.</w:t>
+      </w:r>
+    </w:p>
+    <w:p>
+      <w:pPr>
+        <w:spacing w:line="336" w:lineRule="auto" w:after="180"/>
+        <w:shd w:fill="F5F1FB"/>
+      </w:pPr>
+      <w:r>
+        <w:rPr>
+          <w:b w:val="0"/>
+        </w:rPr>
+        <w:t>Do not reuse W4 as a new final test after receiving feedback.</w:t>
+      </w:r>
+    </w:p>
+    <w:p>
+      <w:pPr>
+        <w:pStyle w:val="Heading3"/>
+      </w:pPr>
+      <w:r>
+        <w:t>Teacher reasoning · W5</w:t>
+      </w:r>
+    </w:p>
+    <w:p>
+      <w:pPr>
+        <w:spacing w:line="336" w:lineRule="auto" w:after="180"/>
+        <w:shd w:fill="F1F6FC"/>
+      </w:pPr>
+      <w:r>
+        <w:rPr>
+          <w:b w:val="0"/>
+        </w:rPr>
+        <w:t xml:space="preserve">Teacher explanation: Accept a concrete variant of the worked </w:t>
+      </w:r>
+      <w:r>
+        <w:rPr>
+          <w:b/>
+        </w:rPr>
+        <w:t>input</w:t>
+      </w:r>
+      <w:r>
+        <w:rPr>
+          <w:b w:val="0"/>
+        </w:rPr>
+        <w:t xml:space="preserve"> or a missing/conflicting/</w:t>
+      </w:r>
+      <w:r>
+        <w:rPr>
+          <w:b/>
+        </w:rPr>
+        <w:t>boundary</w:t>
+      </w:r>
+      <w:r>
+        <w:rPr>
+          <w:b w:val="0"/>
+        </w:rPr>
+        <w:t xml:space="preserve"> condition, with an expectation derived from the declared procedure.</w:t>
+      </w:r>
+    </w:p>
+    <w:p>
+      <w:pPr>
+        <w:spacing w:line="336" w:lineRule="auto" w:after="180"/>
+        <w:shd w:fill="F1F6FC"/>
+      </w:pPr>
+      <w:r>
+        <w:rPr>
+          <w:b w:val="0"/>
+        </w:rPr>
+        <w:t xml:space="preserve">Require preserved settings, original </w:t>
+      </w:r>
+      <w:r>
+        <w:rPr>
+          <w:b/>
+        </w:rPr>
+        <w:t>output</w:t>
+      </w:r>
+      <w:r>
+        <w:rPr>
+          <w:b w:val="0"/>
+        </w:rPr>
+        <w:t>s and data roles. A format check does not grant resource access; authorisation follows separately.</w:t>
+      </w:r>
+    </w:p>
+    <w:p>
+      <w:pPr>
+        <w:spacing w:line="336" w:lineRule="auto" w:after="180"/>
+        <w:shd w:fill="F1F6FC"/>
+      </w:pPr>
+      <w:r>
+        <w:rPr>
+          <w:b w:val="0"/>
+        </w:rPr>
+        <w:t xml:space="preserve">The new case should test this particular </w:t>
+      </w:r>
+      <w:r>
+        <w:rPr>
+          <w:b/>
+        </w:rPr>
+        <w:t>mechanism</w:t>
+      </w:r>
+      <w:r>
+        <w:rPr>
+          <w:b w:val="0"/>
+        </w:rPr>
+        <w:t xml:space="preserve"> rather than merely restate the original result.</w:t>
+      </w:r>
+    </w:p>
+    <w:p>
+      <w:pPr>
+        <w:pStyle w:val="Heading3"/>
+      </w:pPr>
+      <w:r>
         <w:t>Abstention and clarification — W1 Explain the mechanism</w:t>
       </w:r>
     </w:p>
     <w:p>
-      <w:r>
-        <w:t>Explain the weekly mechanism in your own words. Use the worked scenario to name its input, decision rule and output.</w:t>
-      </w:r>
-    </w:p>
-    <w:p>
-      <w:r>
-        <w:t>Teacher explanation: Abstention and clarification are valid responses when necessary evidence is missing. Ask for the smallest fact that can resolve the decision. Separate answerable claims from unresolved ones. Clarify ambiguous input when a user can supply the needed fact; abstain from unsupported conclusions when evidence is unavailable. Define acceptable fallback before evaluation.</w:t>
+      <w:pPr>
+        <w:spacing w:line="336" w:lineRule="auto" w:after="180"/>
+      </w:pPr>
+      <w:r>
+        <w:rPr>
+          <w:b w:val="0"/>
+        </w:rPr>
+        <w:t xml:space="preserve">Explain the weekly </w:t>
+      </w:r>
+      <w:r>
+        <w:rPr>
+          <w:b/>
+        </w:rPr>
+        <w:t>mechanism</w:t>
+      </w:r>
+      <w:r>
+        <w:rPr>
+          <w:b w:val="0"/>
+        </w:rPr>
+        <w:t xml:space="preserve"> in your own words. Use the worked scenario to name its </w:t>
+      </w:r>
+      <w:r>
+        <w:rPr>
+          <w:b/>
+        </w:rPr>
+        <w:t>input</w:t>
+      </w:r>
+      <w:r>
+        <w:rPr>
+          <w:b w:val="0"/>
+        </w:rPr>
+        <w:t xml:space="preserve">, decision rule and </w:t>
+      </w:r>
+      <w:r>
+        <w:rPr>
+          <w:b/>
+        </w:rPr>
+        <w:t>output</w:t>
+      </w:r>
+      <w:r>
+        <w:rPr>
+          <w:b w:val="0"/>
+        </w:rPr>
+        <w:t>.</w:t>
       </w:r>
     </w:p>
     <w:p>
@@ -2727,16 +5435,129 @@
         <w:pStyle w:val="Heading3"/>
       </w:pPr>
       <w:r>
+        <w:t>Teacher reasoning</w:t>
+      </w:r>
+    </w:p>
+    <w:p>
+      <w:pPr>
+        <w:spacing w:line="336" w:lineRule="auto" w:after="180"/>
+        <w:shd w:fill="F1F6FC"/>
+      </w:pPr>
+      <w:r>
+        <w:rPr>
+          <w:b w:val="0"/>
+        </w:rPr>
+        <w:t xml:space="preserve">Teacher explanation: </w:t>
+      </w:r>
+      <w:r>
+        <w:rPr>
+          <w:b/>
+        </w:rPr>
+        <w:t>Abstention</w:t>
+      </w:r>
+      <w:r>
+        <w:rPr>
+          <w:b w:val="0"/>
+        </w:rPr>
+        <w:t xml:space="preserve"> and </w:t>
+      </w:r>
+      <w:r>
+        <w:rPr>
+          <w:b/>
+        </w:rPr>
+        <w:t>clarification</w:t>
+      </w:r>
+      <w:r>
+        <w:rPr>
+          <w:b w:val="0"/>
+        </w:rPr>
+        <w:t xml:space="preserve"> are valid responses when necessary </w:t>
+      </w:r>
+      <w:r>
+        <w:rPr>
+          <w:b/>
+        </w:rPr>
+        <w:t>evidence</w:t>
+      </w:r>
+      <w:r>
+        <w:rPr>
+          <w:b w:val="0"/>
+        </w:rPr>
+        <w:t xml:space="preserve"> is missing. Ask for the smallest fact that can resolve the decision. Separate answerable claims from unresolved ones.</w:t>
+      </w:r>
+    </w:p>
+    <w:p>
+      <w:pPr>
+        <w:spacing w:line="336" w:lineRule="auto" w:after="180"/>
+        <w:shd w:fill="F1F6FC"/>
+      </w:pPr>
+      <w:r>
+        <w:rPr>
+          <w:b w:val="0"/>
+        </w:rPr>
+        <w:t xml:space="preserve">Clarify ambiguous </w:t>
+      </w:r>
+      <w:r>
+        <w:rPr>
+          <w:b/>
+        </w:rPr>
+        <w:t>input</w:t>
+      </w:r>
+      <w:r>
+        <w:rPr>
+          <w:b w:val="0"/>
+        </w:rPr>
+        <w:t xml:space="preserve"> when a user can supply the needed fact; abstain from unsupported conclusions when </w:t>
+      </w:r>
+      <w:r>
+        <w:rPr>
+          <w:b/>
+        </w:rPr>
+        <w:t>evidence</w:t>
+      </w:r>
+      <w:r>
+        <w:rPr>
+          <w:b w:val="0"/>
+        </w:rPr>
+        <w:t xml:space="preserve"> is unavailable. Define acceptable fallback before evaluation.</w:t>
+      </w:r>
+    </w:p>
+    <w:p>
+      <w:pPr>
+        <w:pStyle w:val="Heading3"/>
+      </w:pPr>
+      <w:r>
         <w:t>Abstention and clarification — W2 Trace the worked case</w:t>
       </w:r>
     </w:p>
     <w:p>
-      <w:r>
+      <w:pPr>
+        <w:spacing w:line="336" w:lineRule="auto" w:after="180"/>
+      </w:pPr>
+      <w:r>
+        <w:rPr>
+          <w:b w:val="0"/>
+        </w:rPr>
         <w:t>Approval names room B, but two registers give capacities 8 and 12 with no precedence rule. The question asks maximum attendance. Show the intermediate steps and give the conclusion with its scope.</w:t>
       </w:r>
     </w:p>
     <w:p>
-      <w:r>
+      <w:pPr>
+        <w:pStyle w:val="Heading3"/>
+      </w:pPr>
+      <w:r>
+        <w:t>Teacher reasoning</w:t>
+      </w:r>
+    </w:p>
+    <w:p>
+      <w:pPr>
+        <w:spacing w:line="336" w:lineRule="auto" w:after="180"/>
+        <w:shd w:fill="F1F6FC"/>
+      </w:pPr>
+      <w:r>
+        <w:rPr>
+          <w:b w:val="0"/>
+        </w:rPr>
         <w:t>Teacher explanation: Do not pick the larger or smaller value as established fact. Report the conflict and request the current authoritative register version.</w:t>
       </w:r>
     </w:p>
@@ -2749,13 +5570,37 @@
       </w:r>
     </w:p>
     <w:p>
-      <w:r>
-        <w:t>A report omits this qualification: An abstention avoids an unsupported answer but does not automatically make a system useful; evaluate appropriate answers and appropriate fallbacks separately. Explain how omitting it could change a reader's interpretation, and write an accurate replacement.</w:t>
-      </w:r>
-    </w:p>
-    <w:p>
-      <w:r>
-        <w:t>Teacher explanation: An abstention avoids an unsupported answer but does not automatically make a system useful; evaluate appropriate answers and appropriate fallbacks separately. State the observed result separately from the unverified or out-of-scope claim; preserve the original evidence rather than inventing a missing fact.</w:t>
+      <w:pPr>
+        <w:spacing w:line="336" w:lineRule="auto" w:after="180"/>
+      </w:pPr>
+      <w:r>
+        <w:rPr>
+          <w:b w:val="0"/>
+        </w:rPr>
+        <w:t xml:space="preserve">A report omits this qualification: An </w:t>
+      </w:r>
+      <w:r>
+        <w:rPr>
+          <w:b/>
+        </w:rPr>
+        <w:t>abstention</w:t>
+      </w:r>
+      <w:r>
+        <w:rPr>
+          <w:b w:val="0"/>
+        </w:rPr>
+        <w:t xml:space="preserve"> avoids an unsupported answer but does not automatically make a system useful; evaluate appropriate answers and appropriate fallbacks separately.</w:t>
+      </w:r>
+    </w:p>
+    <w:p>
+      <w:pPr>
+        <w:spacing w:line="336" w:lineRule="auto" w:after="180"/>
+      </w:pPr>
+      <w:r>
+        <w:rPr>
+          <w:b w:val="0"/>
+        </w:rPr>
+        <w:t>Explain how omitting it could change a reader's interpretation, and write an accurate replacement.</w:t>
       </w:r>
     </w:p>
     <w:p>
@@ -2763,16 +5608,94 @@
         <w:pStyle w:val="Heading3"/>
       </w:pPr>
       <w:r>
+        <w:t>Teacher reasoning</w:t>
+      </w:r>
+    </w:p>
+    <w:p>
+      <w:pPr>
+        <w:spacing w:line="336" w:lineRule="auto" w:after="180"/>
+        <w:shd w:fill="F1F6FC"/>
+      </w:pPr>
+      <w:r>
+        <w:rPr>
+          <w:b w:val="0"/>
+        </w:rPr>
+        <w:t xml:space="preserve">Teacher explanation: An </w:t>
+      </w:r>
+      <w:r>
+        <w:rPr>
+          <w:b/>
+        </w:rPr>
+        <w:t>abstention</w:t>
+      </w:r>
+      <w:r>
+        <w:rPr>
+          <w:b w:val="0"/>
+        </w:rPr>
+        <w:t xml:space="preserve"> avoids an unsupported answer but does not automatically make a system useful; evaluate appropriate answers and appropriate fallbacks separately.</w:t>
+      </w:r>
+    </w:p>
+    <w:p>
+      <w:pPr>
+        <w:spacing w:line="336" w:lineRule="auto" w:after="180"/>
+        <w:shd w:fill="F1F6FC"/>
+      </w:pPr>
+      <w:r>
+        <w:rPr>
+          <w:b w:val="0"/>
+        </w:rPr>
+        <w:t xml:space="preserve">State the observed result separately from the unverified or out-of-scope claim; preserve the original </w:t>
+      </w:r>
+      <w:r>
+        <w:rPr>
+          <w:b/>
+        </w:rPr>
+        <w:t>evidence</w:t>
+      </w:r>
+      <w:r>
+        <w:rPr>
+          <w:b w:val="0"/>
+        </w:rPr>
+        <w:t xml:space="preserve"> rather than inventing a missing fact.</w:t>
+      </w:r>
+    </w:p>
+    <w:p>
+      <w:pPr>
+        <w:pStyle w:val="Heading3"/>
+      </w:pPr>
+      <w:r>
         <w:t>Abstention and clarification — W4 Apply a new case independently</w:t>
       </w:r>
     </w:p>
     <w:p>
-      <w:r>
+      <w:pPr>
+        <w:spacing w:line="336" w:lineRule="auto" w:after="180"/>
+        <w:shd w:fill="F5F1FB"/>
+      </w:pPr>
+      <w:r>
+        <w:rPr>
+          <w:b w:val="0"/>
+        </w:rPr>
         <w:t>The request says use the hall, but approved rooms include H1 and H2 with different capacities. No hall ID is given. What question should be asked?</w:t>
       </w:r>
     </w:p>
     <w:p>
-      <w:r>
+      <w:pPr>
+        <w:pStyle w:val="Heading3"/>
+      </w:pPr>
+      <w:r>
+        <w:t>Teacher reasoning</w:t>
+      </w:r>
+    </w:p>
+    <w:p>
+      <w:pPr>
+        <w:spacing w:line="336" w:lineRule="auto" w:after="180"/>
+        <w:shd w:fill="F1F6FC"/>
+      </w:pPr>
+      <w:r>
+        <w:rPr>
+          <w:b w:val="0"/>
+        </w:rPr>
         <w:t>Teacher explanation: Ask which hall ID the request refers to, then match its approval and capacity. Do not guess from the available capacities.</w:t>
       </w:r>
     </w:p>
@@ -2785,13 +5708,25 @@
       </w:r>
     </w:p>
     <w:p>
-      <w:r>
-        <w:t>For the worked scenario, propose one additional case that could reveal a failure, describe its expected outcome before running it, and explain what would need to remain fixed for a fair comparison. Do not reuse W4 as a new final test after receiving feedback.</w:t>
-      </w:r>
-    </w:p>
-    <w:p>
-      <w:r>
-        <w:t>Teacher explanation: Accept a concrete variant of the worked input or a missing/conflicting/boundary condition, with an expectation derived from the declared procedure. Require preserved settings, original outputs and data roles. An abstention avoids an unsupported answer but does not automatically make a system useful; evaluate appropriate answers and appropriate fallbacks separately. The new case should test this particular mechanism rather than merely restate the original result.</w:t>
+      <w:pPr>
+        <w:spacing w:line="336" w:lineRule="auto" w:after="180"/>
+      </w:pPr>
+      <w:r>
+        <w:rPr>
+          <w:b w:val="0"/>
+        </w:rPr>
+        <w:t>For the worked scenario, propose one additional case that could reveal a failure, describe its expected outcome before running it, and explain what would need to remain fixed for a fair comparison.</w:t>
+      </w:r>
+    </w:p>
+    <w:p>
+      <w:pPr>
+        <w:spacing w:line="336" w:lineRule="auto" w:after="180"/>
+      </w:pPr>
+      <w:r>
+        <w:rPr>
+          <w:b w:val="0"/>
+        </w:rPr>
+        <w:t>Do not reuse W4 as a new final test after receiving feedback.</w:t>
       </w:r>
     </w:p>
     <w:p>
@@ -2799,11 +5734,130 @@
         <w:pStyle w:val="Heading3"/>
       </w:pPr>
       <w:r>
+        <w:t>Teacher reasoning</w:t>
+      </w:r>
+    </w:p>
+    <w:p>
+      <w:pPr>
+        <w:spacing w:line="336" w:lineRule="auto" w:after="180"/>
+        <w:shd w:fill="F1F6FC"/>
+      </w:pPr>
+      <w:r>
+        <w:rPr>
+          <w:b w:val="0"/>
+        </w:rPr>
+        <w:t xml:space="preserve">Teacher explanation: Accept a concrete variant of the worked </w:t>
+      </w:r>
+      <w:r>
+        <w:rPr>
+          <w:b/>
+        </w:rPr>
+        <w:t>input</w:t>
+      </w:r>
+      <w:r>
+        <w:rPr>
+          <w:b w:val="0"/>
+        </w:rPr>
+        <w:t xml:space="preserve"> or a missing/conflicting/</w:t>
+      </w:r>
+      <w:r>
+        <w:rPr>
+          <w:b/>
+        </w:rPr>
+        <w:t>boundary</w:t>
+      </w:r>
+      <w:r>
+        <w:rPr>
+          <w:b w:val="0"/>
+        </w:rPr>
+        <w:t xml:space="preserve"> condition, with an expectation derived from the declared procedure.</w:t>
+      </w:r>
+    </w:p>
+    <w:p>
+      <w:pPr>
+        <w:spacing w:line="336" w:lineRule="auto" w:after="180"/>
+        <w:shd w:fill="F1F6FC"/>
+      </w:pPr>
+      <w:r>
+        <w:rPr>
+          <w:b w:val="0"/>
+        </w:rPr>
+        <w:t xml:space="preserve">Require preserved settings, original </w:t>
+      </w:r>
+      <w:r>
+        <w:rPr>
+          <w:b/>
+        </w:rPr>
+        <w:t>output</w:t>
+      </w:r>
+      <w:r>
+        <w:rPr>
+          <w:b w:val="0"/>
+        </w:rPr>
+        <w:t xml:space="preserve">s and data roles. An </w:t>
+      </w:r>
+      <w:r>
+        <w:rPr>
+          <w:b/>
+        </w:rPr>
+        <w:t>abstention</w:t>
+      </w:r>
+      <w:r>
+        <w:rPr>
+          <w:b w:val="0"/>
+        </w:rPr>
+        <w:t xml:space="preserve"> avoids an unsupported answer but does not automatically make a system useful; evaluate appropriate answers and appropriate fallbacks separately.</w:t>
+      </w:r>
+    </w:p>
+    <w:p>
+      <w:pPr>
+        <w:spacing w:line="336" w:lineRule="auto" w:after="180"/>
+        <w:shd w:fill="F1F6FC"/>
+      </w:pPr>
+      <w:r>
+        <w:rPr>
+          <w:b w:val="0"/>
+        </w:rPr>
+        <w:t xml:space="preserve">The new case should test this particular </w:t>
+      </w:r>
+      <w:r>
+        <w:rPr>
+          <w:b/>
+        </w:rPr>
+        <w:t>mechanism</w:t>
+      </w:r>
+      <w:r>
+        <w:rPr>
+          <w:b w:val="0"/>
+        </w:rPr>
+        <w:t xml:space="preserve"> rather than merely restate the original result.</w:t>
+      </w:r>
+    </w:p>
+    <w:p>
+      <w:pPr>
+        <w:pStyle w:val="Heading3"/>
+      </w:pPr>
+      <w:r>
         <w:t>Assess independent transfer</w:t>
       </w:r>
     </w:p>
     <w:p>
-      <w:r>
+      <w:pPr>
+        <w:pStyle w:val="Heading3"/>
+      </w:pPr>
+      <w:r>
+        <w:t>Independent question · withhold the key</w:t>
+      </w:r>
+    </w:p>
+    <w:p>
+      <w:pPr>
+        <w:spacing w:line="336" w:lineRule="auto" w:after="180"/>
+        <w:shd w:fill="F5F1FB"/>
+      </w:pPr>
+      <w:r>
+        <w:rPr>
+          <w:b w:val="0"/>
+        </w:rPr>
         <w:t>Selected case: Classify B2, b2, B22 and B2; DROP under the exact format.</w:t>
       </w:r>
     </w:p>
@@ -2816,7 +5870,22 @@
       </w:r>
     </w:p>
     <w:p>
-      <w:r>
+      <w:pPr>
+        <w:pStyle w:val="Heading3"/>
+      </w:pPr>
+      <w:r>
+        <w:t>Teacher key · Selected case answer</w:t>
+      </w:r>
+    </w:p>
+    <w:p>
+      <w:pPr>
+        <w:spacing w:line="336" w:lineRule="auto" w:after="180"/>
+        <w:shd w:fill="F1F6FC"/>
+      </w:pPr>
+      <w:r>
+        <w:rPr>
+          <w:b w:val="0"/>
+        </w:rPr>
         <w:t>Teacher explanation: B2 valid; lowercase, extra digit and injected command text invalid. Validation and safe lookup both apply.</w:t>
       </w:r>
     </w:p>
@@ -2923,21 +5992,77 @@
       </w:tr>
     </w:tbl>
     <w:p>
-      <w:r>
-        <w:t>Record each dimension as not yet, with support, or independent. Accept a valid alternative procedure with a defensible trace. Do not penalise an honestly recorded model failure if the learner correctly explains its evidence and limits.</w:t>
-      </w:r>
-    </w:p>
-    <w:p>
       <w:pPr>
         <w:pStyle w:val="Heading3"/>
       </w:pPr>
       <w:r>
+        <w:t>Teacher key · Selected case answer</w:t>
+      </w:r>
+    </w:p>
+    <w:p>
+      <w:pPr>
+        <w:spacing w:line="336" w:lineRule="auto" w:after="180"/>
+        <w:shd w:fill="F1F6FC"/>
+      </w:pPr>
+      <w:r>
+        <w:rPr>
+          <w:b w:val="0"/>
+        </w:rPr>
+        <w:t>Record each dimension as not yet, with support, or independent. Accept a valid alternative procedure with a defensible trace.</w:t>
+      </w:r>
+    </w:p>
+    <w:p>
+      <w:pPr>
+        <w:spacing w:line="336" w:lineRule="auto" w:after="180"/>
+        <w:shd w:fill="F1F6FC"/>
+      </w:pPr>
+      <w:r>
+        <w:rPr>
+          <w:b w:val="0"/>
+        </w:rPr>
+        <w:t xml:space="preserve">Do not penalise an honestly recorded model failure if the learner correctly explains its </w:t>
+      </w:r>
+      <w:r>
+        <w:rPr>
+          <w:b/>
+        </w:rPr>
+        <w:t>evidence</w:t>
+      </w:r>
+      <w:r>
+        <w:rPr>
+          <w:b w:val="0"/>
+        </w:rPr>
+        <w:t xml:space="preserve"> and limits.</w:t>
+      </w:r>
+    </w:p>
+    <w:p>
+      <w:pPr>
+        <w:pStyle w:val="Heading3"/>
+      </w:pPr>
+      <w:r>
         <w:t>Feedback that the learner uses</w:t>
       </w:r>
     </w:p>
     <w:p>
-      <w:r>
-        <w:t>Name the earliest unsupported step and give one action to repair it. Have the learner make that repair now and explain why. Then assess the relevant skill on a fresh, fully specified case. Confirm it was not previously practised with feedback; solve and check the new case before assigning it. A follow-up design prompt is a starting brief, not automatically an equivalent test.</w:t>
+      <w:pPr>
+        <w:spacing w:line="336" w:lineRule="auto" w:after="180"/>
+      </w:pPr>
+      <w:r>
+        <w:rPr>
+          <w:b w:val="0"/>
+        </w:rPr>
+        <w:t>Name the earliest unsupported step and give one action to repair it. Have the learner make that repair now and explain why. Then assess the relevant skill on a fresh, fully specified case.</w:t>
+      </w:r>
+    </w:p>
+    <w:p>
+      <w:pPr>
+        <w:spacing w:line="336" w:lineRule="auto" w:after="180"/>
+      </w:pPr>
+      <w:r>
+        <w:rPr>
+          <w:b w:val="0"/>
+        </w:rPr>
+        <w:t>Confirm it was not previously practised with feedback; solve and check the new case before assigning it. A follow-up design prompt is a starting brief, not automatically an equivalent test.</w:t>
       </w:r>
     </w:p>
     <w:p>
@@ -2949,11 +6074,74 @@
       </w:r>
     </w:p>
     <w:p>
+      <w:r>
+        <w:t>Connect Safety Boundaries to Verified Study Buddy, adapt support and plan a later changed-case check.</w:t>
+      </w:r>
+    </w:p>
+    <w:p>
       <w:pPr>
         <w:pStyle w:val="Heading3"/>
       </w:pPr>
       <w:r>
-        <w:t>Connect and extend learning</w:t>
+        <w:t>Verified Study Buddy</w:t>
+      </w:r>
+    </w:p>
+    <w:p>
+      <w:pPr>
+        <w:spacing w:line="336" w:lineRule="auto" w:after="180"/>
+      </w:pPr>
+      <w:r>
+        <w:rPr>
+          <w:b w:val="0"/>
+        </w:rPr>
+        <w:t xml:space="preserve">Implement risk levels, </w:t>
+      </w:r>
+      <w:r>
+        <w:rPr>
+          <w:b/>
+        </w:rPr>
+        <w:t>refusal</w:t>
+      </w:r>
+      <w:r>
+        <w:rPr>
+          <w:b w:val="0"/>
+        </w:rPr>
+        <w:t xml:space="preserve"> language, safe alternatives, and teacher-review gates.</w:t>
+      </w:r>
+    </w:p>
+    <w:p>
+      <w:pPr>
+        <w:spacing w:line="336" w:lineRule="auto" w:after="180"/>
+      </w:pPr>
+      <w:r>
+        <w:rPr>
+          <w:b w:val="0"/>
+        </w:rPr>
+        <w:t xml:space="preserve">Keep the decision, </w:t>
+      </w:r>
+      <w:r>
+        <w:rPr>
+          <w:b/>
+        </w:rPr>
+        <w:t>input</w:t>
+      </w:r>
+      <w:r>
+        <w:rPr>
+          <w:b w:val="0"/>
+        </w:rPr>
+        <w:t xml:space="preserve">, result, explanation and remaining limitation in the project </w:t>
+      </w:r>
+      <w:r>
+        <w:rPr>
+          <w:b/>
+        </w:rPr>
+        <w:t>evidence</w:t>
+      </w:r>
+      <w:r>
+        <w:rPr>
+          <w:b w:val="0"/>
+        </w:rPr>
+        <w:t xml:space="preserve"> record. Retrieve this record next week rather than restarting the project.</w:t>
       </w:r>
     </w:p>
     <w:p>
@@ -2961,17 +6149,54 @@
         <w:pStyle w:val="Heading3"/>
       </w:pPr>
       <w:r>
-        <w:t>Verified Study Buddy</w:t>
-      </w:r>
-    </w:p>
-    <w:p>
-      <w:r>
-        <w:t>Implement risk levels, refusal language, safe alternatives, and teacher-review gates.</w:t>
-      </w:r>
-    </w:p>
-    <w:p>
-      <w:r>
-        <w:t>Keep the decision, input, result, explanation and remaining limitation in the project evidence record. Retrieve this record next week rather than restarting the project.</w:t>
+        <w:t>Support and stretch</w:t>
+      </w:r>
+    </w:p>
+    <w:p>
+      <w:pPr>
+        <w:spacing w:line="336" w:lineRule="auto" w:after="180"/>
+      </w:pPr>
+      <w:r>
+        <w:rPr>
+          <w:b w:val="0"/>
+        </w:rPr>
+        <w:t xml:space="preserve">Provide one short approved passage; separate instruction, </w:t>
+      </w:r>
+      <w:r>
+        <w:rPr>
+          <w:b/>
+        </w:rPr>
+        <w:t>input</w:t>
+      </w:r>
+      <w:r>
+        <w:rPr>
+          <w:b w:val="0"/>
+        </w:rPr>
+        <w:t xml:space="preserve">, </w:t>
+      </w:r>
+      <w:r>
+        <w:rPr>
+          <w:b/>
+        </w:rPr>
+        <w:t>output</w:t>
+      </w:r>
+      <w:r>
+        <w:rPr>
+          <w:b w:val="0"/>
+        </w:rPr>
+        <w:t xml:space="preserve"> and </w:t>
+      </w:r>
+      <w:r>
+        <w:rPr>
+          <w:b/>
+        </w:rPr>
+        <w:t>evidence</w:t>
+      </w:r>
+      <w:r>
+        <w:rPr>
+          <w:b w:val="0"/>
+        </w:rPr>
+        <w:t>. Stretch: introduce an unsupported claim or conflicting source and validate claim by claim with a fallback.</w:t>
       </w:r>
     </w:p>
     <w:p>
@@ -2979,12 +6204,30 @@
         <w:pStyle w:val="Heading3"/>
       </w:pPr>
       <w:r>
-        <w:t>Support and stretch</w:t>
-      </w:r>
-    </w:p>
-    <w:p>
-      <w:r>
-        <w:t>Provide one short approved passage; separate instruction, input, output and evidence. Stretch: introduce an unsupported claim or conflicting source and validate claim by claim with a fallback.</w:t>
+        <w:t>Exit reflection</w:t>
+      </w:r>
+    </w:p>
+    <w:p>
+      <w:pPr>
+        <w:spacing w:line="336" w:lineRule="auto" w:after="180"/>
+      </w:pPr>
+      <w:r>
+        <w:rPr>
+          <w:b w:val="0"/>
+        </w:rPr>
+        <w:t xml:space="preserve">Ask for one decision the learner can now justify and one situation requiring more </w:t>
+      </w:r>
+      <w:r>
+        <w:rPr>
+          <w:b/>
+        </w:rPr>
+        <w:t>evidence</w:t>
+      </w:r>
+      <w:r>
+        <w:rPr>
+          <w:b w:val="0"/>
+        </w:rPr>
+        <w:t xml:space="preserve"> or human review. Confidence ratings are separate from correct independent performance.</w:t>
       </w:r>
     </w:p>
     <w:p>
@@ -2992,12 +6235,30 @@
         <w:pStyle w:val="Heading3"/>
       </w:pPr>
       <w:r>
-        <w:t>Exit reflection</w:t>
-      </w:r>
-    </w:p>
-    <w:p>
-      <w:r>
-        <w:t>Ask for one decision the learner can now justify and one situation requiring more evidence or human review. Confidence ratings are separate from correct independent performance.</w:t>
+        <w:t>Bridge to the next week</w:t>
+      </w:r>
+    </w:p>
+    <w:p>
+      <w:pPr>
+        <w:spacing w:line="336" w:lineRule="auto" w:after="180"/>
+      </w:pPr>
+      <w:r>
+        <w:rPr>
+          <w:b w:val="0"/>
+        </w:rPr>
+        <w:t xml:space="preserve">Next: Week 32: Human + AI Workflow. Retrieve today’s </w:t>
+      </w:r>
+      <w:r>
+        <w:rPr>
+          <w:b/>
+        </w:rPr>
+        <w:t>evidence</w:t>
+      </w:r>
+      <w:r>
+        <w:rPr>
+          <w:b w:val="0"/>
+        </w:rPr>
+        <w:t xml:space="preserve"> and identify what carries forward and what is new.</w:t>
       </w:r>
     </w:p>
     <w:p>
@@ -3005,12 +6266,133 @@
         <w:pStyle w:val="Heading3"/>
       </w:pPr>
       <w:r>
-        <w:t>Bridge to the next week</w:t>
-      </w:r>
-    </w:p>
-    <w:p>
-      <w:r>
-        <w:t>Next: Week 32: Human + AI Workflow. Retrieve today’s evidence and identify what carries forward and what is new.</w:t>
+        <w:t>Support and fresh reassessment</w:t>
+      </w:r>
+    </w:p>
+    <w:p>
+      <w:pPr>
+        <w:spacing w:line="336" w:lineRule="auto" w:after="180"/>
+      </w:pPr>
+      <w:r>
+        <w:rPr>
+          <w:b w:val="0"/>
+        </w:rPr>
+        <w:t xml:space="preserve">Provide an </w:t>
+      </w:r>
+      <w:r>
+        <w:rPr>
+          <w:b/>
+        </w:rPr>
+        <w:t>input</w:t>
+      </w:r>
+      <w:r>
+        <w:rPr>
+          <w:b w:val="0"/>
+        </w:rPr>
+        <w:t>/procedure/result/limit frame and a calculator when needed. Ask students to identify the first step before completing the whole trace.</w:t>
+      </w:r>
+    </w:p>
+    <w:p>
+      <w:pPr>
+        <w:spacing w:line="336" w:lineRule="auto" w:after="180"/>
+      </w:pPr>
+      <w:r>
+        <w:rPr>
+          <w:b w:val="0"/>
+        </w:rPr>
+        <w:t xml:space="preserve">Extension: compare two concrete variants of this </w:t>
+      </w:r>
+      <w:r>
+        <w:rPr>
+          <w:b/>
+        </w:rPr>
+        <w:t>mechanism</w:t>
+      </w:r>
+      <w:r>
+        <w:rPr>
+          <w:b w:val="0"/>
+        </w:rPr>
+        <w:t xml:space="preserve"> while holding unrelated conditions fixed; report both successful and unsuccessful outcomes.</w:t>
+      </w:r>
+    </w:p>
+    <w:p>
+      <w:pPr>
+        <w:spacing w:line="336" w:lineRule="auto" w:after="180"/>
+      </w:pPr>
+      <w:r>
+        <w:rPr>
+          <w:b w:val="0"/>
+        </w:rPr>
+        <w:t xml:space="preserve">W4: B2 valid; lowercase, extra digit and injected command text invalid. Validation and safe lookup both apply. Require intermediate reasoning and the stated scope. Fresh retry: </w:t>
+      </w:r>
+      <w:r>
+        <w:rPr>
+          <w:b/>
+        </w:rPr>
+        <w:t>Input</w:t>
+      </w:r>
+      <w:r>
+        <w:rPr>
+          <w:b w:val="0"/>
+        </w:rPr>
+        <w:t>s Z9 and Z9 followed by a newline.</w:t>
+      </w:r>
+    </w:p>
+    <w:p>
+      <w:pPr>
+        <w:spacing w:line="336" w:lineRule="auto" w:after="180"/>
+      </w:pPr>
+      <w:r>
+        <w:rPr>
+          <w:b w:val="0"/>
+        </w:rPr>
+        <w:t>Expected reasoning: Z9 valid; extra newline fails exact full-match policy. Do not silently trim unless specified.</w:t>
+      </w:r>
+    </w:p>
+    <w:p>
+      <w:pPr>
+        <w:spacing w:line="336" w:lineRule="auto" w:after="180"/>
+      </w:pPr>
+      <w:r>
+        <w:rPr>
+          <w:b w:val="0"/>
+        </w:rPr>
+        <w:t>If students need support, record it and reassess with another new case rather than awarding independence to a copied answer.</w:t>
+      </w:r>
+    </w:p>
+    <w:p>
+      <w:pPr>
+        <w:spacing w:line="336" w:lineRule="auto" w:after="180"/>
+      </w:pPr>
+      <w:r>
+        <w:rPr>
+          <w:b w:val="0"/>
+        </w:rPr>
+        <w:t xml:space="preserve">Next connection: Sandboxing and resource limits. Preserve the current case record and retrieve its </w:t>
+      </w:r>
+      <w:r>
+        <w:rPr>
+          <w:b/>
+        </w:rPr>
+        <w:t>evidence</w:t>
+      </w:r>
+      <w:r>
+        <w:rPr>
+          <w:b w:val="0"/>
+        </w:rPr>
+        <w:t xml:space="preserve"> </w:t>
+      </w:r>
+      <w:r>
+        <w:rPr>
+          <w:b/>
+        </w:rPr>
+        <w:t>boundary</w:t>
+      </w:r>
+      <w:r>
+        <w:rPr>
+          <w:b w:val="0"/>
+        </w:rPr>
+        <w:t xml:space="preserve"> before moving on.</w:t>
       </w:r>
     </w:p>
     <w:p>
@@ -3018,22 +6400,98 @@
         <w:pStyle w:val="Heading3"/>
       </w:pPr>
       <w:r>
-        <w:t>Support and fresh reassessment</w:t>
-      </w:r>
-    </w:p>
-    <w:p>
-      <w:r>
-        <w:t>Provide an input/procedure/result/limit frame and a calculator when needed. Ask students to identify the first step before completing the whole trace. Extension: compare two concrete variants of this mechanism while holding unrelated conditions fixed; report both successful and unsuccessful outcomes.</w:t>
-      </w:r>
-    </w:p>
-    <w:p>
-      <w:r>
-        <w:t>W4: B2 valid; lowercase, extra digit and injected command text invalid. Validation and safe lookup both apply. Require intermediate reasoning and the stated scope. Fresh retry: Inputs Z9 and Z9 followed by a newline. Expected reasoning: Z9 valid; extra newline fails exact full-match policy. Do not silently trim unless specified. If students need support, record it and reassess with another new case rather than awarding independence to a copied answer.</w:t>
-      </w:r>
-    </w:p>
-    <w:p>
-      <w:r>
-        <w:t>Next connection: Sandboxing and resource limits. Preserve the current case record and retrieve its evidence boundary before moving on.</w:t>
+        <w:t>Readiness and reassessment for Abstention and clarification</w:t>
+      </w:r>
+    </w:p>
+    <w:p>
+      <w:pPr>
+        <w:spacing w:line="336" w:lineRule="auto" w:after="180"/>
+      </w:pPr>
+      <w:r>
+        <w:rPr>
+          <w:b w:val="0"/>
+        </w:rPr>
+        <w:t xml:space="preserve">Provide an </w:t>
+      </w:r>
+      <w:r>
+        <w:rPr>
+          <w:b/>
+        </w:rPr>
+        <w:t>input</w:t>
+      </w:r>
+      <w:r>
+        <w:rPr>
+          <w:b w:val="0"/>
+        </w:rPr>
+        <w:t>/procedure/result/limit frame and a calculator when needed. Ask students to identify the first step before completing the whole trace.</w:t>
+      </w:r>
+    </w:p>
+    <w:p>
+      <w:pPr>
+        <w:spacing w:line="336" w:lineRule="auto" w:after="180"/>
+      </w:pPr>
+      <w:r>
+        <w:rPr>
+          <w:b w:val="0"/>
+        </w:rPr>
+        <w:t xml:space="preserve">Extension: compare two concrete variants of this </w:t>
+      </w:r>
+      <w:r>
+        <w:rPr>
+          <w:b/>
+        </w:rPr>
+        <w:t>mechanism</w:t>
+      </w:r>
+      <w:r>
+        <w:rPr>
+          <w:b w:val="0"/>
+        </w:rPr>
+        <w:t xml:space="preserve"> while holding unrelated conditions fixed; report both successful and unsuccessful outcomes.</w:t>
+      </w:r>
+    </w:p>
+    <w:p>
+      <w:pPr>
+        <w:spacing w:line="336" w:lineRule="auto" w:after="180"/>
+      </w:pPr>
+      <w:r>
+        <w:rPr>
+          <w:b w:val="0"/>
+        </w:rPr>
+        <w:t>W4: Ask which hall ID the request refers to, then match its approval and capacity. Do not guess from the available capacities. Require intermediate reasoning and the stated scope.</w:t>
+      </w:r>
+    </w:p>
+    <w:p>
+      <w:pPr>
+        <w:spacing w:line="336" w:lineRule="auto" w:after="180"/>
+      </w:pPr>
+      <w:r>
+        <w:rPr>
+          <w:b w:val="0"/>
+        </w:rPr>
+        <w:t xml:space="preserve">Fresh retry: Two approved labs L1, L2 and user says the lab. Capacity differs. Expected reasoning: Ask for lab ID. A targeted </w:t>
+      </w:r>
+      <w:r>
+        <w:rPr>
+          <w:b/>
+        </w:rPr>
+        <w:t>clarification</w:t>
+      </w:r>
+      <w:r>
+        <w:rPr>
+          <w:b w:val="0"/>
+        </w:rPr>
+        <w:t xml:space="preserve"> resolves ambiguity; a generic demand for all records is unnecessary.</w:t>
+      </w:r>
+    </w:p>
+    <w:p>
+      <w:pPr>
+        <w:spacing w:line="336" w:lineRule="auto" w:after="180"/>
+      </w:pPr>
+      <w:r>
+        <w:rPr>
+          <w:b w:val="0"/>
+        </w:rPr>
+        <w:t>If students need support, record it and reassess with another new case rather than awarding independence to a copied answer.</w:t>
       </w:r>
     </w:p>
     <w:p>
@@ -3041,35 +6499,40 @@
         <w:pStyle w:val="Heading3"/>
       </w:pPr>
       <w:r>
-        <w:t>Readiness and reassessment for Abstention and clarification</w:t>
-      </w:r>
-    </w:p>
-    <w:p>
-      <w:r>
-        <w:t>Provide an input/procedure/result/limit frame and a calculator when needed. Ask students to identify the first step before completing the whole trace. Extension: compare two concrete variants of this mechanism while holding unrelated conditions fixed; report both successful and unsuccessful outcomes.</w:t>
-      </w:r>
-    </w:p>
-    <w:p>
-      <w:r>
-        <w:t>W4: Ask which hall ID the request refers to, then match its approval and capacity. Do not guess from the available capacities. Require intermediate reasoning and the stated scope. Fresh retry: Two approved labs L1, L2 and user says the lab. Capacity differs. Expected reasoning: Ask for lab ID. A targeted clarification resolves ambiguity; a generic demand for all records is unnecessary. If students need support, record it and reassess with another new case rather than awarding independence to a copied answer.</w:t>
-      </w:r>
-    </w:p>
-    <w:p>
-      <w:pPr>
-        <w:pStyle w:val="Heading3"/>
-      </w:pPr>
-      <w:r>
         <w:t>Plan the delayed return</w:t>
       </w:r>
     </w:p>
     <w:p>
-      <w:r>
+      <w:pPr>
+        <w:spacing w:line="336" w:lineRule="auto" w:after="180"/>
+      </w:pPr>
+      <w:r>
+        <w:rPr>
+          <w:b w:val="0"/>
+        </w:rPr>
         <w:t>Suggested return points in this level: ai-3/32, ai-3/34. Use actual classroom dates, adjusting for holidays and gaps. One, three and six teaching weeks are scheduling choices, not a claimed optimal spacing.</w:t>
       </w:r>
     </w:p>
     <w:p>
-      <w:r>
-        <w:t>At a delayed check, ask for the idea from memory and a changed application. Compare with the earlier independent response and record support used. For a new level, revisit the previous capstone before checking the new prerequisites.</w:t>
+      <w:pPr>
+        <w:spacing w:line="336" w:lineRule="auto" w:after="180"/>
+      </w:pPr>
+      <w:r>
+        <w:rPr>
+          <w:b w:val="0"/>
+        </w:rPr>
+        <w:t>At a delayed check, ask for the idea from memory and a changed application. Compare with the earlier independent response and record support used.</w:t>
+      </w:r>
+    </w:p>
+    <w:p>
+      <w:pPr>
+        <w:spacing w:line="336" w:lineRule="auto" w:after="180"/>
+      </w:pPr>
+      <w:r>
+        <w:rPr>
+          <w:b w:val="0"/>
+        </w:rPr>
+        <w:t>For a new level, revisit the previous capstone before checking the new prerequisites.</w:t>
       </w:r>
     </w:p>
     <w:tbl>
@@ -3229,8 +6692,26 @@
       </w:tr>
     </w:tbl>
     <w:p>
-      <w:r>
-        <w:t>Use the evidence to choose reteaching or the next step. A completed page, confidence rating or attractive project does not by itself demonstrate understanding.</w:t>
+      <w:pPr>
+        <w:spacing w:line="336" w:lineRule="auto" w:after="180"/>
+      </w:pPr>
+      <w:r>
+        <w:rPr>
+          <w:b w:val="0"/>
+        </w:rPr>
+        <w:t xml:space="preserve">Use the </w:t>
+      </w:r>
+      <w:r>
+        <w:rPr>
+          <w:b/>
+        </w:rPr>
+        <w:t>evidence</w:t>
+      </w:r>
+      <w:r>
+        <w:rPr>
+          <w:b w:val="0"/>
+        </w:rPr>
+        <w:t xml:space="preserve"> to choose reteaching or the next step. A completed page, confidence rating or attractive project does not by itself demonstrate understanding.</w:t>
       </w:r>
     </w:p>
     <w:p>
@@ -3242,8 +6723,37 @@
       </w:r>
     </w:p>
     <w:p>
-      <w:r>
-        <w:t>For your Verified Study Buddy, save the input, procedure, observed result and limitation of this check. Label this worked example as practice; use a different, previously unreviewed case when checking independent understanding.</w:t>
+      <w:pPr>
+        <w:spacing w:line="336" w:lineRule="auto" w:after="180"/>
+      </w:pPr>
+      <w:r>
+        <w:rPr>
+          <w:b w:val="0"/>
+        </w:rPr>
+        <w:t xml:space="preserve">For your Verified Study Buddy, save the </w:t>
+      </w:r>
+      <w:r>
+        <w:rPr>
+          <w:b/>
+        </w:rPr>
+        <w:t>input</w:t>
+      </w:r>
+      <w:r>
+        <w:rPr>
+          <w:b w:val="0"/>
+        </w:rPr>
+        <w:t>, procedure, observed result and limitation of this check.</w:t>
+      </w:r>
+    </w:p>
+    <w:p>
+      <w:pPr>
+        <w:spacing w:line="336" w:lineRule="auto" w:after="180"/>
+      </w:pPr>
+      <w:r>
+        <w:rPr>
+          <w:b w:val="0"/>
+        </w:rPr>
+        <w:t>Label this worked example as practice; use a different, previously unreviewed case when checking independent understanding.</w:t>
       </w:r>
     </w:p>
     <w:p>
@@ -3256,12 +6766,74 @@
     </w:p>
     <w:p>
       <w:r>
-        <w:t>Teaching target: Explain the mechanism and terminology of untrusted input boundaries</w:t>
-      </w:r>
-    </w:p>
-    <w:p>
-      <w:r>
-        <w:t>Prepare the labelled worked-case picture, the matching workbook, fictional input cards and a place for individual responses. No paid AI account is required for the paper reasoning activities.</w:t>
+        <w:t>Use this preparation summary alongside the detailed Safety Boundaries lesson; it is a checklist rather than a replacement for the full sequence.</w:t>
+      </w:r>
+    </w:p>
+    <w:p>
+      <w:pPr>
+        <w:pStyle w:val="Heading3"/>
+      </w:pPr>
+      <w:r>
+        <w:t>Teaching target</w:t>
+      </w:r>
+    </w:p>
+    <w:p>
+      <w:pPr>
+        <w:spacing w:line="336" w:lineRule="auto" w:after="180"/>
+        <w:shd w:fill="EDF7F3"/>
+      </w:pPr>
+      <w:r>
+        <w:rPr>
+          <w:b w:val="0"/>
+        </w:rPr>
+        <w:t xml:space="preserve">Teaching target: Explain the </w:t>
+      </w:r>
+      <w:r>
+        <w:rPr>
+          <w:b/>
+        </w:rPr>
+        <w:t>mechanism</w:t>
+      </w:r>
+      <w:r>
+        <w:rPr>
+          <w:b w:val="0"/>
+        </w:rPr>
+        <w:t xml:space="preserve"> and terminology of </w:t>
+      </w:r>
+      <w:r>
+        <w:rPr>
+          <w:b/>
+        </w:rPr>
+        <w:t>untrusted input</w:t>
+      </w:r>
+      <w:r>
+        <w:rPr>
+          <w:b w:val="0"/>
+        </w:rPr>
+        <w:t xml:space="preserve"> boundaries</w:t>
+      </w:r>
+    </w:p>
+    <w:p>
+      <w:pPr>
+        <w:spacing w:line="336" w:lineRule="auto" w:after="180"/>
+      </w:pPr>
+      <w:r>
+        <w:rPr>
+          <w:b w:val="0"/>
+        </w:rPr>
+        <w:t xml:space="preserve">Prepare the labelled worked-case picture, the matching workbook, fictional </w:t>
+      </w:r>
+      <w:r>
+        <w:rPr>
+          <w:b/>
+        </w:rPr>
+        <w:t>input</w:t>
+      </w:r>
+      <w:r>
+        <w:rPr>
+          <w:b w:val="0"/>
+        </w:rPr>
+        <w:t xml:space="preserve"> cards and a place for individual responses. No paid AI account is required for the paper reasoning activities.</w:t>
       </w:r>
     </w:p>
     <w:tbl>
@@ -3408,37 +6980,195 @@
       </w:tr>
     </w:tbl>
     <w:p>
-      <w:r>
-        <w:t>Before class, solve the supported practice: Inputs A1 and delete_all() are supplied to room lookup. Show the intermediate steps and give the conclusion with its scope.</w:t>
-      </w:r>
-    </w:p>
-    <w:p>
-      <w:r>
+      <w:pPr>
+        <w:spacing w:line="336" w:lineRule="auto" w:after="180"/>
+      </w:pPr>
+      <w:r>
+        <w:rPr>
+          <w:b w:val="0"/>
+        </w:rPr>
+        <w:t xml:space="preserve">Before class, solve the supported practice: </w:t>
+      </w:r>
+      <w:r>
+        <w:rPr>
+          <w:b/>
+        </w:rPr>
+        <w:t>Input</w:t>
+      </w:r>
+      <w:r>
+        <w:rPr>
+          <w:b w:val="0"/>
+        </w:rPr>
+        <w:t>s A1 and delete_all() are supplied to room lookup. Show the intermediate steps and give the conclusion with its scope.</w:t>
+      </w:r>
+    </w:p>
+    <w:p>
+      <w:pPr>
+        <w:pStyle w:val="Heading3"/>
+      </w:pPr>
+      <w:r>
+        <w:t>Supported practice answer</w:t>
+      </w:r>
+    </w:p>
+    <w:p>
+      <w:pPr>
+        <w:spacing w:line="336" w:lineRule="auto" w:after="180"/>
+        <w:shd w:fill="F1F6FC"/>
+      </w:pPr>
+      <w:r>
+        <w:rPr>
+          <w:b w:val="0"/>
+        </w:rPr>
         <w:t>Reasoned practice answer: Teacher explanation: A1 passes the format; delete_all() fails. Neither is executed as code, including any instruction-shaped string.</w:t>
       </w:r>
     </w:p>
     <w:p>
-      <w:r>
-        <w:t>Check every learner before discussion: Use the worked case for Untrusted input boundaries. Proposed explanation: “The worked result establishes every future case”. Decide whether this explanation is supported. Point to the step or supplied fact that decides; explain your repair if needed.</w:t>
-      </w:r>
-    </w:p>
-    <w:p>
-      <w:r>
+      <w:pPr>
+        <w:spacing w:line="336" w:lineRule="auto" w:after="180"/>
+      </w:pPr>
+      <w:r>
+        <w:rPr>
+          <w:b w:val="0"/>
+        </w:rPr>
+        <w:t xml:space="preserve">Check every learner before discussion: Use the worked case for </w:t>
+      </w:r>
+      <w:r>
+        <w:rPr>
+          <w:b/>
+        </w:rPr>
+        <w:t>Untrusted input</w:t>
+      </w:r>
+      <w:r>
+        <w:rPr>
+          <w:b w:val="0"/>
+        </w:rPr>
+        <w:t xml:space="preserve"> boundaries. Proposed explanation: “The worked result establishes every future case”. Decide whether this explanation is supported.</w:t>
+      </w:r>
+    </w:p>
+    <w:p>
+      <w:pPr>
+        <w:spacing w:line="336" w:lineRule="auto" w:after="180"/>
+      </w:pPr>
+      <w:r>
+        <w:rPr>
+          <w:b w:val="0"/>
+        </w:rPr>
+        <w:t>Point to the step or supplied fact that decides; explain your repair if needed.</w:t>
+      </w:r>
+    </w:p>
+    <w:p>
+      <w:pPr>
+        <w:pStyle w:val="Heading3"/>
+      </w:pPr>
+      <w:r>
+        <w:t>Repair the misconception</w:t>
+      </w:r>
+    </w:p>
+    <w:p>
+      <w:pPr>
+        <w:spacing w:line="336" w:lineRule="auto" w:after="180"/>
+        <w:shd w:fill="FFF5E6"/>
+      </w:pPr>
+      <w:r>
+        <w:rPr>
+          <w:b w:val="0"/>
+        </w:rPr>
         <w:t>Misconception repair: A format check does not grant resource access; authorisation follows separately.</w:t>
       </w:r>
     </w:p>
     <w:p>
-      <w:r>
-        <w:t>Support: read the exact case aloud, enlarge the labelled picture, supply input cards and model only the first deciding step. Accept a spoken explanation or drawing; retain the reasoning goal.</w:t>
-      </w:r>
-    </w:p>
-    <w:p>
-      <w:r>
-        <w:t>Extension: Change AB7 to Ab7. Require a prediction and a reason before comparing. Expected result: Reject it under the exact uppercase rule. Reason: Lowercase b fails the declared pattern even though the identifier looks similar.</w:t>
-      </w:r>
-    </w:p>
-    <w:p>
-      <w:r>
+      <w:pPr>
+        <w:pStyle w:val="Heading3"/>
+      </w:pPr>
+      <w:r>
+        <w:t>Support without giving away the answer</w:t>
+      </w:r>
+    </w:p>
+    <w:p>
+      <w:pPr>
+        <w:spacing w:line="336" w:lineRule="auto" w:after="180"/>
+        <w:shd w:fill="F1F6F8"/>
+      </w:pPr>
+      <w:r>
+        <w:rPr>
+          <w:b w:val="0"/>
+        </w:rPr>
+        <w:t xml:space="preserve">Support: read the exact case aloud, enlarge the labelled picture, supply </w:t>
+      </w:r>
+      <w:r>
+        <w:rPr>
+          <w:b/>
+        </w:rPr>
+        <w:t>input</w:t>
+      </w:r>
+      <w:r>
+        <w:rPr>
+          <w:b w:val="0"/>
+        </w:rPr>
+        <w:t xml:space="preserve"> cards and model only the first deciding step. Accept a spoken explanation or drawing; retain the reasoning goal.</w:t>
+      </w:r>
+    </w:p>
+    <w:p>
+      <w:pPr>
+        <w:pStyle w:val="Heading3"/>
+      </w:pPr>
+      <w:r>
+        <w:t>Extend the reasoning</w:t>
+      </w:r>
+    </w:p>
+    <w:p>
+      <w:pPr>
+        <w:spacing w:line="336" w:lineRule="auto" w:after="180"/>
+        <w:shd w:fill="F5F1FB"/>
+      </w:pPr>
+      <w:r>
+        <w:rPr>
+          <w:b w:val="0"/>
+        </w:rPr>
+        <w:t xml:space="preserve">Extension: Change AB7 to Ab7. Require a </w:t>
+      </w:r>
+      <w:r>
+        <w:rPr>
+          <w:b/>
+        </w:rPr>
+        <w:t>prediction</w:t>
+      </w:r>
+      <w:r>
+        <w:rPr>
+          <w:b w:val="0"/>
+        </w:rPr>
+        <w:t xml:space="preserve"> and a reason before comparing. Expected result: Reject it under the exact uppercase rule.</w:t>
+      </w:r>
+    </w:p>
+    <w:p>
+      <w:pPr>
+        <w:spacing w:line="336" w:lineRule="auto" w:after="180"/>
+        <w:shd w:fill="F5F1FB"/>
+      </w:pPr>
+      <w:r>
+        <w:rPr>
+          <w:b w:val="0"/>
+        </w:rPr>
+        <w:t>Reason: Lowercase b fails the declared pattern even though the identifier looks similar.</w:t>
+      </w:r>
+    </w:p>
+    <w:p>
+      <w:pPr>
+        <w:pStyle w:val="Heading3"/>
+      </w:pPr>
+      <w:r>
+        <w:t>Protect the independent attempt</w:t>
+      </w:r>
+    </w:p>
+    <w:p>
+      <w:pPr>
+        <w:spacing w:line="336" w:lineRule="auto" w:after="180"/>
+        <w:shd w:fill="FFF5E6"/>
+      </w:pPr>
+      <w:r>
+        <w:rPr>
+          <w:b w:val="0"/>
+        </w:rPr>
         <w:t>Independent assessment: withhold the reserved answer until the learner has attempted the new case. Record support separately from correctness.</w:t>
       </w:r>
     </w:p>
@@ -3627,13 +7357,58 @@
       </w:tr>
     </w:tbl>
     <w:p>
-      <w:r>
-        <w:t>Project checkpoint: Present and defend. Demonstrate the system, explain one failure and justify the next improvement with evidence.</w:t>
-      </w:r>
-    </w:p>
-    <w:p>
-      <w:r>
-        <w:t>Use the weekly teacher answer for topic-specific reasoning. A saved progress tick is an activity record; judge mastery from the learner’s explanation and evidence.</w:t>
+      <w:pPr>
+        <w:pStyle w:val="Heading3"/>
+      </w:pPr>
+      <w:r>
+        <w:t>Project checkpoint</w:t>
+      </w:r>
+    </w:p>
+    <w:p>
+      <w:pPr>
+        <w:spacing w:line="336" w:lineRule="auto" w:after="180"/>
+        <w:shd w:fill="EDF7F3"/>
+      </w:pPr>
+      <w:r>
+        <w:rPr>
+          <w:b w:val="0"/>
+        </w:rPr>
+        <w:t xml:space="preserve">Project checkpoint: Present and defend. Demonstrate the system, explain one failure and justify the next improvement with </w:t>
+      </w:r>
+      <w:r>
+        <w:rPr>
+          <w:b/>
+        </w:rPr>
+        <w:t>evidence</w:t>
+      </w:r>
+      <w:r>
+        <w:rPr>
+          <w:b w:val="0"/>
+        </w:rPr>
+        <w:t>.</w:t>
+      </w:r>
+    </w:p>
+    <w:p>
+      <w:pPr>
+        <w:spacing w:line="336" w:lineRule="auto" w:after="180"/>
+      </w:pPr>
+      <w:r>
+        <w:rPr>
+          <w:b w:val="0"/>
+        </w:rPr>
+        <w:t xml:space="preserve">Use the weekly teacher answer for topic-specific reasoning. A saved progress tick is an activity record; judge mastery from the learner’s explanation and </w:t>
+      </w:r>
+      <w:r>
+        <w:rPr>
+          <w:b/>
+        </w:rPr>
+        <w:t>evidence</w:t>
+      </w:r>
+      <w:r>
+        <w:rPr>
+          <w:b w:val="0"/>
+        </w:rPr>
+        <w:t>.</w:t>
       </w:r>
     </w:p>
     <w:p>
@@ -3646,27 +7421,967 @@
     </w:p>
     <w:p>
       <w:r>
-        <w:t>Use the two formative questions as supported practice, not as independent mastery scores. Discuss the deciding evidence rather than accepting a guessed selection.</w:t>
-      </w:r>
-    </w:p>
-    <w:p>
-      <w:r>
+        <w:t>Use feedback, earlier review and portfolios purposefully. Apply the coding routine only when this lesson has an executable lab.</w:t>
+      </w:r>
+    </w:p>
+    <w:p>
+      <w:pPr>
+        <w:spacing w:line="336" w:lineRule="auto" w:after="180"/>
+      </w:pPr>
+      <w:r>
+        <w:rPr>
+          <w:b w:val="0"/>
+        </w:rPr>
+        <w:t xml:space="preserve">Use the two formative questions as supported practice, not as independent mastery scores. Discuss the deciding </w:t>
+      </w:r>
+      <w:r>
+        <w:rPr>
+          <w:b/>
+        </w:rPr>
+        <w:t>evidence</w:t>
+      </w:r>
+      <w:r>
+        <w:rPr>
+          <w:b w:val="0"/>
+        </w:rPr>
+        <w:t xml:space="preserve"> rather than accepting a guessed selection.</w:t>
+      </w:r>
+    </w:p>
+    <w:p>
+      <w:pPr>
+        <w:spacing w:line="336" w:lineRule="auto" w:after="180"/>
+      </w:pPr>
+      <w:r>
+        <w:rPr>
+          <w:b w:val="0"/>
+        </w:rPr>
         <w:t>The feedback comes from the reviewed public worked case. Do not reveal the separately reserved independent teacher answer until the learner has attempted that case.</w:t>
       </w:r>
     </w:p>
     <w:p>
-      <w:r>
-        <w:t>Ask students to predict before running code. Preserve errors and actual outputs; collect a changed test and an explanation. The branch-boundary and indexing lessons deliberately include failure cases.</w:t>
-      </w:r>
-    </w:p>
-    <w:p>
-      <w:r>
+      <w:pPr>
+        <w:spacing w:line="336" w:lineRule="auto" w:after="180"/>
+      </w:pPr>
+      <w:r>
+        <w:rPr>
+          <w:b w:val="0"/>
+        </w:rPr>
+        <w:t xml:space="preserve">Ask students to predict before running code. Preserve errors and actual </w:t>
+      </w:r>
+      <w:r>
+        <w:rPr>
+          <w:b/>
+        </w:rPr>
+        <w:t>output</w:t>
+      </w:r>
+      <w:r>
+        <w:rPr>
+          <w:b w:val="0"/>
+        </w:rPr>
+        <w:t>s; collect a changed test and an explanation. The branch-</w:t>
+      </w:r>
+      <w:r>
+        <w:rPr>
+          <w:b/>
+        </w:rPr>
+        <w:t>boundary</w:t>
+      </w:r>
+      <w:r>
+        <w:rPr>
+          <w:b w:val="0"/>
+        </w:rPr>
+        <w:t xml:space="preserve"> and indexing lessons deliberately include failure cases.</w:t>
+      </w:r>
+    </w:p>
+    <w:p>
+      <w:pPr>
+        <w:spacing w:line="336" w:lineRule="auto" w:after="180"/>
+      </w:pPr>
+      <w:r>
+        <w:rPr>
+          <w:b w:val="0"/>
+        </w:rPr>
         <w:t>Use the earlier worked-explanation links to address a specific missing building block, then return to the current question. Adapt this suggestion after observing the learner; it is not an automatic diagnosis.</w:t>
       </w:r>
     </w:p>
     <w:p>
-      <w:r>
-        <w:t>Collect the completed-work portfolio as evidence. Record support separately from correctness, and assess explanation, trace/test and limitations. Progress ticks and quiz selections alone do not establish mastery.</w:t>
+      <w:pPr>
+        <w:spacing w:line="336" w:lineRule="auto" w:after="180"/>
+      </w:pPr>
+      <w:r>
+        <w:rPr>
+          <w:b w:val="0"/>
+        </w:rPr>
+        <w:t xml:space="preserve">Collect the completed-work portfolio as </w:t>
+      </w:r>
+      <w:r>
+        <w:rPr>
+          <w:b/>
+        </w:rPr>
+        <w:t>evidence</w:t>
+      </w:r>
+      <w:r>
+        <w:rPr>
+          <w:b w:val="0"/>
+        </w:rPr>
+        <w:t>. Record support separately from correctness, and assess explanation, trace/test and limitations. Progress ticks and quiz selections alone do not establish mastery.</w:t>
+      </w:r>
+    </w:p>
+    <w:p>
+      <w:pPr>
+        <w:pStyle w:val="Heading1"/>
+      </w:pPr>
+      <w:r>
+        <w:t>09. Visual concept journey</w:t>
+      </w:r>
+    </w:p>
+    <w:p>
+      <w:r>
+        <w:t>Show one Safety Boundaries graphic at a time, request a prediction and discuss its trace before the independent assessment.</w:t>
+      </w:r>
+    </w:p>
+    <w:p>
+      <w:pPr>
+        <w:spacing w:line="336" w:lineRule="auto" w:after="180"/>
+      </w:pPr>
+      <w:r>
+        <w:rPr>
+          <w:b w:val="0"/>
+        </w:rPr>
+        <w:t xml:space="preserve">Use one picture at a time. Hide a worked result before asking for a </w:t>
+      </w:r>
+      <w:r>
+        <w:rPr>
+          <w:b/>
+        </w:rPr>
+        <w:t>prediction</w:t>
+      </w:r>
+      <w:r>
+        <w:rPr>
+          <w:b w:val="0"/>
+        </w:rPr>
+        <w:t>, then reveal it for feedback. These are supported teaching cases; retain the separate independent assessment for a fresh first attempt.</w:t>
+      </w:r>
+    </w:p>
+    <w:p>
+      <w:pPr>
+        <w:pStyle w:val="Heading3"/>
+      </w:pPr>
+      <w:r>
+        <w:t>01. Safety Boundaries: the case</w:t>
+      </w:r>
+    </w:p>
+    <w:p>
+      <w:r>
+        <w:drawing>
+          <wp:inline xmlns:a="http://schemas.openxmlformats.org/drawingml/2006/main" xmlns:pic="http://schemas.openxmlformats.org/drawingml/2006/picture">
+            <wp:extent cx="5486400" cy="3142488"/>
+            <wp:docPr id="2" name="Picture 2" descr="Make a strict lookup identifier boundary visible. Supplied facts: Toy lookup accepts exactly two uppercase ASCII letters followed by one digit. Accepted example: AB7. No trimming or extra characters are allowed. All inputs and outcomes in this worked example are invented classroom data; no real model run is claimed."/>
+            <wp:cNvGraphicFramePr>
+              <a:graphicFrameLocks noChangeAspect="1"/>
+            </wp:cNvGraphicFramePr>
+            <a:graphic>
+              <a:graphicData uri="http://schemas.openxmlformats.org/drawingml/2006/picture">
+                <pic:pic>
+                  <pic:nvPicPr>
+                    <pic:cNvPr id="0" name="academy-story-ai-3-31-01.png"/>
+                    <pic:cNvPicPr/>
+                  </pic:nvPicPr>
+                  <pic:blipFill>
+                    <a:blip r:embed="rId10"/>
+                    <a:stretch>
+                      <a:fillRect/>
+                    </a:stretch>
+                  </pic:blipFill>
+                  <pic:spPr>
+                    <a:xfrm>
+                      <a:off x="0" y="0"/>
+                      <a:ext cx="5486400" cy="3142488"/>
+                    </a:xfrm>
+                    <a:prstGeom prst="rect"/>
+                  </pic:spPr>
+                </pic:pic>
+              </a:graphicData>
+            </a:graphic>
+          </wp:inline>
+        </w:drawing>
+      </w:r>
+    </w:p>
+    <w:p>
+      <w:pPr>
+        <w:spacing w:line="336" w:lineRule="auto" w:after="180"/>
+      </w:pPr>
+      <w:r>
+        <w:rPr>
+          <w:b w:val="0"/>
+        </w:rPr>
+        <w:t xml:space="preserve">Make a strict lookup identifier </w:t>
+      </w:r>
+      <w:r>
+        <w:rPr>
+          <w:b/>
+        </w:rPr>
+        <w:t>boundary</w:t>
+      </w:r>
+      <w:r>
+        <w:rPr>
+          <w:b w:val="0"/>
+        </w:rPr>
+        <w:t xml:space="preserve"> visible. Supplied facts: Toy lookup accepts exactly two uppercase ASCII letters followed by one digit. Accepted example: AB7. No trimming or extra characters are allowed.</w:t>
+      </w:r>
+    </w:p>
+    <w:p>
+      <w:pPr>
+        <w:spacing w:line="336" w:lineRule="auto" w:after="180"/>
+      </w:pPr>
+      <w:r>
+        <w:rPr>
+          <w:b w:val="0"/>
+        </w:rPr>
+        <w:t xml:space="preserve">All </w:t>
+      </w:r>
+      <w:r>
+        <w:rPr>
+          <w:b/>
+        </w:rPr>
+        <w:t>input</w:t>
+      </w:r>
+      <w:r>
+        <w:rPr>
+          <w:b w:val="0"/>
+        </w:rPr>
+        <w:t>s and outcomes in this worked example are invented classroom data; no real model run is claimed.</w:t>
+      </w:r>
+    </w:p>
+    <w:p>
+      <w:pPr>
+        <w:spacing w:line="336" w:lineRule="auto" w:after="180"/>
+        <w:shd w:fill="F5F1FB"/>
+      </w:pPr>
+      <w:r>
+        <w:rPr>
+          <w:b w:val="0"/>
+        </w:rPr>
+        <w:t>Point to the given fact that matters most. Explain why it matters.</w:t>
+      </w:r>
+    </w:p>
+    <w:p>
+      <w:pPr>
+        <w:pStyle w:val="Heading3"/>
+      </w:pPr>
+      <w:r>
+        <w:t>Discuss while showing the picture</w:t>
+      </w:r>
+    </w:p>
+    <w:p>
+      <w:pPr>
+        <w:spacing w:line="336" w:lineRule="auto" w:after="180"/>
+        <w:shd w:fill="F1F6F8"/>
+      </w:pPr>
+      <w:r>
+        <w:rPr>
+          <w:b w:val="0"/>
+        </w:rPr>
+        <w:t>Teacher prompt: Point to the given fact that matters most. Explain why it matters. Ask learners to describe one label or arrow in ordinary words. Use the adjacent transcript if the image is difficult to see.</w:t>
+      </w:r>
+    </w:p>
+    <w:p>
+      <w:pPr>
+        <w:pStyle w:val="Heading3"/>
+      </w:pPr>
+      <w:r>
+        <w:t>02. Follow the deciding steps</w:t>
+      </w:r>
+    </w:p>
+    <w:p>
+      <w:r>
+        <w:drawing>
+          <wp:inline xmlns:a="http://schemas.openxmlformats.org/drawingml/2006/main" xmlns:pic="http://schemas.openxmlformats.org/drawingml/2006/picture">
+            <wp:extent cx="5486400" cy="3337560"/>
+            <wp:docPr id="3" name="Picture 3" descr="Check pattern: AB7 has two permitted letters and one digit, with no extra characters. → Reject extra text: AB7; send() violates the exact identifier pattern. → Separate authority: Pattern acceptance only allows the next lookup check; it grants no access to restricted records."/>
+            <wp:cNvGraphicFramePr>
+              <a:graphicFrameLocks noChangeAspect="1"/>
+            </wp:cNvGraphicFramePr>
+            <a:graphic>
+              <a:graphicData uri="http://schemas.openxmlformats.org/drawingml/2006/picture">
+                <pic:pic>
+                  <pic:nvPicPr>
+                    <pic:cNvPr id="0" name="academy-story-ai-3-31-02.png"/>
+                    <pic:cNvPicPr/>
+                  </pic:nvPicPr>
+                  <pic:blipFill>
+                    <a:blip r:embed="rId11"/>
+                    <a:stretch>
+                      <a:fillRect/>
+                    </a:stretch>
+                  </pic:blipFill>
+                  <pic:spPr>
+                    <a:xfrm>
+                      <a:off x="0" y="0"/>
+                      <a:ext cx="5486400" cy="3337560"/>
+                    </a:xfrm>
+                    <a:prstGeom prst="rect"/>
+                  </pic:spPr>
+                </pic:pic>
+              </a:graphicData>
+            </a:graphic>
+          </wp:inline>
+        </w:drawing>
+      </w:r>
+    </w:p>
+    <w:p>
+      <w:pPr>
+        <w:spacing w:line="336" w:lineRule="auto" w:after="180"/>
+      </w:pPr>
+      <w:r>
+        <w:rPr>
+          <w:b w:val="0"/>
+        </w:rPr>
+        <w:t>Check pattern: AB7 has two permitted letters and one digit, with no extra characters. → Reject extra text: AB7; send() violates the exact identifier pattern. → Separate authority: Pattern acceptance only allows the next lookup check; it grants no access to restricted records.</w:t>
+      </w:r>
+    </w:p>
+    <w:p>
+      <w:pPr>
+        <w:spacing w:line="336" w:lineRule="auto" w:after="180"/>
+        <w:shd w:fill="F5F1FB"/>
+      </w:pPr>
+      <w:r>
+        <w:rPr>
+          <w:b w:val="0"/>
+        </w:rPr>
+        <w:t xml:space="preserve">Point to each numbered stage and explain which recorded </w:t>
+      </w:r>
+      <w:r>
+        <w:rPr>
+          <w:b/>
+        </w:rPr>
+        <w:t>input</w:t>
+      </w:r>
+      <w:r>
+        <w:rPr>
+          <w:b w:val="0"/>
+        </w:rPr>
+        <w:t xml:space="preserve"> it uses.</w:t>
+      </w:r>
+    </w:p>
+    <w:p>
+      <w:pPr>
+        <w:pStyle w:val="Heading3"/>
+      </w:pPr>
+      <w:r>
+        <w:t>Discuss while showing the picture</w:t>
+      </w:r>
+    </w:p>
+    <w:p>
+      <w:pPr>
+        <w:spacing w:line="336" w:lineRule="auto" w:after="180"/>
+        <w:shd w:fill="F1F6F8"/>
+      </w:pPr>
+      <w:r>
+        <w:rPr>
+          <w:b w:val="0"/>
+        </w:rPr>
+        <w:t xml:space="preserve">Teacher prompt: Point to each numbered stage and explain which recorded </w:t>
+      </w:r>
+      <w:r>
+        <w:rPr>
+          <w:b/>
+        </w:rPr>
+        <w:t>input</w:t>
+      </w:r>
+      <w:r>
+        <w:rPr>
+          <w:b w:val="0"/>
+        </w:rPr>
+        <w:t xml:space="preserve"> it uses. Ask learners to describe one label or arrow in ordinary words. Use the adjacent transcript if the image is difficult to see.</w:t>
+      </w:r>
+    </w:p>
+    <w:p>
+      <w:pPr>
+        <w:pStyle w:val="Heading3"/>
+      </w:pPr>
+      <w:r>
+        <w:t>03. Untrusted input boundaries — evidence trace</w:t>
+      </w:r>
+    </w:p>
+    <w:p>
+      <w:r>
+        <w:drawing>
+          <wp:inline xmlns:a="http://schemas.openxmlformats.org/drawingml/2006/main" xmlns:pic="http://schemas.openxmlformats.org/drawingml/2006/picture">
+            <wp:extent cx="5486400" cy="2996184"/>
+            <wp:docPr id="4" name="Picture 4" descr="Untrusted input boundaries — evidence trace. Inputs A1 and delete_all() are supplied to room lookup. | For the toy lookup accept room IDs matching one uppercase letter plus one digit. Perform exact dictionary lookup; never evaluate user strings as code. Reject invalid length or characters. | A1 passes the format; delete_all() fails. Neither is executed as code, including any instruction-shaped string."/>
+            <wp:cNvGraphicFramePr>
+              <a:graphicFrameLocks noChangeAspect="1"/>
+            </wp:cNvGraphicFramePr>
+            <a:graphic>
+              <a:graphicData uri="http://schemas.openxmlformats.org/drawingml/2006/picture">
+                <pic:pic>
+                  <pic:nvPicPr>
+                    <pic:cNvPr id="0" name="academy-story-ai-3-31-03.png"/>
+                    <pic:cNvPicPr/>
+                  </pic:nvPicPr>
+                  <pic:blipFill>
+                    <a:blip r:embed="rId12"/>
+                    <a:stretch>
+                      <a:fillRect/>
+                    </a:stretch>
+                  </pic:blipFill>
+                  <pic:spPr>
+                    <a:xfrm>
+                      <a:off x="0" y="0"/>
+                      <a:ext cx="5486400" cy="2996184"/>
+                    </a:xfrm>
+                    <a:prstGeom prst="rect"/>
+                  </pic:spPr>
+                </pic:pic>
+              </a:graphicData>
+            </a:graphic>
+          </wp:inline>
+        </w:drawing>
+      </w:r>
+    </w:p>
+    <w:p>
+      <w:pPr>
+        <w:spacing w:line="336" w:lineRule="auto" w:after="180"/>
+      </w:pPr>
+      <w:r>
+        <w:rPr>
+          <w:b/>
+        </w:rPr>
+        <w:t>Untrusted input</w:t>
+      </w:r>
+      <w:r>
+        <w:rPr>
+          <w:b w:val="0"/>
+        </w:rPr>
+        <w:t xml:space="preserve"> boundaries — </w:t>
+      </w:r>
+      <w:r>
+        <w:rPr>
+          <w:b/>
+        </w:rPr>
+        <w:t>evidence</w:t>
+      </w:r>
+      <w:r>
+        <w:rPr>
+          <w:b w:val="0"/>
+        </w:rPr>
+        <w:t xml:space="preserve"> trace. </w:t>
+      </w:r>
+      <w:r>
+        <w:rPr>
+          <w:b/>
+        </w:rPr>
+        <w:t>Input</w:t>
+      </w:r>
+      <w:r>
+        <w:rPr>
+          <w:b w:val="0"/>
+        </w:rPr>
+        <w:t>s A1 and delete_all() are supplied to room lookup. | For the toy lookup accept room IDs matching one uppercase letter plus one digit.</w:t>
+      </w:r>
+    </w:p>
+    <w:p>
+      <w:pPr>
+        <w:spacing w:line="336" w:lineRule="auto" w:after="180"/>
+      </w:pPr>
+      <w:r>
+        <w:rPr>
+          <w:b w:val="0"/>
+        </w:rPr>
+        <w:t>Perform exact dictionary lookup; never evaluate user strings as code. Reject invalid length or characters. | A1 passes the format; delete_all() fails. Neither is executed as code, including any instruction-shaped string.</w:t>
+      </w:r>
+    </w:p>
+    <w:p>
+      <w:pPr>
+        <w:spacing w:line="336" w:lineRule="auto" w:after="180"/>
+        <w:shd w:fill="F5F1FB"/>
+      </w:pPr>
+      <w:r>
+        <w:rPr>
+          <w:b w:val="0"/>
+        </w:rPr>
+        <w:t>Read the labels and values. Explain the relationship the model shows.</w:t>
+      </w:r>
+    </w:p>
+    <w:p>
+      <w:pPr>
+        <w:pStyle w:val="Heading3"/>
+      </w:pPr>
+      <w:r>
+        <w:t>Discuss while showing the picture</w:t>
+      </w:r>
+    </w:p>
+    <w:p>
+      <w:pPr>
+        <w:spacing w:line="336" w:lineRule="auto" w:after="180"/>
+        <w:shd w:fill="F1F6F8"/>
+      </w:pPr>
+      <w:r>
+        <w:rPr>
+          <w:b w:val="0"/>
+        </w:rPr>
+        <w:t>Teacher prompt: Read the labels and values. Explain the relationship the model shows. Ask learners to describe one label or arrow in ordinary words. Use the adjacent transcript if the image is difficult to see.</w:t>
+      </w:r>
+    </w:p>
+    <w:p>
+      <w:pPr>
+        <w:pStyle w:val="Heading3"/>
+      </w:pPr>
+      <w:r>
+        <w:t>04. Change one thing. Trace what follows.</w:t>
+      </w:r>
+    </w:p>
+    <w:p>
+      <w:r>
+        <w:drawing>
+          <wp:inline xmlns:a="http://schemas.openxmlformats.org/drawingml/2006/main" xmlns:pic="http://schemas.openxmlformats.org/drawingml/2006/picture">
+            <wp:extent cx="5486400" cy="3041904"/>
+            <wp:docPr id="5" name="Picture 5" descr="Original case: Pattern acceptance only allows the next lookup check; it grants no access to restricted records. Changed condition: Change AB7 to Ab7. Expected result: Reject it under the exact uppercase rule. Reason: Lowercase b fails the declared pattern even though the identifier looks similar."/>
+            <wp:cNvGraphicFramePr>
+              <a:graphicFrameLocks noChangeAspect="1"/>
+            </wp:cNvGraphicFramePr>
+            <a:graphic>
+              <a:graphicData uri="http://schemas.openxmlformats.org/drawingml/2006/picture">
+                <pic:pic>
+                  <pic:nvPicPr>
+                    <pic:cNvPr id="0" name="academy-story-ai-3-31-04.png"/>
+                    <pic:cNvPicPr/>
+                  </pic:nvPicPr>
+                  <pic:blipFill>
+                    <a:blip r:embed="rId13"/>
+                    <a:stretch>
+                      <a:fillRect/>
+                    </a:stretch>
+                  </pic:blipFill>
+                  <pic:spPr>
+                    <a:xfrm>
+                      <a:off x="0" y="0"/>
+                      <a:ext cx="5486400" cy="3041904"/>
+                    </a:xfrm>
+                    <a:prstGeom prst="rect"/>
+                  </pic:spPr>
+                </pic:pic>
+              </a:graphicData>
+            </a:graphic>
+          </wp:inline>
+        </w:drawing>
+      </w:r>
+    </w:p>
+    <w:p>
+      <w:pPr>
+        <w:spacing w:line="336" w:lineRule="auto" w:after="180"/>
+      </w:pPr>
+      <w:r>
+        <w:rPr>
+          <w:b w:val="0"/>
+        </w:rPr>
+        <w:t>Original case: Pattern acceptance only allows the next lookup check; it grants no access to restricted records. Changed condition: Change AB7 to Ab7. Expected result: Reject it under the exact uppercase rule.</w:t>
+      </w:r>
+    </w:p>
+    <w:p>
+      <w:pPr>
+        <w:spacing w:line="336" w:lineRule="auto" w:after="180"/>
+      </w:pPr>
+      <w:r>
+        <w:rPr>
+          <w:b w:val="0"/>
+        </w:rPr>
+        <w:t>Reason: Lowercase b fails the declared pattern even though the identifier looks similar.</w:t>
+      </w:r>
+    </w:p>
+    <w:p>
+      <w:pPr>
+        <w:spacing w:line="336" w:lineRule="auto" w:after="180"/>
+        <w:shd w:fill="F5F1FB"/>
+      </w:pPr>
+      <w:r>
+        <w:rPr>
+          <w:b w:val="0"/>
+        </w:rPr>
+        <w:t>Predict before checking the worked changed-case result. Name what changed and what the supplied facts allow you to conclude.</w:t>
+      </w:r>
+    </w:p>
+    <w:p>
+      <w:pPr>
+        <w:pStyle w:val="Heading3"/>
+      </w:pPr>
+      <w:r>
+        <w:t>Discuss while showing the picture</w:t>
+      </w:r>
+    </w:p>
+    <w:p>
+      <w:pPr>
+        <w:spacing w:line="336" w:lineRule="auto" w:after="180"/>
+        <w:shd w:fill="F1F6F8"/>
+      </w:pPr>
+      <w:r>
+        <w:rPr>
+          <w:b w:val="0"/>
+        </w:rPr>
+        <w:t>Teacher prompt: Predict before checking the worked changed-case result. Name what changed and what the supplied facts allow you to conclude. Ask learners to describe one label or arrow in ordinary words.</w:t>
+      </w:r>
+    </w:p>
+    <w:p>
+      <w:pPr>
+        <w:spacing w:line="336" w:lineRule="auto" w:after="180"/>
+        <w:shd w:fill="F1F6F8"/>
+      </w:pPr>
+      <w:r>
+        <w:rPr>
+          <w:b w:val="0"/>
+        </w:rPr>
+        <w:t>Use the adjacent transcript if the image is difficult to see. Changed-case reasoning: Lowercase b fails the declared pattern even though the identifier looks similar.</w:t>
+      </w:r>
+    </w:p>
+    <w:p>
+      <w:pPr>
+        <w:pStyle w:val="Heading3"/>
+      </w:pPr>
+      <w:r>
+        <w:t>05. Connect the explanation to its limit</w:t>
+      </w:r>
+    </w:p>
+    <w:p>
+      <w:r>
+        <w:drawing>
+          <wp:inline xmlns:a="http://schemas.openxmlformats.org/drawingml/2006/main" xmlns:pic="http://schemas.openxmlformats.org/drawingml/2006/picture">
+            <wp:extent cx="5486400" cy="2834640"/>
+            <wp:docPr id="6" name="Picture 6" descr="Read the picture in order. Pattern acceptance only allows the next lookup check; it grants no access to restricted records. The arrows show which recorded input or intermediate result each decision uses. Explain the deciding step aloud before checking the changed case; pointing to the final answer alone does not show how it follows. Limit: Strict formatting is one boundary; it does not solve every injection or authorisation problem."/>
+            <wp:cNvGraphicFramePr>
+              <a:graphicFrameLocks noChangeAspect="1"/>
+            </wp:cNvGraphicFramePr>
+            <a:graphic>
+              <a:graphicData uri="http://schemas.openxmlformats.org/drawingml/2006/picture">
+                <pic:pic>
+                  <pic:nvPicPr>
+                    <pic:cNvPr id="0" name="academy-story-ai-3-31-05.png"/>
+                    <pic:cNvPicPr/>
+                  </pic:nvPicPr>
+                  <pic:blipFill>
+                    <a:blip r:embed="rId14"/>
+                    <a:stretch>
+                      <a:fillRect/>
+                    </a:stretch>
+                  </pic:blipFill>
+                  <pic:spPr>
+                    <a:xfrm>
+                      <a:off x="0" y="0"/>
+                      <a:ext cx="5486400" cy="2834640"/>
+                    </a:xfrm>
+                    <a:prstGeom prst="rect"/>
+                  </pic:spPr>
+                </pic:pic>
+              </a:graphicData>
+            </a:graphic>
+          </wp:inline>
+        </w:drawing>
+      </w:r>
+    </w:p>
+    <w:p>
+      <w:pPr>
+        <w:spacing w:line="336" w:lineRule="auto" w:after="180"/>
+      </w:pPr>
+      <w:r>
+        <w:rPr>
+          <w:b w:val="0"/>
+        </w:rPr>
+        <w:t xml:space="preserve">Read the picture in order. Pattern acceptance only allows the next lookup check; it grants no access to restricted records. The arrows show which recorded </w:t>
+      </w:r>
+      <w:r>
+        <w:rPr>
+          <w:b/>
+        </w:rPr>
+        <w:t>input</w:t>
+      </w:r>
+      <w:r>
+        <w:rPr>
+          <w:b w:val="0"/>
+        </w:rPr>
+        <w:t xml:space="preserve"> or intermediate result each decision uses.</w:t>
+      </w:r>
+    </w:p>
+    <w:p>
+      <w:pPr>
+        <w:spacing w:line="336" w:lineRule="auto" w:after="180"/>
+      </w:pPr>
+      <w:r>
+        <w:rPr>
+          <w:b w:val="0"/>
+        </w:rPr>
+        <w:t>Explain the deciding step aloud before checking the changed case; pointing to the final answer alone does not show how it follows.</w:t>
+      </w:r>
+    </w:p>
+    <w:p>
+      <w:pPr>
+        <w:spacing w:line="336" w:lineRule="auto" w:after="180"/>
+      </w:pPr>
+      <w:r>
+        <w:rPr>
+          <w:b w:val="0"/>
+        </w:rPr>
+        <w:t xml:space="preserve">Limit: Strict formatting is one </w:t>
+      </w:r>
+      <w:r>
+        <w:rPr>
+          <w:b/>
+        </w:rPr>
+        <w:t>boundary</w:t>
+      </w:r>
+      <w:r>
+        <w:rPr>
+          <w:b w:val="0"/>
+        </w:rPr>
+        <w:t>; it does not solve every injection or authorisation problem.</w:t>
+      </w:r>
+    </w:p>
+    <w:p>
+      <w:pPr>
+        <w:spacing w:line="336" w:lineRule="auto" w:after="180"/>
+        <w:shd w:fill="F5F1FB"/>
+      </w:pPr>
+      <w:r>
+        <w:rPr>
+          <w:b w:val="0"/>
+        </w:rPr>
+        <w:t>Explain the case, then point to a limit on the claim.</w:t>
+      </w:r>
+    </w:p>
+    <w:p>
+      <w:pPr>
+        <w:pStyle w:val="Heading3"/>
+      </w:pPr>
+      <w:r>
+        <w:t>Discuss while showing the picture</w:t>
+      </w:r>
+    </w:p>
+    <w:p>
+      <w:pPr>
+        <w:spacing w:line="336" w:lineRule="auto" w:after="180"/>
+        <w:shd w:fill="F1F6F8"/>
+      </w:pPr>
+      <w:r>
+        <w:rPr>
+          <w:b w:val="0"/>
+        </w:rPr>
+        <w:t>Teacher prompt: Explain the case, then point to a limit on the claim. Ask learners to describe one label or arrow in ordinary words. Use the adjacent transcript if the image is difficult to see.</w:t>
+      </w:r>
+    </w:p>
+    <w:p>
+      <w:pPr>
+        <w:spacing w:line="336" w:lineRule="auto" w:after="180"/>
+        <w:shd w:fill="F1F6F8"/>
+      </w:pPr>
+      <w:r>
+        <w:rPr>
+          <w:b w:val="0"/>
+        </w:rPr>
+        <w:t xml:space="preserve">Keep the stated scope: Strict formatting is one </w:t>
+      </w:r>
+      <w:r>
+        <w:rPr>
+          <w:b/>
+        </w:rPr>
+        <w:t>boundary</w:t>
+      </w:r>
+      <w:r>
+        <w:rPr>
+          <w:b w:val="0"/>
+        </w:rPr>
+        <w:t>; it does not solve every injection or authorisation problem.</w:t>
+      </w:r>
+    </w:p>
+    <w:p>
+      <w:pPr>
+        <w:pStyle w:val="Heading3"/>
+      </w:pPr>
+      <w:r>
+        <w:t>06. Make the idea visible in your project</w:t>
+      </w:r>
+    </w:p>
+    <w:p>
+      <w:r>
+        <w:drawing>
+          <wp:inline xmlns:a="http://schemas.openxmlformats.org/drawingml/2006/main" xmlns:pic="http://schemas.openxmlformats.org/drawingml/2006/picture">
+            <wp:extent cx="5486400" cy="3681984"/>
+            <wp:docPr id="7" name="Picture 7" descr="For your Verified Study Buddy, save the input, procedure, observed result and limitation of this check. Label this worked example as practice; use a different, previously unreviewed case when checking independent understanding. Draw your input, deciding step, result and limit. Supported question: If AB7 passes the pattern, may it access teacher-only material? Point to the relevant step in the picture, then write the changed result and the rule or evidence that supports it."/>
+            <wp:cNvGraphicFramePr>
+              <a:graphicFrameLocks noChangeAspect="1"/>
+            </wp:cNvGraphicFramePr>
+            <a:graphic>
+              <a:graphicData uri="http://schemas.openxmlformats.org/drawingml/2006/picture">
+                <pic:pic>
+                  <pic:nvPicPr>
+                    <pic:cNvPr id="0" name="academy-story-ai-3-31-06.png"/>
+                    <pic:cNvPicPr/>
+                  </pic:nvPicPr>
+                  <pic:blipFill>
+                    <a:blip r:embed="rId15"/>
+                    <a:stretch>
+                      <a:fillRect/>
+                    </a:stretch>
+                  </pic:blipFill>
+                  <pic:spPr>
+                    <a:xfrm>
+                      <a:off x="0" y="0"/>
+                      <a:ext cx="5486400" cy="3681984"/>
+                    </a:xfrm>
+                    <a:prstGeom prst="rect"/>
+                  </pic:spPr>
+                </pic:pic>
+              </a:graphicData>
+            </a:graphic>
+          </wp:inline>
+        </w:drawing>
+      </w:r>
+    </w:p>
+    <w:p>
+      <w:pPr>
+        <w:spacing w:line="336" w:lineRule="auto" w:after="180"/>
+      </w:pPr>
+      <w:r>
+        <w:rPr>
+          <w:b w:val="0"/>
+        </w:rPr>
+        <w:t xml:space="preserve">For your Verified Study Buddy, save the </w:t>
+      </w:r>
+      <w:r>
+        <w:rPr>
+          <w:b/>
+        </w:rPr>
+        <w:t>input</w:t>
+      </w:r>
+      <w:r>
+        <w:rPr>
+          <w:b w:val="0"/>
+        </w:rPr>
+        <w:t>, procedure, observed result and limitation of this check.</w:t>
+      </w:r>
+    </w:p>
+    <w:p>
+      <w:pPr>
+        <w:spacing w:line="336" w:lineRule="auto" w:after="180"/>
+      </w:pPr>
+      <w:r>
+        <w:rPr>
+          <w:b w:val="0"/>
+        </w:rPr>
+        <w:t xml:space="preserve">Label this worked example as practice; use a different, previously unreviewed case when checking independent understanding. Draw your </w:t>
+      </w:r>
+      <w:r>
+        <w:rPr>
+          <w:b/>
+        </w:rPr>
+        <w:t>input</w:t>
+      </w:r>
+      <w:r>
+        <w:rPr>
+          <w:b w:val="0"/>
+        </w:rPr>
+        <w:t>, deciding step, result and limit.</w:t>
+      </w:r>
+    </w:p>
+    <w:p>
+      <w:pPr>
+        <w:spacing w:line="336" w:lineRule="auto" w:after="180"/>
+      </w:pPr>
+      <w:r>
+        <w:rPr>
+          <w:b w:val="0"/>
+        </w:rPr>
+        <w:t xml:space="preserve">Supported question: If AB7 passes the pattern, may it access teacher-only material? Point to the relevant step in the picture, then write the changed result and the rule or </w:t>
+      </w:r>
+      <w:r>
+        <w:rPr>
+          <w:b/>
+        </w:rPr>
+        <w:t>evidence</w:t>
+      </w:r>
+      <w:r>
+        <w:rPr>
+          <w:b w:val="0"/>
+        </w:rPr>
+        <w:t xml:space="preserve"> that supports it.</w:t>
+      </w:r>
+    </w:p>
+    <w:p>
+      <w:pPr>
+        <w:spacing w:line="336" w:lineRule="auto" w:after="180"/>
+        <w:shd w:fill="F5F1FB"/>
+      </w:pPr>
+      <w:r>
+        <w:rPr>
+          <w:b w:val="0"/>
+        </w:rPr>
+        <w:t xml:space="preserve">Draw your project trace and justify the deciding step using </w:t>
+      </w:r>
+      <w:r>
+        <w:rPr>
+          <w:b/>
+        </w:rPr>
+        <w:t>evidence</w:t>
+      </w:r>
+      <w:r>
+        <w:rPr>
+          <w:b w:val="0"/>
+        </w:rPr>
+        <w:t>.</w:t>
+      </w:r>
+    </w:p>
+    <w:p>
+      <w:pPr>
+        <w:pStyle w:val="Heading3"/>
+      </w:pPr>
+      <w:r>
+        <w:t>Discuss while showing the picture</w:t>
+      </w:r>
+    </w:p>
+    <w:p>
+      <w:pPr>
+        <w:spacing w:line="336" w:lineRule="auto" w:after="180"/>
+        <w:shd w:fill="F1F6F8"/>
+      </w:pPr>
+      <w:r>
+        <w:rPr>
+          <w:b w:val="0"/>
+        </w:rPr>
+        <w:t xml:space="preserve">Teacher prompt: Draw your project trace and justify the deciding step using </w:t>
+      </w:r>
+      <w:r>
+        <w:rPr>
+          <w:b/>
+        </w:rPr>
+        <w:t>evidence</w:t>
+      </w:r>
+      <w:r>
+        <w:rPr>
+          <w:b w:val="0"/>
+        </w:rPr>
+        <w:t>. Ask learners to describe one label or arrow in ordinary words. Use the adjacent transcript if the image is difficult to see.</w:t>
+      </w:r>
+    </w:p>
+    <w:p>
+      <w:pPr>
+        <w:spacing w:line="336" w:lineRule="auto" w:after="180"/>
+        <w:shd w:fill="F1F6F8"/>
+      </w:pPr>
+      <w:r>
+        <w:rPr>
+          <w:b w:val="0"/>
+        </w:rPr>
+        <w:t>Supported practice key: Not from pattern validity alone. The server must separately enforce the authenticated user’s access rights. Changed-case check: Reject it under the exact uppercase rule.</w:t>
+      </w:r>
+    </w:p>
+    <w:p>
+      <w:pPr>
+        <w:spacing w:line="336" w:lineRule="auto" w:after="180"/>
+        <w:shd w:fill="F1F6F8"/>
+      </w:pPr>
+      <w:r>
+        <w:rPr>
+          <w:b w:val="0"/>
+        </w:rPr>
+        <w:t>Lowercase b fails the declared pattern even though the identifier looks similar.</w:t>
       </w:r>
     </w:p>
     <w:sectPr>

--- a/downloads/teacher/ai-3-week-31.docx
+++ b/downloads/teacher/ai-3-week-31.docx
@@ -213,7 +213,7 @@
           </w:tcPr>
           <w:p>
             <w:r>
-              <w:t>Sections 9 and 11–14. Give extra time to finish the full task set; use Section 15 when the week includes a coding lab.</w:t>
+              <w:t>Use “Run the investigation”, “Connect your project”, “Show what you know”, “Study a complete case” and “Try a new case independently”. Give extra time for the full task set. If this week has a coding lab, use its named section; section numbers can change when extra explanations are included.</w:t>
             </w:r>
           </w:p>
         </w:tc>
@@ -6973,7 +6973,7 @@
           </w:tcPr>
           <w:p>
             <w:r>
-              <w:t>Sections 9 and 11–14. Give extra time to finish the full task set; use Section 15 when the week includes a coding lab.</w:t>
+              <w:t>Use “Run the investigation”, “Connect your project”, “Show what you know”, “Study a complete case” and “Try a new case independently”. Give extra time for the full task set. If this week has a coding lab, use its named section; section numbers can change when extra explanations are included.</w:t>
             </w:r>
           </w:p>
         </w:tc>

--- a/downloads/teacher/ai-3-week-31.docx
+++ b/downloads/teacher/ai-3-week-31.docx
@@ -25,20 +25,38 @@
         <w:pStyle w:val="Heading1"/>
       </w:pPr>
       <w:r>
-        <w:t>01. Safety Boundaries</w:t>
-      </w:r>
-    </w:p>
-    <w:p>
-      <w:r>
-        <w:t>Prepare Safety Boundaries: check the target, prerequisites, resources and adaptable teaching schedule.</w:t>
-      </w:r>
-    </w:p>
-    <w:p>
-      <w:pPr>
-        <w:pStyle w:val="Heading3"/>
-      </w:pPr>
-      <w:r>
-        <w:t>Teach the learning cycle</w:t>
+        <w:t>Teach each boundary and its specific fallback.</w:t>
+      </w:r>
+    </w:p>
+    <w:p>
+      <w:r>
+        <w:t>Supply complete toy contracts, distinguish blocked access from invalid input and preserve ordinary supported use.</w:t>
+      </w:r>
+    </w:p>
+    <w:p>
+      <w:r>
+        <w:t>Ask which check failed first and what evidence or authority would permit the next step.</w:t>
+      </w:r>
+    </w:p>
+    <w:p>
+      <w:pPr>
+        <w:pStyle w:val="Heading1"/>
+      </w:pPr>
+      <w:r>
+        <w:t>01. Prepare the main lesson and its retained extension</w:t>
+      </w:r>
+    </w:p>
+    <w:p>
+      <w:r>
+        <w:t>Use fictional records and schedule separate extension time.</w:t>
+      </w:r>
+    </w:p>
+    <w:p>
+      <w:pPr>
+        <w:pStyle w:val="Heading2"/>
+      </w:pPr>
+      <w:r>
+        <w:t>Goal and preparation</w:t>
       </w:r>
     </w:p>
     <w:p>
@@ -74,6 +92,105 @@
           <w:b w:val="0"/>
         </w:rPr>
         <w:t xml:space="preserve"> boundaries</w:t>
+      </w:r>
+    </w:p>
+    <w:p>
+      <w:pPr>
+        <w:spacing w:line="336" w:lineRule="auto" w:after="180"/>
+      </w:pPr>
+      <w:r>
+        <w:rPr>
+          <w:b w:val="0"/>
+        </w:rPr>
+        <w:t xml:space="preserve">Two 45-minute sessions. </w:t>
+      </w:r>
+      <w:r>
+        <w:rPr>
+          <w:b/>
+        </w:rPr>
+        <w:t>Untrusted input</w:t>
+      </w:r>
+      <w:r>
+        <w:rPr>
+          <w:b w:val="0"/>
+        </w:rPr>
+        <w:t xml:space="preserve"> must be treated according to a contract before reaching code, queries or tools. Data that resembles instructions does not acquire execution authority.</w:t>
+      </w:r>
+    </w:p>
+    <w:p>
+      <w:pPr>
+        <w:spacing w:line="336" w:lineRule="auto" w:after="180"/>
+      </w:pPr>
+      <w:r>
+        <w:rPr>
+          <w:b w:val="0"/>
+        </w:rPr>
+        <w:t xml:space="preserve">Use the supplied constructed scenarios to make the </w:t>
+      </w:r>
+      <w:r>
+        <w:rPr>
+          <w:b/>
+        </w:rPr>
+        <w:t>mechanism</w:t>
+      </w:r>
+      <w:r>
+        <w:rPr>
+          <w:b w:val="0"/>
+        </w:rPr>
+        <w:t xml:space="preserve"> inspectable. Collect W4 before sharing solutions.</w:t>
+      </w:r>
+    </w:p>
+    <w:p>
+      <w:pPr>
+        <w:spacing w:line="336" w:lineRule="auto" w:after="180"/>
+      </w:pPr>
+      <w:r>
+        <w:rPr>
+          <w:b w:val="0"/>
+        </w:rPr>
+        <w:t xml:space="preserve">Students should name intermediate </w:t>
+      </w:r>
+      <w:r>
+        <w:rPr>
+          <w:b/>
+        </w:rPr>
+        <w:t>evidence</w:t>
+      </w:r>
+      <w:r>
+        <w:rPr>
+          <w:b w:val="0"/>
+        </w:rPr>
+        <w:t xml:space="preserve"> and limitations; classroom pacing and learning effectiveness remain unvalidated.</w:t>
+      </w:r>
+    </w:p>
+    <w:p>
+      <w:pPr>
+        <w:spacing w:line="336" w:lineRule="auto" w:after="180"/>
+      </w:pPr>
+      <w:r>
+        <w:rPr>
+          <w:b w:val="0"/>
+        </w:rPr>
+        <w:t>By the end, I can explain safety boundaries using a traced example and a stated limitation.</w:t>
+      </w:r>
+    </w:p>
+    <w:p>
+      <w:pPr>
+        <w:spacing w:line="336" w:lineRule="auto" w:after="180"/>
+      </w:pPr>
+      <w:r>
+        <w:rPr>
+          <w:b w:val="0"/>
+        </w:rPr>
+        <w:t>Use the supplied scenario, student illustrations and blank paper. For numeric work, offer counters or a calculator after learners show the setup. Fictional records are supplied; personal data and paid accounts are unnecessary.</w:t>
+      </w:r>
+    </w:p>
+    <w:p>
+      <w:pPr>
+        <w:pStyle w:val="Heading2"/>
+      </w:pPr>
+      <w:r>
+        <w:t>Main plan</w:t>
       </w:r>
     </w:p>
     <w:tbl>
@@ -255,12 +372,479 @@
     </w:p>
     <w:p>
       <w:pPr>
+        <w:pStyle w:val="Heading2"/>
+      </w:pPr>
+      <w:r>
+        <w:t>Retrieval and readiness</w:t>
+      </w:r>
+    </w:p>
+    <w:p>
+      <w:pPr>
         <w:spacing w:line="336" w:lineRule="auto" w:after="180"/>
       </w:pPr>
       <w:r>
         <w:rPr>
           <w:b w:val="0"/>
         </w:rPr>
+        <w:t>Without opening the old lesson, explain one key idea from Bias and Representation. Give an example and a mistake that the idea helps you avoid.</w:t>
+      </w:r>
+    </w:p>
+    <w:p>
+      <w:pPr>
+        <w:spacing w:line="336" w:lineRule="auto" w:after="180"/>
+      </w:pPr>
+      <w:r>
+        <w:rPr>
+          <w:b w:val="0"/>
+        </w:rPr>
+        <w:t xml:space="preserve">Look for: Explain the </w:t>
+      </w:r>
+      <w:r>
+        <w:rPr>
+          <w:b/>
+        </w:rPr>
+        <w:t>mechanism</w:t>
+      </w:r>
+      <w:r>
+        <w:rPr>
+          <w:b w:val="0"/>
+        </w:rPr>
+        <w:t xml:space="preserve"> and terminology of representation and bias evaluation</w:t>
+      </w:r>
+    </w:p>
+    <w:p>
+      <w:pPr>
+        <w:spacing w:line="336" w:lineRule="auto" w:after="180"/>
+      </w:pPr>
+      <w:r>
+        <w:rPr>
+          <w:b w:val="0"/>
+        </w:rPr>
+        <w:t>Reference example, not the only acceptable wording: Teacher explanation: Bias evaluation tests defined outcomes across relevant conditions.</w:t>
+      </w:r>
+    </w:p>
+    <w:p>
+      <w:pPr>
+        <w:spacing w:line="336" w:lineRule="auto" w:after="180"/>
+      </w:pPr>
+      <w:r>
+        <w:rPr>
+          <w:b w:val="0"/>
+        </w:rPr>
+        <w:t>Group averages can expose differences but cannot alone establish their cause or the correct remedy. Define the task, relevant groups, labels and denominators before comparing. Use fictional, non-identifying records.</w:t>
+      </w:r>
+    </w:p>
+    <w:p>
+      <w:pPr>
+        <w:spacing w:line="336" w:lineRule="auto" w:after="180"/>
+      </w:pPr>
+      <w:r>
+        <w:rPr>
+          <w:b w:val="0"/>
+        </w:rPr>
+        <w:t>Evaluate quality and fallback outcomes separately; preserve sample sizes and unresolved explanations.</w:t>
+      </w:r>
+    </w:p>
+    <w:p>
+      <w:pPr>
+        <w:spacing w:line="336" w:lineRule="auto" w:after="180"/>
+      </w:pPr>
+      <w:r>
+        <w:rPr>
+          <w:b w:val="0"/>
+        </w:rPr>
+        <w:t>Without opening the old lesson, explain one key idea from Privacy by Design. Give an example and a mistake that the idea helps you avoid.</w:t>
+      </w:r>
+    </w:p>
+    <w:p>
+      <w:pPr>
+        <w:spacing w:line="336" w:lineRule="auto" w:after="180"/>
+      </w:pPr>
+      <w:r>
+        <w:rPr>
+          <w:b w:val="0"/>
+        </w:rPr>
+        <w:t xml:space="preserve">Look for: Explain the </w:t>
+      </w:r>
+      <w:r>
+        <w:rPr>
+          <w:b/>
+        </w:rPr>
+        <w:t>mechanism</w:t>
+      </w:r>
+      <w:r>
+        <w:rPr>
+          <w:b w:val="0"/>
+        </w:rPr>
+        <w:t xml:space="preserve"> and terminology of data retention and deletion</w:t>
+      </w:r>
+    </w:p>
+    <w:p>
+      <w:pPr>
+        <w:spacing w:line="336" w:lineRule="auto" w:after="180"/>
+      </w:pPr>
+      <w:r>
+        <w:rPr>
+          <w:b w:val="0"/>
+        </w:rPr>
+        <w:t>Reference example, not the only acceptable wording: Teacher explanation: Retention and deletion cover all declared stores, including caches and logs. Removing a visible row may leave copies elsewhere.</w:t>
+      </w:r>
+    </w:p>
+    <w:p>
+      <w:pPr>
+        <w:spacing w:line="336" w:lineRule="auto" w:after="180"/>
+      </w:pPr>
+      <w:r>
+        <w:rPr>
+          <w:b w:val="0"/>
+        </w:rPr>
+        <w:t>Toy policy retains session content for 7 days and deletes it when age is at least7. Audit metadata may remain for 30 days without content. Track primary storage, cache and backup policy separately.</w:t>
+      </w:r>
+    </w:p>
+    <w:p>
+      <w:pPr>
+        <w:spacing w:line="336" w:lineRule="auto" w:after="180"/>
+      </w:pPr>
+      <w:r>
+        <w:rPr>
+          <w:b w:val="0"/>
+        </w:rPr>
+        <w:t>Without opening the old lesson, explain one key idea from Quality Rubrics. Give an example and a mistake that the idea helps you avoid.</w:t>
+      </w:r>
+    </w:p>
+    <w:p>
+      <w:pPr>
+        <w:spacing w:line="336" w:lineRule="auto" w:after="180"/>
+      </w:pPr>
+      <w:r>
+        <w:rPr>
+          <w:b w:val="0"/>
+        </w:rPr>
+        <w:t>Look for: Judge an output using separate observable rubric criteria</w:t>
+      </w:r>
+    </w:p>
+    <w:p>
+      <w:pPr>
+        <w:spacing w:line="336" w:lineRule="auto" w:after="180"/>
+      </w:pPr>
+      <w:r>
+        <w:rPr>
+          <w:b w:val="0"/>
+        </w:rPr>
+        <w:t xml:space="preserve">Reference example, not the only acceptable wording: Apply source support, task fit and sentence limit separately with exact </w:t>
+      </w:r>
+      <w:r>
+        <w:rPr>
+          <w:b/>
+        </w:rPr>
+        <w:t>evidence</w:t>
+      </w:r>
+      <w:r>
+        <w:rPr>
+          <w:b w:val="0"/>
+        </w:rPr>
+        <w:t>. A failed mandatory support gate blocks release despite other passes; the small rubric does not establish every quality or learner benefit.</w:t>
+      </w:r>
+    </w:p>
+    <w:p>
+      <w:pPr>
+        <w:spacing w:line="336" w:lineRule="auto" w:after="180"/>
+      </w:pPr>
+      <w:r>
+        <w:rPr>
+          <w:b w:val="0"/>
+        </w:rPr>
+        <w:t xml:space="preserve">A result depends on the </w:t>
+      </w:r>
+      <w:r>
+        <w:rPr>
+          <w:b/>
+        </w:rPr>
+        <w:t>input</w:t>
+      </w:r>
+      <w:r>
+        <w:rPr>
+          <w:b w:val="0"/>
+        </w:rPr>
+        <w:t xml:space="preserve">s, procedure and conditions that produced it. Preserve data roles and distinguish observed outcomes from </w:t>
+      </w:r>
+      <w:r>
+        <w:rPr>
+          <w:b/>
+        </w:rPr>
+        <w:t>prediction</w:t>
+      </w:r>
+      <w:r>
+        <w:rPr>
+          <w:b w:val="0"/>
+        </w:rPr>
+        <w:t>s or unmeasured conditions.</w:t>
+      </w:r>
+    </w:p>
+    <w:p>
+      <w:pPr>
+        <w:spacing w:line="336" w:lineRule="auto" w:after="180"/>
+      </w:pPr>
+      <w:r>
+        <w:rPr>
+          <w:b w:val="0"/>
+        </w:rPr>
+        <w:t>If the prior concept cannot be explained, use a short retrieval activity before this chapter.</w:t>
+      </w:r>
+    </w:p>
+    <w:p>
+      <w:pPr>
+        <w:pStyle w:val="Heading2"/>
+      </w:pPr>
+      <w:r>
+        <w:t>Materials and extension planning · reference / check after trying</w:t>
+      </w:r>
+    </w:p>
+    <w:p>
+      <w:pPr>
+        <w:spacing w:line="336" w:lineRule="auto" w:after="180"/>
+      </w:pPr>
+      <w:r>
+        <w:rPr>
+          <w:b w:val="0"/>
+        </w:rPr>
+        <w:t>Lesson and workbook; paper and pencil</w:t>
+      </w:r>
+    </w:p>
+    <w:p>
+      <w:pPr>
+        <w:spacing w:line="336" w:lineRule="auto" w:after="180"/>
+      </w:pPr>
+      <w:r>
+        <w:rPr>
+          <w:b w:val="0"/>
+        </w:rPr>
+        <w:t>Calculator and optional local Python 3 for arithmetic; no live API or private data</w:t>
+      </w:r>
+    </w:p>
+    <w:p>
+      <w:pPr>
+        <w:spacing w:line="336" w:lineRule="auto" w:after="180"/>
+      </w:pPr>
+      <w:r>
+        <w:rPr>
+          <w:b w:val="0"/>
+        </w:rPr>
+        <w:t>Prepare the fresh retry separately and withhold its solution until after collection</w:t>
+      </w:r>
+    </w:p>
+    <w:p>
+      <w:pPr>
+        <w:pStyle w:val="Heading3"/>
+      </w:pPr>
+      <w:r>
+        <w:t>Apply the connected idea: Abstention and clarification</w:t>
+      </w:r>
+    </w:p>
+    <w:p>
+      <w:pPr>
+        <w:spacing w:line="336" w:lineRule="auto" w:after="180"/>
+      </w:pPr>
+      <w:r>
+        <w:rPr>
+          <w:b w:val="0"/>
+        </w:rPr>
+        <w:t xml:space="preserve">Two 45-minute sessions. </w:t>
+      </w:r>
+      <w:r>
+        <w:rPr>
+          <w:b/>
+        </w:rPr>
+        <w:t>Abstention</w:t>
+      </w:r>
+      <w:r>
+        <w:rPr>
+          <w:b w:val="0"/>
+        </w:rPr>
+        <w:t xml:space="preserve"> and </w:t>
+      </w:r>
+      <w:r>
+        <w:rPr>
+          <w:b/>
+        </w:rPr>
+        <w:t>clarification</w:t>
+      </w:r>
+      <w:r>
+        <w:rPr>
+          <w:b w:val="0"/>
+        </w:rPr>
+        <w:t xml:space="preserve"> are valid responses when necessary </w:t>
+      </w:r>
+      <w:r>
+        <w:rPr>
+          <w:b/>
+        </w:rPr>
+        <w:t>evidence</w:t>
+      </w:r>
+      <w:r>
+        <w:rPr>
+          <w:b w:val="0"/>
+        </w:rPr>
+        <w:t xml:space="preserve"> is missing. Ask for the smallest fact that can resolve the decision.</w:t>
+      </w:r>
+    </w:p>
+    <w:p>
+      <w:pPr>
+        <w:spacing w:line="336" w:lineRule="auto" w:after="180"/>
+      </w:pPr>
+      <w:r>
+        <w:rPr>
+          <w:b w:val="0"/>
+        </w:rPr>
+        <w:t xml:space="preserve">Use the supplied constructed scenarios to make the </w:t>
+      </w:r>
+      <w:r>
+        <w:rPr>
+          <w:b/>
+        </w:rPr>
+        <w:t>mechanism</w:t>
+      </w:r>
+      <w:r>
+        <w:rPr>
+          <w:b w:val="0"/>
+        </w:rPr>
+        <w:t xml:space="preserve"> inspectable. Collect W4 before sharing solutions.</w:t>
+      </w:r>
+    </w:p>
+    <w:p>
+      <w:pPr>
+        <w:spacing w:line="336" w:lineRule="auto" w:after="180"/>
+      </w:pPr>
+      <w:r>
+        <w:rPr>
+          <w:b w:val="0"/>
+        </w:rPr>
+        <w:t xml:space="preserve">Students should name intermediate </w:t>
+      </w:r>
+      <w:r>
+        <w:rPr>
+          <w:b/>
+        </w:rPr>
+        <w:t>evidence</w:t>
+      </w:r>
+      <w:r>
+        <w:rPr>
+          <w:b w:val="0"/>
+        </w:rPr>
+        <w:t xml:space="preserve"> and limitations; classroom pacing and learning effectiveness remain unvalidated.</w:t>
+      </w:r>
+    </w:p>
+    <w:p>
+      <w:pPr>
+        <w:pStyle w:val="Heading3"/>
+      </w:pPr>
+      <w:r>
+        <w:t>Readiness answer</w:t>
+      </w:r>
+    </w:p>
+    <w:p>
+      <w:pPr>
+        <w:spacing w:line="336" w:lineRule="auto" w:after="180"/>
+      </w:pPr>
+      <w:r>
+        <w:rPr>
+          <w:b w:val="0"/>
+        </w:rPr>
+        <w:t xml:space="preserve">A result depends on the </w:t>
+      </w:r>
+      <w:r>
+        <w:rPr>
+          <w:b/>
+        </w:rPr>
+        <w:t>input</w:t>
+      </w:r>
+      <w:r>
+        <w:rPr>
+          <w:b w:val="0"/>
+        </w:rPr>
+        <w:t xml:space="preserve">s, procedure and conditions that produced it. Preserve data roles and distinguish observed outcomes from </w:t>
+      </w:r>
+      <w:r>
+        <w:rPr>
+          <w:b/>
+        </w:rPr>
+        <w:t>prediction</w:t>
+      </w:r>
+      <w:r>
+        <w:rPr>
+          <w:b w:val="0"/>
+        </w:rPr>
+        <w:t>s or unmeasured conditions.</w:t>
+      </w:r>
+    </w:p>
+    <w:p>
+      <w:pPr>
+        <w:spacing w:line="336" w:lineRule="auto" w:after="180"/>
+      </w:pPr>
+      <w:r>
+        <w:rPr>
+          <w:b w:val="0"/>
+        </w:rPr>
+        <w:t>If the prior concept cannot be explained, use a short retrieval activity before this chapter.</w:t>
+      </w:r>
+    </w:p>
+    <w:p>
+      <w:pPr>
+        <w:spacing w:line="336" w:lineRule="auto" w:after="180"/>
+      </w:pPr>
+      <w:r>
+        <w:rPr>
+          <w:b w:val="0"/>
+        </w:rPr>
+        <w:t>Lesson and workbook; paper and pencil</w:t>
+      </w:r>
+    </w:p>
+    <w:p>
+      <w:pPr>
+        <w:spacing w:line="336" w:lineRule="auto" w:after="180"/>
+      </w:pPr>
+      <w:r>
+        <w:rPr>
+          <w:b w:val="0"/>
+        </w:rPr>
+        <w:t>Calculator and optional local Python 3 for arithmetic; no live API or private data</w:t>
+      </w:r>
+    </w:p>
+    <w:p>
+      <w:pPr>
+        <w:spacing w:line="336" w:lineRule="auto" w:after="180"/>
+      </w:pPr>
+      <w:r>
+        <w:rPr>
+          <w:b w:val="0"/>
+        </w:rPr>
+        <w:t>Prepare the fresh retry separately and withhold its solution until after collection</w:t>
+      </w:r>
+    </w:p>
+    <w:p>
+      <w:pPr>
+        <w:pStyle w:val="Heading2"/>
+      </w:pPr>
+      <w:r>
+        <w:t>Earlier wording, alternatives and picture transcripts · reference / check after trying</w:t>
+      </w:r>
+    </w:p>
+    <w:p>
+      <w:pPr>
+        <w:pStyle w:val="Heading3"/>
+      </w:pPr>
+      <w:r>
+        <w:t>Teach the learning cycle</w:t>
+      </w:r>
+    </w:p>
+    <w:p>
+      <w:pPr>
+        <w:spacing w:line="336" w:lineRule="auto" w:after="180"/>
+      </w:pPr>
+      <w:r>
+        <w:rPr>
+          <w:b w:val="0"/>
+        </w:rPr>
         <w:t>Case exposure check: this source example appears in ai-3/31, ai-6/18. Reuse a familiar case for recall or modelling; verify that the case used to assess transfer has not already received feedback.</w:t>
       </w:r>
     </w:p>
@@ -282,73 +866,6 @@
     </w:p>
     <w:p>
       <w:pPr>
-        <w:spacing w:line="336" w:lineRule="auto" w:after="180"/>
-      </w:pPr>
-      <w:r>
-        <w:rPr>
-          <w:b w:val="0"/>
-        </w:rPr>
-        <w:t>Without opening the old lesson, explain one key idea from Bias and Representation. Give an example and a mistake that the idea helps you avoid.</w:t>
-      </w:r>
-    </w:p>
-    <w:p>
-      <w:pPr>
-        <w:spacing w:line="336" w:lineRule="auto" w:after="180"/>
-      </w:pPr>
-      <w:r>
-        <w:rPr>
-          <w:b w:val="0"/>
-        </w:rPr>
-        <w:t xml:space="preserve">Look for: Explain the </w:t>
-      </w:r>
-      <w:r>
-        <w:rPr>
-          <w:b/>
-        </w:rPr>
-        <w:t>mechanism</w:t>
-      </w:r>
-      <w:r>
-        <w:rPr>
-          <w:b w:val="0"/>
-        </w:rPr>
-        <w:t xml:space="preserve"> and terminology of representation and bias evaluation</w:t>
-      </w:r>
-    </w:p>
-    <w:p>
-      <w:pPr>
-        <w:spacing w:line="336" w:lineRule="auto" w:after="180"/>
-      </w:pPr>
-      <w:r>
-        <w:rPr>
-          <w:b w:val="0"/>
-        </w:rPr>
-        <w:t>Reference example, not the only acceptable wording: Teacher explanation: Bias evaluation tests defined outcomes across relevant conditions.</w:t>
-      </w:r>
-    </w:p>
-    <w:p>
-      <w:pPr>
-        <w:spacing w:line="336" w:lineRule="auto" w:after="180"/>
-      </w:pPr>
-      <w:r>
-        <w:rPr>
-          <w:b w:val="0"/>
-        </w:rPr>
-        <w:t>Group averages can expose differences but cannot alone establish their cause or the correct remedy. Define the task, relevant groups, labels and denominators before comparing. Use fictional, non-identifying records.</w:t>
-      </w:r>
-    </w:p>
-    <w:p>
-      <w:pPr>
-        <w:spacing w:line="336" w:lineRule="auto" w:after="180"/>
-      </w:pPr>
-      <w:r>
-        <w:rPr>
-          <w:b w:val="0"/>
-        </w:rPr>
-        <w:t>Evaluate quality and fallback outcomes separately; preserve sample sizes and unresolved explanations.</w:t>
-      </w:r>
-    </w:p>
-    <w:p>
-      <w:pPr>
         <w:pStyle w:val="Heading3"/>
       </w:pPr>
       <w:r>
@@ -357,145 +874,10 @@
     </w:p>
     <w:p>
       <w:pPr>
-        <w:spacing w:line="336" w:lineRule="auto" w:after="180"/>
-      </w:pPr>
-      <w:r>
-        <w:rPr>
-          <w:b w:val="0"/>
-        </w:rPr>
-        <w:t>Without opening the old lesson, explain one key idea from Privacy by Design. Give an example and a mistake that the idea helps you avoid.</w:t>
-      </w:r>
-    </w:p>
-    <w:p>
-      <w:pPr>
-        <w:spacing w:line="336" w:lineRule="auto" w:after="180"/>
-      </w:pPr>
-      <w:r>
-        <w:rPr>
-          <w:b w:val="0"/>
-        </w:rPr>
-        <w:t xml:space="preserve">Look for: Explain the </w:t>
-      </w:r>
-      <w:r>
-        <w:rPr>
-          <w:b/>
-        </w:rPr>
-        <w:t>mechanism</w:t>
-      </w:r>
-      <w:r>
-        <w:rPr>
-          <w:b w:val="0"/>
-        </w:rPr>
-        <w:t xml:space="preserve"> and terminology of data retention and deletion</w:t>
-      </w:r>
-    </w:p>
-    <w:p>
-      <w:pPr>
-        <w:spacing w:line="336" w:lineRule="auto" w:after="180"/>
-      </w:pPr>
-      <w:r>
-        <w:rPr>
-          <w:b w:val="0"/>
-        </w:rPr>
-        <w:t>Reference example, not the only acceptable wording: Teacher explanation: Retention and deletion cover all declared stores, including caches and logs. Removing a visible row may leave copies elsewhere.</w:t>
-      </w:r>
-    </w:p>
-    <w:p>
-      <w:pPr>
-        <w:spacing w:line="336" w:lineRule="auto" w:after="180"/>
-      </w:pPr>
-      <w:r>
-        <w:rPr>
-          <w:b w:val="0"/>
-        </w:rPr>
-        <w:t>Toy policy retains session content for 7 days and deletes it when age is at least7. Audit metadata may remain for 30 days without content. Track primary storage, cache and backup policy separately.</w:t>
-      </w:r>
-    </w:p>
-    <w:p>
-      <w:pPr>
         <w:pStyle w:val="Heading3"/>
       </w:pPr>
       <w:r>
         <w:t>Quality Rubrics</w:t>
-      </w:r>
-    </w:p>
-    <w:p>
-      <w:pPr>
-        <w:spacing w:line="336" w:lineRule="auto" w:after="180"/>
-      </w:pPr>
-      <w:r>
-        <w:rPr>
-          <w:b w:val="0"/>
-        </w:rPr>
-        <w:t>Without opening the old lesson, explain one key idea from Quality Rubrics. Give an example and a mistake that the idea helps you avoid.</w:t>
-      </w:r>
-    </w:p>
-    <w:p>
-      <w:pPr>
-        <w:spacing w:line="336" w:lineRule="auto" w:after="180"/>
-      </w:pPr>
-      <w:r>
-        <w:rPr>
-          <w:b w:val="0"/>
-        </w:rPr>
-        <w:t xml:space="preserve">Look for: Explain the </w:t>
-      </w:r>
-      <w:r>
-        <w:rPr>
-          <w:b/>
-        </w:rPr>
-        <w:t>mechanism</w:t>
-      </w:r>
-      <w:r>
-        <w:rPr>
-          <w:b w:val="0"/>
-        </w:rPr>
-        <w:t xml:space="preserve"> and terminology of system evaluation sets</w:t>
-      </w:r>
-    </w:p>
-    <w:p>
-      <w:pPr>
-        <w:spacing w:line="336" w:lineRule="auto" w:after="180"/>
-      </w:pPr>
-      <w:r>
-        <w:rPr>
-          <w:b w:val="0"/>
-        </w:rPr>
-        <w:t>Reference example, not the only acceptable wording: Teacher explanation: A system evaluation set contains cases with expected behaviour and scoring rules.</w:t>
-      </w:r>
-    </w:p>
-    <w:p>
-      <w:pPr>
-        <w:spacing w:line="336" w:lineRule="auto" w:after="180"/>
-      </w:pPr>
-      <w:r>
-        <w:rPr>
-          <w:b w:val="0"/>
-        </w:rPr>
-        <w:t xml:space="preserve">It should cover retrieval, support, fallback and permissions rather than only easy answerable questions. Record case ID, </w:t>
-      </w:r>
-      <w:r>
-        <w:rPr>
-          <w:b/>
-        </w:rPr>
-        <w:t>evidence</w:t>
-      </w:r>
-      <w:r>
-        <w:rPr>
-          <w:b w:val="0"/>
-        </w:rPr>
-        <w:t xml:space="preserve"> version, expected claims or fallback, permitted actions and scoring rubric.</w:t>
-      </w:r>
-    </w:p>
-    <w:p>
-      <w:pPr>
-        <w:spacing w:line="336" w:lineRule="auto" w:after="180"/>
-      </w:pPr>
-      <w:r>
-        <w:rPr>
-          <w:b w:val="0"/>
-        </w:rPr>
-        <w:t>Separate development from final cases. Aggregate metrics only after checking required conditions individually.</w:t>
       </w:r>
     </w:p>
     <w:p>
@@ -716,6 +1098,11 @@
       </w:r>
     </w:p>
     <w:p>
+      <w:r>
+        <w:t>This compact option is not the full-week schedule. Use the main teaching cycle and allow extra sessions for the investigation, independent work and project.</w:t>
+      </w:r>
+    </w:p>
+    <w:p>
       <w:pPr>
         <w:spacing w:line="336" w:lineRule="auto" w:after="180"/>
       </w:pPr>
@@ -723,7 +1110,7 @@
         <w:rPr>
           <w:b w:val="0"/>
         </w:rPr>
-        <w:t>Use the supplied scenario, student illustrations and blank paper. For numeric work, offer counters or a calculator after learners show the setup. Fictional records are supplied; personal data and paid accounts are unnecessary.</w:t>
+        <w:t>Allow 80 minutes: recall 8; explanation 12; worked demonstration 15; guided practice 20; independent assessment 15; project and reflection 10. Extend the lab into a second session when needed.</w:t>
       </w:r>
     </w:p>
     <w:p>
@@ -731,24 +1118,446 @@
         <w:pStyle w:val="Heading3"/>
       </w:pPr>
       <w:r>
-        <w:t>Alternative compact allocation</w:t>
-      </w:r>
-    </w:p>
-    <w:p>
-      <w:r>
-        <w:t>This compact option is not the full-week schedule. Use the main teaching cycle and allow extra sessions for the investigation, independent work and project.</w:t>
+        <w:t>Preparation for the connected explanation</w:t>
+      </w:r>
+    </w:p>
+    <w:p>
+      <w:pPr>
+        <w:pStyle w:val="Heading3"/>
+      </w:pPr>
+      <w:r>
+        <w:t>Readiness answer</w:t>
+      </w:r>
+    </w:p>
+    <w:p>
+      <w:pPr>
+        <w:pStyle w:val="Heading3"/>
+      </w:pPr>
+      <w:r>
+        <w:t>End goal for the pictorial case</w:t>
       </w:r>
     </w:p>
     <w:p>
       <w:pPr>
         <w:spacing w:line="336" w:lineRule="auto" w:after="180"/>
-        <w:shd w:fill="F1F6F8"/>
-      </w:pPr>
-      <w:r>
-        <w:rPr>
-          <w:b w:val="0"/>
-        </w:rPr>
-        <w:t>Allow 80 minutes: recall 8; explanation 12; worked demonstration 15; guided practice 20; independent assessment 15; project and reflection 10. Extend the lab into a second session when needed.</w:t>
+      </w:pPr>
+      <w:r>
+        <w:rPr>
+          <w:b w:val="0"/>
+        </w:rPr>
+        <w:t>This added worked case illustrates the week’s main idea. Retain all original and connected topics; schedule its practice within the teaching cycle.</w:t>
+      </w:r>
+    </w:p>
+    <w:p>
+      <w:pPr>
+        <w:pStyle w:val="Heading1"/>
+      </w:pPr>
+      <w:r>
+        <w:t>02. Teach separate contracts and sequential boundaries</w:t>
+      </w:r>
+    </w:p>
+    <w:p>
+      <w:r>
+        <w:t>Do not silently merge the two identifier formats.</w:t>
+      </w:r>
+    </w:p>
+    <w:p>
+      <w:pPr>
+        <w:pStyle w:val="Heading2"/>
+      </w:pPr>
+      <w:r>
+        <w:t>State room/catalogue contracts and fallbacks</w:t>
+      </w:r>
+    </w:p>
+    <w:tbl>
+      <w:tblPr>
+        <w:tblStyle w:val="LightShading-Accent1"/>
+        <w:tblW w:type="auto" w:w="0"/>
+        <w:tblLook w:firstColumn="1" w:firstRow="1" w:lastColumn="0" w:lastRow="0" w:noHBand="0" w:noVBand="1" w:val="04A0"/>
+      </w:tblPr>
+      <w:tblGrid>
+        <w:gridCol w:w="5112"/>
+        <w:gridCol w:w="5112"/>
+      </w:tblGrid>
+      <w:tr>
+        <w:trPr>
+          <w:tblHeader/>
+        </w:trPr>
+        <w:tc>
+          <w:tcPr>
+            <w:tcW w:type="dxa" w:w="5112"/>
+          </w:tcPr>
+          <w:p>
+            <w:r>
+              <w:t>Declared toy contract</w:t>
+            </w:r>
+          </w:p>
+        </w:tc>
+        <w:tc>
+          <w:tcPr>
+            <w:tcW w:type="dxa" w:w="5112"/>
+          </w:tcPr>
+          <w:p>
+            <w:r>
+              <w:t>Exact rule</w:t>
+            </w:r>
+          </w:p>
+        </w:tc>
+      </w:tr>
+      <w:tr>
+        <w:tc>
+          <w:tcPr>
+            <w:tcW w:type="dxa" w:w="5112"/>
+          </w:tcPr>
+          <w:p>
+            <w:r>
+              <w:t>Room ID · W2 and independent case</w:t>
+            </w:r>
+          </w:p>
+        </w:tc>
+        <w:tc>
+          <w:tcPr>
+            <w:tcW w:type="dxa" w:w="5112"/>
+          </w:tcPr>
+          <w:p>
+            <w:r>
+              <w:t>One uppercase ASCII letter followed by one ASCII digit, e.g. A1 or B2</w:t>
+            </w:r>
+          </w:p>
+        </w:tc>
+      </w:tr>
+      <w:tr>
+        <w:tc>
+          <w:tcPr>
+            <w:tcW w:type="dxa" w:w="5112"/>
+          </w:tcPr>
+          <w:p>
+            <w:r>
+              <w:t>Catalogue ID · main picture</w:t>
+            </w:r>
+          </w:p>
+        </w:tc>
+        <w:tc>
+          <w:tcPr>
+            <w:tcW w:type="dxa" w:w="5112"/>
+          </w:tcPr>
+          <w:p>
+            <w:r>
+              <w:t>Two uppercase ASCII letters followed by one ASCII digit, e.g. AB7</w:t>
+            </w:r>
+          </w:p>
+        </w:tc>
+      </w:tr>
+      <w:tr>
+        <w:tc>
+          <w:tcPr>
+            <w:tcW w:type="dxa" w:w="5112"/>
+          </w:tcPr>
+          <w:p>
+            <w:r>
+              <w:t>No silent repair</w:t>
+            </w:r>
+          </w:p>
+        </w:tc>
+        <w:tc>
+          <w:tcPr>
+            <w:tcW w:type="dxa" w:w="5112"/>
+          </w:tcPr>
+          <w:p>
+            <w:r>
+              <w:t>No trimming, case changes, extra digits, newline or appended command text</w:t>
+            </w:r>
+          </w:p>
+        </w:tc>
+      </w:tr>
+      <w:tr>
+        <w:tc>
+          <w:tcPr>
+            <w:tcW w:type="dxa" w:w="5112"/>
+          </w:tcPr>
+          <w:p>
+            <w:r>
+              <w:t>Lookup</w:t>
+            </w:r>
+          </w:p>
+        </w:tc>
+        <w:tc>
+          <w:tcPr>
+            <w:tcW w:type="dxa" w:w="5112"/>
+          </w:tcPr>
+          <w:p>
+            <w:r>
+              <w:t>Exact dictionary key; never evaluate input as code</w:t>
+            </w:r>
+          </w:p>
+        </w:tc>
+      </w:tr>
+      <w:tr>
+        <w:tc>
+          <w:tcPr>
+            <w:tcW w:type="dxa" w:w="5112"/>
+          </w:tcPr>
+          <w:p>
+            <w:r>
+              <w:t>Access</w:t>
+            </w:r>
+          </w:p>
+        </w:tc>
+        <w:tc>
+          <w:tcPr>
+            <w:tcW w:type="dxa" w:w="5112"/>
+          </w:tcPr>
+          <w:p>
+            <w:r>
+              <w:t>Trusted application role determines eligibility; user text cannot grant teacher access</w:t>
+            </w:r>
+          </w:p>
+        </w:tc>
+      </w:tr>
+      <w:tr>
+        <w:tc>
+          <w:tcPr>
+            <w:tcW w:type="dxa" w:w="5112"/>
+          </w:tcPr>
+          <w:p>
+            <w:r>
+              <w:t>Operation</w:t>
+            </w:r>
+          </w:p>
+        </w:tc>
+        <w:tc>
+          <w:tcPr>
+            <w:tcW w:type="dxa" w:w="5112"/>
+          </w:tcPr>
+          <w:p>
+            <w:r>
+              <w:t>Read-only lookup; no send, upload, deletion or booking</w:t>
+            </w:r>
+          </w:p>
+        </w:tc>
+      </w:tr>
+      <w:tr>
+        <w:tc>
+          <w:tcPr>
+            <w:tcW w:type="dxa" w:w="5112"/>
+          </w:tcPr>
+          <w:p>
+            <w:r>
+              <w:t>Evidence gap</w:t>
+            </w:r>
+          </w:p>
+        </w:tc>
+        <w:tc>
+          <w:tcPr>
+            <w:tcW w:type="dxa" w:w="5112"/>
+          </w:tcPr>
+          <w:p>
+            <w:r>
+              <w:t>Ask for missing ID; preserve unresolved source conflict; not found is not a measured zero</w:t>
+            </w:r>
+          </w:p>
+        </w:tc>
+      </w:tr>
+    </w:tbl>
+    <w:p>
+      <w:pPr>
+        <w:spacing w:line="336" w:lineRule="auto" w:after="180"/>
+      </w:pPr>
+      <w:r>
+        <w:rPr>
+          <w:b/>
+        </w:rPr>
+        <w:t>Untrusted input</w:t>
+      </w:r>
+      <w:r>
+        <w:rPr>
+          <w:b w:val="0"/>
+        </w:rPr>
+        <w:t xml:space="preserve"> must be treated according to a contract before reaching code, queries or tools. Data that resembles instructions does not acquire execution authority.</w:t>
+      </w:r>
+    </w:p>
+    <w:p>
+      <w:pPr>
+        <w:spacing w:line="336" w:lineRule="auto" w:after="180"/>
+      </w:pPr>
+      <w:r>
+        <w:rPr>
+          <w:b w:val="0"/>
+        </w:rPr>
+        <w:t>For the toy lookup accept room IDs matching one uppercase letter plus one digit. Perform exact dictionary lookup; never evaluate user strings as code. Reject invalid length or characters.</w:t>
+      </w:r>
+    </w:p>
+    <w:p>
+      <w:pPr>
+        <w:pStyle w:val="Heading2"/>
+      </w:pPr>
+      <w:r>
+        <w:t>Trace room W2 and its original function</w:t>
+      </w:r>
+    </w:p>
+    <w:p>
+      <w:pPr>
+        <w:spacing w:line="336" w:lineRule="auto" w:after="180"/>
+      </w:pPr>
+      <w:r>
+        <w:rPr>
+          <w:b/>
+        </w:rPr>
+        <w:t>Input</w:t>
+      </w:r>
+      <w:r>
+        <w:rPr>
+          <w:b w:val="0"/>
+        </w:rPr>
+        <w:t>s A1 and delete_all() are supplied to room lookup.</w:t>
+      </w:r>
+    </w:p>
+    <w:p>
+      <w:pPr>
+        <w:spacing w:line="336" w:lineRule="auto" w:after="180"/>
+      </w:pPr>
+      <w:r>
+        <w:rPr>
+          <w:b w:val="0"/>
+        </w:rPr>
+        <w:t>A1 passes the format; delete_all() fails. Neither is executed as code, including any instruction-shaped string.</w:t>
+      </w:r>
+    </w:p>
+    <w:p>
+      <w:r>
+        <w:rPr>
+          <w:rFonts w:ascii="Courier New" w:hAnsi="Courier New"/>
+          <w:sz w:val="18"/>
+        </w:rPr>
+        <w:t>import re</w:t>
+        <w:br/>
+        <w:br/>
+        <w:t>def validate_identifier(value):</w:t>
+        <w:br/>
+        <w:t xml:space="preserve">    return type(value) is str and re.fullmatch('[A-Z][0-9]', value) is not None</w:t>
+        <w:br/>
+        <w:br/>
+        <w:t>print(validate_identifier("B2"))</w:t>
+      </w:r>
+    </w:p>
+    <w:p>
+      <w:pPr>
+        <w:pStyle w:val="Heading2"/>
+      </w:pPr>
+      <w:r>
+        <w:t>Read the pictured catalogue case</w:t>
+      </w:r>
+    </w:p>
+    <w:p>
+      <w:pPr>
+        <w:spacing w:line="336" w:lineRule="auto" w:after="180"/>
+      </w:pPr>
+      <w:r>
+        <w:rPr>
+          <w:b w:val="0"/>
+        </w:rPr>
+        <w:t xml:space="preserve">Make a strict lookup identifier </w:t>
+      </w:r>
+      <w:r>
+        <w:rPr>
+          <w:b/>
+        </w:rPr>
+        <w:t>boundary</w:t>
+      </w:r>
+      <w:r>
+        <w:rPr>
+          <w:b w:val="0"/>
+        </w:rPr>
+        <w:t xml:space="preserve"> visible.</w:t>
+      </w:r>
+    </w:p>
+    <w:p>
+      <w:pPr>
+        <w:spacing w:line="336" w:lineRule="auto" w:after="180"/>
+      </w:pPr>
+      <w:r>
+        <w:rPr>
+          <w:b w:val="0"/>
+        </w:rPr>
+        <w:t>Toy lookup accepts exactly two uppercase ASCII letters followed by one digit. Accepted example: AB7. No trimming or extra characters are allowed.</w:t>
+      </w:r>
+    </w:p>
+    <w:p>
+      <w:pPr>
+        <w:spacing w:line="336" w:lineRule="auto" w:after="180"/>
+      </w:pPr>
+      <w:r>
+        <w:rPr>
+          <w:b w:val="0"/>
+        </w:rPr>
+        <w:t xml:space="preserve">All </w:t>
+      </w:r>
+      <w:r>
+        <w:rPr>
+          <w:b/>
+        </w:rPr>
+        <w:t>input</w:t>
+      </w:r>
+      <w:r>
+        <w:rPr>
+          <w:b w:val="0"/>
+        </w:rPr>
+        <w:t>s and outcomes in this worked example are invented classroom data; no real model run is claimed.</w:t>
+      </w:r>
+    </w:p>
+    <w:p>
+      <w:pPr>
+        <w:spacing w:line="336" w:lineRule="auto" w:after="180"/>
+      </w:pPr>
+      <w:r>
+        <w:rPr>
+          <w:b w:val="0"/>
+        </w:rPr>
+        <w:t>The pictured catalogue contract accepts AB7 and rejects Ab7 or AB7; send(). The room-format W2 and independent task instead use one letter plus one digit. Do not apply the catalogue rule to B2. Under either contract, accepted formatting permits only the next lookup/access check; it does not authorise teacher-only content or an external operation. All command-like strings are inert test data.</w:t>
+      </w:r>
+    </w:p>
+    <w:p>
+      <w:pPr>
+        <w:pStyle w:val="Heading2"/>
+      </w:pPr>
+      <w:r>
+        <w:t>Trace format and authority separately</w:t>
+      </w:r>
+    </w:p>
+    <w:p>
+      <w:r>
+        <w:drawing>
+          <wp:inline xmlns:a="http://schemas.openxmlformats.org/drawingml/2006/main" xmlns:pic="http://schemas.openxmlformats.org/drawingml/2006/picture">
+            <wp:extent cx="5486400" cy="3337560"/>
+            <wp:docPr id="1" name="Picture 1" descr="Check pattern: AB7 has two permitted letters and one digit, with no extra characters. → Reject extra text: AB7; send() violates the exact identifier pattern. → Separate authority: Pattern acceptance only allows the next lookup check; it grants no access to restricted records."/>
+            <wp:cNvGraphicFramePr>
+              <a:graphicFrameLocks noChangeAspect="1"/>
+            </wp:cNvGraphicFramePr>
+            <a:graphic>
+              <a:graphicData uri="http://schemas.openxmlformats.org/drawingml/2006/picture">
+                <pic:pic>
+                  <pic:nvPicPr>
+                    <pic:cNvPr id="0" name="academy-story-ai-3-31-02.png"/>
+                    <pic:cNvPicPr/>
+                  </pic:nvPicPr>
+                  <pic:blipFill>
+                    <a:blip r:embed="rId9"/>
+                    <a:stretch>
+                      <a:fillRect/>
+                    </a:stretch>
+                  </pic:blipFill>
+                  <pic:spPr>
+                    <a:xfrm>
+                      <a:off x="0" y="0"/>
+                      <a:ext cx="5486400" cy="3337560"/>
+                    </a:xfrm>
+                    <a:prstGeom prst="rect"/>
+                  </pic:spPr>
+                </pic:pic>
+              </a:graphicData>
+            </a:graphic>
+          </wp:inline>
+        </w:drawing>
       </w:r>
     </w:p>
     <w:p>
@@ -756,7 +1565,114 @@
         <w:pStyle w:val="Heading3"/>
       </w:pPr>
       <w:r>
-        <w:t>Preparation for the connected explanation</w:t>
+        <w:t>Read the picture one step at a time</w:t>
+      </w:r>
+    </w:p>
+    <w:tbl>
+      <w:tblPr>
+        <w:tblStyle w:val="LightShading-Accent1"/>
+        <w:tblW w:type="auto" w:w="0"/>
+        <w:tblLook w:firstColumn="1" w:firstRow="1" w:lastColumn="0" w:lastRow="0" w:noHBand="0" w:noVBand="1" w:val="04A0"/>
+      </w:tblPr>
+      <w:tblGrid>
+        <w:gridCol w:w="5112"/>
+        <w:gridCol w:w="5112"/>
+      </w:tblGrid>
+      <w:tr>
+        <w:trPr>
+          <w:tblHeader/>
+        </w:trPr>
+        <w:tc>
+          <w:tcPr>
+            <w:tcW w:type="dxa" w:w="5112"/>
+          </w:tcPr>
+          <w:p>
+            <w:r>
+              <w:t>Step</w:t>
+            </w:r>
+          </w:p>
+        </w:tc>
+        <w:tc>
+          <w:tcPr>
+            <w:tcW w:type="dxa" w:w="5112"/>
+          </w:tcPr>
+          <w:p>
+            <w:r>
+              <w:t>What happens and why</w:t>
+            </w:r>
+          </w:p>
+        </w:tc>
+      </w:tr>
+      <w:tr>
+        <w:tc>
+          <w:tcPr>
+            <w:tcW w:type="dxa" w:w="5112"/>
+          </w:tcPr>
+          <w:p>
+            <w:r>
+              <w:t>1. Check pattern</w:t>
+            </w:r>
+          </w:p>
+        </w:tc>
+        <w:tc>
+          <w:tcPr>
+            <w:tcW w:type="dxa" w:w="5112"/>
+          </w:tcPr>
+          <w:p>
+            <w:r>
+              <w:t>AB7 has two permitted letters and one digit, with no extra characters.</w:t>
+            </w:r>
+          </w:p>
+        </w:tc>
+      </w:tr>
+      <w:tr>
+        <w:tc>
+          <w:tcPr>
+            <w:tcW w:type="dxa" w:w="5112"/>
+          </w:tcPr>
+          <w:p>
+            <w:r>
+              <w:t>2. Reject extra text</w:t>
+            </w:r>
+          </w:p>
+        </w:tc>
+        <w:tc>
+          <w:tcPr>
+            <w:tcW w:type="dxa" w:w="5112"/>
+          </w:tcPr>
+          <w:p>
+            <w:r>
+              <w:t>AB7; send() violates the exact identifier pattern.</w:t>
+            </w:r>
+          </w:p>
+        </w:tc>
+      </w:tr>
+      <w:tr>
+        <w:tc>
+          <w:tcPr>
+            <w:tcW w:type="dxa" w:w="5112"/>
+          </w:tcPr>
+          <w:p>
+            <w:r>
+              <w:t>3. Separate authority</w:t>
+            </w:r>
+          </w:p>
+        </w:tc>
+        <w:tc>
+          <w:tcPr>
+            <w:tcW w:type="dxa" w:w="5112"/>
+          </w:tcPr>
+          <w:p>
+            <w:r>
+              <w:t>Pattern acceptance only allows the next lookup check; it grants no access to restricted records.</w:t>
+            </w:r>
+          </w:p>
+        </w:tc>
+      </w:tr>
+    </w:tbl>
+    <w:p>
+      <w:r>
+        <w:t>Match each pictured step to the supplied facts. This is a worked teaching case, not an independent assessment.</w:t>
       </w:r>
     </w:p>
     <w:p>
@@ -767,19 +1683,19 @@
         <w:rPr>
           <w:b w:val="0"/>
         </w:rPr>
-        <w:t xml:space="preserve">Two 45-minute sessions. </w:t>
+        <w:t xml:space="preserve">Read the picture in order. Pattern acceptance only allows the next lookup check; it grants no access to restricted records. The arrows show which recorded </w:t>
       </w:r>
       <w:r>
         <w:rPr>
           <w:b/>
         </w:rPr>
-        <w:t>Untrusted input</w:t>
-      </w:r>
-      <w:r>
-        <w:rPr>
-          <w:b w:val="0"/>
-        </w:rPr>
-        <w:t xml:space="preserve"> must be treated according to a contract before reaching code, queries or tools. Data that resembles instructions does not acquire execution authority.</w:t>
+        <w:t>input</w:t>
+      </w:r>
+      <w:r>
+        <w:rPr>
+          <w:b w:val="0"/>
+        </w:rPr>
+        <w:t xml:space="preserve"> or intermediate result each decision uses.</w:t>
       </w:r>
     </w:p>
     <w:p>
@@ -790,19 +1706,292 @@
         <w:rPr>
           <w:b w:val="0"/>
         </w:rPr>
-        <w:t xml:space="preserve">Use the supplied constructed scenarios to make the </w:t>
-      </w:r>
+        <w:t>Explain the deciding step aloud before checking the changed case; pointing to the final answer alone does not show how it follows.</w:t>
+      </w:r>
+    </w:p>
+    <w:p>
+      <w:pPr>
+        <w:pStyle w:val="Heading2"/>
+      </w:pPr>
+      <w:r>
+        <w:t>Predict the lowercase catalogue ID</w:t>
+      </w:r>
+    </w:p>
+    <w:p>
+      <w:pPr>
+        <w:spacing w:line="336" w:lineRule="auto" w:after="180"/>
+      </w:pPr>
+      <w:r>
+        <w:rPr>
+          <w:b w:val="0"/>
+        </w:rPr>
+        <w:t>Change: Change AB7 to Ab7.</w:t>
+      </w:r>
+    </w:p>
+    <w:p>
+      <w:pPr>
+        <w:spacing w:line="336" w:lineRule="auto" w:after="180"/>
+      </w:pPr>
       <w:r>
         <w:rPr>
           <w:b/>
         </w:rPr>
+        <w:t>Prediction</w:t>
+      </w:r>
+      <w:r>
+        <w:rPr>
+          <w:b w:val="0"/>
+        </w:rPr>
+        <w:t>: Reject it under the exact uppercase rule.</w:t>
+      </w:r>
+    </w:p>
+    <w:p>
+      <w:pPr>
+        <w:spacing w:line="336" w:lineRule="auto" w:after="180"/>
+      </w:pPr>
+      <w:r>
+        <w:rPr>
+          <w:b w:val="0"/>
+        </w:rPr>
+        <w:t>Reason: Lowercase b fails the declared pattern even though the identifier looks similar.</w:t>
+      </w:r>
+    </w:p>
+    <w:p>
+      <w:pPr>
+        <w:pStyle w:val="Heading2"/>
+      </w:pPr>
+      <w:r>
+        <w:t>State the single-boundary limit</w:t>
+      </w:r>
+    </w:p>
+    <w:p>
+      <w:pPr>
+        <w:spacing w:line="336" w:lineRule="auto" w:after="180"/>
+      </w:pPr>
+      <w:r>
+        <w:rPr>
+          <w:b w:val="0"/>
+        </w:rPr>
+        <w:t xml:space="preserve">Strict formatting is one </w:t>
+      </w:r>
+      <w:r>
+        <w:rPr>
+          <w:b/>
+        </w:rPr>
+        <w:t>boundary</w:t>
+      </w:r>
+      <w:r>
+        <w:rPr>
+          <w:b w:val="0"/>
+        </w:rPr>
+        <w:t>; it does not solve every injection or authorisation problem.</w:t>
+      </w:r>
+    </w:p>
+    <w:p>
+      <w:pPr>
+        <w:spacing w:line="336" w:lineRule="auto" w:after="180"/>
+      </w:pPr>
+      <w:r>
+        <w:rPr>
+          <w:b w:val="0"/>
+        </w:rPr>
+        <w:t xml:space="preserve">Cover the result. Ask learners to name the </w:t>
+      </w:r>
+      <w:r>
+        <w:rPr>
+          <w:b/>
+        </w:rPr>
+        <w:t>input</w:t>
+      </w:r>
+      <w:r>
+        <w:rPr>
+          <w:b w:val="0"/>
+        </w:rPr>
+        <w:t xml:space="preserve">s and predict the next step. Uncover one step, connect the icon to the actual procedure, and explain its </w:t>
+      </w:r>
+      <w:r>
+        <w:rPr>
+          <w:b/>
+        </w:rPr>
+        <w:t>evidence</w:t>
+      </w:r>
+      <w:r>
+        <w:rPr>
+          <w:b w:val="0"/>
+        </w:rPr>
+        <w:t>. Then change the supplied condition and compare.</w:t>
+      </w:r>
+    </w:p>
+    <w:p>
+      <w:pPr>
+        <w:spacing w:line="336" w:lineRule="auto" w:after="180"/>
+      </w:pPr>
+      <w:r>
+        <w:rPr>
+          <w:b w:val="0"/>
+        </w:rPr>
+        <w:t>The picture is a representation; it does not document execution of a real AI model.</w:t>
+      </w:r>
+    </w:p>
+    <w:p>
+      <w:pPr>
+        <w:pStyle w:val="Heading2"/>
+      </w:pPr>
+      <w:r>
+        <w:t>Extension · Targeted clarification and conflict · reference / check after trying</w:t>
+      </w:r>
+    </w:p>
+    <w:p>
+      <w:pPr>
+        <w:spacing w:line="336" w:lineRule="auto" w:after="180"/>
+      </w:pPr>
+      <w:r>
+        <w:rPr>
+          <w:b/>
+        </w:rPr>
+        <w:t>Abstention</w:t>
+      </w:r>
+      <w:r>
+        <w:rPr>
+          <w:b w:val="0"/>
+        </w:rPr>
+        <w:t xml:space="preserve"> and </w:t>
+      </w:r>
+      <w:r>
+        <w:rPr>
+          <w:b/>
+        </w:rPr>
+        <w:t>clarification</w:t>
+      </w:r>
+      <w:r>
+        <w:rPr>
+          <w:b w:val="0"/>
+        </w:rPr>
+        <w:t xml:space="preserve"> are valid responses when necessary </w:t>
+      </w:r>
+      <w:r>
+        <w:rPr>
+          <w:b/>
+        </w:rPr>
+        <w:t>evidence</w:t>
+      </w:r>
+      <w:r>
+        <w:rPr>
+          <w:b w:val="0"/>
+        </w:rPr>
+        <w:t xml:space="preserve"> is missing. Ask for the smallest fact that can resolve the decision.</w:t>
+      </w:r>
+    </w:p>
+    <w:p>
+      <w:pPr>
+        <w:spacing w:line="336" w:lineRule="auto" w:after="180"/>
+      </w:pPr>
+      <w:r>
+        <w:rPr>
+          <w:b w:val="0"/>
+        </w:rPr>
+        <w:t xml:space="preserve">Separate answerable claims from unresolved ones. Clarify ambiguous </w:t>
+      </w:r>
+      <w:r>
+        <w:rPr>
+          <w:b/>
+        </w:rPr>
+        <w:t>input</w:t>
+      </w:r>
+      <w:r>
+        <w:rPr>
+          <w:b w:val="0"/>
+        </w:rPr>
+        <w:t xml:space="preserve"> when a user can supply the needed fact; abstain from unsupported conclusions when </w:t>
+      </w:r>
+      <w:r>
+        <w:rPr>
+          <w:b/>
+        </w:rPr>
+        <w:t>evidence</w:t>
+      </w:r>
+      <w:r>
+        <w:rPr>
+          <w:b w:val="0"/>
+        </w:rPr>
+        <w:t xml:space="preserve"> is unavailable. Define acceptable fallback before evaluation.</w:t>
+      </w:r>
+    </w:p>
+    <w:p>
+      <w:pPr>
+        <w:spacing w:line="336" w:lineRule="auto" w:after="180"/>
+      </w:pPr>
+      <w:r>
+        <w:rPr>
+          <w:b w:val="0"/>
+        </w:rPr>
+        <w:t>Guided: Do not pick the larger or smaller value as established fact. Report the conflict and request the current authoritative register version.</w:t>
+      </w:r>
+    </w:p>
+    <w:p>
+      <w:pPr>
+        <w:spacing w:line="336" w:lineRule="auto" w:after="180"/>
+      </w:pPr>
+      <w:r>
+        <w:rPr>
+          <w:b w:val="0"/>
+        </w:rPr>
+        <w:t xml:space="preserve">Qualification: An </w:t>
+      </w:r>
+      <w:r>
+        <w:rPr>
+          <w:b/>
+        </w:rPr>
+        <w:t>abstention</w:t>
+      </w:r>
+      <w:r>
+        <w:rPr>
+          <w:b w:val="0"/>
+        </w:rPr>
+        <w:t xml:space="preserve"> avoids an unsupported answer but does not automatically make a system useful; evaluate appropriate answers and appropriate fallbacks separately.</w:t>
+      </w:r>
+    </w:p>
+    <w:p>
+      <w:pPr>
+        <w:spacing w:line="336" w:lineRule="auto" w:after="180"/>
+      </w:pPr>
+      <w:r>
+        <w:rPr>
+          <w:b w:val="0"/>
+        </w:rPr>
+        <w:t xml:space="preserve">Exit: accept a concrete variation with its predicted outcome and a stated condition that would challenge the </w:t>
+      </w:r>
+      <w:r>
+        <w:rPr>
+          <w:b/>
+        </w:rPr>
         <w:t>mechanism</w:t>
       </w:r>
       <w:r>
         <w:rPr>
           <w:b w:val="0"/>
         </w:rPr>
-        <w:t xml:space="preserve"> inspectable. Collect W4 before sharing solutions.</w:t>
+        <w:t xml:space="preserve">; reject a claim resting on unmeasured </w:t>
+      </w:r>
+      <w:r>
+        <w:rPr>
+          <w:b/>
+        </w:rPr>
+        <w:t>evidence</w:t>
+      </w:r>
+      <w:r>
+        <w:rPr>
+          <w:b w:val="0"/>
+        </w:rPr>
+        <w:t>.</w:t>
+      </w:r>
+    </w:p>
+    <w:p>
+      <w:pPr>
+        <w:pStyle w:val="Heading2"/>
+      </w:pPr>
+      <w:r>
+        <w:t>Additional discussion · Product-specific scope · reference / check after trying</w:t>
       </w:r>
     </w:p>
     <w:p>
@@ -813,19 +2002,218 @@
         <w:rPr>
           <w:b w:val="0"/>
         </w:rPr>
-        <w:t xml:space="preserve">Students should name intermediate </w:t>
+        <w:t>A Study Buddy is asked to decide whether a learner should take medicine.</w:t>
+      </w:r>
+    </w:p>
+    <w:p>
+      <w:pPr>
+        <w:spacing w:line="336" w:lineRule="auto" w:after="180"/>
+      </w:pPr>
+      <w:r>
+        <w:rPr>
+          <w:b w:val="0"/>
+        </w:rPr>
+        <w:t xml:space="preserve">Set a product </w:t>
       </w:r>
       <w:r>
         <w:rPr>
           <w:b/>
         </w:rPr>
+        <w:t>boundary</w:t>
+      </w:r>
+      <w:r>
+        <w:rPr>
+          <w:b w:val="0"/>
+        </w:rPr>
+        <w:t>.</w:t>
+      </w:r>
+    </w:p>
+    <w:p>
+      <w:pPr>
+        <w:spacing w:line="336" w:lineRule="auto" w:after="180"/>
+      </w:pPr>
+      <w:r>
+        <w:rPr>
+          <w:b w:val="0"/>
+        </w:rPr>
+        <w:t>A classroom study tool should not decide individual treatment. Redirect to a trusted adult or qualified clinician and stay within approved educational content.</w:t>
+      </w:r>
+    </w:p>
+    <w:p>
+      <w:pPr>
+        <w:pStyle w:val="Heading2"/>
+      </w:pPr>
+      <w:r>
+        <w:t>Earlier wording, alternatives and picture transcripts · reference / check after trying</w:t>
+      </w:r>
+    </w:p>
+    <w:p>
+      <w:pPr>
+        <w:spacing w:line="336" w:lineRule="auto" w:after="180"/>
+      </w:pPr>
+      <w:r>
+        <w:rPr>
+          <w:b w:val="0"/>
+        </w:rPr>
+        <w:t>Explain the mechanism</w:t>
+      </w:r>
+    </w:p>
+    <w:p>
+      <w:pPr>
+        <w:spacing w:line="336" w:lineRule="auto" w:after="180"/>
+      </w:pPr>
+      <w:r>
+        <w:rPr>
+          <w:b/>
+        </w:rPr>
+        <w:t>Input</w:t>
+      </w:r>
+      <w:r>
+        <w:rPr>
+          <w:b w:val="0"/>
+        </w:rPr>
+        <w:t xml:space="preserve"> → </w:t>
+      </w:r>
+      <w:r>
+        <w:rPr>
+          <w:b/>
+        </w:rPr>
+        <w:t>Process</w:t>
+      </w:r>
+      <w:r>
+        <w:rPr>
+          <w:b w:val="0"/>
+        </w:rPr>
+        <w:t xml:space="preserve"> → </w:t>
+      </w:r>
+      <w:r>
+        <w:rPr>
+          <w:b/>
+        </w:rPr>
+        <w:t>Output</w:t>
+      </w:r>
+    </w:p>
+    <w:p>
+      <w:pPr>
+        <w:spacing w:line="336" w:lineRule="auto" w:after="180"/>
+      </w:pPr>
+      <w:r>
+        <w:rPr>
+          <w:b w:val="0"/>
+        </w:rPr>
+        <w:t>Trace the information. At each stage, ask what changed and how you could test it.</w:t>
+      </w:r>
+    </w:p>
+    <w:p>
+      <w:pPr>
+        <w:spacing w:line="336" w:lineRule="auto" w:after="180"/>
+      </w:pPr>
+      <w:r>
+        <w:rPr>
+          <w:b w:val="0"/>
+        </w:rPr>
+        <w:t>Which stage could fail even when the other two are correct? Explain:</w:t>
+      </w:r>
+    </w:p>
+    <w:p>
+      <w:pPr>
+        <w:spacing w:line="336" w:lineRule="auto" w:after="180"/>
+      </w:pPr>
+      <w:r>
+        <w:rPr>
+          <w:b w:val="0"/>
+        </w:rPr>
+        <w:t xml:space="preserve">Predict first. Then check each step. A correct answer without visible reasoning is incomplete </w:t>
+      </w:r>
+      <w:r>
+        <w:rPr>
+          <w:b/>
+        </w:rPr>
         <w:t>evidence</w:t>
       </w:r>
       <w:r>
         <w:rPr>
           <w:b w:val="0"/>
         </w:rPr>
-        <w:t xml:space="preserve"> and limitations; classroom pacing and learning effectiveness remain unvalidated.</w:t>
+        <w:t>.</w:t>
+      </w:r>
+    </w:p>
+    <w:p>
+      <w:pPr>
+        <w:spacing w:line="336" w:lineRule="auto" w:after="180"/>
+      </w:pPr>
+      <w:r>
+        <w:rPr>
+          <w:b w:val="0"/>
+        </w:rPr>
+        <w:t>1. Low risk: answer a source-grounded study question.</w:t>
+      </w:r>
+    </w:p>
+    <w:p>
+      <w:pPr>
+        <w:spacing w:line="336" w:lineRule="auto" w:after="180"/>
+      </w:pPr>
+      <w:r>
+        <w:rPr>
+          <w:b w:val="0"/>
+        </w:rPr>
+        <w:t>2. Uncertain risk: warn, ask for context, or request adult help.</w:t>
+      </w:r>
+    </w:p>
+    <w:p>
+      <w:pPr>
+        <w:spacing w:line="336" w:lineRule="auto" w:after="180"/>
+      </w:pPr>
+      <w:r>
+        <w:rPr>
+          <w:b w:val="0"/>
+        </w:rPr>
+        <w:t>3. Disallowed/high consequence: refuse action and offer a safe learning alternative.</w:t>
+      </w:r>
+    </w:p>
+    <w:p>
+      <w:pPr>
+        <w:spacing w:line="336" w:lineRule="auto" w:after="180"/>
+      </w:pPr>
+      <w:r>
+        <w:rPr>
+          <w:b w:val="0"/>
+        </w:rPr>
+        <w:t>4. Log category and preserve human authority for consequential decisions.</w:t>
+      </w:r>
+    </w:p>
+    <w:p>
+      <w:pPr>
+        <w:spacing w:line="336" w:lineRule="auto" w:after="180"/>
+      </w:pPr>
+      <w:r>
+        <w:rPr>
+          <w:b w:val="0"/>
+        </w:rPr>
+        <w:t>Recalculate, retrace, or restate the reasoning in your own representation:</w:t>
+      </w:r>
+    </w:p>
+    <w:p>
+      <w:pPr>
+        <w:spacing w:line="336" w:lineRule="auto" w:after="180"/>
+      </w:pPr>
+      <w:r>
+        <w:rPr>
+          <w:b w:val="0"/>
+        </w:rPr>
+        <w:t xml:space="preserve">CHECK Did the </w:t>
+      </w:r>
+      <w:r>
+        <w:rPr>
+          <w:b/>
+        </w:rPr>
+        <w:t>evidence</w:t>
+      </w:r>
+      <w:r>
+        <w:rPr>
+          <w:b w:val="0"/>
+        </w:rPr>
+        <w:t xml:space="preserve"> answer the exact question? Did the total, path, or source record stay consistent?</w:t>
       </w:r>
     </w:p>
     <w:p>
@@ -833,7 +2221,23 @@
         <w:pStyle w:val="Heading3"/>
       </w:pPr>
       <w:r>
-        <w:t>Readiness answer</w:t>
+        <w:t>Concrete teaching case</w:t>
+      </w:r>
+    </w:p>
+    <w:p>
+      <w:pPr>
+        <w:pStyle w:val="Heading3"/>
+      </w:pPr>
+      <w:r>
+        <w:t>Exact explanation to model</w:t>
+      </w:r>
+    </w:p>
+    <w:p>
+      <w:pPr>
+        <w:pStyle w:val="Heading3"/>
+      </w:pPr>
+      <w:r>
+        <w:t>Explain the added worked example</w:t>
       </w:r>
     </w:p>
     <w:p>
@@ -844,31 +2248,7 @@
         <w:rPr>
           <w:b w:val="0"/>
         </w:rPr>
-        <w:t xml:space="preserve">A result depends on the </w:t>
-      </w:r>
-      <w:r>
-        <w:rPr>
-          <w:b/>
-        </w:rPr>
-        <w:t>input</w:t>
-      </w:r>
-      <w:r>
-        <w:rPr>
-          <w:b w:val="0"/>
-        </w:rPr>
-        <w:t xml:space="preserve">s, procedure and conditions that produced it. Preserve data roles and distinguish observed outcomes from </w:t>
-      </w:r>
-      <w:r>
-        <w:rPr>
-          <w:b/>
-        </w:rPr>
-        <w:t>prediction</w:t>
-      </w:r>
-      <w:r>
-        <w:rPr>
-          <w:b w:val="0"/>
-        </w:rPr>
-        <w:t>s or unmeasured conditions.</w:t>
+        <w:t>Begin by writing the question the procedure is intended to answer. Identify the information already supplied, the information it will produce and the information still missing.</w:t>
       </w:r>
     </w:p>
     <w:p>
@@ -879,596 +2259,7 @@
         <w:rPr>
           <w:b w:val="0"/>
         </w:rPr>
-        <w:t>If the prior concept cannot be explained, use a short retrieval activity before this chapter.</w:t>
-      </w:r>
-    </w:p>
-    <w:p>
-      <w:pPr>
-        <w:spacing w:line="336" w:lineRule="auto" w:after="180"/>
-      </w:pPr>
-      <w:r>
-        <w:rPr>
-          <w:b w:val="0"/>
-        </w:rPr>
-        <w:t>Lesson and workbook; paper and pencil</w:t>
-      </w:r>
-    </w:p>
-    <w:p>
-      <w:pPr>
-        <w:spacing w:line="336" w:lineRule="auto" w:after="180"/>
-      </w:pPr>
-      <w:r>
-        <w:rPr>
-          <w:b w:val="0"/>
-        </w:rPr>
-        <w:t>Calculator and optional local Python 3 for arithmetic; no live API or private data</w:t>
-      </w:r>
-    </w:p>
-    <w:p>
-      <w:pPr>
-        <w:spacing w:line="336" w:lineRule="auto" w:after="180"/>
-      </w:pPr>
-      <w:r>
-        <w:rPr>
-          <w:b w:val="0"/>
-        </w:rPr>
-        <w:t>Prepare the fresh retry separately and withhold its solution until after collection</w:t>
-      </w:r>
-    </w:p>
-    <w:p>
-      <w:pPr>
-        <w:pStyle w:val="Heading3"/>
-      </w:pPr>
-      <w:r>
-        <w:t>Apply the connected idea: Abstention and clarification</w:t>
-      </w:r>
-    </w:p>
-    <w:p>
-      <w:pPr>
-        <w:spacing w:line="336" w:lineRule="auto" w:after="180"/>
-      </w:pPr>
-      <w:r>
-        <w:rPr>
-          <w:b w:val="0"/>
-        </w:rPr>
-        <w:t xml:space="preserve">Two 45-minute sessions. </w:t>
-      </w:r>
-      <w:r>
-        <w:rPr>
-          <w:b/>
-        </w:rPr>
-        <w:t>Abstention</w:t>
-      </w:r>
-      <w:r>
-        <w:rPr>
-          <w:b w:val="0"/>
-        </w:rPr>
-        <w:t xml:space="preserve"> and </w:t>
-      </w:r>
-      <w:r>
-        <w:rPr>
-          <w:b/>
-        </w:rPr>
-        <w:t>clarification</w:t>
-      </w:r>
-      <w:r>
-        <w:rPr>
-          <w:b w:val="0"/>
-        </w:rPr>
-        <w:t xml:space="preserve"> are valid responses when necessary </w:t>
-      </w:r>
-      <w:r>
-        <w:rPr>
-          <w:b/>
-        </w:rPr>
-        <w:t>evidence</w:t>
-      </w:r>
-      <w:r>
-        <w:rPr>
-          <w:b w:val="0"/>
-        </w:rPr>
-        <w:t xml:space="preserve"> is missing. Ask for the smallest fact that can resolve the decision.</w:t>
-      </w:r>
-    </w:p>
-    <w:p>
-      <w:pPr>
-        <w:spacing w:line="336" w:lineRule="auto" w:after="180"/>
-      </w:pPr>
-      <w:r>
-        <w:rPr>
-          <w:b w:val="0"/>
-        </w:rPr>
-        <w:t xml:space="preserve">Use the supplied constructed scenarios to make the </w:t>
-      </w:r>
-      <w:r>
-        <w:rPr>
-          <w:b/>
-        </w:rPr>
-        <w:t>mechanism</w:t>
-      </w:r>
-      <w:r>
-        <w:rPr>
-          <w:b w:val="0"/>
-        </w:rPr>
-        <w:t xml:space="preserve"> inspectable. Collect W4 before sharing solutions.</w:t>
-      </w:r>
-    </w:p>
-    <w:p>
-      <w:pPr>
-        <w:spacing w:line="336" w:lineRule="auto" w:after="180"/>
-      </w:pPr>
-      <w:r>
-        <w:rPr>
-          <w:b w:val="0"/>
-        </w:rPr>
-        <w:t xml:space="preserve">Students should name intermediate </w:t>
-      </w:r>
-      <w:r>
-        <w:rPr>
-          <w:b/>
-        </w:rPr>
-        <w:t>evidence</w:t>
-      </w:r>
-      <w:r>
-        <w:rPr>
-          <w:b w:val="0"/>
-        </w:rPr>
-        <w:t xml:space="preserve"> and limitations; classroom pacing and learning effectiveness remain unvalidated.</w:t>
-      </w:r>
-    </w:p>
-    <w:p>
-      <w:pPr>
-        <w:pStyle w:val="Heading3"/>
-      </w:pPr>
-      <w:r>
-        <w:t>Readiness answer</w:t>
-      </w:r>
-    </w:p>
-    <w:p>
-      <w:pPr>
-        <w:spacing w:line="336" w:lineRule="auto" w:after="180"/>
-      </w:pPr>
-      <w:r>
-        <w:rPr>
-          <w:b w:val="0"/>
-        </w:rPr>
-        <w:t xml:space="preserve">A result depends on the </w:t>
-      </w:r>
-      <w:r>
-        <w:rPr>
-          <w:b/>
-        </w:rPr>
-        <w:t>input</w:t>
-      </w:r>
-      <w:r>
-        <w:rPr>
-          <w:b w:val="0"/>
-        </w:rPr>
-        <w:t xml:space="preserve">s, procedure and conditions that produced it. Preserve data roles and distinguish observed outcomes from </w:t>
-      </w:r>
-      <w:r>
-        <w:rPr>
-          <w:b/>
-        </w:rPr>
-        <w:t>prediction</w:t>
-      </w:r>
-      <w:r>
-        <w:rPr>
-          <w:b w:val="0"/>
-        </w:rPr>
-        <w:t>s or unmeasured conditions.</w:t>
-      </w:r>
-    </w:p>
-    <w:p>
-      <w:pPr>
-        <w:spacing w:line="336" w:lineRule="auto" w:after="180"/>
-      </w:pPr>
-      <w:r>
-        <w:rPr>
-          <w:b w:val="0"/>
-        </w:rPr>
-        <w:t>If the prior concept cannot be explained, use a short retrieval activity before this chapter.</w:t>
-      </w:r>
-    </w:p>
-    <w:p>
-      <w:pPr>
-        <w:spacing w:line="336" w:lineRule="auto" w:after="180"/>
-      </w:pPr>
-      <w:r>
-        <w:rPr>
-          <w:b w:val="0"/>
-        </w:rPr>
-        <w:t>Lesson and workbook; paper and pencil</w:t>
-      </w:r>
-    </w:p>
-    <w:p>
-      <w:pPr>
-        <w:spacing w:line="336" w:lineRule="auto" w:after="180"/>
-      </w:pPr>
-      <w:r>
-        <w:rPr>
-          <w:b w:val="0"/>
-        </w:rPr>
-        <w:t>Calculator and optional local Python 3 for arithmetic; no live API or private data</w:t>
-      </w:r>
-    </w:p>
-    <w:p>
-      <w:pPr>
-        <w:spacing w:line="336" w:lineRule="auto" w:after="180"/>
-      </w:pPr>
-      <w:r>
-        <w:rPr>
-          <w:b w:val="0"/>
-        </w:rPr>
-        <w:t>Prepare the fresh retry separately and withhold its solution until after collection</w:t>
-      </w:r>
-    </w:p>
-    <w:p>
-      <w:pPr>
-        <w:pStyle w:val="Heading3"/>
-      </w:pPr>
-      <w:r>
-        <w:t>End goal for the pictorial case</w:t>
-      </w:r>
-    </w:p>
-    <w:p>
-      <w:pPr>
-        <w:spacing w:line="336" w:lineRule="auto" w:after="180"/>
-      </w:pPr>
-      <w:r>
-        <w:rPr>
-          <w:b w:val="0"/>
-        </w:rPr>
-        <w:t>By the end, I can explain safety boundaries using a traced example and a stated limitation.</w:t>
-      </w:r>
-    </w:p>
-    <w:p>
-      <w:pPr>
-        <w:spacing w:line="336" w:lineRule="auto" w:after="180"/>
-      </w:pPr>
-      <w:r>
-        <w:rPr>
-          <w:b w:val="0"/>
-        </w:rPr>
-        <w:t>This added worked case illustrates the week’s main idea. Retain all original and connected topics; schedule its practice within the teaching cycle.</w:t>
-      </w:r>
-    </w:p>
-    <w:p>
-      <w:pPr>
-        <w:pStyle w:val="Heading1"/>
-      </w:pPr>
-      <w:r>
-        <w:t>02. Explain the mechanism</w:t>
-      </w:r>
-    </w:p>
-    <w:p>
-      <w:r>
-        <w:t>Model Safety Boundaries using the supplied case, labelled mechanism and reasoning. Make the scope of each conclusion explicit.</w:t>
-      </w:r>
-    </w:p>
-    <w:p>
-      <w:pPr>
-        <w:spacing w:line="336" w:lineRule="auto" w:after="180"/>
-      </w:pPr>
-      <w:r>
-        <w:rPr>
-          <w:b/>
-        </w:rPr>
-        <w:t>Input</w:t>
-      </w:r>
-      <w:r>
-        <w:rPr>
-          <w:b w:val="0"/>
-        </w:rPr>
-        <w:t xml:space="preserve"> → </w:t>
-      </w:r>
-      <w:r>
-        <w:rPr>
-          <w:b/>
-        </w:rPr>
-        <w:t>Process</w:t>
-      </w:r>
-      <w:r>
-        <w:rPr>
-          <w:b w:val="0"/>
-        </w:rPr>
-        <w:t xml:space="preserve"> → </w:t>
-      </w:r>
-      <w:r>
-        <w:rPr>
-          <w:b/>
-        </w:rPr>
-        <w:t>Output</w:t>
-      </w:r>
-    </w:p>
-    <w:p>
-      <w:pPr>
-        <w:spacing w:line="336" w:lineRule="auto" w:after="180"/>
-      </w:pPr>
-      <w:r>
-        <w:rPr>
-          <w:b w:val="0"/>
-        </w:rPr>
-        <w:t>Trace the information. At each stage, ask what changed and how you could test it.</w:t>
-      </w:r>
-    </w:p>
-    <w:p>
-      <w:pPr>
-        <w:spacing w:line="336" w:lineRule="auto" w:after="180"/>
-      </w:pPr>
-      <w:r>
-        <w:rPr>
-          <w:b w:val="0"/>
-        </w:rPr>
-        <w:t>Which stage could fail even when the other two are correct? Explain:</w:t>
-      </w:r>
-    </w:p>
-    <w:p>
-      <w:pPr>
-        <w:spacing w:line="336" w:lineRule="auto" w:after="180"/>
-      </w:pPr>
-      <w:r>
-        <w:rPr>
-          <w:b w:val="0"/>
-        </w:rPr>
-        <w:t xml:space="preserve">Predict first. Then check each step. A correct answer without visible reasoning is incomplete </w:t>
-      </w:r>
-      <w:r>
-        <w:rPr>
-          <w:b/>
-        </w:rPr>
-        <w:t>evidence</w:t>
-      </w:r>
-      <w:r>
-        <w:rPr>
-          <w:b w:val="0"/>
-        </w:rPr>
-        <w:t>.</w:t>
-      </w:r>
-    </w:p>
-    <w:p>
-      <w:pPr>
-        <w:spacing w:line="336" w:lineRule="auto" w:after="180"/>
-        <w:shd w:fill="F4F9FC"/>
-      </w:pPr>
-      <w:r>
-        <w:rPr>
-          <w:b w:val="0"/>
-        </w:rPr>
-        <w:t>1. Low risk: answer a source-grounded study question.</w:t>
-      </w:r>
-    </w:p>
-    <w:p>
-      <w:pPr>
-        <w:spacing w:line="336" w:lineRule="auto" w:after="180"/>
-        <w:shd w:fill="F4F9FC"/>
-      </w:pPr>
-      <w:r>
-        <w:rPr>
-          <w:b w:val="0"/>
-        </w:rPr>
-        <w:t>2. Uncertain risk: warn, ask for context, or request adult help.</w:t>
-      </w:r>
-    </w:p>
-    <w:p>
-      <w:pPr>
-        <w:spacing w:line="336" w:lineRule="auto" w:after="180"/>
-        <w:shd w:fill="F4F9FC"/>
-      </w:pPr>
-      <w:r>
-        <w:rPr>
-          <w:b w:val="0"/>
-        </w:rPr>
-        <w:t>3. Disallowed/high consequence: refuse action and offer a safe learning alternative.</w:t>
-      </w:r>
-    </w:p>
-    <w:p>
-      <w:pPr>
-        <w:spacing w:line="336" w:lineRule="auto" w:after="180"/>
-        <w:shd w:fill="F4F9FC"/>
-      </w:pPr>
-      <w:r>
-        <w:rPr>
-          <w:b w:val="0"/>
-        </w:rPr>
-        <w:t>4. Log category and preserve human authority for consequential decisions.</w:t>
-      </w:r>
-    </w:p>
-    <w:p>
-      <w:pPr>
-        <w:spacing w:line="336" w:lineRule="auto" w:after="180"/>
-      </w:pPr>
-      <w:r>
-        <w:rPr>
-          <w:b w:val="0"/>
-        </w:rPr>
-        <w:t>Recalculate, retrace, or restate the reasoning in your own representation:</w:t>
-      </w:r>
-    </w:p>
-    <w:p>
-      <w:pPr>
-        <w:spacing w:line="336" w:lineRule="auto" w:after="180"/>
-        <w:shd w:fill="F5F1FB"/>
-      </w:pPr>
-      <w:r>
-        <w:rPr>
-          <w:b w:val="0"/>
-        </w:rPr>
-        <w:t xml:space="preserve">CHECK Did the </w:t>
-      </w:r>
-      <w:r>
-        <w:rPr>
-          <w:b/>
-        </w:rPr>
-        <w:t>evidence</w:t>
-      </w:r>
-      <w:r>
-        <w:rPr>
-          <w:b w:val="0"/>
-        </w:rPr>
-        <w:t xml:space="preserve"> answer the exact question? Did the total, path, or source record stay consistent?</w:t>
-      </w:r>
-    </w:p>
-    <w:p>
-      <w:pPr>
-        <w:pStyle w:val="Heading3"/>
-      </w:pPr>
-      <w:r>
-        <w:t>Concrete teaching case</w:t>
-      </w:r>
-    </w:p>
-    <w:p>
-      <w:pPr>
-        <w:pStyle w:val="Heading3"/>
-      </w:pPr>
-      <w:r>
-        <w:t>The teaching case</w:t>
-      </w:r>
-    </w:p>
-    <w:p>
-      <w:pPr>
-        <w:spacing w:line="336" w:lineRule="auto" w:after="180"/>
-        <w:shd w:fill="F1F6FC"/>
-      </w:pPr>
-      <w:r>
-        <w:rPr>
-          <w:b w:val="0"/>
-        </w:rPr>
-        <w:t>A Study Buddy is asked to decide whether a learner should take medicine.</w:t>
-      </w:r>
-    </w:p>
-    <w:p>
-      <w:pPr>
-        <w:pStyle w:val="Heading3"/>
-      </w:pPr>
-      <w:r>
-        <w:t>The teaching case</w:t>
-      </w:r>
-    </w:p>
-    <w:p>
-      <w:pPr>
-        <w:spacing w:line="336" w:lineRule="auto" w:after="180"/>
-        <w:shd w:fill="F1F6FC"/>
-      </w:pPr>
-      <w:r>
-        <w:rPr>
-          <w:b w:val="0"/>
-        </w:rPr>
-        <w:t xml:space="preserve">Set a product </w:t>
-      </w:r>
-      <w:r>
-        <w:rPr>
-          <w:b/>
-        </w:rPr>
-        <w:t>boundary</w:t>
-      </w:r>
-      <w:r>
-        <w:rPr>
-          <w:b w:val="0"/>
-        </w:rPr>
-        <w:t>.</w:t>
-      </w:r>
-    </w:p>
-    <w:p>
-      <w:pPr>
-        <w:pStyle w:val="Heading3"/>
-      </w:pPr>
-      <w:r>
-        <w:t>Exact explanation to model</w:t>
-      </w:r>
-    </w:p>
-    <w:p>
-      <w:pPr>
-        <w:pStyle w:val="Heading3"/>
-      </w:pPr>
-      <w:r>
-        <w:t>Why the result follows</w:t>
-      </w:r>
-    </w:p>
-    <w:p>
-      <w:pPr>
-        <w:spacing w:line="336" w:lineRule="auto" w:after="180"/>
-        <w:shd w:fill="F1F6FC"/>
-      </w:pPr>
-      <w:r>
-        <w:rPr>
-          <w:b w:val="0"/>
-        </w:rPr>
-        <w:t>A classroom study tool should not decide individual treatment. Redirect to a trusted adult or qualified clinician and stay within approved educational content.</w:t>
-      </w:r>
-    </w:p>
-    <w:p>
-      <w:pPr>
-        <w:pStyle w:val="Heading3"/>
-      </w:pPr>
-      <w:r>
-        <w:t>Explain the added worked example</w:t>
-      </w:r>
-    </w:p>
-    <w:p>
-      <w:pPr>
-        <w:spacing w:line="336" w:lineRule="auto" w:after="180"/>
-      </w:pPr>
-      <w:r>
-        <w:rPr>
-          <w:b/>
-        </w:rPr>
-        <w:t>Untrusted input</w:t>
-      </w:r>
-      <w:r>
-        <w:rPr>
-          <w:b w:val="0"/>
-        </w:rPr>
-        <w:t xml:space="preserve"> must be treated according to a contract before reaching code, queries or tools. Data that resembles instructions does not acquire execution authority.</w:t>
-      </w:r>
-    </w:p>
-    <w:p>
-      <w:pPr>
-        <w:pStyle w:val="Heading3"/>
-      </w:pPr>
-      <w:r>
-        <w:t>Explain the added worked example · 1</w:t>
-      </w:r>
-    </w:p>
-    <w:p>
-      <w:pPr>
-        <w:spacing w:line="336" w:lineRule="auto" w:after="180"/>
-      </w:pPr>
-      <w:r>
-        <w:rPr>
-          <w:b w:val="0"/>
-        </w:rPr>
-        <w:t>Begin by writing the question the procedure is intended to answer. Identify the information already supplied, the information it will produce and the information still missing.</w:t>
-      </w:r>
-    </w:p>
-    <w:p>
-      <w:pPr>
-        <w:spacing w:line="336" w:lineRule="auto" w:after="180"/>
-      </w:pPr>
-      <w:r>
-        <w:rPr>
-          <w:b w:val="0"/>
-        </w:rPr>
         <w:t>These are constructed classroom examples; they do not require live accounts, private records or an external service. Do not treat a plausible explanation as a measured outcome.</w:t>
-      </w:r>
-    </w:p>
-    <w:p>
-      <w:pPr>
-        <w:spacing w:line="336" w:lineRule="auto" w:after="180"/>
-      </w:pPr>
-      <w:r>
-        <w:rPr>
-          <w:b w:val="0"/>
-        </w:rPr>
-        <w:t>For the toy lookup accept room IDs matching one uppercase letter plus one digit. Perform exact dictionary lookup; never evaluate user strings as code. Reject invalid length or characters.</w:t>
-      </w:r>
-    </w:p>
-    <w:p>
-      <w:pPr>
-        <w:pStyle w:val="Heading3"/>
-      </w:pPr>
-      <w:r>
-        <w:t>Explain the added worked example · 2</w:t>
       </w:r>
     </w:p>
     <w:p>
@@ -1653,47 +2444,155 @@
       </w:pPr>
       <w:r>
         <w:rPr>
+          <w:b w:val="0"/>
+        </w:rPr>
+        <w:t>Begin by writing the question the procedure is intended to answer. Identify the information already supplied, the information it will produce and the information still missing.</w:t>
+      </w:r>
+    </w:p>
+    <w:p>
+      <w:pPr>
+        <w:spacing w:line="336" w:lineRule="auto" w:after="180"/>
+      </w:pPr>
+      <w:r>
+        <w:rPr>
+          <w:b w:val="0"/>
+        </w:rPr>
+        <w:t>These are constructed classroom examples; they do not require live accounts, private records or an external service. Do not treat a plausible explanation as a measured outcome.</w:t>
+      </w:r>
+    </w:p>
+    <w:p>
+      <w:pPr>
+        <w:spacing w:line="336" w:lineRule="auto" w:after="180"/>
+      </w:pPr>
+      <w:r>
+        <w:rPr>
+          <w:b w:val="0"/>
+        </w:rPr>
+        <w:t xml:space="preserve">Before applying the procedure, write its units, denominator or decision </w:t>
+      </w:r>
+      <w:r>
+        <w:rPr>
           <w:b/>
         </w:rPr>
-        <w:t>Abstention</w:t>
-      </w:r>
-      <w:r>
-        <w:rPr>
-          <w:b w:val="0"/>
-        </w:rPr>
-        <w:t xml:space="preserve"> and </w:t>
+        <w:t>boundary</w:t>
+      </w:r>
+      <w:r>
+        <w:rPr>
+          <w:b w:val="0"/>
+        </w:rPr>
+        <w:t xml:space="preserve"> where relevant. A partner should be able to repeat each step using the same </w:t>
       </w:r>
       <w:r>
         <w:rPr>
           <w:b/>
         </w:rPr>
-        <w:t>clarification</w:t>
-      </w:r>
-      <w:r>
-        <w:rPr>
-          <w:b w:val="0"/>
-        </w:rPr>
-        <w:t xml:space="preserve"> are valid responses when necessary </w:t>
+        <w:t>input</w:t>
+      </w:r>
+      <w:r>
+        <w:rPr>
+          <w:b w:val="0"/>
+        </w:rPr>
+        <w:t>s.</w:t>
+      </w:r>
+    </w:p>
+    <w:p>
+      <w:pPr>
+        <w:spacing w:line="336" w:lineRule="auto" w:after="180"/>
+      </w:pPr>
+      <w:r>
+        <w:rPr>
+          <w:b w:val="0"/>
+        </w:rPr>
+        <w:t xml:space="preserve">If a required </w:t>
       </w:r>
       <w:r>
         <w:rPr>
           <w:b/>
         </w:rPr>
+        <w:t>input</w:t>
+      </w:r>
+      <w:r>
+        <w:rPr>
+          <w:b w:val="0"/>
+        </w:rPr>
+        <w:t xml:space="preserve"> is absent or violates the stated contract, record that condition explicitly instead of quietly replacing it with a convenient value.</w:t>
+      </w:r>
+    </w:p>
+    <w:p>
+      <w:pPr>
+        <w:pStyle w:val="Heading3"/>
+      </w:pPr>
+      <w:r>
+        <w:t>Model the reasoning aloud</w:t>
+      </w:r>
+    </w:p>
+    <w:p>
+      <w:pPr>
+        <w:spacing w:line="336" w:lineRule="auto" w:after="180"/>
+      </w:pPr>
+      <w:r>
+        <w:rPr>
+          <w:b w:val="0"/>
+        </w:rPr>
+        <w:t xml:space="preserve">Use the complete worked example below before asking learners to complete W2. Reveal a small part, invite a </w:t>
+      </w:r>
+      <w:r>
+        <w:rPr>
+          <w:b/>
+        </w:rPr>
+        <w:t>prediction</w:t>
+      </w:r>
+      <w:r>
+        <w:rPr>
+          <w:b w:val="0"/>
+        </w:rPr>
+        <w:t>, then explain the deciding step.</w:t>
+      </w:r>
+    </w:p>
+    <w:p>
+      <w:pPr>
+        <w:spacing w:line="336" w:lineRule="auto" w:after="180"/>
+      </w:pPr>
+      <w:r>
+        <w:rPr>
+          <w:b w:val="0"/>
+        </w:rPr>
+        <w:t>These teacher notes contain solutions; do not reveal the independent case answer during modelling.</w:t>
+      </w:r>
+    </w:p>
+    <w:p>
+      <w:pPr>
+        <w:spacing w:line="336" w:lineRule="auto" w:after="180"/>
+      </w:pPr>
+      <w:r>
+        <w:rPr>
+          <w:b w:val="0"/>
+        </w:rPr>
+        <w:t xml:space="preserve">Compare the intermediate </w:t>
+      </w:r>
+      <w:r>
+        <w:rPr>
+          <w:b/>
+        </w:rPr>
         <w:t>evidence</w:t>
       </w:r>
       <w:r>
         <w:rPr>
           <w:b w:val="0"/>
         </w:rPr>
-        <w:t xml:space="preserve"> is missing. Ask for the smallest fact that can resolve the decision.</w:t>
-      </w:r>
-    </w:p>
-    <w:p>
-      <w:pPr>
-        <w:pStyle w:val="Heading3"/>
-      </w:pPr>
-      <w:r>
-        <w:t>Apply the connected idea: Abstention and clarification · 3</w:t>
+        <w:t xml:space="preserve"> with the final statement. Explain why each number or decision follows from the stated </w:t>
+      </w:r>
+      <w:r>
+        <w:rPr>
+          <w:b/>
+        </w:rPr>
+        <w:t>input</w:t>
+      </w:r>
+      <w:r>
+        <w:rPr>
+          <w:b w:val="0"/>
+        </w:rPr>
+        <w:t>s.</w:t>
       </w:r>
     </w:p>
     <w:p>
@@ -1704,7 +2603,19 @@
         <w:rPr>
           <w:b w:val="0"/>
         </w:rPr>
-        <w:t>Begin by writing the question the procedure is intended to answer. Identify the information already supplied, the information it will produce and the information still missing.</w:t>
+        <w:t xml:space="preserve">The conclusion belongs to this scenario and procedure; changing the </w:t>
+      </w:r>
+      <w:r>
+        <w:rPr>
+          <w:b/>
+        </w:rPr>
+        <w:t>input</w:t>
+      </w:r>
+      <w:r>
+        <w:rPr>
+          <w:b w:val="0"/>
+        </w:rPr>
+        <w:t>s, evaluation population or authority can change what it establishes. Retain the raw record so a later revision can be compared honestly.</w:t>
       </w:r>
     </w:p>
     <w:p>
@@ -1715,7 +2626,31 @@
         <w:rPr>
           <w:b w:val="0"/>
         </w:rPr>
-        <w:t>These are constructed classroom examples; they do not require live accounts, private records or an external service. Do not treat a plausible explanation as a measured outcome.</w:t>
+        <w:t xml:space="preserve">Optional local lab: predict the printed result before running this standalone Python 3 example. Change one relevant </w:t>
+      </w:r>
+      <w:r>
+        <w:rPr>
+          <w:b/>
+        </w:rPr>
+        <w:t>boundary</w:t>
+      </w:r>
+      <w:r>
+        <w:rPr>
+          <w:b w:val="0"/>
+        </w:rPr>
+        <w:t xml:space="preserve"> </w:t>
+      </w:r>
+      <w:r>
+        <w:rPr>
+          <w:b/>
+        </w:rPr>
+        <w:t>input</w:t>
+      </w:r>
+      <w:r>
+        <w:rPr>
+          <w:b w:val="0"/>
+        </w:rPr>
+        <w:t>, record the outcome and state the contract or statistical assumptions.</w:t>
       </w:r>
     </w:p>
     <w:p>
@@ -1726,381 +2661,7 @@
         <w:rPr>
           <w:b w:val="0"/>
         </w:rPr>
-        <w:t xml:space="preserve">Separate answerable claims from unresolved ones. Clarify ambiguous </w:t>
-      </w:r>
-      <w:r>
-        <w:rPr>
-          <w:b/>
-        </w:rPr>
-        <w:t>input</w:t>
-      </w:r>
-      <w:r>
-        <w:rPr>
-          <w:b w:val="0"/>
-        </w:rPr>
-        <w:t xml:space="preserve"> when a user can supply the needed fact; abstain from unsupported conclusions when </w:t>
-      </w:r>
-      <w:r>
-        <w:rPr>
-          <w:b/>
-        </w:rPr>
-        <w:t>evidence</w:t>
-      </w:r>
-      <w:r>
-        <w:rPr>
-          <w:b w:val="0"/>
-        </w:rPr>
-        <w:t xml:space="preserve"> is unavailable. Define acceptable fallback before evaluation.</w:t>
-      </w:r>
-    </w:p>
-    <w:p>
-      <w:pPr>
-        <w:pStyle w:val="Heading3"/>
-      </w:pPr>
-      <w:r>
-        <w:t>Apply the connected idea: Abstention and clarification · 4</w:t>
-      </w:r>
-    </w:p>
-    <w:p>
-      <w:pPr>
-        <w:spacing w:line="336" w:lineRule="auto" w:after="180"/>
-      </w:pPr>
-      <w:r>
-        <w:rPr>
-          <w:b w:val="0"/>
-        </w:rPr>
-        <w:t xml:space="preserve">Before applying the procedure, write its units, denominator or decision </w:t>
-      </w:r>
-      <w:r>
-        <w:rPr>
-          <w:b/>
-        </w:rPr>
-        <w:t>boundary</w:t>
-      </w:r>
-      <w:r>
-        <w:rPr>
-          <w:b w:val="0"/>
-        </w:rPr>
-        <w:t xml:space="preserve"> where relevant. A partner should be able to repeat each step using the same </w:t>
-      </w:r>
-      <w:r>
-        <w:rPr>
-          <w:b/>
-        </w:rPr>
-        <w:t>input</w:t>
-      </w:r>
-      <w:r>
-        <w:rPr>
-          <w:b w:val="0"/>
-        </w:rPr>
-        <w:t>s.</w:t>
-      </w:r>
-    </w:p>
-    <w:p>
-      <w:pPr>
-        <w:spacing w:line="336" w:lineRule="auto" w:after="180"/>
-      </w:pPr>
-      <w:r>
-        <w:rPr>
-          <w:b w:val="0"/>
-        </w:rPr>
-        <w:t xml:space="preserve">If a required </w:t>
-      </w:r>
-      <w:r>
-        <w:rPr>
-          <w:b/>
-        </w:rPr>
-        <w:t>input</w:t>
-      </w:r>
-      <w:r>
-        <w:rPr>
-          <w:b w:val="0"/>
-        </w:rPr>
-        <w:t xml:space="preserve"> is absent or violates the stated contract, record that condition explicitly instead of quietly replacing it with a convenient value.</w:t>
-      </w:r>
-    </w:p>
-    <w:p>
-      <w:pPr>
-        <w:pStyle w:val="Heading3"/>
-      </w:pPr>
-      <w:r>
-        <w:t>Apply the connected idea: Abstention and clarification · 5</w:t>
-      </w:r>
-    </w:p>
-    <w:p>
-      <w:pPr>
-        <w:spacing w:line="336" w:lineRule="auto" w:after="180"/>
-      </w:pPr>
-      <w:r>
-        <w:rPr>
-          <w:b w:val="0"/>
-        </w:rPr>
-        <w:t>Guided: Do not pick the larger or smaller value as established fact. Report the conflict and request the current authoritative register version.</w:t>
-      </w:r>
-    </w:p>
-    <w:p>
-      <w:pPr>
-        <w:spacing w:line="336" w:lineRule="auto" w:after="180"/>
-      </w:pPr>
-      <w:r>
-        <w:rPr>
-          <w:b w:val="0"/>
-        </w:rPr>
-        <w:t xml:space="preserve">Qualification: An </w:t>
-      </w:r>
-      <w:r>
-        <w:rPr>
-          <w:b/>
-        </w:rPr>
-        <w:t>abstention</w:t>
-      </w:r>
-      <w:r>
-        <w:rPr>
-          <w:b w:val="0"/>
-        </w:rPr>
-        <w:t xml:space="preserve"> avoids an unsupported answer but does not automatically make a system useful; evaluate appropriate answers and appropriate fallbacks separately.</w:t>
-      </w:r>
-    </w:p>
-    <w:p>
-      <w:pPr>
-        <w:spacing w:line="336" w:lineRule="auto" w:after="180"/>
-      </w:pPr>
-      <w:r>
-        <w:rPr>
-          <w:b w:val="0"/>
-        </w:rPr>
-        <w:t xml:space="preserve">Exit: accept a concrete variation with its predicted outcome and a stated condition that would challenge the </w:t>
-      </w:r>
-      <w:r>
-        <w:rPr>
-          <w:b/>
-        </w:rPr>
-        <w:t>mechanism</w:t>
-      </w:r>
-      <w:r>
-        <w:rPr>
-          <w:b w:val="0"/>
-        </w:rPr>
-        <w:t xml:space="preserve">; reject a claim resting on unmeasured </w:t>
-      </w:r>
-      <w:r>
-        <w:rPr>
-          <w:b/>
-        </w:rPr>
-        <w:t>evidence</w:t>
-      </w:r>
-      <w:r>
-        <w:rPr>
-          <w:b w:val="0"/>
-        </w:rPr>
-        <w:t>.</w:t>
-      </w:r>
-    </w:p>
-    <w:p>
-      <w:pPr>
-        <w:pStyle w:val="Heading3"/>
-      </w:pPr>
-      <w:r>
-        <w:t>Model the reasoning aloud</w:t>
-      </w:r>
-    </w:p>
-    <w:p>
-      <w:pPr>
-        <w:spacing w:line="336" w:lineRule="auto" w:after="180"/>
-      </w:pPr>
-      <w:r>
-        <w:rPr>
-          <w:b w:val="0"/>
-        </w:rPr>
-        <w:t xml:space="preserve">Use the complete worked example below before asking learners to complete W2. Reveal a small part, invite a </w:t>
-      </w:r>
-      <w:r>
-        <w:rPr>
-          <w:b/>
-        </w:rPr>
-        <w:t>prediction</w:t>
-      </w:r>
-      <w:r>
-        <w:rPr>
-          <w:b w:val="0"/>
-        </w:rPr>
-        <w:t>, then explain the deciding step.</w:t>
-      </w:r>
-    </w:p>
-    <w:p>
-      <w:pPr>
-        <w:spacing w:line="336" w:lineRule="auto" w:after="180"/>
-      </w:pPr>
-      <w:r>
-        <w:rPr>
-          <w:b w:val="0"/>
-        </w:rPr>
-        <w:t>These teacher notes contain solutions; do not reveal the independent case answer during modelling.</w:t>
-      </w:r>
-    </w:p>
-    <w:p>
-      <w:pPr>
-        <w:spacing w:line="336" w:lineRule="auto" w:after="180"/>
-      </w:pPr>
-      <w:r>
-        <w:rPr>
-          <w:b/>
-        </w:rPr>
-        <w:t>Input</w:t>
-      </w:r>
-      <w:r>
-        <w:rPr>
-          <w:b w:val="0"/>
-        </w:rPr>
-        <w:t>s A1 and delete_all() are supplied to room lookup.</w:t>
-      </w:r>
-    </w:p>
-    <w:p>
-      <w:pPr>
-        <w:spacing w:line="336" w:lineRule="auto" w:after="180"/>
-      </w:pPr>
-      <w:r>
-        <w:rPr>
-          <w:b w:val="0"/>
-        </w:rPr>
-        <w:t>A1 passes the format; delete_all() fails. Neither is executed as code, including any instruction-shaped string.</w:t>
-      </w:r>
-    </w:p>
-    <w:p>
-      <w:pPr>
-        <w:pStyle w:val="Heading3"/>
-      </w:pPr>
-      <w:r>
-        <w:t>Model the reasoning aloud · 6</w:t>
-      </w:r>
-    </w:p>
-    <w:p>
-      <w:pPr>
-        <w:spacing w:line="336" w:lineRule="auto" w:after="180"/>
-      </w:pPr>
-      <w:r>
-        <w:rPr>
-          <w:b w:val="0"/>
-        </w:rPr>
-        <w:t xml:space="preserve">Compare the intermediate </w:t>
-      </w:r>
-      <w:r>
-        <w:rPr>
-          <w:b/>
-        </w:rPr>
-        <w:t>evidence</w:t>
-      </w:r>
-      <w:r>
-        <w:rPr>
-          <w:b w:val="0"/>
-        </w:rPr>
-        <w:t xml:space="preserve"> with the final statement. Explain why each number or decision follows from the stated </w:t>
-      </w:r>
-      <w:r>
-        <w:rPr>
-          <w:b/>
-        </w:rPr>
-        <w:t>input</w:t>
-      </w:r>
-      <w:r>
-        <w:rPr>
-          <w:b w:val="0"/>
-        </w:rPr>
-        <w:t>s.</w:t>
-      </w:r>
-    </w:p>
-    <w:p>
-      <w:pPr>
-        <w:spacing w:line="336" w:lineRule="auto" w:after="180"/>
-      </w:pPr>
-      <w:r>
-        <w:rPr>
-          <w:b w:val="0"/>
-        </w:rPr>
-        <w:t xml:space="preserve">The conclusion belongs to this scenario and procedure; changing the </w:t>
-      </w:r>
-      <w:r>
-        <w:rPr>
-          <w:b/>
-        </w:rPr>
-        <w:t>input</w:t>
-      </w:r>
-      <w:r>
-        <w:rPr>
-          <w:b w:val="0"/>
-        </w:rPr>
-        <w:t>s, evaluation population or authority can change what it establishes. Retain the raw record so a later revision can be compared honestly.</w:t>
-      </w:r>
-    </w:p>
-    <w:p>
-      <w:pPr>
-        <w:pStyle w:val="Heading3"/>
-      </w:pPr>
-      <w:r>
-        <w:t>Model the reasoning aloud · 7</w:t>
-      </w:r>
-    </w:p>
-    <w:p>
-      <w:pPr>
-        <w:spacing w:line="336" w:lineRule="auto" w:after="180"/>
-      </w:pPr>
-      <w:r>
-        <w:rPr>
-          <w:b w:val="0"/>
-        </w:rPr>
-        <w:t xml:space="preserve">Optional local lab: predict the printed result before running this standalone Python 3 example. Change one relevant </w:t>
-      </w:r>
-      <w:r>
-        <w:rPr>
-          <w:b/>
-        </w:rPr>
-        <w:t>boundary</w:t>
-      </w:r>
-      <w:r>
-        <w:rPr>
-          <w:b w:val="0"/>
-        </w:rPr>
-        <w:t xml:space="preserve"> </w:t>
-      </w:r>
-      <w:r>
-        <w:rPr>
-          <w:b/>
-        </w:rPr>
-        <w:t>input</w:t>
-      </w:r>
-      <w:r>
-        <w:rPr>
-          <w:b w:val="0"/>
-        </w:rPr>
-        <w:t>, record the outcome and state the contract or statistical assumptions.</w:t>
-      </w:r>
-    </w:p>
-    <w:p>
-      <w:pPr>
-        <w:spacing w:line="336" w:lineRule="auto" w:after="180"/>
-      </w:pPr>
-      <w:r>
-        <w:rPr>
-          <w:b w:val="0"/>
-        </w:rPr>
         <w:t>The program uses fictional values and the Python standard library; it performs no external operations.</w:t>
-      </w:r>
-    </w:p>
-    <w:p>
-      <w:r>
-        <w:rPr>
-          <w:rFonts w:ascii="Courier New" w:hAnsi="Courier New"/>
-          <w:sz w:val="18"/>
-        </w:rPr>
-        <w:t>import re</w:t>
-        <w:br/>
-        <w:br/>
-        <w:t>def validate_identifier(value):</w:t>
-        <w:br/>
-        <w:t xml:space="preserve">    return type(value) is str and re.fullmatch('[A-Z][0-9]', value) is not None</w:t>
-        <w:br/>
-        <w:br/>
-        <w:t>print(validate_identifier("B2"))</w:t>
       </w:r>
     </w:p>
     <w:tbl>
@@ -2226,85 +2787,10 @@
     </w:p>
     <w:p>
       <w:pPr>
-        <w:spacing w:line="336" w:lineRule="auto" w:after="180"/>
-      </w:pPr>
-      <w:r>
-        <w:rPr>
-          <w:b w:val="0"/>
-        </w:rPr>
-        <w:t xml:space="preserve">Make a strict lookup identifier </w:t>
-      </w:r>
-      <w:r>
-        <w:rPr>
-          <w:b/>
-        </w:rPr>
-        <w:t>boundary</w:t>
-      </w:r>
-      <w:r>
-        <w:rPr>
-          <w:b w:val="0"/>
-        </w:rPr>
-        <w:t xml:space="preserve"> visible.</w:t>
-      </w:r>
-    </w:p>
-    <w:p>
-      <w:pPr>
         <w:pStyle w:val="Heading3"/>
       </w:pPr>
       <w:r>
         <w:t>The facts we will use</w:t>
-      </w:r>
-    </w:p>
-    <w:p>
-      <w:pPr>
-        <w:pStyle w:val="Heading3"/>
-      </w:pPr>
-      <w:r>
-        <w:t>Supplied facts</w:t>
-      </w:r>
-    </w:p>
-    <w:p>
-      <w:pPr>
-        <w:spacing w:line="336" w:lineRule="auto" w:after="180"/>
-        <w:shd w:fill="F1F6FC"/>
-      </w:pPr>
-      <w:r>
-        <w:rPr>
-          <w:b w:val="0"/>
-        </w:rPr>
-        <w:t>Toy lookup accepts exactly two uppercase ASCII letters followed by one digit. Accepted example: AB7. No trimming or extra characters are allowed.</w:t>
-      </w:r>
-    </w:p>
-    <w:p>
-      <w:pPr>
-        <w:pStyle w:val="Heading3"/>
-      </w:pPr>
-      <w:r>
-        <w:t>Supplied facts</w:t>
-      </w:r>
-    </w:p>
-    <w:p>
-      <w:pPr>
-        <w:spacing w:line="336" w:lineRule="auto" w:after="180"/>
-        <w:shd w:fill="F1F6FC"/>
-      </w:pPr>
-      <w:r>
-        <w:rPr>
-          <w:b w:val="0"/>
-        </w:rPr>
-        <w:t xml:space="preserve">All </w:t>
-      </w:r>
-      <w:r>
-        <w:rPr>
-          <w:b/>
-        </w:rPr>
-        <w:t>input</w:t>
-      </w:r>
-      <w:r>
-        <w:rPr>
-          <w:b w:val="0"/>
-        </w:rPr>
-        <w:t>s and outcomes in this worked example are invented classroom data; no real model run is claimed.</w:t>
       </w:r>
     </w:p>
     <w:p>
@@ -2312,7 +2798,7 @@
         <w:drawing>
           <wp:inline xmlns:a="http://schemas.openxmlformats.org/drawingml/2006/main" xmlns:pic="http://schemas.openxmlformats.org/drawingml/2006/picture">
             <wp:extent cx="5486400" cy="5225143"/>
-            <wp:docPr id="1" name="Picture 1" descr="Safety Boundaries. Check pattern: AB7 has two permitted letters and one digit, with no extra characters.. Reject extra text: AB7; send() violates the exact identifier pattern.. Separate authority: Pattern acceptance only allows the next lookup check; it grants no access to restricted records."/>
+            <wp:docPr id="2" name="Picture 2" descr="Safety Boundaries. Check pattern: AB7 has two permitted letters and one digit, with no extra characters.. Reject extra text: AB7; send() violates the exact identifier pattern.. Separate authority: Pattern acceptance only allows the next lookup check; it grants no access to restricted records."/>
             <wp:cNvGraphicFramePr>
               <a:graphicFrameLocks noChangeAspect="1"/>
             </wp:cNvGraphicFramePr>
@@ -2324,7 +2810,7 @@
                     <pic:cNvPicPr/>
                   </pic:nvPicPr>
                   <pic:blipFill>
-                    <a:blip r:embed="rId9"/>
+                    <a:blip r:embed="rId10"/>
                     <a:stretch>
                       <a:fillRect/>
                     </a:stretch>
@@ -2348,114 +2834,7 @@
         <w:pStyle w:val="Heading3"/>
       </w:pPr>
       <w:r>
-        <w:t>Read the picture one step at a time</w:t>
-      </w:r>
-    </w:p>
-    <w:tbl>
-      <w:tblPr>
-        <w:tblStyle w:val="LightShading-Accent1"/>
-        <w:tblW w:type="auto" w:w="0"/>
-        <w:tblLook w:firstColumn="1" w:firstRow="1" w:lastColumn="0" w:lastRow="0" w:noHBand="0" w:noVBand="1" w:val="04A0"/>
-      </w:tblPr>
-      <w:tblGrid>
-        <w:gridCol w:w="5112"/>
-        <w:gridCol w:w="5112"/>
-      </w:tblGrid>
-      <w:tr>
-        <w:trPr>
-          <w:tblHeader/>
-        </w:trPr>
-        <w:tc>
-          <w:tcPr>
-            <w:tcW w:type="dxa" w:w="5112"/>
-          </w:tcPr>
-          <w:p>
-            <w:r>
-              <w:t>Step</w:t>
-            </w:r>
-          </w:p>
-        </w:tc>
-        <w:tc>
-          <w:tcPr>
-            <w:tcW w:type="dxa" w:w="5112"/>
-          </w:tcPr>
-          <w:p>
-            <w:r>
-              <w:t>What happens and why</w:t>
-            </w:r>
-          </w:p>
-        </w:tc>
-      </w:tr>
-      <w:tr>
-        <w:tc>
-          <w:tcPr>
-            <w:tcW w:type="dxa" w:w="5112"/>
-          </w:tcPr>
-          <w:p>
-            <w:r>
-              <w:t>1. Check pattern</w:t>
-            </w:r>
-          </w:p>
-        </w:tc>
-        <w:tc>
-          <w:tcPr>
-            <w:tcW w:type="dxa" w:w="5112"/>
-          </w:tcPr>
-          <w:p>
-            <w:r>
-              <w:t>AB7 has two permitted letters and one digit, with no extra characters.</w:t>
-            </w:r>
-          </w:p>
-        </w:tc>
-      </w:tr>
-      <w:tr>
-        <w:tc>
-          <w:tcPr>
-            <w:tcW w:type="dxa" w:w="5112"/>
-          </w:tcPr>
-          <w:p>
-            <w:r>
-              <w:t>2. Reject extra text</w:t>
-            </w:r>
-          </w:p>
-        </w:tc>
-        <w:tc>
-          <w:tcPr>
-            <w:tcW w:type="dxa" w:w="5112"/>
-          </w:tcPr>
-          <w:p>
-            <w:r>
-              <w:t>AB7; send() violates the exact identifier pattern.</w:t>
-            </w:r>
-          </w:p>
-        </w:tc>
-      </w:tr>
-      <w:tr>
-        <w:tc>
-          <w:tcPr>
-            <w:tcW w:type="dxa" w:w="5112"/>
-          </w:tcPr>
-          <w:p>
-            <w:r>
-              <w:t>3. Separate authority</w:t>
-            </w:r>
-          </w:p>
-        </w:tc>
-        <w:tc>
-          <w:tcPr>
-            <w:tcW w:type="dxa" w:w="5112"/>
-          </w:tcPr>
-          <w:p>
-            <w:r>
-              <w:t>Pattern acceptance only allows the next lookup check; it grants no access to restricted records.</w:t>
-            </w:r>
-          </w:p>
-        </w:tc>
-      </w:tr>
-    </w:tbl>
-    <w:p>
-      <w:r>
-        <w:t>Match each pictured step to the supplied facts. This is a worked teaching case, not an independent assessment.</w:t>
+        <w:t>Why this result follows</w:t>
       </w:r>
     </w:p>
     <w:p>
@@ -2463,7 +2842,7 @@
         <w:pStyle w:val="Heading3"/>
       </w:pPr>
       <w:r>
-        <w:t>Why this result follows</w:t>
+        <w:t>What this example does not establish</w:t>
       </w:r>
     </w:p>
     <w:p>
@@ -2471,43 +2850,501 @@
         <w:pStyle w:val="Heading3"/>
       </w:pPr>
       <w:r>
-        <w:t>Why the result follows</w:t>
+        <w:t>Change one thing in the pictured case</w:t>
+      </w:r>
+    </w:p>
+    <w:p>
+      <w:pPr>
+        <w:pStyle w:val="Heading3"/>
+      </w:pPr>
+      <w:r>
+        <w:t>Ask while showing the picture</w:t>
+      </w:r>
+    </w:p>
+    <w:p>
+      <w:pPr>
+        <w:pStyle w:val="Heading1"/>
+      </w:pPr>
+      <w:r>
+        <w:t>03. Guide the main explanation, then fade support</w:t>
+      </w:r>
+    </w:p>
+    <w:p>
+      <w:r>
+        <w:t>Collect each learner’s reasoning before revealing a key.</w:t>
+      </w:r>
+    </w:p>
+    <w:p>
+      <w:pPr>
+        <w:pStyle w:val="Heading2"/>
+      </w:pPr>
+      <w:r>
+        <w:t>Main completion question and key</w:t>
       </w:r>
     </w:p>
     <w:p>
       <w:pPr>
         <w:spacing w:line="336" w:lineRule="auto" w:after="180"/>
-        <w:shd w:fill="F1F6FC"/>
-      </w:pPr>
-      <w:r>
-        <w:rPr>
-          <w:b w:val="0"/>
-        </w:rPr>
-        <w:t xml:space="preserve">Read the picture in order. Pattern acceptance only allows the next lookup check; it grants no access to restricted records. The arrows show which recorded </w:t>
+      </w:pPr>
+      <w:r>
+        <w:rPr>
+          <w:b w:val="0"/>
+        </w:rPr>
+        <w:t xml:space="preserve">Completion task: </w:t>
       </w:r>
       <w:r>
         <w:rPr>
           <w:b/>
         </w:rPr>
+        <w:t>Input</w:t>
+      </w:r>
+      <w:r>
+        <w:rPr>
+          <w:b w:val="0"/>
+        </w:rPr>
+        <w:t>s A1 and delete_all() are supplied to room lookup. Show the intermediate steps and give the conclusion with its scope.</w:t>
+      </w:r>
+    </w:p>
+    <w:p>
+      <w:pPr>
+        <w:spacing w:line="336" w:lineRule="auto" w:after="180"/>
+      </w:pPr>
+      <w:r>
+        <w:rPr>
+          <w:b w:val="0"/>
+        </w:rPr>
+        <w:t>Teacher check: Teacher explanation: A1 passes the format; delete_all() fails. Neither is executed as code, including any instruction-shaped string.</w:t>
+      </w:r>
+    </w:p>
+    <w:p>
+      <w:pPr>
+        <w:spacing w:line="336" w:lineRule="auto" w:after="180"/>
+      </w:pPr>
+      <w:r>
+        <w:rPr>
+          <w:b w:val="0"/>
+        </w:rPr>
+        <w:t xml:space="preserve">Start by identifying the given </w:t>
+      </w:r>
+      <w:r>
+        <w:rPr>
+          <w:b/>
+        </w:rPr>
         <w:t>input</w:t>
       </w:r>
       <w:r>
         <w:rPr>
           <w:b w:val="0"/>
         </w:rPr>
-        <w:t xml:space="preserve"> or intermediate result each decision uses.</w:t>
+        <w:t>s together. Leave the intermediate steps blank. If needed, model one step, then withdraw that help on the next step. Move to a full trace only when the partial trace is understood.</w:t>
       </w:r>
     </w:p>
     <w:p>
       <w:pPr>
         <w:spacing w:line="336" w:lineRule="auto" w:after="180"/>
-        <w:shd w:fill="F1F6FC"/>
-      </w:pPr>
-      <w:r>
-        <w:rPr>
-          <w:b w:val="0"/>
-        </w:rPr>
-        <w:t>Explain the deciding step aloud before checking the changed case; pointing to the final answer alone does not show how it follows.</w:t>
+      </w:pPr>
+      <w:r>
+        <w:rPr>
+          <w:b w:val="0"/>
+        </w:rPr>
+        <w:t>For partners, alternate explainer and checker; collect a response from every learner before discussion.</w:t>
+      </w:r>
+    </w:p>
+    <w:p>
+      <w:pPr>
+        <w:pStyle w:val="Heading2"/>
+      </w:pPr>
+      <w:r>
+        <w:t>Main individual check</w:t>
+      </w:r>
+    </w:p>
+    <w:p>
+      <w:pPr>
+        <w:spacing w:line="336" w:lineRule="auto" w:after="180"/>
+      </w:pPr>
+      <w:r>
+        <w:rPr>
+          <w:b w:val="0"/>
+        </w:rPr>
+        <w:t xml:space="preserve">Use the worked case for </w:t>
+      </w:r>
+      <w:r>
+        <w:rPr>
+          <w:b/>
+        </w:rPr>
+        <w:t>Untrusted input</w:t>
+      </w:r>
+      <w:r>
+        <w:rPr>
+          <w:b w:val="0"/>
+        </w:rPr>
+        <w:t xml:space="preserve"> boundaries. Proposed explanation: “The worked result establishes every future case”. Decide whether this explanation is supported.</w:t>
+      </w:r>
+    </w:p>
+    <w:p>
+      <w:pPr>
+        <w:spacing w:line="336" w:lineRule="auto" w:after="180"/>
+      </w:pPr>
+      <w:r>
+        <w:rPr>
+          <w:b w:val="0"/>
+        </w:rPr>
+        <w:t>Point to the step or supplied fact that decides; explain your repair if needed.</w:t>
+      </w:r>
+    </w:p>
+    <w:p>
+      <w:pPr>
+        <w:spacing w:line="336" w:lineRule="auto" w:after="180"/>
+      </w:pPr>
+      <w:r>
+        <w:rPr>
+          <w:b w:val="0"/>
+        </w:rPr>
+        <w:t>Expected correction: A format check does not grant resource access; authorisation follows separately.</w:t>
+      </w:r>
+    </w:p>
+    <w:p>
+      <w:pPr>
+        <w:spacing w:line="336" w:lineRule="auto" w:after="180"/>
+      </w:pPr>
+      <w:r>
+        <w:rPr>
+          <w:b w:val="0"/>
+        </w:rPr>
+        <w:t>Collect explanations, not only yes/no votes. If a misunderstanding is common, re-model the relevant step for the class.</w:t>
+      </w:r>
+    </w:p>
+    <w:p>
+      <w:pPr>
+        <w:spacing w:line="336" w:lineRule="auto" w:after="180"/>
+      </w:pPr>
+      <w:r>
+        <w:rPr>
+          <w:b w:val="0"/>
+        </w:rPr>
+        <w:t>If it affects a few learners, give a short targeted group explanation while others solve a more demanding variation.</w:t>
+      </w:r>
+    </w:p>
+    <w:p>
+      <w:pPr>
+        <w:pStyle w:val="Heading2"/>
+      </w:pPr>
+      <w:r>
+        <w:t>Pictorial question and changed case</w:t>
+      </w:r>
+    </w:p>
+    <w:p>
+      <w:pPr>
+        <w:spacing w:line="336" w:lineRule="auto" w:after="180"/>
+      </w:pPr>
+      <w:r>
+        <w:rPr>
+          <w:b w:val="0"/>
+        </w:rPr>
+        <w:t xml:space="preserve">If AB7 passes the pattern, may it access teacher-only material? Point to the relevant step in the picture, then write the changed result and the rule or </w:t>
+      </w:r>
+      <w:r>
+        <w:rPr>
+          <w:b/>
+        </w:rPr>
+        <w:t>evidence</w:t>
+      </w:r>
+      <w:r>
+        <w:rPr>
+          <w:b w:val="0"/>
+        </w:rPr>
+        <w:t xml:space="preserve"> that supports it.</w:t>
+      </w:r>
+    </w:p>
+    <w:p>
+      <w:pPr>
+        <w:spacing w:line="336" w:lineRule="auto" w:after="180"/>
+      </w:pPr>
+      <w:r>
+        <w:rPr>
+          <w:b w:val="0"/>
+        </w:rPr>
+        <w:t>Not from pattern validity alone. The server must separately enforce the authenticated user’s access rights. Changed-case check: Reject it under the exact uppercase rule.</w:t>
+      </w:r>
+    </w:p>
+    <w:p>
+      <w:pPr>
+        <w:spacing w:line="336" w:lineRule="auto" w:after="180"/>
+      </w:pPr>
+      <w:r>
+        <w:rPr>
+          <w:b w:val="0"/>
+        </w:rPr>
+        <w:t>Lowercase b fails the declared pattern even though the identifier looks similar.</w:t>
+      </w:r>
+    </w:p>
+    <w:p>
+      <w:pPr>
+        <w:spacing w:line="336" w:lineRule="auto" w:after="180"/>
+      </w:pPr>
+      <w:r>
+        <w:rPr>
+          <w:b w:val="0"/>
+        </w:rPr>
+        <w:t>Changed-case reasoning: Reject it under the exact uppercase rule. Lowercase b fails the declared pattern even though the identifier looks similar.</w:t>
+      </w:r>
+    </w:p>
+    <w:p>
+      <w:pPr>
+        <w:spacing w:line="336" w:lineRule="auto" w:after="180"/>
+      </w:pPr>
+      <w:r>
+        <w:rPr>
+          <w:b w:val="0"/>
+        </w:rPr>
+        <w:t xml:space="preserve">Collect each learner’s explanation before discussion. Use the first missing connection between </w:t>
+      </w:r>
+      <w:r>
+        <w:rPr>
+          <w:b/>
+        </w:rPr>
+        <w:t>input</w:t>
+      </w:r>
+      <w:r>
+        <w:rPr>
+          <w:b w:val="0"/>
+        </w:rPr>
+        <w:t xml:space="preserve">, deciding step and result to choose support. This question is worked-case practice, not fresh mastery </w:t>
+      </w:r>
+      <w:r>
+        <w:rPr>
+          <w:b/>
+        </w:rPr>
+        <w:t>evidence</w:t>
+      </w:r>
+      <w:r>
+        <w:rPr>
+          <w:b w:val="0"/>
+        </w:rPr>
+        <w:t>.</w:t>
+      </w:r>
+    </w:p>
+    <w:p>
+      <w:pPr>
+        <w:pStyle w:val="Heading2"/>
+      </w:pPr>
+      <w:r>
+        <w:t>Keep learners explaining</w:t>
+      </w:r>
+    </w:p>
+    <w:p>
+      <w:pPr>
+        <w:spacing w:line="336" w:lineRule="auto" w:after="180"/>
+      </w:pPr>
+      <w:r>
+        <w:rPr>
+          <w:b w:val="0"/>
+        </w:rPr>
+        <w:t>Ask: Which facts are given, and which would we have to assume? Learners mark relevant details before discussing answers.</w:t>
+      </w:r>
+    </w:p>
+    <w:p>
+      <w:pPr>
+        <w:spacing w:line="336" w:lineRule="auto" w:after="180"/>
+      </w:pPr>
+      <w:r>
+        <w:rPr>
+          <w:b w:val="0"/>
+        </w:rPr>
+        <w:t>Say: Predict first. Show the rule, information path or calculation that would produce the result. A correct guess is not yet an explanation.</w:t>
+      </w:r>
+    </w:p>
+    <w:p>
+      <w:pPr>
+        <w:spacing w:line="336" w:lineRule="auto" w:after="180"/>
+      </w:pPr>
+      <w:r>
+        <w:rPr>
+          <w:b w:val="0"/>
+        </w:rPr>
+        <w:t xml:space="preserve">In pairs, one learner solves while the other checks </w:t>
+      </w:r>
+      <w:r>
+        <w:rPr>
+          <w:b/>
+        </w:rPr>
+        <w:t>evidence</w:t>
+      </w:r>
+      <w:r>
+        <w:rPr>
+          <w:b w:val="0"/>
+        </w:rPr>
+        <w:t>; exchange roles. Remove the worked answer before independent assessment.</w:t>
+      </w:r>
+    </w:p>
+    <w:p>
+      <w:pPr>
+        <w:pStyle w:val="Heading2"/>
+      </w:pPr>
+      <w:r>
+        <w:t>Extension teaching cycle · reference / check after trying</w:t>
+      </w:r>
+    </w:p>
+    <w:p>
+      <w:pPr>
+        <w:spacing w:line="336" w:lineRule="auto" w:after="180"/>
+      </w:pPr>
+      <w:r>
+        <w:rPr>
+          <w:b w:val="0"/>
+        </w:rPr>
+        <w:t xml:space="preserve">Target: Explain the </w:t>
+      </w:r>
+      <w:r>
+        <w:rPr>
+          <w:b/>
+        </w:rPr>
+        <w:t>mechanism</w:t>
+      </w:r>
+      <w:r>
+        <w:rPr>
+          <w:b w:val="0"/>
+        </w:rPr>
+        <w:t xml:space="preserve"> and terminology of </w:t>
+      </w:r>
+      <w:r>
+        <w:rPr>
+          <w:b/>
+        </w:rPr>
+        <w:t>abstention</w:t>
+      </w:r>
+      <w:r>
+        <w:rPr>
+          <w:b w:val="0"/>
+        </w:rPr>
+        <w:t xml:space="preserve"> and </w:t>
+      </w:r>
+      <w:r>
+        <w:rPr>
+          <w:b/>
+        </w:rPr>
+        <w:t>clarification</w:t>
+      </w:r>
+    </w:p>
+    <w:p>
+      <w:pPr>
+        <w:spacing w:line="336" w:lineRule="auto" w:after="180"/>
+      </w:pPr>
+      <w:r>
+        <w:rPr>
+          <w:b w:val="0"/>
+        </w:rPr>
+        <w:t>Reserve further sessions for this topic; the 135-minute primary plan does not absorb all added content.</w:t>
+      </w:r>
+    </w:p>
+    <w:p>
+      <w:pPr>
+        <w:spacing w:line="336" w:lineRule="auto" w:after="180"/>
+      </w:pPr>
+      <w:r>
+        <w:rPr>
+          <w:b w:val="0"/>
+        </w:rPr>
+        <w:t>Completion practice: Approval names room B, but two registers give capacities 8 and 12 with no precedence rule. The question asks maximum attendance. Show the intermediate steps and give the conclusion with its scope.</w:t>
+      </w:r>
+    </w:p>
+    <w:p>
+      <w:pPr>
+        <w:spacing w:line="336" w:lineRule="auto" w:after="180"/>
+      </w:pPr>
+      <w:r>
+        <w:rPr>
+          <w:b w:val="0"/>
+        </w:rPr>
+        <w:t>Teacher check: Teacher explanation: Do not pick the larger or smaller value as established fact. Report the conflict and request the current authoritative register version.</w:t>
+      </w:r>
+    </w:p>
+    <w:p>
+      <w:pPr>
+        <w:spacing w:line="336" w:lineRule="auto" w:after="180"/>
+      </w:pPr>
+      <w:r>
+        <w:rPr>
+          <w:b w:val="0"/>
+        </w:rPr>
+        <w:t xml:space="preserve">Individual check: For </w:t>
+      </w:r>
+      <w:r>
+        <w:rPr>
+          <w:b/>
+        </w:rPr>
+        <w:t>Abstention</w:t>
+      </w:r>
+      <w:r>
+        <w:rPr>
+          <w:b w:val="0"/>
+        </w:rPr>
+        <w:t xml:space="preserve"> and </w:t>
+      </w:r>
+      <w:r>
+        <w:rPr>
+          <w:b/>
+        </w:rPr>
+        <w:t>clarification</w:t>
+      </w:r>
+      <w:r>
+        <w:rPr>
+          <w:b w:val="0"/>
+        </w:rPr>
+        <w:t>, use its worked case to evaluate this proposed explanation: “The worked result establishes every future case”. Explain the deciding step.</w:t>
+      </w:r>
+    </w:p>
+    <w:p>
+      <w:pPr>
+        <w:spacing w:line="336" w:lineRule="auto" w:after="180"/>
+      </w:pPr>
+      <w:r>
+        <w:rPr>
+          <w:b w:val="0"/>
+        </w:rPr>
+        <w:t xml:space="preserve">Expected correction: An </w:t>
+      </w:r>
+      <w:r>
+        <w:rPr>
+          <w:b/>
+        </w:rPr>
+        <w:t>abstention</w:t>
+      </w:r>
+      <w:r>
+        <w:rPr>
+          <w:b w:val="0"/>
+        </w:rPr>
+        <w:t xml:space="preserve"> avoids an unsupported answer but does not automatically make a system useful; evaluate appropriate answers and appropriate fallbacks separately.</w:t>
+      </w:r>
+    </w:p>
+    <w:p>
+      <w:pPr>
+        <w:spacing w:line="336" w:lineRule="auto" w:after="180"/>
+      </w:pPr>
+      <w:r>
+        <w:rPr>
+          <w:b w:val="0"/>
+        </w:rPr>
+        <w:t>Apply the same support, independent transfer and delayed-review decisions to the named connected-topic workbook tasks.</w:t>
+      </w:r>
+    </w:p>
+    <w:p>
+      <w:pPr>
+        <w:pStyle w:val="Heading2"/>
+      </w:pPr>
+      <w:r>
+        <w:t>Earlier wording, alternatives and picture transcripts · reference / check after trying</w:t>
+      </w:r>
+    </w:p>
+    <w:p>
+      <w:pPr>
+        <w:spacing w:line="336" w:lineRule="auto" w:after="180"/>
+      </w:pPr>
+      <w:r>
+        <w:rPr>
+          <w:b w:val="0"/>
+        </w:rPr>
+        <w:t>Demonstrate and guide practice</w:t>
       </w:r>
     </w:p>
     <w:p>
@@ -2515,7 +3352,75 @@
         <w:pStyle w:val="Heading3"/>
       </w:pPr>
       <w:r>
-        <w:t>What this example does not establish</w:t>
+        <w:t>Board sequence</w:t>
+      </w:r>
+    </w:p>
+    <w:p>
+      <w:pPr>
+        <w:spacing w:line="336" w:lineRule="auto" w:after="180"/>
+      </w:pPr>
+      <w:r>
+        <w:rPr>
+          <w:b w:val="0"/>
+        </w:rPr>
+        <w:t>Write the given facts: A Study Buddy is asked to decide whether a learner should take medicine.</w:t>
+      </w:r>
+    </w:p>
+    <w:p>
+      <w:pPr>
+        <w:spacing w:line="336" w:lineRule="auto" w:after="180"/>
+      </w:pPr>
+      <w:r>
+        <w:rPr>
+          <w:b w:val="0"/>
+        </w:rPr>
+        <w:t xml:space="preserve">Write the question to explain: Set a product </w:t>
+      </w:r>
+      <w:r>
+        <w:rPr>
+          <w:b/>
+        </w:rPr>
+        <w:t>boundary</w:t>
+      </w:r>
+      <w:r>
+        <w:rPr>
+          <w:b w:val="0"/>
+        </w:rPr>
+        <w:t>.</w:t>
+      </w:r>
+    </w:p>
+    <w:p>
+      <w:pPr>
+        <w:spacing w:line="336" w:lineRule="auto" w:after="180"/>
+      </w:pPr>
+      <w:r>
+        <w:rPr>
+          <w:b w:val="0"/>
+        </w:rPr>
+        <w:t xml:space="preserve">Reveal after </w:t>
+      </w:r>
+      <w:r>
+        <w:rPr>
+          <w:b/>
+        </w:rPr>
+        <w:t>prediction</w:t>
+      </w:r>
+      <w:r>
+        <w:rPr>
+          <w:b w:val="0"/>
+        </w:rPr>
+        <w:t>s: A classroom study tool should not decide individual treatment. Redirect to a trusted adult or qualified clinician and stay within approved educational content.</w:t>
+      </w:r>
+    </w:p>
+    <w:p>
+      <w:pPr>
+        <w:spacing w:line="336" w:lineRule="auto" w:after="180"/>
+      </w:pPr>
+      <w:r>
+        <w:rPr>
+          <w:b w:val="0"/>
+        </w:rPr>
+        <w:t>Use the earlier transfer question as optional practice. Reserve Classify the fresh room-ID strings independently for the first independent attempt before hints or feedback.</w:t>
       </w:r>
     </w:p>
     <w:p>
@@ -2523,386 +3428,18 @@
         <w:pStyle w:val="Heading3"/>
       </w:pPr>
       <w:r>
-        <w:t>Keep the stated limit</w:t>
+        <w:t>Classroom dialogue</w:t>
       </w:r>
     </w:p>
     <w:p>
       <w:pPr>
         <w:spacing w:line="336" w:lineRule="auto" w:after="180"/>
-        <w:shd w:fill="FFF5E6"/>
-      </w:pPr>
-      <w:r>
-        <w:rPr>
-          <w:b w:val="0"/>
-        </w:rPr>
-        <w:t xml:space="preserve">Strict formatting is one </w:t>
-      </w:r>
-      <w:r>
-        <w:rPr>
-          <w:b/>
-        </w:rPr>
-        <w:t>boundary</w:t>
-      </w:r>
-      <w:r>
-        <w:rPr>
-          <w:b w:val="0"/>
-        </w:rPr>
-        <w:t>; it does not solve every injection or authorisation problem.</w:t>
-      </w:r>
-    </w:p>
-    <w:p>
-      <w:pPr>
-        <w:pStyle w:val="Heading3"/>
-      </w:pPr>
-      <w:r>
-        <w:t>Change one thing in the pictured case</w:t>
-      </w:r>
-    </w:p>
-    <w:p>
-      <w:pPr>
-        <w:pStyle w:val="Heading3"/>
-      </w:pPr>
-      <w:r>
-        <w:t>Change one thing</w:t>
-      </w:r>
-    </w:p>
-    <w:p>
-      <w:pPr>
-        <w:spacing w:line="336" w:lineRule="auto" w:after="180"/>
-        <w:shd w:fill="F5F1FB"/>
-      </w:pPr>
-      <w:r>
-        <w:rPr>
-          <w:b w:val="0"/>
-        </w:rPr>
-        <w:t>Change: Change AB7 to Ab7.</w:t>
-      </w:r>
-    </w:p>
-    <w:p>
-      <w:pPr>
-        <w:pStyle w:val="Heading3"/>
-      </w:pPr>
-      <w:r>
-        <w:t>Predicted result</w:t>
-      </w:r>
-    </w:p>
-    <w:p>
-      <w:pPr>
-        <w:spacing w:line="336" w:lineRule="auto" w:after="180"/>
-        <w:shd w:fill="F1F6FC"/>
-      </w:pPr>
-      <w:r>
-        <w:rPr>
-          <w:b/>
-        </w:rPr>
-        <w:t>Prediction</w:t>
-      </w:r>
-      <w:r>
-        <w:rPr>
-          <w:b w:val="0"/>
-        </w:rPr>
-        <w:t>: Reject it under the exact uppercase rule.</w:t>
-      </w:r>
-    </w:p>
-    <w:p>
-      <w:pPr>
-        <w:pStyle w:val="Heading3"/>
-      </w:pPr>
-      <w:r>
-        <w:t>Why the result follows</w:t>
-      </w:r>
-    </w:p>
-    <w:p>
-      <w:pPr>
-        <w:spacing w:line="336" w:lineRule="auto" w:after="180"/>
-        <w:shd w:fill="F1F6FC"/>
-      </w:pPr>
-      <w:r>
-        <w:rPr>
-          <w:b w:val="0"/>
-        </w:rPr>
-        <w:t>Reason: Lowercase b fails the declared pattern even though the identifier looks similar.</w:t>
-      </w:r>
-    </w:p>
-    <w:p>
-      <w:pPr>
-        <w:pStyle w:val="Heading3"/>
-      </w:pPr>
-      <w:r>
-        <w:t>Ask while showing the picture</w:t>
-      </w:r>
-    </w:p>
-    <w:p>
-      <w:pPr>
-        <w:pStyle w:val="Heading3"/>
-      </w:pPr>
-      <w:r>
-        <w:t>Ask while showing the picture · 8</w:t>
-      </w:r>
-    </w:p>
-    <w:p>
-      <w:pPr>
-        <w:spacing w:line="336" w:lineRule="auto" w:after="180"/>
-      </w:pPr>
-      <w:r>
-        <w:rPr>
-          <w:b w:val="0"/>
-        </w:rPr>
-        <w:t xml:space="preserve">Cover the result. Ask learners to name the </w:t>
-      </w:r>
-      <w:r>
-        <w:rPr>
-          <w:b/>
-        </w:rPr>
-        <w:t>input</w:t>
-      </w:r>
-      <w:r>
-        <w:rPr>
-          <w:b w:val="0"/>
-        </w:rPr>
-        <w:t xml:space="preserve">s and predict the next step. Uncover one step, connect the icon to the actual procedure, and explain its </w:t>
-      </w:r>
-      <w:r>
-        <w:rPr>
-          <w:b/>
-        </w:rPr>
-        <w:t>evidence</w:t>
-      </w:r>
-      <w:r>
-        <w:rPr>
-          <w:b w:val="0"/>
-        </w:rPr>
-        <w:t>. Then change the supplied condition and compare.</w:t>
-      </w:r>
-    </w:p>
-    <w:p>
-      <w:pPr>
-        <w:spacing w:line="336" w:lineRule="auto" w:after="180"/>
-      </w:pPr>
-      <w:r>
-        <w:rPr>
-          <w:b w:val="0"/>
-        </w:rPr>
-        <w:t>The picture is a representation; it does not document execution of a real AI model.</w:t>
-      </w:r>
-    </w:p>
-    <w:p>
-      <w:pPr>
-        <w:pStyle w:val="Heading1"/>
-      </w:pPr>
-      <w:r>
-        <w:t>03. Demonstrate and guide practice</w:t>
-      </w:r>
-    </w:p>
-    <w:p>
-      <w:r>
-        <w:t>Demonstrate Safety Boundaries, reduce support deliberately and check individual reasoning before discussing answers.</w:t>
-      </w:r>
-    </w:p>
-    <w:p>
-      <w:pPr>
-        <w:pStyle w:val="Heading3"/>
-      </w:pPr>
-      <w:r>
-        <w:t>Board sequence</w:t>
-      </w:r>
-    </w:p>
-    <w:p>
-      <w:pPr>
-        <w:pStyle w:val="Heading3"/>
-      </w:pPr>
-      <w:r>
-        <w:t>1. Put the facts on the board</w:t>
-      </w:r>
-    </w:p>
-    <w:p>
-      <w:pPr>
-        <w:spacing w:line="336" w:lineRule="auto" w:after="180"/>
-        <w:shd w:fill="F4F9FC"/>
-      </w:pPr>
-      <w:r>
-        <w:rPr>
-          <w:b w:val="0"/>
-        </w:rPr>
-        <w:t>Write the given facts: A Study Buddy is asked to decide whether a learner should take medicine.</w:t>
-      </w:r>
-    </w:p>
-    <w:p>
-      <w:pPr>
-        <w:pStyle w:val="Heading3"/>
-      </w:pPr>
-      <w:r>
-        <w:t>2. State the decision to explain</w:t>
-      </w:r>
-    </w:p>
-    <w:p>
-      <w:pPr>
-        <w:spacing w:line="336" w:lineRule="auto" w:after="180"/>
-        <w:shd w:fill="F4F9FC"/>
-      </w:pPr>
-      <w:r>
-        <w:rPr>
-          <w:b w:val="0"/>
-        </w:rPr>
-        <w:t xml:space="preserve">Write the question to explain: Set a product </w:t>
-      </w:r>
-      <w:r>
-        <w:rPr>
-          <w:b/>
-        </w:rPr>
-        <w:t>boundary</w:t>
-      </w:r>
-      <w:r>
-        <w:rPr>
-          <w:b w:val="0"/>
-        </w:rPr>
-        <w:t>.</w:t>
-      </w:r>
-    </w:p>
-    <w:p>
-      <w:pPr>
-        <w:pStyle w:val="Heading3"/>
-      </w:pPr>
-      <w:r>
-        <w:t>3. Reveal the worked reasoning</w:t>
-      </w:r>
-    </w:p>
-    <w:p>
-      <w:pPr>
-        <w:spacing w:line="336" w:lineRule="auto" w:after="180"/>
-        <w:shd w:fill="F1F6FC"/>
-      </w:pPr>
-      <w:r>
-        <w:rPr>
-          <w:b w:val="0"/>
-        </w:rPr>
-        <w:t xml:space="preserve">Reveal after </w:t>
-      </w:r>
-      <w:r>
-        <w:rPr>
-          <w:b/>
-        </w:rPr>
-        <w:t>prediction</w:t>
-      </w:r>
-      <w:r>
-        <w:rPr>
-          <w:b w:val="0"/>
-        </w:rPr>
-        <w:t>s: A classroom study tool should not decide individual treatment. Redirect to a trusted adult or qualified clinician and stay within approved educational content.</w:t>
-      </w:r>
-    </w:p>
-    <w:p>
-      <w:pPr>
-        <w:pStyle w:val="Heading3"/>
-      </w:pPr>
-      <w:r>
-        <w:t>Hold back the independent task</w:t>
-      </w:r>
-    </w:p>
-    <w:p>
-      <w:pPr>
-        <w:spacing w:line="336" w:lineRule="auto" w:after="180"/>
-        <w:shd w:fill="F5F1FB"/>
-      </w:pPr>
-      <w:r>
-        <w:rPr>
-          <w:b w:val="0"/>
-        </w:rPr>
-        <w:t xml:space="preserve">Keep for an independent attempt: A study tool is asked to make a high-stakes personal decision outside its learning purpose. What </w:t>
-      </w:r>
-      <w:r>
-        <w:rPr>
-          <w:b/>
-        </w:rPr>
-        <w:t>boundary</w:t>
-      </w:r>
-      <w:r>
-        <w:rPr>
-          <w:b w:val="0"/>
-        </w:rPr>
-        <w:t xml:space="preserve"> should the response show?</w:t>
-      </w:r>
-    </w:p>
-    <w:p>
-      <w:pPr>
-        <w:pStyle w:val="Heading3"/>
-      </w:pPr>
-      <w:r>
-        <w:t>Classroom dialogue</w:t>
-      </w:r>
-    </w:p>
-    <w:p>
-      <w:pPr>
-        <w:pStyle w:val="Heading3"/>
-      </w:pPr>
-      <w:r>
-        <w:t>Ask the class</w:t>
-      </w:r>
-    </w:p>
-    <w:p>
-      <w:pPr>
-        <w:spacing w:line="336" w:lineRule="auto" w:after="180"/>
-        <w:shd w:fill="F5F1FB"/>
-      </w:pPr>
-      <w:r>
-        <w:rPr>
-          <w:b w:val="0"/>
-        </w:rPr>
-        <w:t>Ask: Which facts are given, and which would we have to assume? Learners mark relevant details before discussing answers.</w:t>
-      </w:r>
-    </w:p>
-    <w:p>
-      <w:pPr>
-        <w:pStyle w:val="Heading3"/>
-      </w:pPr>
-      <w:r>
-        <w:t>Language to model</w:t>
-      </w:r>
-    </w:p>
-    <w:p>
-      <w:pPr>
-        <w:spacing w:line="336" w:lineRule="auto" w:after="180"/>
-        <w:shd w:fill="F1F6F8"/>
-      </w:pPr>
-      <w:r>
-        <w:rPr>
-          <w:b w:val="0"/>
-        </w:rPr>
-        <w:t>Say: Predict first. Show the rule, information path or calculation that would produce the result. A correct guess is not yet an explanation.</w:t>
-      </w:r>
-    </w:p>
-    <w:p>
-      <w:pPr>
-        <w:spacing w:line="336" w:lineRule="auto" w:after="180"/>
       </w:pPr>
       <w:r>
         <w:rPr>
           <w:b w:val="0"/>
         </w:rPr>
         <w:t>Reveal reasoning one step at a time. Explain why a tempting alternative fails. Write units and denominators for arithmetic, trace conditions for decisions, and identify supporting sources for claims.</w:t>
-      </w:r>
-    </w:p>
-    <w:p>
-      <w:pPr>
-        <w:spacing w:line="336" w:lineRule="auto" w:after="180"/>
-      </w:pPr>
-      <w:r>
-        <w:rPr>
-          <w:b w:val="0"/>
-        </w:rPr>
-        <w:t xml:space="preserve">In pairs, one learner solves while the other checks </w:t>
-      </w:r>
-      <w:r>
-        <w:rPr>
-          <w:b/>
-        </w:rPr>
-        <w:t>evidence</w:t>
-      </w:r>
-      <w:r>
-        <w:rPr>
-          <w:b w:val="0"/>
-        </w:rPr>
-        <w:t>; exchange roles. Remove the worked answer before independent assessment.</w:t>
       </w:r>
     </w:p>
     <w:p>
@@ -3412,579 +3949,122 @@
         <w:pStyle w:val="Heading3"/>
       </w:pPr>
       <w:r>
-        <w:t>Completion practice</w:t>
+        <w:t>Individual reasoning check</w:t>
+      </w:r>
+    </w:p>
+    <w:p>
+      <w:pPr>
+        <w:pStyle w:val="Heading3"/>
+      </w:pPr>
+      <w:r>
+        <w:t>Connected teaching cycle: Abstention and clarification</w:t>
+      </w:r>
+    </w:p>
+    <w:p>
+      <w:pPr>
+        <w:pStyle w:val="Heading3"/>
+      </w:pPr>
+      <w:r>
+        <w:t>Pictorial practice question</w:t>
+      </w:r>
+    </w:p>
+    <w:p>
+      <w:pPr>
+        <w:pStyle w:val="Heading3"/>
+      </w:pPr>
+      <w:r>
+        <w:t>Reasoned teacher answer</w:t>
+      </w:r>
+    </w:p>
+    <w:p>
+      <w:pPr>
+        <w:pStyle w:val="Heading1"/>
+      </w:pPr>
+      <w:r>
+        <w:t>04. Run the supplied main investigation</w:t>
+      </w:r>
+    </w:p>
+    <w:p>
+      <w:r>
+        <w:t>Keep the selected independent task out of shared practice.</w:t>
+      </w:r>
+    </w:p>
+    <w:p>
+      <w:pPr>
+        <w:pStyle w:val="Heading2"/>
+      </w:pPr>
+      <w:r>
+        <w:t>Supplied records and answer guidance</w:t>
       </w:r>
     </w:p>
     <w:p>
       <w:pPr>
         <w:spacing w:line="336" w:lineRule="auto" w:after="180"/>
-        <w:shd w:fill="F5F1FB"/>
-      </w:pPr>
-      <w:r>
-        <w:rPr>
-          <w:b w:val="0"/>
-        </w:rPr>
-        <w:t xml:space="preserve">Completion task: </w:t>
-      </w:r>
-      <w:r>
-        <w:rPr>
-          <w:b/>
-        </w:rPr>
-        <w:t>Input</w:t>
-      </w:r>
-      <w:r>
-        <w:rPr>
-          <w:b w:val="0"/>
-        </w:rPr>
-        <w:t>s A1 and delete_all() are supplied to room lookup. Show the intermediate steps and give the conclusion with its scope.</w:t>
-      </w:r>
-    </w:p>
-    <w:p>
-      <w:pPr>
-        <w:pStyle w:val="Heading3"/>
-      </w:pPr>
-      <w:r>
-        <w:t>Reasoning to listen for</w:t>
+      </w:pPr>
+      <w:r>
+        <w:rPr>
+          <w:b w:val="0"/>
+        </w:rPr>
+        <w:t>Room schema A1 valid and command text invalid, never executed. Catalogue AB7 valid, Ab7 invalid; trusted student cannot access CT8 teacher entry. Six cards respectively allow eligible A, decline restricted B, reject malformed C, clarify D, preserve E conflict, report F missing. Independent B2 valid; b2/B22/B2; DROP invalid under one-letter room schema. Exact input is not silently trimmed.</w:t>
       </w:r>
     </w:p>
     <w:p>
       <w:pPr>
         <w:spacing w:line="336" w:lineRule="auto" w:after="180"/>
-        <w:shd w:fill="F1F6FC"/>
-      </w:pPr>
-      <w:r>
-        <w:rPr>
-          <w:b w:val="0"/>
-        </w:rPr>
-        <w:t>Teacher check: Teacher explanation: A1 passes the format; delete_all() fails. Neither is executed as code, including any instruction-shaped string.</w:t>
-      </w:r>
-    </w:p>
-    <w:p>
-      <w:pPr>
-        <w:spacing w:line="336" w:lineRule="auto" w:after="180"/>
-      </w:pPr>
-      <w:r>
-        <w:rPr>
-          <w:b w:val="0"/>
-        </w:rPr>
-        <w:t xml:space="preserve">Start by identifying the given </w:t>
-      </w:r>
-      <w:r>
-        <w:rPr>
-          <w:b/>
-        </w:rPr>
-        <w:t>input</w:t>
-      </w:r>
-      <w:r>
-        <w:rPr>
-          <w:b w:val="0"/>
-        </w:rPr>
-        <w:t>s together. Leave the intermediate steps blank. If needed, model one step, then withdraw that help on the next step. Move to a full trace only when the partial trace is understood.</w:t>
-      </w:r>
-    </w:p>
-    <w:p>
-      <w:pPr>
-        <w:spacing w:line="336" w:lineRule="auto" w:after="180"/>
-      </w:pPr>
-      <w:r>
-        <w:rPr>
-          <w:b w:val="0"/>
-        </w:rPr>
-        <w:t>For partners, alternate explainer and checker; collect a response from every learner before discussion.</w:t>
-      </w:r>
-    </w:p>
-    <w:p>
-      <w:pPr>
-        <w:pStyle w:val="Heading3"/>
-      </w:pPr>
-      <w:r>
-        <w:t>Individual reasoning check</w:t>
-      </w:r>
-    </w:p>
-    <w:p>
-      <w:pPr>
-        <w:spacing w:line="336" w:lineRule="auto" w:after="180"/>
-      </w:pPr>
-      <w:r>
-        <w:rPr>
-          <w:b w:val="0"/>
-        </w:rPr>
-        <w:t xml:space="preserve">Use the worked case for </w:t>
-      </w:r>
-      <w:r>
-        <w:rPr>
-          <w:b/>
-        </w:rPr>
-        <w:t>Untrusted input</w:t>
-      </w:r>
-      <w:r>
-        <w:rPr>
-          <w:b w:val="0"/>
-        </w:rPr>
-        <w:t xml:space="preserve"> boundaries. Proposed explanation: “The worked result establishes every future case”. Decide whether this explanation is supported.</w:t>
-      </w:r>
-    </w:p>
-    <w:p>
-      <w:pPr>
-        <w:spacing w:line="336" w:lineRule="auto" w:after="180"/>
-      </w:pPr>
-      <w:r>
-        <w:rPr>
-          <w:b w:val="0"/>
-        </w:rPr>
-        <w:t>Point to the step or supplied fact that decides; explain your repair if needed.</w:t>
-      </w:r>
-    </w:p>
-    <w:p>
-      <w:pPr>
-        <w:pStyle w:val="Heading3"/>
-      </w:pPr>
-      <w:r>
-        <w:t>Expected repair</w:t>
-      </w:r>
-    </w:p>
-    <w:p>
-      <w:pPr>
-        <w:spacing w:line="336" w:lineRule="auto" w:after="180"/>
-        <w:shd w:fill="F1F6FC"/>
-      </w:pPr>
-      <w:r>
-        <w:rPr>
-          <w:b w:val="0"/>
-        </w:rPr>
-        <w:t>Expected correction: A format check does not grant resource access; authorisation follows separately.</w:t>
-      </w:r>
-    </w:p>
-    <w:p>
-      <w:pPr>
-        <w:spacing w:line="336" w:lineRule="auto" w:after="180"/>
-      </w:pPr>
-      <w:r>
-        <w:rPr>
-          <w:b w:val="0"/>
-        </w:rPr>
-        <w:t>Collect explanations, not only yes/no votes. If a misunderstanding is common, re-model the relevant step for the class.</w:t>
-      </w:r>
-    </w:p>
-    <w:p>
-      <w:pPr>
-        <w:spacing w:line="336" w:lineRule="auto" w:after="180"/>
-      </w:pPr>
-      <w:r>
-        <w:rPr>
-          <w:b w:val="0"/>
-        </w:rPr>
-        <w:t>If it affects a few learners, give a short targeted group explanation while others solve a more demanding variation.</w:t>
-      </w:r>
-    </w:p>
-    <w:p>
-      <w:pPr>
-        <w:pStyle w:val="Heading3"/>
-      </w:pPr>
-      <w:r>
-        <w:t>Connected teaching cycle: Abstention and clarification</w:t>
-      </w:r>
-    </w:p>
-    <w:p>
-      <w:pPr>
-        <w:spacing w:line="336" w:lineRule="auto" w:after="180"/>
-      </w:pPr>
-      <w:r>
-        <w:rPr>
-          <w:b w:val="0"/>
-        </w:rPr>
-        <w:t xml:space="preserve">Target: Explain the </w:t>
-      </w:r>
-      <w:r>
-        <w:rPr>
-          <w:b/>
-        </w:rPr>
-        <w:t>mechanism</w:t>
-      </w:r>
-      <w:r>
-        <w:rPr>
-          <w:b w:val="0"/>
-        </w:rPr>
-        <w:t xml:space="preserve"> and terminology of </w:t>
-      </w:r>
-      <w:r>
-        <w:rPr>
-          <w:b/>
-        </w:rPr>
-        <w:t>abstention</w:t>
-      </w:r>
-      <w:r>
-        <w:rPr>
-          <w:b w:val="0"/>
-        </w:rPr>
-        <w:t xml:space="preserve"> and </w:t>
-      </w:r>
-      <w:r>
-        <w:rPr>
-          <w:b/>
-        </w:rPr>
-        <w:t>clarification</w:t>
-      </w:r>
-    </w:p>
-    <w:p>
-      <w:pPr>
-        <w:spacing w:line="336" w:lineRule="auto" w:after="180"/>
-      </w:pPr>
-      <w:r>
-        <w:rPr>
-          <w:b w:val="0"/>
-        </w:rPr>
-        <w:t>Reserve further sessions for this topic; the 135-minute primary plan does not absorb all added content.</w:t>
-      </w:r>
-    </w:p>
-    <w:p>
-      <w:pPr>
-        <w:spacing w:line="336" w:lineRule="auto" w:after="180"/>
-      </w:pPr>
-      <w:r>
-        <w:rPr>
-          <w:b w:val="0"/>
-        </w:rPr>
-        <w:t>Completion practice: Approval names room B, but two registers give capacities 8 and 12 with no precedence rule. The question asks maximum attendance. Show the intermediate steps and give the conclusion with its scope.</w:t>
-      </w:r>
-    </w:p>
-    <w:p>
-      <w:pPr>
-        <w:pStyle w:val="Heading3"/>
-      </w:pPr>
-      <w:r>
-        <w:t>Reasoning to listen for</w:t>
-      </w:r>
-    </w:p>
-    <w:p>
-      <w:pPr>
-        <w:spacing w:line="336" w:lineRule="auto" w:after="180"/>
-        <w:shd w:fill="F1F6FC"/>
-      </w:pPr>
-      <w:r>
-        <w:rPr>
-          <w:b w:val="0"/>
-        </w:rPr>
-        <w:t>Teacher check: Teacher explanation: Do not pick the larger or smaller value as established fact. Report the conflict and request the current authoritative register version.</w:t>
-      </w:r>
-    </w:p>
-    <w:p>
-      <w:pPr>
-        <w:spacing w:line="336" w:lineRule="auto" w:after="180"/>
-      </w:pPr>
-      <w:r>
-        <w:rPr>
-          <w:b w:val="0"/>
-        </w:rPr>
-        <w:t xml:space="preserve">Individual check: For </w:t>
-      </w:r>
-      <w:r>
-        <w:rPr>
-          <w:b/>
-        </w:rPr>
-        <w:t>Abstention</w:t>
-      </w:r>
-      <w:r>
-        <w:rPr>
-          <w:b w:val="0"/>
-        </w:rPr>
-        <w:t xml:space="preserve"> and </w:t>
-      </w:r>
-      <w:r>
-        <w:rPr>
-          <w:b/>
-        </w:rPr>
-        <w:t>clarification</w:t>
-      </w:r>
-      <w:r>
-        <w:rPr>
-          <w:b w:val="0"/>
-        </w:rPr>
-        <w:t>, use its worked case to evaluate this proposed explanation: “The worked result establishes every future case”. Explain the deciding step.</w:t>
-      </w:r>
-    </w:p>
-    <w:p>
-      <w:pPr>
-        <w:pStyle w:val="Heading3"/>
-      </w:pPr>
-      <w:r>
-        <w:t>Expected repair</w:t>
-      </w:r>
-    </w:p>
-    <w:p>
-      <w:pPr>
-        <w:spacing w:line="336" w:lineRule="auto" w:after="180"/>
-        <w:shd w:fill="F1F6FC"/>
-      </w:pPr>
-      <w:r>
-        <w:rPr>
-          <w:b w:val="0"/>
-        </w:rPr>
-        <w:t xml:space="preserve">Expected correction: An </w:t>
-      </w:r>
-      <w:r>
-        <w:rPr>
-          <w:b/>
-        </w:rPr>
-        <w:t>abstention</w:t>
-      </w:r>
-      <w:r>
-        <w:rPr>
-          <w:b w:val="0"/>
-        </w:rPr>
-        <w:t xml:space="preserve"> avoids an unsupported answer but does not automatically make a system useful; evaluate appropriate answers and appropriate fallbacks separately.</w:t>
-      </w:r>
-    </w:p>
-    <w:p>
-      <w:pPr>
-        <w:spacing w:line="336" w:lineRule="auto" w:after="180"/>
-      </w:pPr>
-      <w:r>
-        <w:rPr>
-          <w:b w:val="0"/>
-        </w:rPr>
-        <w:t>Apply the same support, independent transfer and delayed-review decisions to the named connected-topic workbook tasks.</w:t>
-      </w:r>
-    </w:p>
-    <w:p>
-      <w:pPr>
-        <w:pStyle w:val="Heading3"/>
-      </w:pPr>
-      <w:r>
-        <w:t>Pictorial practice question</w:t>
-      </w:r>
-    </w:p>
-    <w:p>
-      <w:pPr>
-        <w:spacing w:line="336" w:lineRule="auto" w:after="180"/>
-      </w:pPr>
-      <w:r>
-        <w:rPr>
-          <w:b w:val="0"/>
-        </w:rPr>
-        <w:t xml:space="preserve">If AB7 passes the pattern, may it access teacher-only material? Point to the relevant step in the picture, then write the changed result and the rule or </w:t>
-      </w:r>
-      <w:r>
-        <w:rPr>
-          <w:b/>
-        </w:rPr>
-        <w:t>evidence</w:t>
-      </w:r>
-      <w:r>
-        <w:rPr>
-          <w:b w:val="0"/>
-        </w:rPr>
-        <w:t xml:space="preserve"> that supports it.</w:t>
-      </w:r>
-    </w:p>
-    <w:p>
-      <w:pPr>
-        <w:pStyle w:val="Heading3"/>
-      </w:pPr>
-      <w:r>
-        <w:t>Reasoned teacher answer</w:t>
-      </w:r>
-    </w:p>
-    <w:p>
-      <w:pPr>
-        <w:spacing w:line="336" w:lineRule="auto" w:after="180"/>
-      </w:pPr>
-      <w:r>
-        <w:rPr>
-          <w:b w:val="0"/>
-        </w:rPr>
-        <w:t>Not from pattern validity alone. The server must separately enforce the authenticated user’s access rights. Changed-case check: Reject it under the exact uppercase rule.</w:t>
-      </w:r>
-    </w:p>
-    <w:p>
-      <w:pPr>
-        <w:spacing w:line="336" w:lineRule="auto" w:after="180"/>
-      </w:pPr>
-      <w:r>
-        <w:rPr>
-          <w:b w:val="0"/>
-        </w:rPr>
-        <w:t>Lowercase b fails the declared pattern even though the identifier looks similar.</w:t>
-      </w:r>
-    </w:p>
-    <w:p>
-      <w:pPr>
-        <w:spacing w:line="336" w:lineRule="auto" w:after="180"/>
-      </w:pPr>
-      <w:r>
-        <w:rPr>
-          <w:b w:val="0"/>
-        </w:rPr>
-        <w:t>Changed-case reasoning: Reject it under the exact uppercase rule. Lowercase b fails the declared pattern even though the identifier looks similar.</w:t>
-      </w:r>
-    </w:p>
-    <w:p>
-      <w:pPr>
-        <w:spacing w:line="336" w:lineRule="auto" w:after="180"/>
-      </w:pPr>
-      <w:r>
-        <w:rPr>
-          <w:b w:val="0"/>
-        </w:rPr>
-        <w:t xml:space="preserve">Collect each learner’s explanation before discussion. Use the first missing connection between </w:t>
-      </w:r>
-      <w:r>
-        <w:rPr>
-          <w:b/>
-        </w:rPr>
-        <w:t>input</w:t>
-      </w:r>
-      <w:r>
-        <w:rPr>
-          <w:b w:val="0"/>
-        </w:rPr>
-        <w:t xml:space="preserve">, deciding step and result to choose support. This question is worked-case practice, not fresh mastery </w:t>
-      </w:r>
-      <w:r>
-        <w:rPr>
-          <w:b/>
-        </w:rPr>
-        <w:t>evidence</w:t>
-      </w:r>
-      <w:r>
-        <w:rPr>
-          <w:b w:val="0"/>
-        </w:rPr>
-        <w:t>.</w:t>
-      </w:r>
-    </w:p>
-    <w:p>
-      <w:pPr>
-        <w:pStyle w:val="Heading1"/>
-      </w:pPr>
-      <w:r>
-        <w:t>04. Run the weekly evidence lab</w:t>
-      </w:r>
-    </w:p>
-    <w:p>
-      <w:r>
-        <w:t>Run the Safety Boundaries investigation and use the first unsupported step to choose a teaching response.</w:t>
-      </w:r>
-    </w:p>
-    <w:p>
-      <w:pPr>
-        <w:spacing w:line="336" w:lineRule="auto" w:after="180"/>
-      </w:pPr>
-      <w:r>
-        <w:rPr>
-          <w:b w:val="0"/>
-        </w:rPr>
-        <w:t>Words You Can Use to Reason</w:t>
-      </w:r>
-    </w:p>
-    <w:p>
-      <w:pPr>
-        <w:spacing w:line="336" w:lineRule="auto" w:after="180"/>
-      </w:pPr>
-      <w:r>
-        <w:rPr>
-          <w:b w:val="0"/>
-        </w:rPr>
-        <w:t>A definition matters when you can recognize the idea, use it, and contrast it with a near-miss.</w:t>
-      </w:r>
-    </w:p>
-    <w:p>
-      <w:pPr>
-        <w:spacing w:line="336" w:lineRule="auto" w:after="180"/>
-      </w:pPr>
-      <w:r>
-        <w:rPr>
-          <w:b w:val="0"/>
-        </w:rPr>
+      </w:pPr>
+      <w:r>
+        <w:rPr>
+          <w:b w:val="0"/>
+        </w:rPr>
+        <w:t>Separate pattern, permissions and source support.</w:t>
+      </w:r>
+    </w:p>
+    <w:p>
+      <w:pPr>
+        <w:pStyle w:val="Heading2"/>
+      </w:pPr>
+      <w:r>
+        <w:t>Predict, investigate and record</w:t>
+      </w:r>
+    </w:p>
+    <w:p>
+      <w:pPr>
+        <w:pStyle w:val="ListNumber"/>
+      </w:pPr>
+      <w:r>
         <w:t>Predict → Test → Record → Explain</w:t>
       </w:r>
     </w:p>
     <w:p>
       <w:pPr>
-        <w:spacing w:line="336" w:lineRule="auto" w:after="180"/>
-      </w:pPr>
-      <w:r>
-        <w:rPr>
-          <w:b w:val="0"/>
-        </w:rPr>
+        <w:pStyle w:val="ListNumber"/>
+      </w:pPr>
+      <w:r>
         <w:t>Keep expected and actual results separate. Surprises are useful data when recorded honestly.</w:t>
       </w:r>
     </w:p>
     <w:p>
       <w:pPr>
-        <w:spacing w:line="336" w:lineRule="auto" w:after="180"/>
-      </w:pPr>
-      <w:r>
-        <w:rPr>
-          <w:b w:val="0"/>
-        </w:rPr>
-        <w:t>Classify classroom scenarios, write allow/warn/refuse/escalate behavior, and test both over-</w:t>
-      </w:r>
-      <w:r>
-        <w:rPr>
-          <w:b/>
-        </w:rPr>
-        <w:t>refusal</w:t>
-      </w:r>
-      <w:r>
-        <w:rPr>
-          <w:b w:val="0"/>
-        </w:rPr>
-        <w:t xml:space="preserve"> and unsafe compliance.</w:t>
-      </w:r>
-    </w:p>
-    <w:p>
-      <w:pPr>
-        <w:spacing w:line="336" w:lineRule="auto" w:after="180"/>
-        <w:shd w:fill="F5F1FB"/>
-      </w:pPr>
-      <w:r>
-        <w:rPr>
-          <w:b w:val="0"/>
-        </w:rPr>
+        <w:pStyle w:val="ListNumber"/>
+      </w:pPr>
+      <w:r>
+        <w:t>Use the six complete fictional request cards. Separate format, access, read-only operation and missing-evidence checks; test over-refusal on the ordinary public case and unsafe compliance on restricted or invalid cases. Trace only declared toy behavior, not real external actions.</w:t>
+      </w:r>
+    </w:p>
+    <w:p>
+      <w:pPr>
+        <w:pStyle w:val="ListNumber"/>
+      </w:pPr>
+      <w:r>
         <w:t>What did the hardest test teach you that the normal test did not?</w:t>
       </w:r>
     </w:p>
     <w:p>
       <w:pPr>
-        <w:pStyle w:val="Heading3"/>
-      </w:pPr>
-      <w:r>
-        <w:t>Make the lab runnable</w:t>
-      </w:r>
-    </w:p>
-    <w:p>
-      <w:pPr>
-        <w:spacing w:line="336" w:lineRule="auto" w:after="180"/>
-      </w:pPr>
-      <w:r>
-        <w:rPr>
-          <w:b w:val="0"/>
-        </w:rPr>
-        <w:t xml:space="preserve">Use the concrete case as the shared normal case and the independent question as a second case. Each pair creates a </w:t>
-      </w:r>
-      <w:r>
-        <w:rPr>
-          <w:b/>
-        </w:rPr>
-        <w:t>boundary</w:t>
-      </w:r>
-      <w:r>
-        <w:rPr>
-          <w:b w:val="0"/>
-        </w:rPr>
-        <w:t xml:space="preserve"> or missing-information case and predicts its result before testing.</w:t>
-      </w:r>
-    </w:p>
-    <w:p>
-      <w:pPr>
-        <w:spacing w:line="336" w:lineRule="auto" w:after="180"/>
-      </w:pPr>
-      <w:r>
-        <w:rPr>
-          <w:b w:val="0"/>
-        </w:rPr>
-        <w:t>Keep the expected result separate from an observed mistake.</w:t>
+        <w:pStyle w:val="Heading2"/>
+      </w:pPr>
+      <w:r>
+        <w:t>Keep the evidence</w:t>
       </w:r>
     </w:p>
     <w:tbl>
@@ -4135,10 +4215,10 @@
     </w:tbl>
     <w:p>
       <w:pPr>
-        <w:pStyle w:val="Heading3"/>
-      </w:pPr>
-      <w:r>
-        <w:t>Diagnose and reteach</w:t>
+        <w:pStyle w:val="Heading2"/>
+      </w:pPr>
+      <w:r>
+        <w:t>Main misconceptions</w:t>
       </w:r>
     </w:p>
     <w:p>
@@ -4149,7 +4229,7 @@
         <w:rPr>
           <w:b w:val="0"/>
         </w:rPr>
-        <w:t>For guessing, return to given facts and request a trace. For vocabulary without application, use one example and one non-example. For arithmetic errors, check the setup before the calculation.</w:t>
+        <w:t>The worked result establishes every future case: A format check does not grant resource access; authorisation follows separately.</w:t>
       </w:r>
     </w:p>
     <w:p>
@@ -4160,15 +4240,31 @@
         <w:rPr>
           <w:b w:val="0"/>
         </w:rPr>
-        <w:t>Finish with a different uncoached case before recording mastery.</w:t>
-      </w:r>
-    </w:p>
-    <w:p>
-      <w:pPr>
-        <w:pStyle w:val="Heading3"/>
-      </w:pPr>
-      <w:r>
-        <w:t>Address these additional misconceptions</w:t>
+        <w:t xml:space="preserve">A missing </w:t>
+      </w:r>
+      <w:r>
+        <w:rPr>
+          <w:b/>
+        </w:rPr>
+        <w:t>input</w:t>
+      </w:r>
+      <w:r>
+        <w:rPr>
+          <w:b w:val="0"/>
+        </w:rPr>
+        <w:t xml:space="preserve"> may be replaced without recording the change: A replacement changes the </w:t>
+      </w:r>
+      <w:r>
+        <w:rPr>
+          <w:b/>
+        </w:rPr>
+        <w:t>evidence</w:t>
+      </w:r>
+      <w:r>
+        <w:rPr>
+          <w:b w:val="0"/>
+        </w:rPr>
+        <w:t xml:space="preserve"> or contract. Record the change and its justification; do not silently turn unknown into a measured value.</w:t>
       </w:r>
     </w:p>
     <w:p>
@@ -4179,162 +4275,27 @@
         <w:rPr>
           <w:b w:val="0"/>
         </w:rPr>
-        <w:t>The worked result establishes every future case: A format check does not grant resource access; authorisation follows separately.</w:t>
-      </w:r>
-    </w:p>
-    <w:p>
-      <w:pPr>
-        <w:spacing w:line="336" w:lineRule="auto" w:after="180"/>
-      </w:pPr>
-      <w:r>
-        <w:rPr>
-          <w:b w:val="0"/>
-        </w:rPr>
-        <w:t xml:space="preserve">A missing </w:t>
+        <w:t xml:space="preserve">Repeating an assessed case is new independent </w:t>
       </w:r>
       <w:r>
         <w:rPr>
           <w:b/>
         </w:rPr>
-        <w:t>input</w:t>
-      </w:r>
-      <w:r>
-        <w:rPr>
-          <w:b w:val="0"/>
-        </w:rPr>
-        <w:t xml:space="preserve"> may be replaced without recording the change: A replacement changes the </w:t>
-      </w:r>
-      <w:r>
-        <w:rPr>
-          <w:b/>
-        </w:rPr>
         <w:t>evidence</w:t>
       </w:r>
       <w:r>
         <w:rPr>
           <w:b w:val="0"/>
         </w:rPr>
-        <w:t xml:space="preserve"> or contract. Record the change and its justification; do not silently turn unknown into a measured value.</w:t>
-      </w:r>
-    </w:p>
-    <w:p>
-      <w:pPr>
-        <w:spacing w:line="336" w:lineRule="auto" w:after="180"/>
-      </w:pPr>
-      <w:r>
-        <w:rPr>
-          <w:b w:val="0"/>
-        </w:rPr>
-        <w:t xml:space="preserve">Repeating an assessed case is new independent </w:t>
-      </w:r>
-      <w:r>
-        <w:rPr>
-          <w:b/>
-        </w:rPr>
-        <w:t>evidence</w:t>
-      </w:r>
-      <w:r>
-        <w:rPr>
-          <w:b w:val="0"/>
-        </w:rPr>
         <w:t>: A replay checks consistency. An example used for feedback or revision cannot later be described as untouched final evaluation.</w:t>
       </w:r>
     </w:p>
     <w:p>
       <w:pPr>
-        <w:pStyle w:val="Heading3"/>
-      </w:pPr>
-      <w:r>
-        <w:t>Check these misconceptions</w:t>
-      </w:r>
-    </w:p>
-    <w:p>
-      <w:pPr>
-        <w:spacing w:line="336" w:lineRule="auto" w:after="180"/>
-      </w:pPr>
-      <w:r>
-        <w:rPr>
-          <w:b w:val="0"/>
-        </w:rPr>
-        <w:t xml:space="preserve">The worked result establishes every future case: An </w:t>
-      </w:r>
-      <w:r>
-        <w:rPr>
-          <w:b/>
-        </w:rPr>
-        <w:t>abstention</w:t>
-      </w:r>
-      <w:r>
-        <w:rPr>
-          <w:b w:val="0"/>
-        </w:rPr>
-        <w:t xml:space="preserve"> avoids an unsupported answer but does not automatically make a system useful; evaluate appropriate answers and appropriate fallbacks separately.</w:t>
-      </w:r>
-    </w:p>
-    <w:p>
-      <w:pPr>
-        <w:spacing w:line="336" w:lineRule="auto" w:after="180"/>
-      </w:pPr>
-      <w:r>
-        <w:rPr>
-          <w:b w:val="0"/>
-        </w:rPr>
-        <w:t xml:space="preserve">A missing </w:t>
-      </w:r>
-      <w:r>
-        <w:rPr>
-          <w:b/>
-        </w:rPr>
-        <w:t>input</w:t>
-      </w:r>
-      <w:r>
-        <w:rPr>
-          <w:b w:val="0"/>
-        </w:rPr>
-        <w:t xml:space="preserve"> may be replaced without recording the change: A replacement changes the </w:t>
-      </w:r>
-      <w:r>
-        <w:rPr>
-          <w:b/>
-        </w:rPr>
-        <w:t>evidence</w:t>
-      </w:r>
-      <w:r>
-        <w:rPr>
-          <w:b w:val="0"/>
-        </w:rPr>
-        <w:t xml:space="preserve"> or contract. Record the change and its justification; do not silently turn unknown into a measured value.</w:t>
-      </w:r>
-    </w:p>
-    <w:p>
-      <w:pPr>
-        <w:spacing w:line="336" w:lineRule="auto" w:after="180"/>
-      </w:pPr>
-      <w:r>
-        <w:rPr>
-          <w:b w:val="0"/>
-        </w:rPr>
-        <w:t xml:space="preserve">Repeating an assessed case is new independent </w:t>
-      </w:r>
-      <w:r>
-        <w:rPr>
-          <w:b/>
-        </w:rPr>
-        <w:t>evidence</w:t>
-      </w:r>
-      <w:r>
-        <w:rPr>
-          <w:b w:val="0"/>
-        </w:rPr>
-        <w:t>: A replay checks consistency. An example used for feedback or revision cannot later be described as untouched final evaluation.</w:t>
-      </w:r>
-    </w:p>
-    <w:p>
-      <w:pPr>
-        <w:pStyle w:val="Heading3"/>
-      </w:pPr>
-      <w:r>
-        <w:t>Match the support to the first error</w:t>
+        <w:pStyle w:val="Heading2"/>
+      </w:pPr>
+      <w:r>
+        <w:t>Choose support</w:t>
       </w:r>
     </w:p>
     <w:tbl>
@@ -4519,15 +4480,719 @@
     </w:p>
     <w:p>
       <w:pPr>
+        <w:pStyle w:val="Heading2"/>
+      </w:pPr>
+      <w:r>
+        <w:t>Extension misconceptions · reference / check after trying</w:t>
+      </w:r>
+    </w:p>
+    <w:p>
+      <w:pPr>
+        <w:spacing w:line="336" w:lineRule="auto" w:after="180"/>
+      </w:pPr>
+      <w:r>
+        <w:rPr>
+          <w:b w:val="0"/>
+        </w:rPr>
+        <w:t xml:space="preserve">The worked result establishes every future case: An </w:t>
+      </w:r>
+      <w:r>
+        <w:rPr>
+          <w:b/>
+        </w:rPr>
+        <w:t>abstention</w:t>
+      </w:r>
+      <w:r>
+        <w:rPr>
+          <w:b w:val="0"/>
+        </w:rPr>
+        <w:t xml:space="preserve"> avoids an unsupported answer but does not automatically make a system useful; evaluate appropriate answers and appropriate fallbacks separately.</w:t>
+      </w:r>
+    </w:p>
+    <w:p>
+      <w:pPr>
+        <w:spacing w:line="336" w:lineRule="auto" w:after="180"/>
+      </w:pPr>
+      <w:r>
+        <w:rPr>
+          <w:b w:val="0"/>
+        </w:rPr>
+        <w:t xml:space="preserve">A missing </w:t>
+      </w:r>
+      <w:r>
+        <w:rPr>
+          <w:b/>
+        </w:rPr>
+        <w:t>input</w:t>
+      </w:r>
+      <w:r>
+        <w:rPr>
+          <w:b w:val="0"/>
+        </w:rPr>
+        <w:t xml:space="preserve"> may be replaced without recording the change: A replacement changes the </w:t>
+      </w:r>
+      <w:r>
+        <w:rPr>
+          <w:b/>
+        </w:rPr>
+        <w:t>evidence</w:t>
+      </w:r>
+      <w:r>
+        <w:rPr>
+          <w:b w:val="0"/>
+        </w:rPr>
+        <w:t xml:space="preserve"> or contract. Record the change and its justification; do not silently turn unknown into a measured value.</w:t>
+      </w:r>
+    </w:p>
+    <w:p>
+      <w:pPr>
+        <w:spacing w:line="336" w:lineRule="auto" w:after="180"/>
+      </w:pPr>
+      <w:r>
+        <w:rPr>
+          <w:b w:val="0"/>
+        </w:rPr>
+        <w:t xml:space="preserve">Repeating an assessed case is new independent </w:t>
+      </w:r>
+      <w:r>
+        <w:rPr>
+          <w:b/>
+        </w:rPr>
+        <w:t>evidence</w:t>
+      </w:r>
+      <w:r>
+        <w:rPr>
+          <w:b w:val="0"/>
+        </w:rPr>
+        <w:t>: A replay checks consistency. An example used for feedback or revision cannot later be described as untouched final evaluation.</w:t>
+      </w:r>
+    </w:p>
+    <w:p>
+      <w:pPr>
+        <w:pStyle w:val="Heading2"/>
+      </w:pPr>
+      <w:r>
+        <w:t>Earlier wording, alternatives and picture transcripts · reference / check after trying</w:t>
+      </w:r>
+    </w:p>
+    <w:p>
+      <w:pPr>
+        <w:spacing w:line="336" w:lineRule="auto" w:after="180"/>
+      </w:pPr>
+      <w:r>
+        <w:rPr>
+          <w:b w:val="0"/>
+        </w:rPr>
+        <w:t>Run the weekly evidence lab</w:t>
+      </w:r>
+    </w:p>
+    <w:p>
+      <w:pPr>
+        <w:spacing w:line="336" w:lineRule="auto" w:after="180"/>
+      </w:pPr>
+      <w:r>
+        <w:rPr>
+          <w:b w:val="0"/>
+        </w:rPr>
+        <w:t>Words You Can Use to Reason</w:t>
+      </w:r>
+    </w:p>
+    <w:p>
+      <w:pPr>
+        <w:spacing w:line="336" w:lineRule="auto" w:after="180"/>
+      </w:pPr>
+      <w:r>
+        <w:rPr>
+          <w:b w:val="0"/>
+        </w:rPr>
+        <w:t>A definition matters when you can recognize the idea, use it, and contrast it with a near-miss.</w:t>
+      </w:r>
+    </w:p>
+    <w:p>
+      <w:pPr>
+        <w:pStyle w:val="Heading3"/>
+      </w:pPr>
+      <w:r>
+        <w:t>Make the lab runnable</w:t>
+      </w:r>
+    </w:p>
+    <w:p>
+      <w:pPr>
+        <w:spacing w:line="336" w:lineRule="auto" w:after="180"/>
+      </w:pPr>
+      <w:r>
+        <w:rPr>
+          <w:b w:val="0"/>
+        </w:rPr>
+        <w:t>Use the supplied main investigation for shared practice. Reserve Classify the fresh room-ID strings independently for the individual first attempt. The named extension has separate tasks and feedback.</w:t>
+      </w:r>
+    </w:p>
+    <w:p>
+      <w:pPr>
+        <w:pStyle w:val="Heading3"/>
+      </w:pPr>
+      <w:r>
+        <w:t>Diagnose and reteach</w:t>
+      </w:r>
+    </w:p>
+    <w:p>
+      <w:pPr>
+        <w:spacing w:line="336" w:lineRule="auto" w:after="180"/>
+      </w:pPr>
+      <w:r>
+        <w:rPr>
+          <w:b w:val="0"/>
+        </w:rPr>
+        <w:t>For guessing, return to given facts and request a trace. For vocabulary without application, use one example and one non-example. For arithmetic errors, check the setup before the calculation.</w:t>
+      </w:r>
+    </w:p>
+    <w:p>
+      <w:pPr>
+        <w:spacing w:line="336" w:lineRule="auto" w:after="180"/>
+      </w:pPr>
+      <w:r>
+        <w:rPr>
+          <w:b w:val="0"/>
+        </w:rPr>
+        <w:t>Finish with a different uncoached case before recording mastery.</w:t>
+      </w:r>
+    </w:p>
+    <w:p>
+      <w:pPr>
+        <w:pStyle w:val="Heading3"/>
+      </w:pPr>
+      <w:r>
+        <w:t>Address these additional misconceptions</w:t>
+      </w:r>
+    </w:p>
+    <w:p>
+      <w:pPr>
+        <w:pStyle w:val="Heading3"/>
+      </w:pPr>
+      <w:r>
+        <w:t>Check these misconceptions</w:t>
+      </w:r>
+    </w:p>
+    <w:p>
+      <w:pPr>
+        <w:pStyle w:val="Heading3"/>
+      </w:pPr>
+      <w:r>
+        <w:t>Match the support to the first error</w:t>
+      </w:r>
+    </w:p>
+    <w:p>
+      <w:pPr>
         <w:pStyle w:val="Heading1"/>
       </w:pPr>
       <w:r>
-        <w:t>05. Assess and explain the answers</w:t>
-      </w:r>
-    </w:p>
-    <w:p>
-      <w:r>
-        <w:t>Use the Safety Boundaries questions, teacher keys and criteria after the relevant attempts. Previously discussed cases are practice; protect the separately selected independent task.</w:t>
+        <w:t>05. Assess the selected main independent task</w:t>
+      </w:r>
+    </w:p>
+    <w:p>
+      <w:r>
+        <w:t>Reveal its key after the first attempt; extension tasks have their own keys.</w:t>
+      </w:r>
+    </w:p>
+    <w:p>
+      <w:pPr>
+        <w:pStyle w:val="Heading2"/>
+      </w:pPr>
+      <w:r>
+        <w:t>Selected independent question and key</w:t>
+      </w:r>
+    </w:p>
+    <w:p>
+      <w:pPr>
+        <w:spacing w:line="336" w:lineRule="auto" w:after="180"/>
+      </w:pPr>
+      <w:r>
+        <w:rPr>
+          <w:b w:val="0"/>
+        </w:rPr>
+        <w:t>Selected case: Classify B2, b2, B22 and B2; DROP under the exact format.</w:t>
+      </w:r>
+    </w:p>
+    <w:p>
+      <w:pPr>
+        <w:spacing w:line="336" w:lineRule="auto" w:after="180"/>
+      </w:pPr>
+      <w:r>
+        <w:rPr>
+          <w:b w:val="0"/>
+        </w:rPr>
+        <w:t>Teacher explanation: B2 valid; lowercase, extra digit and injected command text invalid. Validation and safe lookup both apply.</w:t>
+      </w:r>
+    </w:p>
+    <w:p>
+      <w:pPr>
+        <w:pStyle w:val="Heading2"/>
+      </w:pPr>
+      <w:r>
+        <w:t>Judge reasoning and limits</w:t>
+      </w:r>
+    </w:p>
+    <w:tbl>
+      <w:tblPr>
+        <w:tblStyle w:val="LightShading-Accent1"/>
+        <w:tblW w:type="auto" w:w="0"/>
+        <w:tblLook w:firstColumn="1" w:firstRow="1" w:lastColumn="0" w:lastRow="0" w:noHBand="0" w:noVBand="1" w:val="04A0"/>
+      </w:tblPr>
+      <w:tblGrid>
+        <w:gridCol w:w="5112"/>
+        <w:gridCol w:w="5112"/>
+      </w:tblGrid>
+      <w:tr>
+        <w:trPr>
+          <w:tblHeader/>
+        </w:trPr>
+        <w:tc>
+          <w:tcPr>
+            <w:tcW w:type="dxa" w:w="5112"/>
+          </w:tcPr>
+          <w:p>
+            <w:r>
+              <w:t>Dimension</w:t>
+            </w:r>
+          </w:p>
+        </w:tc>
+        <w:tc>
+          <w:tcPr>
+            <w:tcW w:type="dxa" w:w="5112"/>
+          </w:tcPr>
+          <w:p>
+            <w:r>
+              <w:t>Evidence required</w:t>
+            </w:r>
+          </w:p>
+        </w:tc>
+      </w:tr>
+      <w:tr>
+        <w:tc>
+          <w:tcPr>
+            <w:tcW w:type="dxa" w:w="5112"/>
+          </w:tcPr>
+          <w:p>
+            <w:r>
+              <w:t>Explanation</w:t>
+            </w:r>
+          </w:p>
+        </w:tc>
+        <w:tc>
+          <w:tcPr>
+            <w:tcW w:type="dxa" w:w="5112"/>
+          </w:tcPr>
+          <w:p>
+            <w:r>
+              <w:t>Names the applicable idea or procedure and ties it to the supplied facts.</w:t>
+            </w:r>
+          </w:p>
+        </w:tc>
+      </w:tr>
+      <w:tr>
+        <w:tc>
+          <w:tcPr>
+            <w:tcW w:type="dxa" w:w="5112"/>
+          </w:tcPr>
+          <w:p>
+            <w:r>
+              <w:t>Trace and result</w:t>
+            </w:r>
+          </w:p>
+        </w:tc>
+        <w:tc>
+          <w:tcPr>
+            <w:tcW w:type="dxa" w:w="5112"/>
+          </w:tcPr>
+          <w:p>
+            <w:r>
+              <w:t>Preserves the given inputs and shows the relevant intermediate steps; distinguishes a prediction from an observed execution.</w:t>
+            </w:r>
+          </w:p>
+        </w:tc>
+      </w:tr>
+      <w:tr>
+        <w:tc>
+          <w:tcPr>
+            <w:tcW w:type="dxa" w:w="5112"/>
+          </w:tcPr>
+          <w:p>
+            <w:r>
+              <w:t>Limits</w:t>
+            </w:r>
+          </w:p>
+        </w:tc>
+        <w:tc>
+          <w:tcPr>
+            <w:tcW w:type="dxa" w:w="5112"/>
+          </w:tcPr>
+          <w:p>
+            <w:r>
+              <w:t>States the assumptions, missing evidence or conditions under which the result would change.</w:t>
+            </w:r>
+          </w:p>
+        </w:tc>
+      </w:tr>
+    </w:tbl>
+    <w:p>
+      <w:pPr>
+        <w:spacing w:line="336" w:lineRule="auto" w:after="180"/>
+      </w:pPr>
+      <w:r>
+        <w:rPr>
+          <w:b w:val="0"/>
+        </w:rPr>
+        <w:t>Record each dimension as not yet, with support, or independent. Accept a valid alternative procedure with a defensible trace.</w:t>
+      </w:r>
+    </w:p>
+    <w:p>
+      <w:pPr>
+        <w:spacing w:line="336" w:lineRule="auto" w:after="180"/>
+      </w:pPr>
+      <w:r>
+        <w:rPr>
+          <w:b w:val="0"/>
+        </w:rPr>
+        <w:t xml:space="preserve">Do not penalise an honestly recorded model failure if the learner correctly explains its </w:t>
+      </w:r>
+      <w:r>
+        <w:rPr>
+          <w:b/>
+        </w:rPr>
+        <w:t>evidence</w:t>
+      </w:r>
+      <w:r>
+        <w:rPr>
+          <w:b w:val="0"/>
+        </w:rPr>
+        <w:t xml:space="preserve"> and limits.</w:t>
+      </w:r>
+    </w:p>
+    <w:p>
+      <w:pPr>
+        <w:pStyle w:val="Heading2"/>
+      </w:pPr>
+      <w:r>
+        <w:t>Give one repair action</w:t>
+      </w:r>
+    </w:p>
+    <w:p>
+      <w:pPr>
+        <w:spacing w:line="336" w:lineRule="auto" w:after="180"/>
+      </w:pPr>
+      <w:r>
+        <w:rPr>
+          <w:b w:val="0"/>
+        </w:rPr>
+        <w:t>Name the earliest unsupported step and give one action to repair it. Have the learner make that repair now and explain why. Then assess the relevant skill on a fresh, fully specified case.</w:t>
+      </w:r>
+    </w:p>
+    <w:p>
+      <w:pPr>
+        <w:spacing w:line="336" w:lineRule="auto" w:after="180"/>
+      </w:pPr>
+      <w:r>
+        <w:rPr>
+          <w:b w:val="0"/>
+        </w:rPr>
+        <w:t>Confirm it was not previously practised with feedback; solve and check the new case before assigning it. A follow-up design prompt is a starting brief, not automatically an equivalent test.</w:t>
+      </w:r>
+    </w:p>
+    <w:p>
+      <w:pPr>
+        <w:pStyle w:val="Heading2"/>
+      </w:pPr>
+      <w:r>
+        <w:t>W1 Explain the mechanism</w:t>
+      </w:r>
+    </w:p>
+    <w:p>
+      <w:pPr>
+        <w:spacing w:line="336" w:lineRule="auto" w:after="180"/>
+      </w:pPr>
+      <w:r>
+        <w:rPr>
+          <w:b w:val="0"/>
+        </w:rPr>
+        <w:t xml:space="preserve">Explain the weekly </w:t>
+      </w:r>
+      <w:r>
+        <w:rPr>
+          <w:b/>
+        </w:rPr>
+        <w:t>mechanism</w:t>
+      </w:r>
+      <w:r>
+        <w:rPr>
+          <w:b w:val="0"/>
+        </w:rPr>
+        <w:t xml:space="preserve"> in your own words. Use the worked scenario to name its </w:t>
+      </w:r>
+      <w:r>
+        <w:rPr>
+          <w:b/>
+        </w:rPr>
+        <w:t>input</w:t>
+      </w:r>
+      <w:r>
+        <w:rPr>
+          <w:b w:val="0"/>
+        </w:rPr>
+        <w:t xml:space="preserve">, decision rule and </w:t>
+      </w:r>
+      <w:r>
+        <w:rPr>
+          <w:b/>
+        </w:rPr>
+        <w:t>output</w:t>
+      </w:r>
+      <w:r>
+        <w:rPr>
+          <w:b w:val="0"/>
+        </w:rPr>
+        <w:t>.</w:t>
+      </w:r>
+    </w:p>
+    <w:p>
+      <w:pPr>
+        <w:spacing w:line="336" w:lineRule="auto" w:after="180"/>
+      </w:pPr>
+      <w:r>
+        <w:rPr>
+          <w:b w:val="0"/>
+        </w:rPr>
+        <w:t xml:space="preserve">Teacher explanation: </w:t>
+      </w:r>
+      <w:r>
+        <w:rPr>
+          <w:b/>
+        </w:rPr>
+        <w:t>Untrusted input</w:t>
+      </w:r>
+      <w:r>
+        <w:rPr>
+          <w:b w:val="0"/>
+        </w:rPr>
+        <w:t xml:space="preserve"> must be treated according to a contract before reaching code, queries or tools. Data that resembles instructions does not acquire execution authority.</w:t>
+      </w:r>
+    </w:p>
+    <w:p>
+      <w:pPr>
+        <w:spacing w:line="336" w:lineRule="auto" w:after="180"/>
+      </w:pPr>
+      <w:r>
+        <w:rPr>
+          <w:b w:val="0"/>
+        </w:rPr>
+        <w:t>For the toy lookup accept room IDs matching one uppercase letter plus one digit. Perform exact dictionary lookup; never evaluate user strings as code. Reject invalid length or characters.</w:t>
+      </w:r>
+    </w:p>
+    <w:p>
+      <w:pPr>
+        <w:pStyle w:val="Heading2"/>
+      </w:pPr>
+      <w:r>
+        <w:t>W2 Trace the worked case</w:t>
+      </w:r>
+    </w:p>
+    <w:p>
+      <w:pPr>
+        <w:spacing w:line="336" w:lineRule="auto" w:after="180"/>
+      </w:pPr>
+      <w:r>
+        <w:rPr>
+          <w:b/>
+        </w:rPr>
+        <w:t>Input</w:t>
+      </w:r>
+      <w:r>
+        <w:rPr>
+          <w:b w:val="0"/>
+        </w:rPr>
+        <w:t>s A1 and delete_all() are supplied to room lookup. Show the intermediate steps and give the conclusion with its scope.</w:t>
+      </w:r>
+    </w:p>
+    <w:p>
+      <w:pPr>
+        <w:spacing w:line="336" w:lineRule="auto" w:after="180"/>
+      </w:pPr>
+      <w:r>
+        <w:rPr>
+          <w:b w:val="0"/>
+        </w:rPr>
+        <w:t>Teacher explanation: A1 passes the format; delete_all() fails. Neither is executed as code, including any instruction-shaped string.</w:t>
+      </w:r>
+    </w:p>
+    <w:p>
+      <w:pPr>
+        <w:pStyle w:val="Heading2"/>
+      </w:pPr>
+      <w:r>
+        <w:t>W3 Audit the limit</w:t>
+      </w:r>
+    </w:p>
+    <w:p>
+      <w:pPr>
+        <w:spacing w:line="336" w:lineRule="auto" w:after="180"/>
+      </w:pPr>
+      <w:r>
+        <w:rPr>
+          <w:b w:val="0"/>
+        </w:rPr>
+        <w:t>A report omits this qualification: A format check does not grant resource access; authorisation follows separately. Explain how omitting it could change a reader's interpretation, and write an accurate replacement.</w:t>
+      </w:r>
+    </w:p>
+    <w:p>
+      <w:pPr>
+        <w:spacing w:line="336" w:lineRule="auto" w:after="180"/>
+      </w:pPr>
+      <w:r>
+        <w:rPr>
+          <w:b w:val="0"/>
+        </w:rPr>
+        <w:t>Teacher explanation: A format check does not grant resource access; authorisation follows separately.</w:t>
+      </w:r>
+    </w:p>
+    <w:p>
+      <w:pPr>
+        <w:spacing w:line="336" w:lineRule="auto" w:after="180"/>
+      </w:pPr>
+      <w:r>
+        <w:rPr>
+          <w:b w:val="0"/>
+        </w:rPr>
+        <w:t xml:space="preserve">State the observed result separately from the unverified or out-of-scope claim; preserve the original </w:t>
+      </w:r>
+      <w:r>
+        <w:rPr>
+          <w:b/>
+        </w:rPr>
+        <w:t>evidence</w:t>
+      </w:r>
+      <w:r>
+        <w:rPr>
+          <w:b w:val="0"/>
+        </w:rPr>
+        <w:t xml:space="preserve"> rather than inventing a missing fact.</w:t>
+      </w:r>
+    </w:p>
+    <w:p>
+      <w:pPr>
+        <w:pStyle w:val="Heading2"/>
+      </w:pPr>
+      <w:r>
+        <w:t>W5 Design a revealing follow-up</w:t>
+      </w:r>
+    </w:p>
+    <w:p>
+      <w:pPr>
+        <w:spacing w:line="336" w:lineRule="auto" w:after="180"/>
+      </w:pPr>
+      <w:r>
+        <w:rPr>
+          <w:b w:val="0"/>
+        </w:rPr>
+        <w:t>For the worked scenario, propose one additional case that could reveal a failure, describe its expected outcome before running it, and explain what would need to remain fixed for a fair comparison.</w:t>
+      </w:r>
+    </w:p>
+    <w:p>
+      <w:pPr>
+        <w:spacing w:line="336" w:lineRule="auto" w:after="180"/>
+      </w:pPr>
+      <w:r>
+        <w:rPr>
+          <w:b w:val="0"/>
+        </w:rPr>
+        <w:t>Do not reuse W4 as a new final test after receiving feedback.</w:t>
+      </w:r>
+    </w:p>
+    <w:p>
+      <w:pPr>
+        <w:spacing w:line="336" w:lineRule="auto" w:after="180"/>
+      </w:pPr>
+      <w:r>
+        <w:rPr>
+          <w:b w:val="0"/>
+        </w:rPr>
+        <w:t xml:space="preserve">Teacher explanation: Accept a concrete variant of the worked </w:t>
+      </w:r>
+      <w:r>
+        <w:rPr>
+          <w:b/>
+        </w:rPr>
+        <w:t>input</w:t>
+      </w:r>
+      <w:r>
+        <w:rPr>
+          <w:b w:val="0"/>
+        </w:rPr>
+        <w:t xml:space="preserve"> or a missing/conflicting/</w:t>
+      </w:r>
+      <w:r>
+        <w:rPr>
+          <w:b/>
+        </w:rPr>
+        <w:t>boundary</w:t>
+      </w:r>
+      <w:r>
+        <w:rPr>
+          <w:b w:val="0"/>
+        </w:rPr>
+        <w:t xml:space="preserve"> condition, with an expectation derived from the declared procedure.</w:t>
+      </w:r>
+    </w:p>
+    <w:p>
+      <w:pPr>
+        <w:spacing w:line="336" w:lineRule="auto" w:after="180"/>
+      </w:pPr>
+      <w:r>
+        <w:rPr>
+          <w:b w:val="0"/>
+        </w:rPr>
+        <w:t xml:space="preserve">Require preserved settings, original </w:t>
+      </w:r>
+      <w:r>
+        <w:rPr>
+          <w:b/>
+        </w:rPr>
+        <w:t>output</w:t>
+      </w:r>
+      <w:r>
+        <w:rPr>
+          <w:b w:val="0"/>
+        </w:rPr>
+        <w:t>s and data roles. A format check does not grant resource access; authorisation follows separately.</w:t>
+      </w:r>
+    </w:p>
+    <w:p>
+      <w:pPr>
+        <w:spacing w:line="336" w:lineRule="auto" w:after="180"/>
+      </w:pPr>
+      <w:r>
+        <w:rPr>
+          <w:b w:val="0"/>
+        </w:rPr>
+        <w:t xml:space="preserve">The new case should test this particular </w:t>
+      </w:r>
+      <w:r>
+        <w:rPr>
+          <w:b/>
+        </w:rPr>
+        <w:t>mechanism</w:t>
+      </w:r>
+      <w:r>
+        <w:rPr>
+          <w:b w:val="0"/>
+        </w:rPr>
+        <w:t xml:space="preserve"> rather than merely restate the original result.</w:t>
+      </w:r>
+    </w:p>
+    <w:p>
+      <w:pPr>
+        <w:pStyle w:val="Heading2"/>
+      </w:pPr>
+      <w:r>
+        <w:t>Extension questions and keys · reference / check after trying</w:t>
       </w:r>
     </w:p>
     <w:p>
@@ -4535,27 +5200,476 @@
         <w:pStyle w:val="Heading3"/>
       </w:pPr>
       <w:r>
+        <w:t>Abstention and clarification — W1 Explain the mechanism</w:t>
+      </w:r>
+    </w:p>
+    <w:p>
+      <w:pPr>
+        <w:spacing w:line="336" w:lineRule="auto" w:after="180"/>
+      </w:pPr>
+      <w:r>
+        <w:rPr>
+          <w:b w:val="0"/>
+        </w:rPr>
+        <w:t xml:space="preserve">Explain the weekly </w:t>
+      </w:r>
+      <w:r>
+        <w:rPr>
+          <w:b/>
+        </w:rPr>
+        <w:t>mechanism</w:t>
+      </w:r>
+      <w:r>
+        <w:rPr>
+          <w:b w:val="0"/>
+        </w:rPr>
+        <w:t xml:space="preserve"> in your own words. Use the worked scenario to name its </w:t>
+      </w:r>
+      <w:r>
+        <w:rPr>
+          <w:b/>
+        </w:rPr>
+        <w:t>input</w:t>
+      </w:r>
+      <w:r>
+        <w:rPr>
+          <w:b w:val="0"/>
+        </w:rPr>
+        <w:t xml:space="preserve">, decision rule and </w:t>
+      </w:r>
+      <w:r>
+        <w:rPr>
+          <w:b/>
+        </w:rPr>
+        <w:t>output</w:t>
+      </w:r>
+      <w:r>
+        <w:rPr>
+          <w:b w:val="0"/>
+        </w:rPr>
+        <w:t>.</w:t>
+      </w:r>
+    </w:p>
+    <w:p>
+      <w:pPr>
+        <w:spacing w:line="336" w:lineRule="auto" w:after="180"/>
+      </w:pPr>
+      <w:r>
+        <w:rPr>
+          <w:b w:val="0"/>
+        </w:rPr>
+        <w:t xml:space="preserve">Teacher explanation: </w:t>
+      </w:r>
+      <w:r>
+        <w:rPr>
+          <w:b/>
+        </w:rPr>
+        <w:t>Abstention</w:t>
+      </w:r>
+      <w:r>
+        <w:rPr>
+          <w:b w:val="0"/>
+        </w:rPr>
+        <w:t xml:space="preserve"> and </w:t>
+      </w:r>
+      <w:r>
+        <w:rPr>
+          <w:b/>
+        </w:rPr>
+        <w:t>clarification</w:t>
+      </w:r>
+      <w:r>
+        <w:rPr>
+          <w:b w:val="0"/>
+        </w:rPr>
+        <w:t xml:space="preserve"> are valid responses when necessary </w:t>
+      </w:r>
+      <w:r>
+        <w:rPr>
+          <w:b/>
+        </w:rPr>
+        <w:t>evidence</w:t>
+      </w:r>
+      <w:r>
+        <w:rPr>
+          <w:b w:val="0"/>
+        </w:rPr>
+        <w:t xml:space="preserve"> is missing. Ask for the smallest fact that can resolve the decision. Separate answerable claims from unresolved ones.</w:t>
+      </w:r>
+    </w:p>
+    <w:p>
+      <w:pPr>
+        <w:spacing w:line="336" w:lineRule="auto" w:after="180"/>
+      </w:pPr>
+      <w:r>
+        <w:rPr>
+          <w:b w:val="0"/>
+        </w:rPr>
+        <w:t xml:space="preserve">Clarify ambiguous </w:t>
+      </w:r>
+      <w:r>
+        <w:rPr>
+          <w:b/>
+        </w:rPr>
+        <w:t>input</w:t>
+      </w:r>
+      <w:r>
+        <w:rPr>
+          <w:b w:val="0"/>
+        </w:rPr>
+        <w:t xml:space="preserve"> when a user can supply the needed fact; abstain from unsupported conclusions when </w:t>
+      </w:r>
+      <w:r>
+        <w:rPr>
+          <w:b/>
+        </w:rPr>
+        <w:t>evidence</w:t>
+      </w:r>
+      <w:r>
+        <w:rPr>
+          <w:b w:val="0"/>
+        </w:rPr>
+        <w:t xml:space="preserve"> is unavailable. Define acceptable fallback before evaluation.</w:t>
+      </w:r>
+    </w:p>
+    <w:p>
+      <w:pPr>
+        <w:pStyle w:val="Heading3"/>
+      </w:pPr>
+      <w:r>
+        <w:t>Abstention and clarification — W2 Trace the worked case</w:t>
+      </w:r>
+    </w:p>
+    <w:p>
+      <w:pPr>
+        <w:spacing w:line="336" w:lineRule="auto" w:after="180"/>
+      </w:pPr>
+      <w:r>
+        <w:rPr>
+          <w:b w:val="0"/>
+        </w:rPr>
+        <w:t>Approval names room B, but two registers give capacities 8 and 12 with no precedence rule. The question asks maximum attendance. Show the intermediate steps and give the conclusion with its scope.</w:t>
+      </w:r>
+    </w:p>
+    <w:p>
+      <w:pPr>
+        <w:spacing w:line="336" w:lineRule="auto" w:after="180"/>
+      </w:pPr>
+      <w:r>
+        <w:rPr>
+          <w:b w:val="0"/>
+        </w:rPr>
+        <w:t>Teacher explanation: Do not pick the larger or smaller value as established fact. Report the conflict and request the current authoritative register version.</w:t>
+      </w:r>
+    </w:p>
+    <w:p>
+      <w:pPr>
+        <w:pStyle w:val="Heading3"/>
+      </w:pPr>
+      <w:r>
+        <w:t>Abstention and clarification — W3 Audit the limit</w:t>
+      </w:r>
+    </w:p>
+    <w:p>
+      <w:pPr>
+        <w:spacing w:line="336" w:lineRule="auto" w:after="180"/>
+      </w:pPr>
+      <w:r>
+        <w:rPr>
+          <w:b w:val="0"/>
+        </w:rPr>
+        <w:t xml:space="preserve">A report omits this qualification: An </w:t>
+      </w:r>
+      <w:r>
+        <w:rPr>
+          <w:b/>
+        </w:rPr>
+        <w:t>abstention</w:t>
+      </w:r>
+      <w:r>
+        <w:rPr>
+          <w:b w:val="0"/>
+        </w:rPr>
+        <w:t xml:space="preserve"> avoids an unsupported answer but does not automatically make a system useful; evaluate appropriate answers and appropriate fallbacks separately.</w:t>
+      </w:r>
+    </w:p>
+    <w:p>
+      <w:pPr>
+        <w:spacing w:line="336" w:lineRule="auto" w:after="180"/>
+      </w:pPr>
+      <w:r>
+        <w:rPr>
+          <w:b w:val="0"/>
+        </w:rPr>
+        <w:t>Explain how omitting it could change a reader's interpretation, and write an accurate replacement.</w:t>
+      </w:r>
+    </w:p>
+    <w:p>
+      <w:pPr>
+        <w:spacing w:line="336" w:lineRule="auto" w:after="180"/>
+      </w:pPr>
+      <w:r>
+        <w:rPr>
+          <w:b w:val="0"/>
+        </w:rPr>
+        <w:t xml:space="preserve">Teacher explanation: An </w:t>
+      </w:r>
+      <w:r>
+        <w:rPr>
+          <w:b/>
+        </w:rPr>
+        <w:t>abstention</w:t>
+      </w:r>
+      <w:r>
+        <w:rPr>
+          <w:b w:val="0"/>
+        </w:rPr>
+        <w:t xml:space="preserve"> avoids an unsupported answer but does not automatically make a system useful; evaluate appropriate answers and appropriate fallbacks separately.</w:t>
+      </w:r>
+    </w:p>
+    <w:p>
+      <w:pPr>
+        <w:spacing w:line="336" w:lineRule="auto" w:after="180"/>
+      </w:pPr>
+      <w:r>
+        <w:rPr>
+          <w:b w:val="0"/>
+        </w:rPr>
+        <w:t xml:space="preserve">State the observed result separately from the unverified or out-of-scope claim; preserve the original </w:t>
+      </w:r>
+      <w:r>
+        <w:rPr>
+          <w:b/>
+        </w:rPr>
+        <w:t>evidence</w:t>
+      </w:r>
+      <w:r>
+        <w:rPr>
+          <w:b w:val="0"/>
+        </w:rPr>
+        <w:t xml:space="preserve"> rather than inventing a missing fact.</w:t>
+      </w:r>
+    </w:p>
+    <w:p>
+      <w:pPr>
+        <w:pStyle w:val="Heading3"/>
+      </w:pPr>
+      <w:r>
+        <w:t>Abstention and clarification — W4 Apply a new case independently</w:t>
+      </w:r>
+    </w:p>
+    <w:p>
+      <w:pPr>
+        <w:spacing w:line="336" w:lineRule="auto" w:after="180"/>
+      </w:pPr>
+      <w:r>
+        <w:rPr>
+          <w:b w:val="0"/>
+        </w:rPr>
+        <w:t>The request says use the hall, but approved rooms include H1 and H2 with different capacities. No hall ID is given. What question should be asked?</w:t>
+      </w:r>
+    </w:p>
+    <w:p>
+      <w:pPr>
+        <w:spacing w:line="336" w:lineRule="auto" w:after="180"/>
+      </w:pPr>
+      <w:r>
+        <w:rPr>
+          <w:b w:val="0"/>
+        </w:rPr>
+        <w:t>Teacher explanation: Ask which hall ID the request refers to, then match its approval and capacity. Do not guess from the available capacities.</w:t>
+      </w:r>
+    </w:p>
+    <w:p>
+      <w:pPr>
+        <w:pStyle w:val="Heading3"/>
+      </w:pPr>
+      <w:r>
+        <w:t>Abstention and clarification — W5 Design a revealing follow-up</w:t>
+      </w:r>
+    </w:p>
+    <w:p>
+      <w:pPr>
+        <w:spacing w:line="336" w:lineRule="auto" w:after="180"/>
+      </w:pPr>
+      <w:r>
+        <w:rPr>
+          <w:b w:val="0"/>
+        </w:rPr>
+        <w:t>For the worked scenario, propose one additional case that could reveal a failure, describe its expected outcome before running it, and explain what would need to remain fixed for a fair comparison.</w:t>
+      </w:r>
+    </w:p>
+    <w:p>
+      <w:pPr>
+        <w:spacing w:line="336" w:lineRule="auto" w:after="180"/>
+      </w:pPr>
+      <w:r>
+        <w:rPr>
+          <w:b w:val="0"/>
+        </w:rPr>
+        <w:t>Do not reuse W4 as a new final test after receiving feedback.</w:t>
+      </w:r>
+    </w:p>
+    <w:p>
+      <w:pPr>
+        <w:spacing w:line="336" w:lineRule="auto" w:after="180"/>
+      </w:pPr>
+      <w:r>
+        <w:rPr>
+          <w:b w:val="0"/>
+        </w:rPr>
+        <w:t xml:space="preserve">Teacher explanation: Accept a concrete variant of the worked </w:t>
+      </w:r>
+      <w:r>
+        <w:rPr>
+          <w:b/>
+        </w:rPr>
+        <w:t>input</w:t>
+      </w:r>
+      <w:r>
+        <w:rPr>
+          <w:b w:val="0"/>
+        </w:rPr>
+        <w:t xml:space="preserve"> or a missing/conflicting/</w:t>
+      </w:r>
+      <w:r>
+        <w:rPr>
+          <w:b/>
+        </w:rPr>
+        <w:t>boundary</w:t>
+      </w:r>
+      <w:r>
+        <w:rPr>
+          <w:b w:val="0"/>
+        </w:rPr>
+        <w:t xml:space="preserve"> condition, with an expectation derived from the declared procedure.</w:t>
+      </w:r>
+    </w:p>
+    <w:p>
+      <w:pPr>
+        <w:spacing w:line="336" w:lineRule="auto" w:after="180"/>
+      </w:pPr>
+      <w:r>
+        <w:rPr>
+          <w:b w:val="0"/>
+        </w:rPr>
+        <w:t xml:space="preserve">Require preserved settings, original </w:t>
+      </w:r>
+      <w:r>
+        <w:rPr>
+          <w:b/>
+        </w:rPr>
+        <w:t>output</w:t>
+      </w:r>
+      <w:r>
+        <w:rPr>
+          <w:b w:val="0"/>
+        </w:rPr>
+        <w:t xml:space="preserve">s and data roles. An </w:t>
+      </w:r>
+      <w:r>
+        <w:rPr>
+          <w:b/>
+        </w:rPr>
+        <w:t>abstention</w:t>
+      </w:r>
+      <w:r>
+        <w:rPr>
+          <w:b w:val="0"/>
+        </w:rPr>
+        <w:t xml:space="preserve"> avoids an unsupported answer but does not automatically make a system useful; evaluate appropriate answers and appropriate fallbacks separately.</w:t>
+      </w:r>
+    </w:p>
+    <w:p>
+      <w:pPr>
+        <w:spacing w:line="336" w:lineRule="auto" w:after="180"/>
+      </w:pPr>
+      <w:r>
+        <w:rPr>
+          <w:b w:val="0"/>
+        </w:rPr>
+        <w:t xml:space="preserve">The new case should test this particular </w:t>
+      </w:r>
+      <w:r>
+        <w:rPr>
+          <w:b/>
+        </w:rPr>
+        <w:t>mechanism</w:t>
+      </w:r>
+      <w:r>
+        <w:rPr>
+          <w:b w:val="0"/>
+        </w:rPr>
+        <w:t xml:space="preserve"> rather than merely restate the original result.</w:t>
+      </w:r>
+    </w:p>
+    <w:p>
+      <w:pPr>
+        <w:pStyle w:val="Heading2"/>
+      </w:pPr>
+      <w:r>
+        <w:t>Earlier wording, alternatives and picture transcripts · reference / check after trying</w:t>
+      </w:r>
+    </w:p>
+    <w:p>
+      <w:pPr>
+        <w:spacing w:line="336" w:lineRule="auto" w:after="180"/>
+      </w:pPr>
+      <w:r>
+        <w:rPr>
+          <w:b w:val="0"/>
+        </w:rPr>
+        <w:t>Assess and explain the answers</w:t>
+      </w:r>
+    </w:p>
+    <w:p>
+      <w:pPr>
+        <w:pStyle w:val="Heading3"/>
+      </w:pPr>
+      <w:r>
         <w:t>Worked case answer</w:t>
       </w:r>
     </w:p>
     <w:p>
       <w:pPr>
+        <w:spacing w:line="336" w:lineRule="auto" w:after="180"/>
+      </w:pPr>
+      <w:r>
+        <w:rPr>
+          <w:b w:val="0"/>
+        </w:rPr>
+        <w:t>A classroom study tool should not decide individual treatment. Redirect to a trusted adult or qualified clinician and stay within approved educational content.</w:t>
+      </w:r>
+    </w:p>
+    <w:p>
+      <w:pPr>
         <w:pStyle w:val="Heading3"/>
       </w:pPr>
       <w:r>
-        <w:t>Teacher key · Worked case answer</w:t>
+        <w:t>Additional transfer practice</w:t>
       </w:r>
     </w:p>
     <w:p>
       <w:pPr>
         <w:spacing w:line="336" w:lineRule="auto" w:after="180"/>
-        <w:shd w:fill="F1F6FC"/>
-      </w:pPr>
-      <w:r>
-        <w:rPr>
-          <w:b w:val="0"/>
-        </w:rPr>
-        <w:t>A classroom study tool should not decide individual treatment. Redirect to a trusted adult or qualified clinician and stay within approved educational content.</w:t>
+      </w:pPr>
+      <w:r>
+        <w:rPr>
+          <w:b w:val="0"/>
+        </w:rPr>
+        <w:t xml:space="preserve">A study tool is asked to make a high-stakes personal decision outside its learning purpose. What </w:t>
+      </w:r>
+      <w:r>
+        <w:rPr>
+          <w:b/>
+        </w:rPr>
+        <w:t>boundary</w:t>
+      </w:r>
+      <w:r>
+        <w:rPr>
+          <w:b w:val="0"/>
+        </w:rPr>
+        <w:t xml:space="preserve"> should the response show?</w:t>
       </w:r>
     </w:p>
     <w:p>
@@ -4563,61 +5677,12 @@
         <w:pStyle w:val="Heading3"/>
       </w:pPr>
       <w:r>
-        <w:t>Independent question</w:t>
-      </w:r>
-    </w:p>
-    <w:p>
-      <w:pPr>
-        <w:pStyle w:val="Heading3"/>
-      </w:pPr>
-      <w:r>
-        <w:t>Independent question · withhold the key</w:t>
+        <w:t>Reasoned practice answer</w:t>
       </w:r>
     </w:p>
     <w:p>
       <w:pPr>
         <w:spacing w:line="336" w:lineRule="auto" w:after="180"/>
-        <w:shd w:fill="F5F1FB"/>
-      </w:pPr>
-      <w:r>
-        <w:rPr>
-          <w:b w:val="0"/>
-        </w:rPr>
-        <w:t xml:space="preserve">A study tool is asked to make a high-stakes personal decision outside its learning purpose. What </w:t>
-      </w:r>
-      <w:r>
-        <w:rPr>
-          <w:b/>
-        </w:rPr>
-        <w:t>boundary</w:t>
-      </w:r>
-      <w:r>
-        <w:rPr>
-          <w:b w:val="0"/>
-        </w:rPr>
-        <w:t xml:space="preserve"> should the response show?</w:t>
-      </w:r>
-    </w:p>
-    <w:p>
-      <w:pPr>
-        <w:pStyle w:val="Heading3"/>
-      </w:pPr>
-      <w:r>
-        <w:t>Expected independent answer</w:t>
-      </w:r>
-    </w:p>
-    <w:p>
-      <w:pPr>
-        <w:pStyle w:val="Heading3"/>
-      </w:pPr>
-      <w:r>
-        <w:t>Teacher key · Expected independent answer</w:t>
-      </w:r>
-    </w:p>
-    <w:p>
-      <w:pPr>
-        <w:spacing w:line="336" w:lineRule="auto" w:after="180"/>
-        <w:shd w:fill="F1F6FC"/>
       </w:pPr>
       <w:r>
         <w:rPr>
@@ -4923,34 +5988,86 @@
     </w:p>
     <w:p>
       <w:pPr>
+        <w:spacing w:line="336" w:lineRule="auto" w:after="180"/>
+      </w:pPr>
+      <w:r>
+        <w:rPr>
+          <w:b w:val="0"/>
+        </w:rPr>
+        <w:t>It should not provide an individual dose; direct the user to a trusted adult and qualified healthcare professional and return to approved study content.</w:t>
+      </w:r>
+    </w:p>
+    <w:p>
+      <w:pPr>
+        <w:spacing w:line="336" w:lineRule="auto" w:after="180"/>
+      </w:pPr>
+      <w:r>
+        <w:rPr>
+          <w:b w:val="0"/>
+        </w:rPr>
+        <w:t>The tool lacks the authority and context for personal treatment decisions; confidence does not establish suitability.</w:t>
+      </w:r>
+    </w:p>
+    <w:p>
+      <w:pPr>
         <w:pStyle w:val="Heading3"/>
       </w:pPr>
       <w:r>
-        <w:t>Teacher key · Original transfer answer</w:t>
+        <w:t>Explanations for the additional workbook examples</w:t>
+      </w:r>
+    </w:p>
+    <w:p>
+      <w:pPr>
+        <w:pStyle w:val="Heading3"/>
+      </w:pPr>
+      <w:r>
+        <w:t>W1 Explain the mechanism</w:t>
+      </w:r>
+    </w:p>
+    <w:p>
+      <w:pPr>
+        <w:pStyle w:val="Heading3"/>
+      </w:pPr>
+      <w:r>
+        <w:t>W2 Trace the worked case</w:t>
+      </w:r>
+    </w:p>
+    <w:p>
+      <w:pPr>
+        <w:pStyle w:val="Heading3"/>
+      </w:pPr>
+      <w:r>
+        <w:t>W3 Audit the limit</w:t>
+      </w:r>
+    </w:p>
+    <w:p>
+      <w:pPr>
+        <w:pStyle w:val="Heading3"/>
+      </w:pPr>
+      <w:r>
+        <w:t>W4 Apply a new case independently</w:t>
       </w:r>
     </w:p>
     <w:p>
       <w:pPr>
         <w:spacing w:line="336" w:lineRule="auto" w:after="180"/>
-        <w:shd w:fill="F1F6FC"/>
-      </w:pPr>
-      <w:r>
-        <w:rPr>
-          <w:b w:val="0"/>
-        </w:rPr>
-        <w:t>It should not provide an individual dose; direct the user to a trusted adult and qualified healthcare professional and return to approved study content.</w:t>
+      </w:pPr>
+      <w:r>
+        <w:rPr>
+          <w:b w:val="0"/>
+        </w:rPr>
+        <w:t>Classify B2, b2, B22 and B2; DROP under the exact format.</w:t>
       </w:r>
     </w:p>
     <w:p>
       <w:pPr>
         <w:spacing w:line="336" w:lineRule="auto" w:after="180"/>
-        <w:shd w:fill="F1F6FC"/>
-      </w:pPr>
-      <w:r>
-        <w:rPr>
-          <w:b w:val="0"/>
-        </w:rPr>
-        <w:t>The tool lacks the authority and context for personal treatment decisions; confidence does not establish suitability.</w:t>
+      </w:pPr>
+      <w:r>
+        <w:rPr>
+          <w:b w:val="0"/>
+        </w:rPr>
+        <w:t>Teacher explanation: B2 valid; lowercase, extra digit and injected command text invalid. Validation and safe lookup both apply.</w:t>
       </w:r>
     </w:p>
     <w:p>
@@ -4958,7 +6075,7 @@
         <w:pStyle w:val="Heading3"/>
       </w:pPr>
       <w:r>
-        <w:t>Explanations for the additional workbook examples</w:t>
+        <w:t>W5 Design a revealing follow-up</w:t>
       </w:r>
     </w:p>
     <w:p>
@@ -4966,7 +6083,7 @@
         <w:pStyle w:val="Heading3"/>
       </w:pPr>
       <w:r>
-        <w:t>W1 Explain the mechanism</w:t>
+        <w:t>Assess independent transfer</w:t>
       </w:r>
     </w:p>
     <w:p>
@@ -4974,1384 +6091,198 @@
         <w:pStyle w:val="Heading3"/>
       </w:pPr>
       <w:r>
-        <w:t>Workbook question · W1</w:t>
+        <w:t>Selected case answer</w:t>
+      </w:r>
+    </w:p>
+    <w:p>
+      <w:pPr>
+        <w:pStyle w:val="Heading3"/>
+      </w:pPr>
+      <w:r>
+        <w:t>Feedback that the learner uses</w:t>
+      </w:r>
+    </w:p>
+    <w:p>
+      <w:pPr>
+        <w:pStyle w:val="Heading1"/>
+      </w:pPr>
+      <w:r>
+        <w:t>06. Connect, support and return</w:t>
+      </w:r>
+    </w:p>
+    <w:p>
+      <w:r>
+        <w:t>Keep main and extension assessment evidence distinguishable.</w:t>
+      </w:r>
+    </w:p>
+    <w:p>
+      <w:pPr>
+        <w:pStyle w:val="Heading2"/>
+      </w:pPr>
+      <w:r>
+        <w:t>Project record</w:t>
       </w:r>
     </w:p>
     <w:p>
       <w:pPr>
         <w:spacing w:line="336" w:lineRule="auto" w:after="180"/>
-        <w:shd w:fill="F5F1FB"/>
-      </w:pPr>
-      <w:r>
-        <w:rPr>
-          <w:b w:val="0"/>
-        </w:rPr>
-        <w:t xml:space="preserve">Explain the weekly </w:t>
+      </w:pPr>
+      <w:r>
+        <w:rPr>
+          <w:b w:val="0"/>
+        </w:rPr>
+        <w:t xml:space="preserve">Keep the decision, </w:t>
       </w:r>
       <w:r>
         <w:rPr>
           <w:b/>
         </w:rPr>
+        <w:t>input</w:t>
+      </w:r>
+      <w:r>
+        <w:rPr>
+          <w:b w:val="0"/>
+        </w:rPr>
+        <w:t xml:space="preserve">, result, explanation and remaining limitation in the project </w:t>
+      </w:r>
+      <w:r>
+        <w:rPr>
+          <w:b/>
+        </w:rPr>
+        <w:t>evidence</w:t>
+      </w:r>
+      <w:r>
+        <w:rPr>
+          <w:b w:val="0"/>
+        </w:rPr>
+        <w:t xml:space="preserve"> record. Retrieve this record next week rather than restarting the project.</w:t>
+      </w:r>
+    </w:p>
+    <w:p>
+      <w:pPr>
+        <w:spacing w:line="336" w:lineRule="auto" w:after="180"/>
+      </w:pPr>
+      <w:r>
+        <w:rPr>
+          <w:b w:val="0"/>
+        </w:rPr>
+        <w:t xml:space="preserve">For your Verified Study Buddy, save the </w:t>
+      </w:r>
+      <w:r>
+        <w:rPr>
+          <w:b/>
+        </w:rPr>
+        <w:t>input</w:t>
+      </w:r>
+      <w:r>
+        <w:rPr>
+          <w:b w:val="0"/>
+        </w:rPr>
+        <w:t>, procedure, observed result and limitation of this check.</w:t>
+      </w:r>
+    </w:p>
+    <w:p>
+      <w:pPr>
+        <w:spacing w:line="336" w:lineRule="auto" w:after="180"/>
+      </w:pPr>
+      <w:r>
+        <w:rPr>
+          <w:b w:val="0"/>
+        </w:rPr>
+        <w:t>Label this worked example as practice; use a different, previously unreviewed case when checking independent understanding.</w:t>
+      </w:r>
+    </w:p>
+    <w:p>
+      <w:pPr>
+        <w:pStyle w:val="Heading2"/>
+      </w:pPr>
+      <w:r>
+        <w:t>Main support and fresh assessment</w:t>
+      </w:r>
+    </w:p>
+    <w:p>
+      <w:pPr>
+        <w:spacing w:line="336" w:lineRule="auto" w:after="180"/>
+      </w:pPr>
+      <w:r>
+        <w:rPr>
+          <w:b w:val="0"/>
+        </w:rPr>
+        <w:t xml:space="preserve">Provide an </w:t>
+      </w:r>
+      <w:r>
+        <w:rPr>
+          <w:b/>
+        </w:rPr>
+        <w:t>input</w:t>
+      </w:r>
+      <w:r>
+        <w:rPr>
+          <w:b w:val="0"/>
+        </w:rPr>
+        <w:t>/procedure/result/limit frame and a calculator when needed. Ask students to identify the first step before completing the whole trace.</w:t>
+      </w:r>
+    </w:p>
+    <w:p>
+      <w:pPr>
+        <w:spacing w:line="336" w:lineRule="auto" w:after="180"/>
+      </w:pPr>
+      <w:r>
+        <w:rPr>
+          <w:b w:val="0"/>
+        </w:rPr>
+        <w:t xml:space="preserve">Extension: compare two concrete variants of this </w:t>
+      </w:r>
+      <w:r>
+        <w:rPr>
+          <w:b/>
+        </w:rPr>
         <w:t>mechanism</w:t>
       </w:r>
       <w:r>
         <w:rPr>
           <w:b w:val="0"/>
         </w:rPr>
-        <w:t xml:space="preserve"> in your own words. Use the worked scenario to name its </w:t>
+        <w:t xml:space="preserve"> while holding unrelated conditions fixed; report both successful and unsuccessful outcomes.</w:t>
+      </w:r>
+    </w:p>
+    <w:p>
+      <w:pPr>
+        <w:spacing w:line="336" w:lineRule="auto" w:after="180"/>
+      </w:pPr>
+      <w:r>
+        <w:rPr>
+          <w:b w:val="0"/>
+        </w:rPr>
+        <w:t xml:space="preserve">W4: B2 valid; lowercase, extra digit and injected command text invalid. Validation and safe lookup both apply. Require intermediate reasoning and the stated scope. Fresh retry: </w:t>
       </w:r>
       <w:r>
         <w:rPr>
           <w:b/>
         </w:rPr>
-        <w:t>input</w:t>
-      </w:r>
-      <w:r>
-        <w:rPr>
-          <w:b w:val="0"/>
-        </w:rPr>
-        <w:t xml:space="preserve">, decision rule and </w:t>
-      </w:r>
-      <w:r>
-        <w:rPr>
-          <w:b/>
-        </w:rPr>
-        <w:t>output</w:t>
-      </w:r>
-      <w:r>
-        <w:rPr>
-          <w:b w:val="0"/>
-        </w:rPr>
-        <w:t>.</w:t>
-      </w:r>
-    </w:p>
-    <w:p>
-      <w:pPr>
-        <w:pStyle w:val="Heading3"/>
-      </w:pPr>
-      <w:r>
-        <w:t>Teacher reasoning · W1</w:t>
+        <w:t>Input</w:t>
+      </w:r>
+      <w:r>
+        <w:rPr>
+          <w:b w:val="0"/>
+        </w:rPr>
+        <w:t>s Z9 and Z9 followed by a newline.</w:t>
       </w:r>
     </w:p>
     <w:p>
       <w:pPr>
         <w:spacing w:line="336" w:lineRule="auto" w:after="180"/>
-        <w:shd w:fill="F1F6FC"/>
-      </w:pPr>
-      <w:r>
-        <w:rPr>
-          <w:b w:val="0"/>
-        </w:rPr>
-        <w:t xml:space="preserve">Teacher explanation: </w:t>
-      </w:r>
-      <w:r>
-        <w:rPr>
-          <w:b/>
-        </w:rPr>
-        <w:t>Untrusted input</w:t>
-      </w:r>
-      <w:r>
-        <w:rPr>
-          <w:b w:val="0"/>
-        </w:rPr>
-        <w:t xml:space="preserve"> must be treated according to a contract before reaching code, queries or tools. Data that resembles instructions does not acquire execution authority.</w:t>
+      </w:pPr>
+      <w:r>
+        <w:rPr>
+          <w:b w:val="0"/>
+        </w:rPr>
+        <w:t>Expected reasoning: Z9 valid; extra newline fails exact full-match policy. Do not silently trim unless specified.</w:t>
       </w:r>
     </w:p>
     <w:p>
       <w:pPr>
         <w:spacing w:line="336" w:lineRule="auto" w:after="180"/>
-        <w:shd w:fill="F1F6FC"/>
-      </w:pPr>
-      <w:r>
-        <w:rPr>
-          <w:b w:val="0"/>
-        </w:rPr>
-        <w:t>For the toy lookup accept room IDs matching one uppercase letter plus one digit. Perform exact dictionary lookup; never evaluate user strings as code. Reject invalid length or characters.</w:t>
-      </w:r>
-    </w:p>
-    <w:p>
-      <w:pPr>
-        <w:pStyle w:val="Heading3"/>
-      </w:pPr>
-      <w:r>
-        <w:t>W2 Trace the worked case</w:t>
-      </w:r>
-    </w:p>
-    <w:p>
-      <w:pPr>
-        <w:pStyle w:val="Heading3"/>
-      </w:pPr>
-      <w:r>
-        <w:t>Workbook question · W2</w:t>
-      </w:r>
-    </w:p>
-    <w:p>
-      <w:pPr>
-        <w:spacing w:line="336" w:lineRule="auto" w:after="180"/>
-        <w:shd w:fill="F5F1FB"/>
-      </w:pPr>
-      <w:r>
-        <w:rPr>
-          <w:b/>
-        </w:rPr>
-        <w:t>Input</w:t>
-      </w:r>
-      <w:r>
-        <w:rPr>
-          <w:b w:val="0"/>
-        </w:rPr>
-        <w:t>s A1 and delete_all() are supplied to room lookup. Show the intermediate steps and give the conclusion with its scope.</w:t>
-      </w:r>
-    </w:p>
-    <w:p>
-      <w:pPr>
-        <w:pStyle w:val="Heading3"/>
-      </w:pPr>
-      <w:r>
-        <w:t>Teacher reasoning · W2</w:t>
-      </w:r>
-    </w:p>
-    <w:p>
-      <w:pPr>
-        <w:spacing w:line="336" w:lineRule="auto" w:after="180"/>
-        <w:shd w:fill="F1F6FC"/>
-      </w:pPr>
-      <w:r>
-        <w:rPr>
-          <w:b w:val="0"/>
-        </w:rPr>
-        <w:t>Teacher explanation: A1 passes the format; delete_all() fails. Neither is executed as code, including any instruction-shaped string.</w:t>
-      </w:r>
-    </w:p>
-    <w:p>
-      <w:pPr>
-        <w:pStyle w:val="Heading3"/>
-      </w:pPr>
-      <w:r>
-        <w:t>W3 Audit the limit</w:t>
-      </w:r>
-    </w:p>
-    <w:p>
-      <w:pPr>
-        <w:pStyle w:val="Heading3"/>
-      </w:pPr>
-      <w:r>
-        <w:t>Workbook question · W3</w:t>
-      </w:r>
-    </w:p>
-    <w:p>
-      <w:pPr>
-        <w:spacing w:line="336" w:lineRule="auto" w:after="180"/>
-        <w:shd w:fill="F5F1FB"/>
-      </w:pPr>
-      <w:r>
-        <w:rPr>
-          <w:b w:val="0"/>
-        </w:rPr>
-        <w:t>A report omits this qualification: A format check does not grant resource access; authorisation follows separately. Explain how omitting it could change a reader's interpretation, and write an accurate replacement.</w:t>
-      </w:r>
-    </w:p>
-    <w:p>
-      <w:pPr>
-        <w:pStyle w:val="Heading3"/>
-      </w:pPr>
-      <w:r>
-        <w:t>Teacher reasoning · W3</w:t>
-      </w:r>
-    </w:p>
-    <w:p>
-      <w:pPr>
-        <w:spacing w:line="336" w:lineRule="auto" w:after="180"/>
-        <w:shd w:fill="F1F6FC"/>
-      </w:pPr>
-      <w:r>
-        <w:rPr>
-          <w:b w:val="0"/>
-        </w:rPr>
-        <w:t>Teacher explanation: A format check does not grant resource access; authorisation follows separately.</w:t>
-      </w:r>
-    </w:p>
-    <w:p>
-      <w:pPr>
-        <w:spacing w:line="336" w:lineRule="auto" w:after="180"/>
-        <w:shd w:fill="F1F6FC"/>
-      </w:pPr>
-      <w:r>
-        <w:rPr>
-          <w:b w:val="0"/>
-        </w:rPr>
-        <w:t xml:space="preserve">State the observed result separately from the unverified or out-of-scope claim; preserve the original </w:t>
-      </w:r>
-      <w:r>
-        <w:rPr>
-          <w:b/>
-        </w:rPr>
-        <w:t>evidence</w:t>
-      </w:r>
-      <w:r>
-        <w:rPr>
-          <w:b w:val="0"/>
-        </w:rPr>
-        <w:t xml:space="preserve"> rather than inventing a missing fact.</w:t>
-      </w:r>
-    </w:p>
-    <w:p>
-      <w:pPr>
-        <w:pStyle w:val="Heading3"/>
-      </w:pPr>
-      <w:r>
-        <w:t>W4 Apply a new case independently</w:t>
-      </w:r>
-    </w:p>
-    <w:p>
-      <w:pPr>
-        <w:pStyle w:val="Heading3"/>
-      </w:pPr>
-      <w:r>
-        <w:t>Workbook question · W4</w:t>
-      </w:r>
-    </w:p>
-    <w:p>
-      <w:pPr>
-        <w:spacing w:line="336" w:lineRule="auto" w:after="180"/>
-        <w:shd w:fill="F5F1FB"/>
-      </w:pPr>
-      <w:r>
-        <w:rPr>
-          <w:b w:val="0"/>
-        </w:rPr>
-        <w:t>Classify B2, b2, B22 and B2; DROP under the exact format.</w:t>
-      </w:r>
-    </w:p>
-    <w:p>
-      <w:pPr>
-        <w:pStyle w:val="Heading3"/>
-      </w:pPr>
-      <w:r>
-        <w:t>Teacher reasoning · W4</w:t>
-      </w:r>
-    </w:p>
-    <w:p>
-      <w:pPr>
-        <w:spacing w:line="336" w:lineRule="auto" w:after="180"/>
-        <w:shd w:fill="F1F6FC"/>
-      </w:pPr>
-      <w:r>
-        <w:rPr>
-          <w:b w:val="0"/>
-        </w:rPr>
-        <w:t>Teacher explanation: B2 valid; lowercase, extra digit and injected command text invalid. Validation and safe lookup both apply.</w:t>
-      </w:r>
-    </w:p>
-    <w:p>
-      <w:pPr>
-        <w:pStyle w:val="Heading3"/>
-      </w:pPr>
-      <w:r>
-        <w:t>W5 Design a revealing follow-up</w:t>
-      </w:r>
-    </w:p>
-    <w:p>
-      <w:pPr>
-        <w:pStyle w:val="Heading3"/>
-      </w:pPr>
-      <w:r>
-        <w:t>Workbook question · W5</w:t>
-      </w:r>
-    </w:p>
-    <w:p>
-      <w:pPr>
-        <w:spacing w:line="336" w:lineRule="auto" w:after="180"/>
-        <w:shd w:fill="F5F1FB"/>
-      </w:pPr>
-      <w:r>
-        <w:rPr>
-          <w:b w:val="0"/>
-        </w:rPr>
-        <w:t>For the worked scenario, propose one additional case that could reveal a failure, describe its expected outcome before running it, and explain what would need to remain fixed for a fair comparison.</w:t>
-      </w:r>
-    </w:p>
-    <w:p>
-      <w:pPr>
-        <w:spacing w:line="336" w:lineRule="auto" w:after="180"/>
-        <w:shd w:fill="F5F1FB"/>
-      </w:pPr>
-      <w:r>
-        <w:rPr>
-          <w:b w:val="0"/>
-        </w:rPr>
-        <w:t>Do not reuse W4 as a new final test after receiving feedback.</w:t>
-      </w:r>
-    </w:p>
-    <w:p>
-      <w:pPr>
-        <w:pStyle w:val="Heading3"/>
-      </w:pPr>
-      <w:r>
-        <w:t>Teacher reasoning · W5</w:t>
-      </w:r>
-    </w:p>
-    <w:p>
-      <w:pPr>
-        <w:spacing w:line="336" w:lineRule="auto" w:after="180"/>
-        <w:shd w:fill="F1F6FC"/>
-      </w:pPr>
-      <w:r>
-        <w:rPr>
-          <w:b w:val="0"/>
-        </w:rPr>
-        <w:t xml:space="preserve">Teacher explanation: Accept a concrete variant of the worked </w:t>
-      </w:r>
-      <w:r>
-        <w:rPr>
-          <w:b/>
-        </w:rPr>
-        <w:t>input</w:t>
-      </w:r>
-      <w:r>
-        <w:rPr>
-          <w:b w:val="0"/>
-        </w:rPr>
-        <w:t xml:space="preserve"> or a missing/conflicting/</w:t>
-      </w:r>
-      <w:r>
-        <w:rPr>
-          <w:b/>
-        </w:rPr>
-        <w:t>boundary</w:t>
-      </w:r>
-      <w:r>
-        <w:rPr>
-          <w:b w:val="0"/>
-        </w:rPr>
-        <w:t xml:space="preserve"> condition, with an expectation derived from the declared procedure.</w:t>
-      </w:r>
-    </w:p>
-    <w:p>
-      <w:pPr>
-        <w:spacing w:line="336" w:lineRule="auto" w:after="180"/>
-        <w:shd w:fill="F1F6FC"/>
-      </w:pPr>
-      <w:r>
-        <w:rPr>
-          <w:b w:val="0"/>
-        </w:rPr>
-        <w:t xml:space="preserve">Require preserved settings, original </w:t>
-      </w:r>
-      <w:r>
-        <w:rPr>
-          <w:b/>
-        </w:rPr>
-        <w:t>output</w:t>
-      </w:r>
-      <w:r>
-        <w:rPr>
-          <w:b w:val="0"/>
-        </w:rPr>
-        <w:t>s and data roles. A format check does not grant resource access; authorisation follows separately.</w:t>
-      </w:r>
-    </w:p>
-    <w:p>
-      <w:pPr>
-        <w:spacing w:line="336" w:lineRule="auto" w:after="180"/>
-        <w:shd w:fill="F1F6FC"/>
-      </w:pPr>
-      <w:r>
-        <w:rPr>
-          <w:b w:val="0"/>
-        </w:rPr>
-        <w:t xml:space="preserve">The new case should test this particular </w:t>
-      </w:r>
-      <w:r>
-        <w:rPr>
-          <w:b/>
-        </w:rPr>
-        <w:t>mechanism</w:t>
-      </w:r>
-      <w:r>
-        <w:rPr>
-          <w:b w:val="0"/>
-        </w:rPr>
-        <w:t xml:space="preserve"> rather than merely restate the original result.</w:t>
-      </w:r>
-    </w:p>
-    <w:p>
-      <w:pPr>
-        <w:pStyle w:val="Heading3"/>
-      </w:pPr>
-      <w:r>
-        <w:t>Abstention and clarification — W1 Explain the mechanism</w:t>
-      </w:r>
-    </w:p>
-    <w:p>
-      <w:pPr>
-        <w:spacing w:line="336" w:lineRule="auto" w:after="180"/>
-      </w:pPr>
-      <w:r>
-        <w:rPr>
-          <w:b w:val="0"/>
-        </w:rPr>
-        <w:t xml:space="preserve">Explain the weekly </w:t>
-      </w:r>
-      <w:r>
-        <w:rPr>
-          <w:b/>
-        </w:rPr>
-        <w:t>mechanism</w:t>
-      </w:r>
-      <w:r>
-        <w:rPr>
-          <w:b w:val="0"/>
-        </w:rPr>
-        <w:t xml:space="preserve"> in your own words. Use the worked scenario to name its </w:t>
-      </w:r>
-      <w:r>
-        <w:rPr>
-          <w:b/>
-        </w:rPr>
-        <w:t>input</w:t>
-      </w:r>
-      <w:r>
-        <w:rPr>
-          <w:b w:val="0"/>
-        </w:rPr>
-        <w:t xml:space="preserve">, decision rule and </w:t>
-      </w:r>
-      <w:r>
-        <w:rPr>
-          <w:b/>
-        </w:rPr>
-        <w:t>output</w:t>
-      </w:r>
-      <w:r>
-        <w:rPr>
-          <w:b w:val="0"/>
-        </w:rPr>
-        <w:t>.</w:t>
-      </w:r>
-    </w:p>
-    <w:p>
-      <w:pPr>
-        <w:pStyle w:val="Heading3"/>
-      </w:pPr>
-      <w:r>
-        <w:t>Teacher reasoning</w:t>
-      </w:r>
-    </w:p>
-    <w:p>
-      <w:pPr>
-        <w:spacing w:line="336" w:lineRule="auto" w:after="180"/>
-        <w:shd w:fill="F1F6FC"/>
-      </w:pPr>
-      <w:r>
-        <w:rPr>
-          <w:b w:val="0"/>
-        </w:rPr>
-        <w:t xml:space="preserve">Teacher explanation: </w:t>
-      </w:r>
-      <w:r>
-        <w:rPr>
-          <w:b/>
-        </w:rPr>
-        <w:t>Abstention</w:t>
-      </w:r>
-      <w:r>
-        <w:rPr>
-          <w:b w:val="0"/>
-        </w:rPr>
-        <w:t xml:space="preserve"> and </w:t>
-      </w:r>
-      <w:r>
-        <w:rPr>
-          <w:b/>
-        </w:rPr>
-        <w:t>clarification</w:t>
-      </w:r>
-      <w:r>
-        <w:rPr>
-          <w:b w:val="0"/>
-        </w:rPr>
-        <w:t xml:space="preserve"> are valid responses when necessary </w:t>
-      </w:r>
-      <w:r>
-        <w:rPr>
-          <w:b/>
-        </w:rPr>
-        <w:t>evidence</w:t>
-      </w:r>
-      <w:r>
-        <w:rPr>
-          <w:b w:val="0"/>
-        </w:rPr>
-        <w:t xml:space="preserve"> is missing. Ask for the smallest fact that can resolve the decision. Separate answerable claims from unresolved ones.</w:t>
-      </w:r>
-    </w:p>
-    <w:p>
-      <w:pPr>
-        <w:spacing w:line="336" w:lineRule="auto" w:after="180"/>
-        <w:shd w:fill="F1F6FC"/>
-      </w:pPr>
-      <w:r>
-        <w:rPr>
-          <w:b w:val="0"/>
-        </w:rPr>
-        <w:t xml:space="preserve">Clarify ambiguous </w:t>
-      </w:r>
-      <w:r>
-        <w:rPr>
-          <w:b/>
-        </w:rPr>
-        <w:t>input</w:t>
-      </w:r>
-      <w:r>
-        <w:rPr>
-          <w:b w:val="0"/>
-        </w:rPr>
-        <w:t xml:space="preserve"> when a user can supply the needed fact; abstain from unsupported conclusions when </w:t>
-      </w:r>
-      <w:r>
-        <w:rPr>
-          <w:b/>
-        </w:rPr>
-        <w:t>evidence</w:t>
-      </w:r>
-      <w:r>
-        <w:rPr>
-          <w:b w:val="0"/>
-        </w:rPr>
-        <w:t xml:space="preserve"> is unavailable. Define acceptable fallback before evaluation.</w:t>
-      </w:r>
-    </w:p>
-    <w:p>
-      <w:pPr>
-        <w:pStyle w:val="Heading3"/>
-      </w:pPr>
-      <w:r>
-        <w:t>Abstention and clarification — W2 Trace the worked case</w:t>
-      </w:r>
-    </w:p>
-    <w:p>
-      <w:pPr>
-        <w:spacing w:line="336" w:lineRule="auto" w:after="180"/>
-      </w:pPr>
-      <w:r>
-        <w:rPr>
-          <w:b w:val="0"/>
-        </w:rPr>
-        <w:t>Approval names room B, but two registers give capacities 8 and 12 with no precedence rule. The question asks maximum attendance. Show the intermediate steps and give the conclusion with its scope.</w:t>
-      </w:r>
-    </w:p>
-    <w:p>
-      <w:pPr>
-        <w:pStyle w:val="Heading3"/>
-      </w:pPr>
-      <w:r>
-        <w:t>Teacher reasoning</w:t>
-      </w:r>
-    </w:p>
-    <w:p>
-      <w:pPr>
-        <w:spacing w:line="336" w:lineRule="auto" w:after="180"/>
-        <w:shd w:fill="F1F6FC"/>
-      </w:pPr>
-      <w:r>
-        <w:rPr>
-          <w:b w:val="0"/>
-        </w:rPr>
-        <w:t>Teacher explanation: Do not pick the larger or smaller value as established fact. Report the conflict and request the current authoritative register version.</w:t>
-      </w:r>
-    </w:p>
-    <w:p>
-      <w:pPr>
-        <w:pStyle w:val="Heading3"/>
-      </w:pPr>
-      <w:r>
-        <w:t>Abstention and clarification — W3 Audit the limit</w:t>
-      </w:r>
-    </w:p>
-    <w:p>
-      <w:pPr>
-        <w:spacing w:line="336" w:lineRule="auto" w:after="180"/>
-      </w:pPr>
-      <w:r>
-        <w:rPr>
-          <w:b w:val="0"/>
-        </w:rPr>
-        <w:t xml:space="preserve">A report omits this qualification: An </w:t>
-      </w:r>
-      <w:r>
-        <w:rPr>
-          <w:b/>
-        </w:rPr>
-        <w:t>abstention</w:t>
-      </w:r>
-      <w:r>
-        <w:rPr>
-          <w:b w:val="0"/>
-        </w:rPr>
-        <w:t xml:space="preserve"> avoids an unsupported answer but does not automatically make a system useful; evaluate appropriate answers and appropriate fallbacks separately.</w:t>
-      </w:r>
-    </w:p>
-    <w:p>
-      <w:pPr>
-        <w:spacing w:line="336" w:lineRule="auto" w:after="180"/>
-      </w:pPr>
-      <w:r>
-        <w:rPr>
-          <w:b w:val="0"/>
-        </w:rPr>
-        <w:t>Explain how omitting it could change a reader's interpretation, and write an accurate replacement.</w:t>
-      </w:r>
-    </w:p>
-    <w:p>
-      <w:pPr>
-        <w:pStyle w:val="Heading3"/>
-      </w:pPr>
-      <w:r>
-        <w:t>Teacher reasoning</w:t>
-      </w:r>
-    </w:p>
-    <w:p>
-      <w:pPr>
-        <w:spacing w:line="336" w:lineRule="auto" w:after="180"/>
-        <w:shd w:fill="F1F6FC"/>
-      </w:pPr>
-      <w:r>
-        <w:rPr>
-          <w:b w:val="0"/>
-        </w:rPr>
-        <w:t xml:space="preserve">Teacher explanation: An </w:t>
-      </w:r>
-      <w:r>
-        <w:rPr>
-          <w:b/>
-        </w:rPr>
-        <w:t>abstention</w:t>
-      </w:r>
-      <w:r>
-        <w:rPr>
-          <w:b w:val="0"/>
-        </w:rPr>
-        <w:t xml:space="preserve"> avoids an unsupported answer but does not automatically make a system useful; evaluate appropriate answers and appropriate fallbacks separately.</w:t>
-      </w:r>
-    </w:p>
-    <w:p>
-      <w:pPr>
-        <w:spacing w:line="336" w:lineRule="auto" w:after="180"/>
-        <w:shd w:fill="F1F6FC"/>
-      </w:pPr>
-      <w:r>
-        <w:rPr>
-          <w:b w:val="0"/>
-        </w:rPr>
-        <w:t xml:space="preserve">State the observed result separately from the unverified or out-of-scope claim; preserve the original </w:t>
-      </w:r>
-      <w:r>
-        <w:rPr>
-          <w:b/>
-        </w:rPr>
-        <w:t>evidence</w:t>
-      </w:r>
-      <w:r>
-        <w:rPr>
-          <w:b w:val="0"/>
-        </w:rPr>
-        <w:t xml:space="preserve"> rather than inventing a missing fact.</w:t>
-      </w:r>
-    </w:p>
-    <w:p>
-      <w:pPr>
-        <w:pStyle w:val="Heading3"/>
-      </w:pPr>
-      <w:r>
-        <w:t>Abstention and clarification — W4 Apply a new case independently</w:t>
-      </w:r>
-    </w:p>
-    <w:p>
-      <w:pPr>
-        <w:spacing w:line="336" w:lineRule="auto" w:after="180"/>
-        <w:shd w:fill="F5F1FB"/>
-      </w:pPr>
-      <w:r>
-        <w:rPr>
-          <w:b w:val="0"/>
-        </w:rPr>
-        <w:t>The request says use the hall, but approved rooms include H1 and H2 with different capacities. No hall ID is given. What question should be asked?</w:t>
-      </w:r>
-    </w:p>
-    <w:p>
-      <w:pPr>
-        <w:pStyle w:val="Heading3"/>
-      </w:pPr>
-      <w:r>
-        <w:t>Teacher reasoning</w:t>
-      </w:r>
-    </w:p>
-    <w:p>
-      <w:pPr>
-        <w:spacing w:line="336" w:lineRule="auto" w:after="180"/>
-        <w:shd w:fill="F1F6FC"/>
-      </w:pPr>
-      <w:r>
-        <w:rPr>
-          <w:b w:val="0"/>
-        </w:rPr>
-        <w:t>Teacher explanation: Ask which hall ID the request refers to, then match its approval and capacity. Do not guess from the available capacities.</w:t>
-      </w:r>
-    </w:p>
-    <w:p>
-      <w:pPr>
-        <w:pStyle w:val="Heading3"/>
-      </w:pPr>
-      <w:r>
-        <w:t>Abstention and clarification — W5 Design a revealing follow-up</w:t>
-      </w:r>
-    </w:p>
-    <w:p>
-      <w:pPr>
-        <w:spacing w:line="336" w:lineRule="auto" w:after="180"/>
-      </w:pPr>
-      <w:r>
-        <w:rPr>
-          <w:b w:val="0"/>
-        </w:rPr>
-        <w:t>For the worked scenario, propose one additional case that could reveal a failure, describe its expected outcome before running it, and explain what would need to remain fixed for a fair comparison.</w:t>
-      </w:r>
-    </w:p>
-    <w:p>
-      <w:pPr>
-        <w:spacing w:line="336" w:lineRule="auto" w:after="180"/>
-      </w:pPr>
-      <w:r>
-        <w:rPr>
-          <w:b w:val="0"/>
-        </w:rPr>
-        <w:t>Do not reuse W4 as a new final test after receiving feedback.</w:t>
-      </w:r>
-    </w:p>
-    <w:p>
-      <w:pPr>
-        <w:pStyle w:val="Heading3"/>
-      </w:pPr>
-      <w:r>
-        <w:t>Teacher reasoning</w:t>
-      </w:r>
-    </w:p>
-    <w:p>
-      <w:pPr>
-        <w:spacing w:line="336" w:lineRule="auto" w:after="180"/>
-        <w:shd w:fill="F1F6FC"/>
-      </w:pPr>
-      <w:r>
-        <w:rPr>
-          <w:b w:val="0"/>
-        </w:rPr>
-        <w:t xml:space="preserve">Teacher explanation: Accept a concrete variant of the worked </w:t>
-      </w:r>
-      <w:r>
-        <w:rPr>
-          <w:b/>
-        </w:rPr>
-        <w:t>input</w:t>
-      </w:r>
-      <w:r>
-        <w:rPr>
-          <w:b w:val="0"/>
-        </w:rPr>
-        <w:t xml:space="preserve"> or a missing/conflicting/</w:t>
-      </w:r>
-      <w:r>
-        <w:rPr>
-          <w:b/>
-        </w:rPr>
-        <w:t>boundary</w:t>
-      </w:r>
-      <w:r>
-        <w:rPr>
-          <w:b w:val="0"/>
-        </w:rPr>
-        <w:t xml:space="preserve"> condition, with an expectation derived from the declared procedure.</w:t>
-      </w:r>
-    </w:p>
-    <w:p>
-      <w:pPr>
-        <w:spacing w:line="336" w:lineRule="auto" w:after="180"/>
-        <w:shd w:fill="F1F6FC"/>
-      </w:pPr>
-      <w:r>
-        <w:rPr>
-          <w:b w:val="0"/>
-        </w:rPr>
-        <w:t xml:space="preserve">Require preserved settings, original </w:t>
-      </w:r>
-      <w:r>
-        <w:rPr>
-          <w:b/>
-        </w:rPr>
-        <w:t>output</w:t>
-      </w:r>
-      <w:r>
-        <w:rPr>
-          <w:b w:val="0"/>
-        </w:rPr>
-        <w:t xml:space="preserve">s and data roles. An </w:t>
-      </w:r>
-      <w:r>
-        <w:rPr>
-          <w:b/>
-        </w:rPr>
-        <w:t>abstention</w:t>
-      </w:r>
-      <w:r>
-        <w:rPr>
-          <w:b w:val="0"/>
-        </w:rPr>
-        <w:t xml:space="preserve"> avoids an unsupported answer but does not automatically make a system useful; evaluate appropriate answers and appropriate fallbacks separately.</w:t>
-      </w:r>
-    </w:p>
-    <w:p>
-      <w:pPr>
-        <w:spacing w:line="336" w:lineRule="auto" w:after="180"/>
-        <w:shd w:fill="F1F6FC"/>
-      </w:pPr>
-      <w:r>
-        <w:rPr>
-          <w:b w:val="0"/>
-        </w:rPr>
-        <w:t xml:space="preserve">The new case should test this particular </w:t>
-      </w:r>
-      <w:r>
-        <w:rPr>
-          <w:b/>
-        </w:rPr>
-        <w:t>mechanism</w:t>
-      </w:r>
-      <w:r>
-        <w:rPr>
-          <w:b w:val="0"/>
-        </w:rPr>
-        <w:t xml:space="preserve"> rather than merely restate the original result.</w:t>
-      </w:r>
-    </w:p>
-    <w:p>
-      <w:pPr>
-        <w:pStyle w:val="Heading3"/>
-      </w:pPr>
-      <w:r>
-        <w:t>Assess independent transfer</w:t>
-      </w:r>
-    </w:p>
-    <w:p>
-      <w:pPr>
-        <w:pStyle w:val="Heading3"/>
-      </w:pPr>
-      <w:r>
-        <w:t>Independent question · withhold the key</w:t>
-      </w:r>
-    </w:p>
-    <w:p>
-      <w:pPr>
-        <w:spacing w:line="336" w:lineRule="auto" w:after="180"/>
-        <w:shd w:fill="F5F1FB"/>
-      </w:pPr>
-      <w:r>
-        <w:rPr>
-          <w:b w:val="0"/>
-        </w:rPr>
-        <w:t>Selected case: Classify B2, b2, B22 and B2; DROP under the exact format.</w:t>
-      </w:r>
-    </w:p>
-    <w:p>
-      <w:pPr>
-        <w:pStyle w:val="Heading3"/>
-      </w:pPr>
-      <w:r>
-        <w:t>Selected case answer</w:t>
-      </w:r>
-    </w:p>
-    <w:p>
-      <w:pPr>
-        <w:pStyle w:val="Heading3"/>
-      </w:pPr>
-      <w:r>
-        <w:t>Teacher key · Selected case answer</w:t>
-      </w:r>
-    </w:p>
-    <w:p>
-      <w:pPr>
-        <w:spacing w:line="336" w:lineRule="auto" w:after="180"/>
-        <w:shd w:fill="F1F6FC"/>
-      </w:pPr>
-      <w:r>
-        <w:rPr>
-          <w:b w:val="0"/>
-        </w:rPr>
-        <w:t>Teacher explanation: B2 valid; lowercase, extra digit and injected command text invalid. Validation and safe lookup both apply.</w:t>
-      </w:r>
-    </w:p>
-    <w:tbl>
-      <w:tblPr>
-        <w:tblStyle w:val="LightShading-Accent1"/>
-        <w:tblW w:type="auto" w:w="0"/>
-        <w:tblLook w:firstColumn="1" w:firstRow="1" w:lastColumn="0" w:lastRow="0" w:noHBand="0" w:noVBand="1" w:val="04A0"/>
-      </w:tblPr>
-      <w:tblGrid>
-        <w:gridCol w:w="5112"/>
-        <w:gridCol w:w="5112"/>
-      </w:tblGrid>
-      <w:tr>
-        <w:trPr>
-          <w:tblHeader/>
-        </w:trPr>
-        <w:tc>
-          <w:tcPr>
-            <w:tcW w:type="dxa" w:w="5112"/>
-          </w:tcPr>
-          <w:p>
-            <w:r>
-              <w:t>Dimension</w:t>
-            </w:r>
-          </w:p>
-        </w:tc>
-        <w:tc>
-          <w:tcPr>
-            <w:tcW w:type="dxa" w:w="5112"/>
-          </w:tcPr>
-          <w:p>
-            <w:r>
-              <w:t>Evidence required</w:t>
-            </w:r>
-          </w:p>
-        </w:tc>
-      </w:tr>
-      <w:tr>
-        <w:tc>
-          <w:tcPr>
-            <w:tcW w:type="dxa" w:w="5112"/>
-          </w:tcPr>
-          <w:p>
-            <w:r>
-              <w:t>Explanation</w:t>
-            </w:r>
-          </w:p>
-        </w:tc>
-        <w:tc>
-          <w:tcPr>
-            <w:tcW w:type="dxa" w:w="5112"/>
-          </w:tcPr>
-          <w:p>
-            <w:r>
-              <w:t>Names the applicable idea or procedure and ties it to the supplied facts.</w:t>
-            </w:r>
-          </w:p>
-        </w:tc>
-      </w:tr>
-      <w:tr>
-        <w:tc>
-          <w:tcPr>
-            <w:tcW w:type="dxa" w:w="5112"/>
-          </w:tcPr>
-          <w:p>
-            <w:r>
-              <w:t>Trace and result</w:t>
-            </w:r>
-          </w:p>
-        </w:tc>
-        <w:tc>
-          <w:tcPr>
-            <w:tcW w:type="dxa" w:w="5112"/>
-          </w:tcPr>
-          <w:p>
-            <w:r>
-              <w:t>Preserves the given inputs and shows the relevant intermediate steps; distinguishes a prediction from an observed execution.</w:t>
-            </w:r>
-          </w:p>
-        </w:tc>
-      </w:tr>
-      <w:tr>
-        <w:tc>
-          <w:tcPr>
-            <w:tcW w:type="dxa" w:w="5112"/>
-          </w:tcPr>
-          <w:p>
-            <w:r>
-              <w:t>Limits</w:t>
-            </w:r>
-          </w:p>
-        </w:tc>
-        <w:tc>
-          <w:tcPr>
-            <w:tcW w:type="dxa" w:w="5112"/>
-          </w:tcPr>
-          <w:p>
-            <w:r>
-              <w:t>States the assumptions, missing evidence or conditions under which the result would change.</w:t>
-            </w:r>
-          </w:p>
-        </w:tc>
-      </w:tr>
-    </w:tbl>
-    <w:p>
-      <w:pPr>
-        <w:pStyle w:val="Heading3"/>
-      </w:pPr>
-      <w:r>
-        <w:t>Teacher key · Selected case answer</w:t>
-      </w:r>
-    </w:p>
-    <w:p>
-      <w:pPr>
-        <w:spacing w:line="336" w:lineRule="auto" w:after="180"/>
-        <w:shd w:fill="F1F6FC"/>
-      </w:pPr>
-      <w:r>
-        <w:rPr>
-          <w:b w:val="0"/>
-        </w:rPr>
-        <w:t>Record each dimension as not yet, with support, or independent. Accept a valid alternative procedure with a defensible trace.</w:t>
-      </w:r>
-    </w:p>
-    <w:p>
-      <w:pPr>
-        <w:spacing w:line="336" w:lineRule="auto" w:after="180"/>
-        <w:shd w:fill="F1F6FC"/>
-      </w:pPr>
-      <w:r>
-        <w:rPr>
-          <w:b w:val="0"/>
-        </w:rPr>
-        <w:t xml:space="preserve">Do not penalise an honestly recorded model failure if the learner correctly explains its </w:t>
-      </w:r>
-      <w:r>
-        <w:rPr>
-          <w:b/>
-        </w:rPr>
-        <w:t>evidence</w:t>
-      </w:r>
-      <w:r>
-        <w:rPr>
-          <w:b w:val="0"/>
-        </w:rPr>
-        <w:t xml:space="preserve"> and limits.</w:t>
-      </w:r>
-    </w:p>
-    <w:p>
-      <w:pPr>
-        <w:pStyle w:val="Heading3"/>
-      </w:pPr>
-      <w:r>
-        <w:t>Feedback that the learner uses</w:t>
-      </w:r>
-    </w:p>
-    <w:p>
-      <w:pPr>
-        <w:spacing w:line="336" w:lineRule="auto" w:after="180"/>
-      </w:pPr>
-      <w:r>
-        <w:rPr>
-          <w:b w:val="0"/>
-        </w:rPr>
-        <w:t>Name the earliest unsupported step and give one action to repair it. Have the learner make that repair now and explain why. Then assess the relevant skill on a fresh, fully specified case.</w:t>
-      </w:r>
-    </w:p>
-    <w:p>
-      <w:pPr>
-        <w:spacing w:line="336" w:lineRule="auto" w:after="180"/>
-      </w:pPr>
-      <w:r>
-        <w:rPr>
-          <w:b w:val="0"/>
-        </w:rPr>
-        <w:t>Confirm it was not previously practised with feedback; solve and check the new case before assigning it. A follow-up design prompt is a starting brief, not automatically an equivalent test.</w:t>
-      </w:r>
-    </w:p>
-    <w:p>
-      <w:pPr>
-        <w:pStyle w:val="Heading1"/>
-      </w:pPr>
-      <w:r>
-        <w:t>06. Connect and extend learning</w:t>
-      </w:r>
-    </w:p>
-    <w:p>
-      <w:r>
-        <w:t>Connect Safety Boundaries to Verified Study Buddy, adapt support and plan a later changed-case check.</w:t>
-      </w:r>
-    </w:p>
-    <w:p>
-      <w:pPr>
-        <w:pStyle w:val="Heading3"/>
-      </w:pPr>
-      <w:r>
-        <w:t>Verified Study Buddy</w:t>
-      </w:r>
-    </w:p>
-    <w:p>
-      <w:pPr>
-        <w:spacing w:line="336" w:lineRule="auto" w:after="180"/>
-      </w:pPr>
-      <w:r>
-        <w:rPr>
-          <w:b w:val="0"/>
-        </w:rPr>
-        <w:t xml:space="preserve">Implement risk levels, </w:t>
-      </w:r>
-      <w:r>
-        <w:rPr>
-          <w:b/>
-        </w:rPr>
-        <w:t>refusal</w:t>
-      </w:r>
-      <w:r>
-        <w:rPr>
-          <w:b w:val="0"/>
-        </w:rPr>
-        <w:t xml:space="preserve"> language, safe alternatives, and teacher-review gates.</w:t>
-      </w:r>
-    </w:p>
-    <w:p>
-      <w:pPr>
-        <w:spacing w:line="336" w:lineRule="auto" w:after="180"/>
-      </w:pPr>
-      <w:r>
-        <w:rPr>
-          <w:b w:val="0"/>
-        </w:rPr>
-        <w:t xml:space="preserve">Keep the decision, </w:t>
-      </w:r>
-      <w:r>
-        <w:rPr>
-          <w:b/>
-        </w:rPr>
-        <w:t>input</w:t>
-      </w:r>
-      <w:r>
-        <w:rPr>
-          <w:b w:val="0"/>
-        </w:rPr>
-        <w:t xml:space="preserve">, result, explanation and remaining limitation in the project </w:t>
-      </w:r>
-      <w:r>
-        <w:rPr>
-          <w:b/>
-        </w:rPr>
-        <w:t>evidence</w:t>
-      </w:r>
-      <w:r>
-        <w:rPr>
-          <w:b w:val="0"/>
-        </w:rPr>
-        <w:t xml:space="preserve"> record. Retrieve this record next week rather than restarting the project.</w:t>
-      </w:r>
-    </w:p>
-    <w:p>
-      <w:pPr>
-        <w:pStyle w:val="Heading3"/>
-      </w:pPr>
-      <w:r>
-        <w:t>Support and stretch</w:t>
-      </w:r>
-    </w:p>
-    <w:p>
-      <w:pPr>
-        <w:spacing w:line="336" w:lineRule="auto" w:after="180"/>
-      </w:pPr>
-      <w:r>
-        <w:rPr>
-          <w:b w:val="0"/>
-        </w:rPr>
-        <w:t xml:space="preserve">Provide one short approved passage; separate instruction, </w:t>
-      </w:r>
-      <w:r>
-        <w:rPr>
-          <w:b/>
-        </w:rPr>
-        <w:t>input</w:t>
-      </w:r>
-      <w:r>
-        <w:rPr>
-          <w:b w:val="0"/>
-        </w:rPr>
-        <w:t xml:space="preserve">, </w:t>
-      </w:r>
-      <w:r>
-        <w:rPr>
-          <w:b/>
-        </w:rPr>
-        <w:t>output</w:t>
-      </w:r>
-      <w:r>
-        <w:rPr>
-          <w:b w:val="0"/>
-        </w:rPr>
-        <w:t xml:space="preserve"> and </w:t>
-      </w:r>
-      <w:r>
-        <w:rPr>
-          <w:b/>
-        </w:rPr>
-        <w:t>evidence</w:t>
-      </w:r>
-      <w:r>
-        <w:rPr>
-          <w:b w:val="0"/>
-        </w:rPr>
-        <w:t>. Stretch: introduce an unsupported claim or conflicting source and validate claim by claim with a fallback.</w:t>
-      </w:r>
-    </w:p>
-    <w:p>
-      <w:pPr>
-        <w:pStyle w:val="Heading3"/>
-      </w:pPr>
-      <w:r>
-        <w:t>Exit reflection</w:t>
-      </w:r>
-    </w:p>
-    <w:p>
-      <w:pPr>
-        <w:spacing w:line="336" w:lineRule="auto" w:after="180"/>
-      </w:pPr>
-      <w:r>
-        <w:rPr>
-          <w:b w:val="0"/>
-        </w:rPr>
-        <w:t xml:space="preserve">Ask for one decision the learner can now justify and one situation requiring more </w:t>
-      </w:r>
-      <w:r>
-        <w:rPr>
-          <w:b/>
-        </w:rPr>
-        <w:t>evidence</w:t>
-      </w:r>
-      <w:r>
-        <w:rPr>
-          <w:b w:val="0"/>
-        </w:rPr>
-        <w:t xml:space="preserve"> or human review. Confidence ratings are separate from correct independent performance.</w:t>
-      </w:r>
-    </w:p>
-    <w:p>
-      <w:pPr>
-        <w:pStyle w:val="Heading3"/>
-      </w:pPr>
-      <w:r>
-        <w:t>Bridge to the next week</w:t>
-      </w:r>
-    </w:p>
-    <w:p>
-      <w:pPr>
-        <w:spacing w:line="336" w:lineRule="auto" w:after="180"/>
-      </w:pPr>
-      <w:r>
-        <w:rPr>
-          <w:b w:val="0"/>
-        </w:rPr>
-        <w:t xml:space="preserve">Next: Week 32: Human + AI Workflow. Retrieve today’s </w:t>
-      </w:r>
-      <w:r>
-        <w:rPr>
-          <w:b/>
-        </w:rPr>
-        <w:t>evidence</w:t>
-      </w:r>
-      <w:r>
-        <w:rPr>
-          <w:b w:val="0"/>
-        </w:rPr>
-        <w:t xml:space="preserve"> and identify what carries forward and what is new.</w:t>
-      </w:r>
-    </w:p>
-    <w:p>
-      <w:pPr>
-        <w:pStyle w:val="Heading3"/>
-      </w:pPr>
-      <w:r>
-        <w:t>Support and fresh reassessment</w:t>
-      </w:r>
-    </w:p>
-    <w:p>
-      <w:pPr>
-        <w:spacing w:line="336" w:lineRule="auto" w:after="180"/>
-      </w:pPr>
-      <w:r>
-        <w:rPr>
-          <w:b w:val="0"/>
-        </w:rPr>
-        <w:t xml:space="preserve">Provide an </w:t>
-      </w:r>
-      <w:r>
-        <w:rPr>
-          <w:b/>
-        </w:rPr>
-        <w:t>input</w:t>
-      </w:r>
-      <w:r>
-        <w:rPr>
-          <w:b w:val="0"/>
-        </w:rPr>
-        <w:t>/procedure/result/limit frame and a calculator when needed. Ask students to identify the first step before completing the whole trace.</w:t>
-      </w:r>
-    </w:p>
-    <w:p>
-      <w:pPr>
-        <w:spacing w:line="336" w:lineRule="auto" w:after="180"/>
-      </w:pPr>
-      <w:r>
-        <w:rPr>
-          <w:b w:val="0"/>
-        </w:rPr>
-        <w:t xml:space="preserve">Extension: compare two concrete variants of this </w:t>
-      </w:r>
-      <w:r>
-        <w:rPr>
-          <w:b/>
-        </w:rPr>
-        <w:t>mechanism</w:t>
-      </w:r>
-      <w:r>
-        <w:rPr>
-          <w:b w:val="0"/>
-        </w:rPr>
-        <w:t xml:space="preserve"> while holding unrelated conditions fixed; report both successful and unsuccessful outcomes.</w:t>
-      </w:r>
-    </w:p>
-    <w:p>
-      <w:pPr>
-        <w:spacing w:line="336" w:lineRule="auto" w:after="180"/>
-      </w:pPr>
-      <w:r>
-        <w:rPr>
-          <w:b w:val="0"/>
-        </w:rPr>
-        <w:t xml:space="preserve">W4: B2 valid; lowercase, extra digit and injected command text invalid. Validation and safe lookup both apply. Require intermediate reasoning and the stated scope. Fresh retry: </w:t>
-      </w:r>
-      <w:r>
-        <w:rPr>
-          <w:b/>
-        </w:rPr>
-        <w:t>Input</w:t>
-      </w:r>
-      <w:r>
-        <w:rPr>
-          <w:b w:val="0"/>
-        </w:rPr>
-        <w:t>s Z9 and Z9 followed by a newline.</w:t>
-      </w:r>
-    </w:p>
-    <w:p>
-      <w:pPr>
-        <w:spacing w:line="336" w:lineRule="auto" w:after="180"/>
-      </w:pPr>
-      <w:r>
-        <w:rPr>
-          <w:b w:val="0"/>
-        </w:rPr>
-        <w:t>Expected reasoning: Z9 valid; extra newline fails exact full-match policy. Do not silently trim unless specified.</w:t>
-      </w:r>
-    </w:p>
-    <w:p>
-      <w:pPr>
-        <w:spacing w:line="336" w:lineRule="auto" w:after="180"/>
       </w:pPr>
       <w:r>
         <w:rPr>
@@ -6362,144 +6293,10 @@
     </w:p>
     <w:p>
       <w:pPr>
-        <w:spacing w:line="336" w:lineRule="auto" w:after="180"/>
-      </w:pPr>
-      <w:r>
-        <w:rPr>
-          <w:b w:val="0"/>
-        </w:rPr>
-        <w:t xml:space="preserve">Next connection: Sandboxing and resource limits. Preserve the current case record and retrieve its </w:t>
-      </w:r>
-      <w:r>
-        <w:rPr>
-          <w:b/>
-        </w:rPr>
-        <w:t>evidence</w:t>
-      </w:r>
-      <w:r>
-        <w:rPr>
-          <w:b w:val="0"/>
-        </w:rPr>
-        <w:t xml:space="preserve"> </w:t>
-      </w:r>
-      <w:r>
-        <w:rPr>
-          <w:b/>
-        </w:rPr>
-        <w:t>boundary</w:t>
-      </w:r>
-      <w:r>
-        <w:rPr>
-          <w:b w:val="0"/>
-        </w:rPr>
-        <w:t xml:space="preserve"> before moving on.</w:t>
-      </w:r>
-    </w:p>
-    <w:p>
-      <w:pPr>
-        <w:pStyle w:val="Heading3"/>
-      </w:pPr>
-      <w:r>
-        <w:t>Readiness and reassessment for Abstention and clarification</w:t>
-      </w:r>
-    </w:p>
-    <w:p>
-      <w:pPr>
-        <w:spacing w:line="336" w:lineRule="auto" w:after="180"/>
-      </w:pPr>
-      <w:r>
-        <w:rPr>
-          <w:b w:val="0"/>
-        </w:rPr>
-        <w:t xml:space="preserve">Provide an </w:t>
-      </w:r>
-      <w:r>
-        <w:rPr>
-          <w:b/>
-        </w:rPr>
-        <w:t>input</w:t>
-      </w:r>
-      <w:r>
-        <w:rPr>
-          <w:b w:val="0"/>
-        </w:rPr>
-        <w:t>/procedure/result/limit frame and a calculator when needed. Ask students to identify the first step before completing the whole trace.</w:t>
-      </w:r>
-    </w:p>
-    <w:p>
-      <w:pPr>
-        <w:spacing w:line="336" w:lineRule="auto" w:after="180"/>
-      </w:pPr>
-      <w:r>
-        <w:rPr>
-          <w:b w:val="0"/>
-        </w:rPr>
-        <w:t xml:space="preserve">Extension: compare two concrete variants of this </w:t>
-      </w:r>
-      <w:r>
-        <w:rPr>
-          <w:b/>
-        </w:rPr>
-        <w:t>mechanism</w:t>
-      </w:r>
-      <w:r>
-        <w:rPr>
-          <w:b w:val="0"/>
-        </w:rPr>
-        <w:t xml:space="preserve"> while holding unrelated conditions fixed; report both successful and unsuccessful outcomes.</w:t>
-      </w:r>
-    </w:p>
-    <w:p>
-      <w:pPr>
-        <w:spacing w:line="336" w:lineRule="auto" w:after="180"/>
-      </w:pPr>
-      <w:r>
-        <w:rPr>
-          <w:b w:val="0"/>
-        </w:rPr>
-        <w:t>W4: Ask which hall ID the request refers to, then match its approval and capacity. Do not guess from the available capacities. Require intermediate reasoning and the stated scope.</w:t>
-      </w:r>
-    </w:p>
-    <w:p>
-      <w:pPr>
-        <w:spacing w:line="336" w:lineRule="auto" w:after="180"/>
-      </w:pPr>
-      <w:r>
-        <w:rPr>
-          <w:b w:val="0"/>
-        </w:rPr>
-        <w:t xml:space="preserve">Fresh retry: Two approved labs L1, L2 and user says the lab. Capacity differs. Expected reasoning: Ask for lab ID. A targeted </w:t>
-      </w:r>
-      <w:r>
-        <w:rPr>
-          <w:b/>
-        </w:rPr>
-        <w:t>clarification</w:t>
-      </w:r>
-      <w:r>
-        <w:rPr>
-          <w:b w:val="0"/>
-        </w:rPr>
-        <w:t xml:space="preserve"> resolves ambiguity; a generic demand for all records is unnecessary.</w:t>
-      </w:r>
-    </w:p>
-    <w:p>
-      <w:pPr>
-        <w:spacing w:line="336" w:lineRule="auto" w:after="180"/>
-      </w:pPr>
-      <w:r>
-        <w:rPr>
-          <w:b w:val="0"/>
-        </w:rPr>
-        <w:t>If students need support, record it and reassess with another new case rather than awarding independence to a copied answer.</w:t>
-      </w:r>
-    </w:p>
-    <w:p>
-      <w:pPr>
-        <w:pStyle w:val="Heading3"/>
-      </w:pPr>
-      <w:r>
-        <w:t>Plan the delayed return</w:t>
+        <w:pStyle w:val="Heading2"/>
+      </w:pPr>
+      <w:r>
+        <w:t>Delayed return</w:t>
       </w:r>
     </w:p>
     <w:p>
@@ -6716,71 +6513,353 @@
     </w:p>
     <w:p>
       <w:pPr>
+        <w:pStyle w:val="Heading2"/>
+      </w:pPr>
+      <w:r>
+        <w:t>Bridge to next week</w:t>
+      </w:r>
+    </w:p>
+    <w:p>
+      <w:pPr>
+        <w:spacing w:line="336" w:lineRule="auto" w:after="180"/>
+      </w:pPr>
+      <w:r>
+        <w:rPr>
+          <w:b w:val="0"/>
+        </w:rPr>
+        <w:t xml:space="preserve">Ask for one decision the learner can now justify and one situation requiring more </w:t>
+      </w:r>
+      <w:r>
+        <w:rPr>
+          <w:b/>
+        </w:rPr>
+        <w:t>evidence</w:t>
+      </w:r>
+      <w:r>
+        <w:rPr>
+          <w:b w:val="0"/>
+        </w:rPr>
+        <w:t xml:space="preserve"> or human review. Confidence ratings are separate from correct independent performance.</w:t>
+      </w:r>
+    </w:p>
+    <w:p>
+      <w:pPr>
+        <w:spacing w:line="336" w:lineRule="auto" w:after="180"/>
+      </w:pPr>
+      <w:r>
+        <w:rPr>
+          <w:b w:val="0"/>
+        </w:rPr>
+        <w:t xml:space="preserve">Next: Week 32: Human + AI Workflow. Retrieve today’s </w:t>
+      </w:r>
+      <w:r>
+        <w:rPr>
+          <w:b/>
+        </w:rPr>
+        <w:t>evidence</w:t>
+      </w:r>
+      <w:r>
+        <w:rPr>
+          <w:b w:val="0"/>
+        </w:rPr>
+        <w:t xml:space="preserve"> and identify what carries forward and what is new.</w:t>
+      </w:r>
+    </w:p>
+    <w:p>
+      <w:pPr>
+        <w:spacing w:line="336" w:lineRule="auto" w:after="180"/>
+      </w:pPr>
+      <w:r>
+        <w:rPr>
+          <w:b w:val="0"/>
+        </w:rPr>
+        <w:t>Next is Week 32: Human AI Workflow. Carry forward precise allow/clarify/review/decline rules when assigning a person responsibility for unresolved or consequential decisions.</w:t>
+      </w:r>
+    </w:p>
+    <w:p>
+      <w:pPr>
+        <w:pStyle w:val="Heading2"/>
+      </w:pPr>
+      <w:r>
+        <w:t>Extension support and reassessment · reference / check after trying</w:t>
+      </w:r>
+    </w:p>
+    <w:p>
+      <w:pPr>
+        <w:spacing w:line="336" w:lineRule="auto" w:after="180"/>
+      </w:pPr>
+      <w:r>
+        <w:rPr>
+          <w:b w:val="0"/>
+        </w:rPr>
+        <w:t xml:space="preserve">Provide an </w:t>
+      </w:r>
+      <w:r>
+        <w:rPr>
+          <w:b/>
+        </w:rPr>
+        <w:t>input</w:t>
+      </w:r>
+      <w:r>
+        <w:rPr>
+          <w:b w:val="0"/>
+        </w:rPr>
+        <w:t>/procedure/result/limit frame and a calculator when needed. Ask students to identify the first step before completing the whole trace.</w:t>
+      </w:r>
+    </w:p>
+    <w:p>
+      <w:pPr>
+        <w:spacing w:line="336" w:lineRule="auto" w:after="180"/>
+      </w:pPr>
+      <w:r>
+        <w:rPr>
+          <w:b w:val="0"/>
+        </w:rPr>
+        <w:t xml:space="preserve">Extension: compare two concrete variants of this </w:t>
+      </w:r>
+      <w:r>
+        <w:rPr>
+          <w:b/>
+        </w:rPr>
+        <w:t>mechanism</w:t>
+      </w:r>
+      <w:r>
+        <w:rPr>
+          <w:b w:val="0"/>
+        </w:rPr>
+        <w:t xml:space="preserve"> while holding unrelated conditions fixed; report both successful and unsuccessful outcomes.</w:t>
+      </w:r>
+    </w:p>
+    <w:p>
+      <w:pPr>
+        <w:spacing w:line="336" w:lineRule="auto" w:after="180"/>
+      </w:pPr>
+      <w:r>
+        <w:rPr>
+          <w:b w:val="0"/>
+        </w:rPr>
+        <w:t>W4: Ask which hall ID the request refers to, then match its approval and capacity. Do not guess from the available capacities. Require intermediate reasoning and the stated scope.</w:t>
+      </w:r>
+    </w:p>
+    <w:p>
+      <w:pPr>
+        <w:spacing w:line="336" w:lineRule="auto" w:after="180"/>
+      </w:pPr>
+      <w:r>
+        <w:rPr>
+          <w:b w:val="0"/>
+        </w:rPr>
+        <w:t xml:space="preserve">Fresh retry: Two approved labs L1, L2 and user says the lab. Capacity differs. Expected reasoning: Ask for lab ID. A targeted </w:t>
+      </w:r>
+      <w:r>
+        <w:rPr>
+          <w:b/>
+        </w:rPr>
+        <w:t>clarification</w:t>
+      </w:r>
+      <w:r>
+        <w:rPr>
+          <w:b w:val="0"/>
+        </w:rPr>
+        <w:t xml:space="preserve"> resolves ambiguity; a generic demand for all records is unnecessary.</w:t>
+      </w:r>
+    </w:p>
+    <w:p>
+      <w:pPr>
+        <w:spacing w:line="336" w:lineRule="auto" w:after="180"/>
+      </w:pPr>
+      <w:r>
+        <w:rPr>
+          <w:b w:val="0"/>
+        </w:rPr>
+        <w:t>If students need support, record it and reassess with another new case rather than awarding independence to a copied answer.</w:t>
+      </w:r>
+    </w:p>
+    <w:p>
+      <w:pPr>
+        <w:pStyle w:val="Heading2"/>
+      </w:pPr>
+      <w:r>
+        <w:t>Earlier wording, alternatives and picture transcripts · reference / check after trying</w:t>
+      </w:r>
+    </w:p>
+    <w:p>
+      <w:pPr>
+        <w:spacing w:line="336" w:lineRule="auto" w:after="180"/>
+      </w:pPr>
+      <w:r>
+        <w:rPr>
+          <w:b w:val="0"/>
+        </w:rPr>
+        <w:t>Connect and extend learning</w:t>
+      </w:r>
+    </w:p>
+    <w:p>
+      <w:pPr>
         <w:pStyle w:val="Heading3"/>
       </w:pPr>
       <w:r>
+        <w:t>Verified Study Buddy</w:t>
+      </w:r>
+    </w:p>
+    <w:p>
+      <w:pPr>
+        <w:spacing w:line="336" w:lineRule="auto" w:after="180"/>
+      </w:pPr>
+      <w:r>
+        <w:rPr>
+          <w:b w:val="0"/>
+        </w:rPr>
+        <w:t xml:space="preserve">Implement risk levels, </w:t>
+      </w:r>
+      <w:r>
+        <w:rPr>
+          <w:b/>
+        </w:rPr>
+        <w:t>refusal</w:t>
+      </w:r>
+      <w:r>
+        <w:rPr>
+          <w:b w:val="0"/>
+        </w:rPr>
+        <w:t xml:space="preserve"> language, safe alternatives, and teacher-review gates.</w:t>
+      </w:r>
+    </w:p>
+    <w:p>
+      <w:pPr>
+        <w:pStyle w:val="Heading3"/>
+      </w:pPr>
+      <w:r>
+        <w:t>Support and stretch</w:t>
+      </w:r>
+    </w:p>
+    <w:p>
+      <w:pPr>
+        <w:spacing w:line="336" w:lineRule="auto" w:after="180"/>
+      </w:pPr>
+      <w:r>
+        <w:rPr>
+          <w:b w:val="0"/>
+        </w:rPr>
+        <w:t xml:space="preserve">Provide one short approved passage; separate instruction, </w:t>
+      </w:r>
+      <w:r>
+        <w:rPr>
+          <w:b/>
+        </w:rPr>
+        <w:t>input</w:t>
+      </w:r>
+      <w:r>
+        <w:rPr>
+          <w:b w:val="0"/>
+        </w:rPr>
+        <w:t xml:space="preserve">, </w:t>
+      </w:r>
+      <w:r>
+        <w:rPr>
+          <w:b/>
+        </w:rPr>
+        <w:t>output</w:t>
+      </w:r>
+      <w:r>
+        <w:rPr>
+          <w:b w:val="0"/>
+        </w:rPr>
+        <w:t xml:space="preserve"> and </w:t>
+      </w:r>
+      <w:r>
+        <w:rPr>
+          <w:b/>
+        </w:rPr>
+        <w:t>evidence</w:t>
+      </w:r>
+      <w:r>
+        <w:rPr>
+          <w:b w:val="0"/>
+        </w:rPr>
+        <w:t>. Stretch: introduce an unsupported claim or conflicting source and validate claim by claim with a fallback.</w:t>
+      </w:r>
+    </w:p>
+    <w:p>
+      <w:pPr>
+        <w:pStyle w:val="Heading3"/>
+      </w:pPr>
+      <w:r>
+        <w:t>Exit reflection</w:t>
+      </w:r>
+    </w:p>
+    <w:p>
+      <w:pPr>
+        <w:pStyle w:val="Heading3"/>
+      </w:pPr>
+      <w:r>
+        <w:t>Bridge to the next week</w:t>
+      </w:r>
+    </w:p>
+    <w:p>
+      <w:pPr>
+        <w:pStyle w:val="Heading3"/>
+      </w:pPr>
+      <w:r>
+        <w:t>Support and fresh reassessment</w:t>
+      </w:r>
+    </w:p>
+    <w:p>
+      <w:pPr>
+        <w:pStyle w:val="Heading3"/>
+      </w:pPr>
+      <w:r>
+        <w:t>Readiness and reassessment for Abstention and clarification</w:t>
+      </w:r>
+    </w:p>
+    <w:p>
+      <w:pPr>
+        <w:pStyle w:val="Heading3"/>
+      </w:pPr>
+      <w:r>
+        <w:t>Plan the delayed return</w:t>
+      </w:r>
+    </w:p>
+    <w:p>
+      <w:pPr>
+        <w:pStyle w:val="Heading3"/>
+      </w:pPr>
+      <w:r>
         <w:t>Project evidence from this case</w:t>
       </w:r>
     </w:p>
     <w:p>
       <w:pPr>
+        <w:pStyle w:val="Heading1"/>
+      </w:pPr>
+      <w:r>
+        <w:t>Reference bank and extra practice</w:t>
+      </w:r>
+    </w:p>
+    <w:p>
+      <w:pPr>
+        <w:pStyle w:val="Heading1"/>
+      </w:pPr>
+      <w:r>
+        <w:t>07. Reference · Alternative teaching checklist</w:t>
+      </w:r>
+    </w:p>
+    <w:p>
+      <w:r>
+        <w:t>Use as a reminder alongside the main route.</w:t>
+      </w:r>
+    </w:p>
+    <w:p>
+      <w:pPr>
+        <w:pStyle w:val="Heading2"/>
+      </w:pPr>
+      <w:r>
+        <w:t>Planning reference</w:t>
+      </w:r>
+    </w:p>
+    <w:p>
+      <w:pPr>
         <w:spacing w:line="336" w:lineRule="auto" w:after="180"/>
-      </w:pPr>
-      <w:r>
-        <w:rPr>
-          <w:b w:val="0"/>
-        </w:rPr>
-        <w:t xml:space="preserve">For your Verified Study Buddy, save the </w:t>
-      </w:r>
-      <w:r>
-        <w:rPr>
-          <w:b/>
-        </w:rPr>
-        <w:t>input</w:t>
-      </w:r>
-      <w:r>
-        <w:rPr>
-          <w:b w:val="0"/>
-        </w:rPr>
-        <w:t>, procedure, observed result and limitation of this check.</w:t>
-      </w:r>
-    </w:p>
-    <w:p>
-      <w:pPr>
-        <w:spacing w:line="336" w:lineRule="auto" w:after="180"/>
-      </w:pPr>
-      <w:r>
-        <w:rPr>
-          <w:b w:val="0"/>
-        </w:rPr>
-        <w:t>Label this worked example as practice; use a different, previously unreviewed case when checking independent understanding.</w:t>
-      </w:r>
-    </w:p>
-    <w:p>
-      <w:pPr>
-        <w:pStyle w:val="Heading1"/>
-      </w:pPr>
-      <w:r>
-        <w:t>07. Prepare, teach and assess</w:t>
-      </w:r>
-    </w:p>
-    <w:p>
-      <w:r>
-        <w:t>Use this preparation summary alongside the detailed Safety Boundaries lesson; it is a checklist rather than a replacement for the full sequence.</w:t>
-      </w:r>
-    </w:p>
-    <w:p>
-      <w:pPr>
-        <w:pStyle w:val="Heading3"/>
-      </w:pPr>
-      <w:r>
-        <w:t>Teaching target</w:t>
-      </w:r>
-    </w:p>
-    <w:p>
-      <w:pPr>
-        <w:spacing w:line="336" w:lineRule="auto" w:after="180"/>
-        <w:shd w:fill="EDF7F3"/>
       </w:pPr>
       <w:r>
         <w:rPr>
@@ -7004,16 +7083,7 @@
     </w:p>
     <w:p>
       <w:pPr>
-        <w:pStyle w:val="Heading3"/>
-      </w:pPr>
-      <w:r>
-        <w:t>Supported practice answer</w:t>
-      </w:r>
-    </w:p>
-    <w:p>
-      <w:pPr>
         <w:spacing w:line="336" w:lineRule="auto" w:after="180"/>
-        <w:shd w:fill="F1F6FC"/>
       </w:pPr>
       <w:r>
         <w:rPr>
@@ -7058,16 +7128,7 @@
     </w:p>
     <w:p>
       <w:pPr>
-        <w:pStyle w:val="Heading3"/>
-      </w:pPr>
-      <w:r>
-        <w:t>Repair the misconception</w:t>
-      </w:r>
-    </w:p>
-    <w:p>
-      <w:pPr>
         <w:spacing w:line="336" w:lineRule="auto" w:after="180"/>
-        <w:shd w:fill="FFF5E6"/>
       </w:pPr>
       <w:r>
         <w:rPr>
@@ -7078,16 +7139,7 @@
     </w:p>
     <w:p>
       <w:pPr>
-        <w:pStyle w:val="Heading3"/>
-      </w:pPr>
-      <w:r>
-        <w:t>Support without giving away the answer</w:t>
-      </w:r>
-    </w:p>
-    <w:p>
-      <w:pPr>
         <w:spacing w:line="336" w:lineRule="auto" w:after="180"/>
-        <w:shd w:fill="F1F6F8"/>
       </w:pPr>
       <w:r>
         <w:rPr>
@@ -7110,16 +7162,7 @@
     </w:p>
     <w:p>
       <w:pPr>
-        <w:pStyle w:val="Heading3"/>
-      </w:pPr>
-      <w:r>
-        <w:t>Extend the reasoning</w:t>
-      </w:r>
-    </w:p>
-    <w:p>
-      <w:pPr>
         <w:spacing w:line="336" w:lineRule="auto" w:after="180"/>
-        <w:shd w:fill="F5F1FB"/>
       </w:pPr>
       <w:r>
         <w:rPr>
@@ -7143,7 +7186,6 @@
     <w:p>
       <w:pPr>
         <w:spacing w:line="336" w:lineRule="auto" w:after="180"/>
-        <w:shd w:fill="F5F1FB"/>
       </w:pPr>
       <w:r>
         <w:rPr>
@@ -7154,16 +7196,7 @@
     </w:p>
     <w:p>
       <w:pPr>
-        <w:pStyle w:val="Heading3"/>
-      </w:pPr>
-      <w:r>
-        <w:t>Protect the independent attempt</w:t>
-      </w:r>
-    </w:p>
-    <w:p>
-      <w:pPr>
         <w:spacing w:line="336" w:lineRule="auto" w:after="180"/>
-        <w:shd w:fill="FFF5E6"/>
       </w:pPr>
       <w:r>
         <w:rPr>
@@ -7358,16 +7391,7 @@
     </w:tbl>
     <w:p>
       <w:pPr>
-        <w:pStyle w:val="Heading3"/>
-      </w:pPr>
-      <w:r>
-        <w:t>Project checkpoint</w:t>
-      </w:r>
-    </w:p>
-    <w:p>
-      <w:pPr>
         <w:spacing w:line="336" w:lineRule="auto" w:after="180"/>
-        <w:shd w:fill="EDF7F3"/>
       </w:pPr>
       <w:r>
         <w:rPr>
@@ -7416,12 +7440,20 @@
         <w:pStyle w:val="Heading1"/>
       </w:pPr>
       <w:r>
-        <w:t>08. Use feedback, labs and repair paths</w:t>
-      </w:r>
-    </w:p>
-    <w:p>
-      <w:r>
-        <w:t>Use feedback, earlier review and portfolios purposefully. Apply the coding routine only when this lesson has an executable lab.</w:t>
+        <w:t>08. Reference · Feedback and retained evidence</w:t>
+      </w:r>
+    </w:p>
+    <w:p>
+      <w:r>
+        <w:t>Keep supported practice separate from independent evidence.</w:t>
+      </w:r>
+    </w:p>
+    <w:p>
+      <w:pPr>
+        <w:pStyle w:val="Heading2"/>
+      </w:pPr>
+      <w:r>
+        <w:t>Record and repair</w:t>
       </w:r>
     </w:p>
     <w:p>
@@ -7466,6 +7498,48 @@
         <w:rPr>
           <w:b w:val="0"/>
         </w:rPr>
+        <w:t>Use the earlier worked-explanation links to address a specific missing building block, then return to the current question. Adapt this suggestion after observing the learner; it is not an automatic diagnosis.</w:t>
+      </w:r>
+    </w:p>
+    <w:p>
+      <w:pPr>
+        <w:spacing w:line="336" w:lineRule="auto" w:after="180"/>
+      </w:pPr>
+      <w:r>
+        <w:rPr>
+          <w:b w:val="0"/>
+        </w:rPr>
+        <w:t xml:space="preserve">Collect the completed-work portfolio as </w:t>
+      </w:r>
+      <w:r>
+        <w:rPr>
+          <w:b/>
+        </w:rPr>
+        <w:t>evidence</w:t>
+      </w:r>
+      <w:r>
+        <w:rPr>
+          <w:b w:val="0"/>
+        </w:rPr>
+        <w:t>. Record support separately from correctness, and assess explanation, trace/test and limitations. Progress ticks and quiz selections alone do not establish mastery.</w:t>
+      </w:r>
+    </w:p>
+    <w:p>
+      <w:pPr>
+        <w:pStyle w:val="Heading2"/>
+      </w:pPr>
+      <w:r>
+        <w:t>Earlier wording, alternatives and picture transcripts · reference / check after trying</w:t>
+      </w:r>
+    </w:p>
+    <w:p>
+      <w:pPr>
+        <w:spacing w:line="336" w:lineRule="auto" w:after="180"/>
+      </w:pPr>
+      <w:r>
+        <w:rPr>
+          <w:b w:val="0"/>
+        </w:rPr>
         <w:t xml:space="preserve">Ask students to predict before running code. Preserve errors and actual </w:t>
       </w:r>
       <w:r>
@@ -7495,77 +7569,20 @@
     </w:p>
     <w:p>
       <w:pPr>
-        <w:spacing w:line="336" w:lineRule="auto" w:after="180"/>
-      </w:pPr>
-      <w:r>
-        <w:rPr>
-          <w:b w:val="0"/>
-        </w:rPr>
-        <w:t>Use the earlier worked-explanation links to address a specific missing building block, then return to the current question. Adapt this suggestion after observing the learner; it is not an automatic diagnosis.</w:t>
-      </w:r>
-    </w:p>
-    <w:p>
-      <w:pPr>
-        <w:spacing w:line="336" w:lineRule="auto" w:after="180"/>
-      </w:pPr>
-      <w:r>
-        <w:rPr>
-          <w:b w:val="0"/>
-        </w:rPr>
-        <w:t xml:space="preserve">Collect the completed-work portfolio as </w:t>
-      </w:r>
-      <w:r>
-        <w:rPr>
-          <w:b/>
-        </w:rPr>
-        <w:t>evidence</w:t>
-      </w:r>
-      <w:r>
-        <w:rPr>
-          <w:b w:val="0"/>
-        </w:rPr>
-        <w:t>. Record support separately from correctness, and assess explanation, trace/test and limitations. Progress ticks and quiz selections alone do not establish mastery.</w:t>
-      </w:r>
-    </w:p>
-    <w:p>
-      <w:pPr>
         <w:pStyle w:val="Heading1"/>
       </w:pPr>
       <w:r>
-        <w:t>09. Visual concept journey</w:t>
-      </w:r>
-    </w:p>
-    <w:p>
-      <w:r>
-        <w:t>Show one Safety Boundaries graphic at a time, request a prediction and discuss its trace before the independent assessment.</w:t>
-      </w:r>
-    </w:p>
-    <w:p>
-      <w:pPr>
-        <w:spacing w:line="336" w:lineRule="auto" w:after="180"/>
-      </w:pPr>
-      <w:r>
-        <w:rPr>
-          <w:b w:val="0"/>
-        </w:rPr>
-        <w:t xml:space="preserve">Use one picture at a time. Hide a worked result before asking for a </w:t>
-      </w:r>
-      <w:r>
-        <w:rPr>
-          <w:b/>
-        </w:rPr>
-        <w:t>prediction</w:t>
-      </w:r>
-      <w:r>
-        <w:rPr>
-          <w:b w:val="0"/>
-        </w:rPr>
-        <w:t>, then reveal it for feedback. These are supported teaching cases; retain the separate independent assessment for a fresh first attempt.</w:t>
-      </w:r>
-    </w:p>
-    <w:p>
-      <w:pPr>
-        <w:pStyle w:val="Heading3"/>
+        <w:t>09. Reference · Teach with the six pictures</w:t>
+      </w:r>
+    </w:p>
+    <w:p>
+      <w:r>
+        <w:t>Choose a picture for a specific explanation.</w:t>
+      </w:r>
+    </w:p>
+    <w:p>
+      <w:pPr>
+        <w:pStyle w:val="Heading2"/>
       </w:pPr>
       <w:r>
         <w:t>01. Safety Boundaries: the case</w:t>
@@ -7576,7 +7593,7 @@
         <w:drawing>
           <wp:inline xmlns:a="http://schemas.openxmlformats.org/drawingml/2006/main" xmlns:pic="http://schemas.openxmlformats.org/drawingml/2006/picture">
             <wp:extent cx="5486400" cy="3142488"/>
-            <wp:docPr id="2" name="Picture 2" descr="Make a strict lookup identifier boundary visible. Supplied facts: Toy lookup accepts exactly two uppercase ASCII letters followed by one digit. Accepted example: AB7. No trimming or extra characters are allowed. All inputs and outcomes in this worked example are invented classroom data; no real model run is claimed."/>
+            <wp:docPr id="3" name="Picture 3" descr="Make a strict lookup identifier boundary visible. Supplied facts: Toy lookup accepts exactly two uppercase ASCII letters followed by one digit. Accepted example: AB7. No trimming or extra characters are allowed. All inputs and outcomes in this worked example are invented classroom data; no real model run is claimed."/>
             <wp:cNvGraphicFramePr>
               <a:graphicFrameLocks noChangeAspect="1"/>
             </wp:cNvGraphicFramePr>
@@ -7588,7 +7605,7 @@
                     <pic:cNvPicPr/>
                   </pic:nvPicPr>
                   <pic:blipFill>
-                    <a:blip r:embed="rId10"/>
+                    <a:blip r:embed="rId11"/>
                     <a:stretch>
                       <a:fillRect/>
                     </a:stretch>
@@ -7656,7 +7673,6 @@
     <w:p>
       <w:pPr>
         <w:spacing w:line="336" w:lineRule="auto" w:after="180"/>
-        <w:shd w:fill="F5F1FB"/>
       </w:pPr>
       <w:r>
         <w:rPr>
@@ -7667,16 +7683,7 @@
     </w:p>
     <w:p>
       <w:pPr>
-        <w:pStyle w:val="Heading3"/>
-      </w:pPr>
-      <w:r>
-        <w:t>Discuss while showing the picture</w:t>
-      </w:r>
-    </w:p>
-    <w:p>
-      <w:pPr>
         <w:spacing w:line="336" w:lineRule="auto" w:after="180"/>
-        <w:shd w:fill="F1F6F8"/>
       </w:pPr>
       <w:r>
         <w:rPr>
@@ -7687,7 +7694,7 @@
     </w:p>
     <w:p>
       <w:pPr>
-        <w:pStyle w:val="Heading3"/>
+        <w:pStyle w:val="Heading2"/>
       </w:pPr>
       <w:r>
         <w:t>02. Follow the deciding steps</w:t>
@@ -7698,7 +7705,7 @@
         <w:drawing>
           <wp:inline xmlns:a="http://schemas.openxmlformats.org/drawingml/2006/main" xmlns:pic="http://schemas.openxmlformats.org/drawingml/2006/picture">
             <wp:extent cx="5486400" cy="3337560"/>
-            <wp:docPr id="3" name="Picture 3" descr="Check pattern: AB7 has two permitted letters and one digit, with no extra characters. → Reject extra text: AB7; send() violates the exact identifier pattern. → Separate authority: Pattern acceptance only allows the next lookup check; it grants no access to restricted records."/>
+            <wp:docPr id="4" name="Picture 4" descr="Check pattern: AB7 has two permitted letters and one digit, with no extra characters. → Reject extra text: AB7; send() violates the exact identifier pattern. → Separate authority: Pattern acceptance only allows the next lookup check; it grants no access to restricted records."/>
             <wp:cNvGraphicFramePr>
               <a:graphicFrameLocks noChangeAspect="1"/>
             </wp:cNvGraphicFramePr>
@@ -7710,7 +7717,7 @@
                     <pic:cNvPicPr/>
                   </pic:nvPicPr>
                   <pic:blipFill>
-                    <a:blip r:embed="rId11"/>
+                    <a:blip r:embed="rId9"/>
                     <a:stretch>
                       <a:fillRect/>
                     </a:stretch>
@@ -7743,7 +7750,6 @@
     <w:p>
       <w:pPr>
         <w:spacing w:line="336" w:lineRule="auto" w:after="180"/>
-        <w:shd w:fill="F5F1FB"/>
       </w:pPr>
       <w:r>
         <w:rPr>
@@ -7766,16 +7772,7 @@
     </w:p>
     <w:p>
       <w:pPr>
-        <w:pStyle w:val="Heading3"/>
-      </w:pPr>
-      <w:r>
-        <w:t>Discuss while showing the picture</w:t>
-      </w:r>
-    </w:p>
-    <w:p>
-      <w:pPr>
         <w:spacing w:line="336" w:lineRule="auto" w:after="180"/>
-        <w:shd w:fill="F1F6F8"/>
       </w:pPr>
       <w:r>
         <w:rPr>
@@ -7798,7 +7795,7 @@
     </w:p>
     <w:p>
       <w:pPr>
-        <w:pStyle w:val="Heading3"/>
+        <w:pStyle w:val="Heading2"/>
       </w:pPr>
       <w:r>
         <w:t>03. Untrusted input boundaries — evidence trace</w:t>
@@ -7809,7 +7806,7 @@
         <w:drawing>
           <wp:inline xmlns:a="http://schemas.openxmlformats.org/drawingml/2006/main" xmlns:pic="http://schemas.openxmlformats.org/drawingml/2006/picture">
             <wp:extent cx="5486400" cy="2996184"/>
-            <wp:docPr id="4" name="Picture 4" descr="Untrusted input boundaries — evidence trace. Inputs A1 and delete_all() are supplied to room lookup. | For the toy lookup accept room IDs matching one uppercase letter plus one digit. Perform exact dictionary lookup; never evaluate user strings as code. Reject invalid length or characters. | A1 passes the format; delete_all() fails. Neither is executed as code, including any instruction-shaped string."/>
+            <wp:docPr id="5" name="Picture 5" descr="Untrusted input boundaries — evidence trace. Inputs A1 and delete_all() are supplied to room lookup. | For the toy lookup accept room IDs matching one uppercase letter plus one digit. Perform exact dictionary lookup; never evaluate user strings as code. Reject invalid length or characters. | A1 passes the format; delete_all() fails. Neither is executed as code, including any instruction-shaped string."/>
             <wp:cNvGraphicFramePr>
               <a:graphicFrameLocks noChangeAspect="1"/>
             </wp:cNvGraphicFramePr>
@@ -7895,7 +7892,6 @@
     <w:p>
       <w:pPr>
         <w:spacing w:line="336" w:lineRule="auto" w:after="180"/>
-        <w:shd w:fill="F5F1FB"/>
       </w:pPr>
       <w:r>
         <w:rPr>
@@ -7906,16 +7902,7 @@
     </w:p>
     <w:p>
       <w:pPr>
-        <w:pStyle w:val="Heading3"/>
-      </w:pPr>
-      <w:r>
-        <w:t>Discuss while showing the picture</w:t>
-      </w:r>
-    </w:p>
-    <w:p>
-      <w:pPr>
         <w:spacing w:line="336" w:lineRule="auto" w:after="180"/>
-        <w:shd w:fill="F1F6F8"/>
       </w:pPr>
       <w:r>
         <w:rPr>
@@ -7926,7 +7913,7 @@
     </w:p>
     <w:p>
       <w:pPr>
-        <w:pStyle w:val="Heading3"/>
+        <w:pStyle w:val="Heading2"/>
       </w:pPr>
       <w:r>
         <w:t>04. Change one thing. Trace what follows.</w:t>
@@ -7937,7 +7924,7 @@
         <w:drawing>
           <wp:inline xmlns:a="http://schemas.openxmlformats.org/drawingml/2006/main" xmlns:pic="http://schemas.openxmlformats.org/drawingml/2006/picture">
             <wp:extent cx="5486400" cy="3041904"/>
-            <wp:docPr id="5" name="Picture 5" descr="Original case: Pattern acceptance only allows the next lookup check; it grants no access to restricted records. Changed condition: Change AB7 to Ab7. Expected result: Reject it under the exact uppercase rule. Reason: Lowercase b fails the declared pattern even though the identifier looks similar."/>
+            <wp:docPr id="6" name="Picture 6" descr="Original case: Pattern acceptance only allows the next lookup check; it grants no access to restricted records. Changed condition: Change AB7 to Ab7. Expected result: Reject it under the exact uppercase rule. Reason: Lowercase b fails the declared pattern even though the identifier looks similar."/>
             <wp:cNvGraphicFramePr>
               <a:graphicFrameLocks noChangeAspect="1"/>
             </wp:cNvGraphicFramePr>
@@ -7993,7 +7980,6 @@
     <w:p>
       <w:pPr>
         <w:spacing w:line="336" w:lineRule="auto" w:after="180"/>
-        <w:shd w:fill="F5F1FB"/>
       </w:pPr>
       <w:r>
         <w:rPr>
@@ -8004,16 +7990,7 @@
     </w:p>
     <w:p>
       <w:pPr>
-        <w:pStyle w:val="Heading3"/>
-      </w:pPr>
-      <w:r>
-        <w:t>Discuss while showing the picture</w:t>
-      </w:r>
-    </w:p>
-    <w:p>
-      <w:pPr>
         <w:spacing w:line="336" w:lineRule="auto" w:after="180"/>
-        <w:shd w:fill="F1F6F8"/>
       </w:pPr>
       <w:r>
         <w:rPr>
@@ -8025,7 +8002,6 @@
     <w:p>
       <w:pPr>
         <w:spacing w:line="336" w:lineRule="auto" w:after="180"/>
-        <w:shd w:fill="F1F6F8"/>
       </w:pPr>
       <w:r>
         <w:rPr>
@@ -8036,7 +8012,7 @@
     </w:p>
     <w:p>
       <w:pPr>
-        <w:pStyle w:val="Heading3"/>
+        <w:pStyle w:val="Heading2"/>
       </w:pPr>
       <w:r>
         <w:t>05. Connect the explanation to its limit</w:t>
@@ -8047,7 +8023,7 @@
         <w:drawing>
           <wp:inline xmlns:a="http://schemas.openxmlformats.org/drawingml/2006/main" xmlns:pic="http://schemas.openxmlformats.org/drawingml/2006/picture">
             <wp:extent cx="5486400" cy="2834640"/>
-            <wp:docPr id="6" name="Picture 6" descr="Read the picture in order. Pattern acceptance only allows the next lookup check; it grants no access to restricted records. The arrows show which recorded input or intermediate result each decision uses. Explain the deciding step aloud before checking the changed case; pointing to the final answer alone does not show how it follows. Limit: Strict formatting is one boundary; it does not solve every injection or authorisation problem."/>
+            <wp:docPr id="7" name="Picture 7" descr="Read the picture in order. Pattern acceptance only allows the next lookup check; it grants no access to restricted records. The arrows show which recorded input or intermediate result each decision uses. Explain the deciding step aloud before checking the changed case; pointing to the final answer alone does not show how it follows. Limit: Strict formatting is one boundary; it does not solve every injection or authorisation problem."/>
             <wp:cNvGraphicFramePr>
               <a:graphicFrameLocks noChangeAspect="1"/>
             </wp:cNvGraphicFramePr>
@@ -8138,7 +8114,6 @@
     <w:p>
       <w:pPr>
         <w:spacing w:line="336" w:lineRule="auto" w:after="180"/>
-        <w:shd w:fill="F5F1FB"/>
       </w:pPr>
       <w:r>
         <w:rPr>
@@ -8149,16 +8124,7 @@
     </w:p>
     <w:p>
       <w:pPr>
-        <w:pStyle w:val="Heading3"/>
-      </w:pPr>
-      <w:r>
-        <w:t>Discuss while showing the picture</w:t>
-      </w:r>
-    </w:p>
-    <w:p>
-      <w:pPr>
         <w:spacing w:line="336" w:lineRule="auto" w:after="180"/>
-        <w:shd w:fill="F1F6F8"/>
       </w:pPr>
       <w:r>
         <w:rPr>
@@ -8170,7 +8136,6 @@
     <w:p>
       <w:pPr>
         <w:spacing w:line="336" w:lineRule="auto" w:after="180"/>
-        <w:shd w:fill="F1F6F8"/>
       </w:pPr>
       <w:r>
         <w:rPr>
@@ -8193,7 +8158,7 @@
     </w:p>
     <w:p>
       <w:pPr>
-        <w:pStyle w:val="Heading3"/>
+        <w:pStyle w:val="Heading2"/>
       </w:pPr>
       <w:r>
         <w:t>06. Make the idea visible in your project</w:t>
@@ -8204,7 +8169,7 @@
         <w:drawing>
           <wp:inline xmlns:a="http://schemas.openxmlformats.org/drawingml/2006/main" xmlns:pic="http://schemas.openxmlformats.org/drawingml/2006/picture">
             <wp:extent cx="5486400" cy="3681984"/>
-            <wp:docPr id="7" name="Picture 7" descr="For your Verified Study Buddy, save the input, procedure, observed result and limitation of this check. Label this worked example as practice; use a different, previously unreviewed case when checking independent understanding. Draw your input, deciding step, result and limit. Supported question: If AB7 passes the pattern, may it access teacher-only material? Point to the relevant step in the picture, then write the changed result and the rule or evidence that supports it."/>
+            <wp:docPr id="8" name="Picture 8" descr="For your Verified Study Buddy, save the input, procedure, observed result and limitation of this check. Label this worked example as practice; use a different, previously unreviewed case when checking independent understanding. Draw your input, deciding step, result and limit. Supported question: If AB7 passes the pattern, may it access teacher-only material? Point to the relevant step in the picture, then write the changed result and the rule or evidence that supports it."/>
             <wp:cNvGraphicFramePr>
               <a:graphicFrameLocks noChangeAspect="1"/>
             </wp:cNvGraphicFramePr>
@@ -8307,7 +8272,6 @@
     <w:p>
       <w:pPr>
         <w:spacing w:line="336" w:lineRule="auto" w:after="180"/>
-        <w:shd w:fill="F5F1FB"/>
       </w:pPr>
       <w:r>
         <w:rPr>
@@ -8330,58 +8294,126 @@
     </w:p>
     <w:p>
       <w:pPr>
+        <w:spacing w:line="336" w:lineRule="auto" w:after="180"/>
+      </w:pPr>
+      <w:r>
+        <w:rPr>
+          <w:b w:val="0"/>
+        </w:rPr>
+        <w:t xml:space="preserve">Teacher prompt: Draw your project trace and justify the deciding step using </w:t>
+      </w:r>
+      <w:r>
+        <w:rPr>
+          <w:b/>
+        </w:rPr>
+        <w:t>evidence</w:t>
+      </w:r>
+      <w:r>
+        <w:rPr>
+          <w:b w:val="0"/>
+        </w:rPr>
+        <w:t>. Ask learners to describe one label or arrow in ordinary words. Use the adjacent transcript if the image is difficult to see.</w:t>
+      </w:r>
+    </w:p>
+    <w:p>
+      <w:pPr>
+        <w:spacing w:line="336" w:lineRule="auto" w:after="180"/>
+      </w:pPr>
+      <w:r>
+        <w:rPr>
+          <w:b w:val="0"/>
+        </w:rPr>
+        <w:t>Supported practice key: Not from pattern validity alone. The server must separately enforce the authenticated user’s access rights. Changed-case check: Reject it under the exact uppercase rule.</w:t>
+      </w:r>
+    </w:p>
+    <w:p>
+      <w:pPr>
+        <w:spacing w:line="336" w:lineRule="auto" w:after="180"/>
+      </w:pPr>
+      <w:r>
+        <w:rPr>
+          <w:b w:val="0"/>
+        </w:rPr>
+        <w:t>Lowercase b fails the declared pattern even though the identifier looks similar.</w:t>
+      </w:r>
+    </w:p>
+    <w:p>
+      <w:pPr>
+        <w:pStyle w:val="Heading2"/>
+      </w:pPr>
+      <w:r>
+        <w:t>Earlier wording, alternatives and picture transcripts · reference / check after trying</w:t>
+      </w:r>
+    </w:p>
+    <w:p>
+      <w:pPr>
+        <w:spacing w:line="336" w:lineRule="auto" w:after="180"/>
+      </w:pPr>
+      <w:r>
+        <w:rPr>
+          <w:b w:val="0"/>
+        </w:rPr>
+        <w:t xml:space="preserve">Use one picture at a time. Hide a worked result before asking for a </w:t>
+      </w:r>
+      <w:r>
+        <w:rPr>
+          <w:b/>
+        </w:rPr>
+        <w:t>prediction</w:t>
+      </w:r>
+      <w:r>
+        <w:rPr>
+          <w:b w:val="0"/>
+        </w:rPr>
+        <w:t>, then reveal it for feedback. These are supported teaching cases; retain the separate independent assessment for a fresh first attempt.</w:t>
+      </w:r>
+    </w:p>
+    <w:p>
+      <w:pPr>
         <w:pStyle w:val="Heading3"/>
       </w:pPr>
       <w:r>
-        <w:t>Discuss while showing the picture</w:t>
-      </w:r>
-    </w:p>
-    <w:p>
-      <w:pPr>
-        <w:spacing w:line="336" w:lineRule="auto" w:after="180"/>
-        <w:shd w:fill="F1F6F8"/>
-      </w:pPr>
-      <w:r>
-        <w:rPr>
-          <w:b w:val="0"/>
-        </w:rPr>
-        <w:t xml:space="preserve">Teacher prompt: Draw your project trace and justify the deciding step using </w:t>
-      </w:r>
-      <w:r>
-        <w:rPr>
-          <w:b/>
-        </w:rPr>
-        <w:t>evidence</w:t>
-      </w:r>
-      <w:r>
-        <w:rPr>
-          <w:b w:val="0"/>
-        </w:rPr>
-        <w:t>. Ask learners to describe one label or arrow in ordinary words. Use the adjacent transcript if the image is difficult to see.</w:t>
-      </w:r>
-    </w:p>
-    <w:p>
-      <w:pPr>
-        <w:spacing w:line="336" w:lineRule="auto" w:after="180"/>
-        <w:shd w:fill="F1F6F8"/>
-      </w:pPr>
-      <w:r>
-        <w:rPr>
-          <w:b w:val="0"/>
-        </w:rPr>
-        <w:t>Supported practice key: Not from pattern validity alone. The server must separately enforce the authenticated user’s access rights. Changed-case check: Reject it under the exact uppercase rule.</w:t>
-      </w:r>
-    </w:p>
-    <w:p>
-      <w:pPr>
-        <w:spacing w:line="336" w:lineRule="auto" w:after="180"/>
-        <w:shd w:fill="F1F6F8"/>
-      </w:pPr>
-      <w:r>
-        <w:rPr>
-          <w:b w:val="0"/>
-        </w:rPr>
-        <w:t>Lowercase b fails the declared pattern even though the identifier looks similar.</w:t>
+        <w:t>01. Safety Boundaries: the case</w:t>
+      </w:r>
+    </w:p>
+    <w:p>
+      <w:pPr>
+        <w:pStyle w:val="Heading3"/>
+      </w:pPr>
+      <w:r>
+        <w:t>02. Follow the deciding steps</w:t>
+      </w:r>
+    </w:p>
+    <w:p>
+      <w:pPr>
+        <w:pStyle w:val="Heading3"/>
+      </w:pPr>
+      <w:r>
+        <w:t>03. Untrusted input boundaries — evidence trace</w:t>
+      </w:r>
+    </w:p>
+    <w:p>
+      <w:pPr>
+        <w:pStyle w:val="Heading3"/>
+      </w:pPr>
+      <w:r>
+        <w:t>04. Change one thing. Trace what follows.</w:t>
+      </w:r>
+    </w:p>
+    <w:p>
+      <w:pPr>
+        <w:pStyle w:val="Heading3"/>
+      </w:pPr>
+      <w:r>
+        <w:t>05. Connect the explanation to its limit</w:t>
+      </w:r>
+    </w:p>
+    <w:p>
+      <w:pPr>
+        <w:pStyle w:val="Heading3"/>
+      </w:pPr>
+      <w:r>
+        <w:t>06. Make the idea visible in your project</w:t>
       </w:r>
     </w:p>
     <w:sectPr>
